--- a/output/boletim_regulatorio.docx
+++ b/output/boletim_regulatorio.docx
@@ -52,7 +52,7 @@
                 <w:color w:val="FFFFFF"/>
                 <w:sz w:val="28"/>
               </w:rPr>
-              <w:t>3 de julho de 2026</w:t>
+              <w:t>6 de julho de 2026</w:t>
             </w:r>
           </w:p>
         </w:tc>
@@ -87,7 +87,7 @@
                 <w:color w:val="1A4D2E"/>
                 <w:sz w:val="56"/>
               </w:rPr>
-              <w:t>23</w:t>
+              <w:t>32</w:t>
             </w:r>
           </w:p>
         </w:tc>
@@ -106,7 +106,7 @@
                 <w:color w:val="C0392B"/>
                 <w:sz w:val="56"/>
               </w:rPr>
-              <w:t>5</w:t>
+              <w:t>13</w:t>
             </w:r>
           </w:p>
         </w:tc>
@@ -125,7 +125,7 @@
                 <w:color w:val="D68910"/>
                 <w:sz w:val="56"/>
               </w:rPr>
-              <w:t>15</w:t>
+              <w:t>12</w:t>
             </w:r>
           </w:p>
         </w:tc>
@@ -144,7 +144,7 @@
                 <w:color w:val="7F8C8D"/>
                 <w:sz w:val="56"/>
               </w:rPr>
-              <w:t>3</w:t>
+              <w:t>7</w:t>
             </w:r>
           </w:p>
         </w:tc>
@@ -307,7 +307,7 @@
                   <w:u w:val="single"/>
                   <w:b/>
                 </w:rPr>
-                <w:t>Lei nº 15.455, de 1º.7.2026</w:t>
+                <w:t>Lei nº 15.458, de 3.7.2026 - Abre crédito extraordinário em favor do Ministério da Integração e do Desenvolvimento Regional, no valor de R$ 266.512.000,00 (duzentos e sessenta e seis milhões quinhentos e doze mil reais), para os fins que especifica.</w:t>
               </w:r>
             </w:hyperlink>
           </w:p>
@@ -320,7 +320,7 @@
                 <w:color w:val="4A4A4A"/>
                 <w:sz w:val="18"/>
               </w:rPr>
-              <w:t>Estabelece medidas de proteção e acolhimento de trabalhadores resgatados de condição análoga à de escravo. Altera o Código Penal e outras leis para incluir disposições referentes ao combate a essa prática.</w:t>
+              <w:t>Abre crédito extraordinário para o Ministério da Integração e do Desenvolvimento Regional, no valor de R$ 266.512.000,00.</w:t>
             </w:r>
           </w:p>
         </w:tc>
@@ -365,7 +365,7 @@
                   <w:u w:val="single"/>
                   <w:b/>
                 </w:rPr>
-                <w:t>Lei Complementar nº 233, de 1º.7.2026</w:t>
+                <w:t>Medida Provisória nº 1.375, de 3.7.2026 - Amplia o rol de Carreiras e Planos Especiais de Cargos cujos ocupantes fazem jus à indenização de que trata a Lei nº 12.855, de 2 de setembro de 2013, altera a Lei nº 15.367, de 30 de março de 2026, para admitir que as pessoas de que tratam o art. 6º da Emenda Constitucional nº 79, de 27 de maio de 2014, e o art. 6º da Emenda Constitucional nº 98, de 6 de dezembro de 2017, exerçam o direito de opção de que tratam os art. 52 a art. 54 da referida Lei, e transforma cargos efetivos vagos.</w:t>
               </w:r>
             </w:hyperlink>
           </w:p>
@@ -378,7 +378,7 @@
                 <w:color w:val="4A4A4A"/>
                 <w:sz w:val="18"/>
               </w:rPr>
-              <w:t>Altera a Lei Complementar nº 79/1994 para destinar recursos do Fundo Penitenciário Nacional (Funpen) à formação e capacitação continuada de servidores do sistema penitenciário e policiais penais.</w:t>
+              <w:t>MP amplia rol de carreiras com direito a indenização, altera leis sobre opção de cargos e transforma cargos vagos.</w:t>
             </w:r>
           </w:p>
         </w:tc>
@@ -409,7 +409,7 @@
                 <w:color w:val="1A4D2E"/>
                 <w:sz w:val="16"/>
               </w:rPr>
-              <w:t>BANCO CENTRAL | NORMAS</w:t>
+              <w:t>PLANALTO | RESENHA DIARIA</w:t>
             </w:r>
           </w:p>
           <w:p>
@@ -423,7 +423,7 @@
                   <w:u w:val="single"/>
                   <w:b/>
                 </w:rPr>
-                <w:t>Comunicado n° 45.502, 2/7/2026</w:t>
+                <w:t>Decreto nº 13.054, de 3.7.2026 - Altera o Regulamento da Previdência Social, aprovado pelo Decreto nº 3.048, de 6 de maio de 1999, para dispor sobre a condição de segurado especial dos associados em cooperativas.</w:t>
               </w:r>
             </w:hyperlink>
           </w:p>
@@ -436,7 +436,7 @@
                 <w:color w:val="4A4A4A"/>
                 <w:sz w:val="18"/>
               </w:rPr>
-              <w:t>Divulga condições para a realização de operações compromissadas com instituições financeiras participantes do módulo Oferta Pública (Ofpub), impactando a liquidez e gestão de ativos.</w:t>
+              <w:t>Altera o Regulamento da Previdência Social para incluir associados em cooperativas como segurados especiais.</w:t>
             </w:r>
           </w:p>
         </w:tc>
@@ -467,7 +467,7 @@
                 <w:color w:val="1A4D2E"/>
                 <w:sz w:val="16"/>
               </w:rPr>
-              <w:t>BANCO CENTRAL | NORMAS</w:t>
+              <w:t>PLANALTO | RESENHA DIARIA</w:t>
             </w:r>
           </w:p>
           <w:p>
@@ -481,7 +481,7 @@
                   <w:u w:val="single"/>
                   <w:b/>
                 </w:rPr>
-                <w:t>Instrução Normativa BCB n° 756, 2/7/2026</w:t>
+                <w:t>Decreto nº 13.052, de 3.7.2026 - Altera o Decreto nº 11.002, de 17 de março de 2022, que regulamenta a Lei nº 13.954, de 16 de dezembro de 2019, e a Medida Provisória nº 2.215-10, de 31 de agosto de 2001, para dispor sobre a remuneração dos militares na ativa, os proventos na inatividade e as pensões militares.</w:t>
               </w:r>
             </w:hyperlink>
           </w:p>
@@ -494,7 +494,7 @@
                 <w:color w:val="4A4A4A"/>
                 <w:sz w:val="18"/>
               </w:rPr>
-              <w:t>Altera a Instrução Normativa BCB nº 693/2025, estabelecendo novos procedimentos para remessa de informações sobre serviços de ativos virtuais no mercado de câmbio.</w:t>
+              <w:t>Altera decreto sobre remuneração, proventos e pensões de militares na ativa e inatividade.</w:t>
             </w:r>
           </w:p>
         </w:tc>
@@ -525,7 +525,7 @@
                 <w:color w:val="1A4D2E"/>
                 <w:sz w:val="16"/>
               </w:rPr>
-              <w:t>CGU | NOTÍCIAS</w:t>
+              <w:t>PLANALTO | RESENHA DIARIA</w:t>
             </w:r>
           </w:p>
           <w:p>
@@ -539,7 +539,7 @@
                   <w:u w:val="single"/>
                   <w:b/>
                 </w:rPr>
-                <w:t>CGU e PF investigam suspeitas de fraudes na aplicação de emendas parlamentares em Roraima</w:t>
+                <w:t>Decreto nº 13.050, de 3.7.2026 - Altera o Decreto nº 9.226, de 6 de dezembro de 2017, que regulamenta a Lei nº 12.855, de 2 de setembro de 2013, que institui a indenização devida a ocupante de cargo efetivo das Carreiras e Planos Especiais de Cargos que especifica, em exercício nas unidades situadas em localidades estratégicas vinculadas à prevenção, controle, fiscalização e repressão dos delitos transfronteiriços.</w:t>
               </w:r>
             </w:hyperlink>
           </w:p>
@@ -552,7 +552,7 @@
                 <w:color w:val="4A4A4A"/>
                 <w:sz w:val="18"/>
               </w:rPr>
-              <w:t>Operação 'Acesso Negado' da CGU e PF investiga fraudes no uso de emendas parlamentares para obras públicas em Roraima, apurando irregularidades em repasses.</w:t>
+              <w:t>Altera decreto sobre indenização a servidores em localidades estratégicas de combate a delitos transfronteiriços.</w:t>
             </w:r>
           </w:p>
         </w:tc>
@@ -621,7 +621,7 @@
           <w:color w:val="1A1A1A"/>
           <w:sz w:val="22"/>
         </w:rPr>
-        <w:t xml:space="preserve">Lei nº 15.455, de 1º.7.2026   </w:t>
+        <w:t xml:space="preserve">Lei nº 15.458, de 3.7.2026 - Abre crédito extraordinário em favor do Ministério da Integração e do Desenvolvimento Regional, no valor de R$ 266.512.000,00 (duzentos e sessenta e seis milhões quinhentos e doze mil reais), para os fins que especifica.   </w:t>
       </w:r>
       <w:r>
         <w:rPr>
@@ -641,7 +641,7 @@
           <w:color w:val="4A4A4A"/>
           <w:sz w:val="20"/>
         </w:rPr>
-        <w:t>Estabelece medidas de proteção e acolhimento de trabalhadores resgatados de condição análoga à de escravo. Altera o Código Penal e outras leis para incluir disposições referentes ao combate a essa prática.</w:t>
+        <w:t>Abre crédito extraordinário para o Ministério da Integração e do Desenvolvimento Regional, no valor de R$ 266.512.000,00.</w:t>
       </w:r>
     </w:p>
     <w:p>
@@ -661,7 +661,7 @@
           <w:color w:val="888888"/>
           <w:sz w:val="18"/>
         </w:rPr>
-        <w:t xml:space="preserve">2026-07-02   </w:t>
+        <w:t xml:space="preserve">2026-07-06   </w:t>
       </w:r>
       <w:hyperlink r:id="rId9">
         <w:r>
@@ -684,7 +684,7 @@
           <w:color w:val="888888"/>
           <w:sz w:val="16"/>
         </w:rPr>
-        <w:t>Nova legislação com impacto social e jurídico significativo, alterando leis importantes para o combate ao trabalho análogo à escravidão.</w:t>
+        <w:t>Legislação federal com impacto orçamentário significativo.</w:t>
       </w:r>
     </w:p>
     <w:p>
@@ -697,15 +697,15 @@
           <w:color w:val="1A1A1A"/>
           <w:sz w:val="22"/>
         </w:rPr>
-        <w:t xml:space="preserve">Lei Complementar nº 233, de 1º.7.2026   </w:t>
+        <w:t xml:space="preserve">Decreto nº 13.055, de 3.7.2026 - Altera o Decreto nº 11.712, de 20 de setembro de 2023, que qualifica organizações militares da Marinha como Organizações Militares Prestadoras de Serviços, com autonomia de gestão.   </w:t>
       </w:r>
       <w:r>
         <w:rPr>
           <w:b/>
-          <w:color w:val="C0392B"/>
+          <w:color w:val="D68910"/>
           <w:sz w:val="16"/>
         </w:rPr>
-        <w:t>[ALTA]</w:t>
+        <w:t>[MÉDIA]</w:t>
       </w:r>
     </w:p>
     <w:p>
@@ -717,7 +717,7 @@
           <w:color w:val="4A4A4A"/>
           <w:sz w:val="20"/>
         </w:rPr>
-        <w:t>Altera a Lei Complementar nº 79/1994 para destinar recursos do Fundo Penitenciário Nacional (Funpen) à formação e capacitação continuada de servidores do sistema penitenciário e policiais penais.</w:t>
+        <w:t>Altera decreto que qualifica organizações militares da Marinha como prestadoras de serviços com autonomia de gestão.</w:t>
       </w:r>
     </w:p>
     <w:p>
@@ -737,7 +737,83 @@
           <w:color w:val="888888"/>
           <w:sz w:val="18"/>
         </w:rPr>
-        <w:t xml:space="preserve">2026-07-02   </w:t>
+        <w:t xml:space="preserve">2026-07-06   </w:t>
+      </w:r>
+      <w:hyperlink r:id="rId14">
+        <w:r>
+          <w:rPr>
+            <w:color w:val="1A4D2E"/>
+            <w:u w:val="single"/>
+            <w:b/>
+          </w:rPr>
+          <w:t>Acessar materia</w:t>
+        </w:r>
+      </w:hyperlink>
+    </w:p>
+    <w:p>
+      <w:pPr>
+        <w:spacing w:after="120"/>
+      </w:pPr>
+      <w:r>
+        <w:rPr>
+          <w:i/>
+          <w:color w:val="888888"/>
+          <w:sz w:val="16"/>
+        </w:rPr>
+        <w:t>Ato administrativo que impacta a gestão de órgãos públicos.</w:t>
+      </w:r>
+    </w:p>
+    <w:p>
+      <w:pPr>
+        <w:spacing w:before="160" w:after="40"/>
+      </w:pPr>
+      <w:r>
+        <w:rPr>
+          <w:b/>
+          <w:color w:val="1A1A1A"/>
+          <w:sz w:val="22"/>
+        </w:rPr>
+        <w:t xml:space="preserve">Medida Provisória nº 1.375, de 3.7.2026 - Amplia o rol de Carreiras e Planos Especiais de Cargos cujos ocupantes fazem jus à indenização de que trata a Lei nº 12.855, de 2 de setembro de 2013, altera a Lei nº 15.367, de 30 de março de 2026, para admitir que as pessoas de que tratam o art. 6º da Emenda Constitucional nº 79, de 27 de maio de 2014, e o art. 6º da Emenda Constitucional nº 98, de 6 de dezembro de 2017, exerçam o direito de opção de que tratam os art. 52 a art. 54 da referida Lei, e transforma cargos efetivos vagos.   </w:t>
+      </w:r>
+      <w:r>
+        <w:rPr>
+          <w:b/>
+          <w:color w:val="C0392B"/>
+          <w:sz w:val="16"/>
+        </w:rPr>
+        <w:t>[ALTA]</w:t>
+      </w:r>
+    </w:p>
+    <w:p>
+      <w:pPr>
+        <w:spacing w:after="40"/>
+      </w:pPr>
+      <w:r>
+        <w:rPr>
+          <w:color w:val="4A4A4A"/>
+          <w:sz w:val="20"/>
+        </w:rPr>
+        <w:t>MP amplia rol de carreiras com direito a indenização, altera leis sobre opção de cargos e transforma cargos vagos.</w:t>
+      </w:r>
+    </w:p>
+    <w:p>
+      <w:pPr>
+        <w:spacing w:after="40"/>
+      </w:pPr>
+      <w:r>
+        <w:rPr>
+          <w:b/>
+          <w:color w:val="888888"/>
+          <w:sz w:val="18"/>
+        </w:rPr>
+        <w:t xml:space="preserve">Publicado: </w:t>
+      </w:r>
+      <w:r>
+        <w:rPr>
+          <w:color w:val="888888"/>
+          <w:sz w:val="18"/>
+        </w:rPr>
+        <w:t xml:space="preserve">2026-07-03   </w:t>
       </w:r>
       <w:hyperlink r:id="rId10">
         <w:r>
@@ -760,7 +836,7 @@
           <w:color w:val="888888"/>
           <w:sz w:val="16"/>
         </w:rPr>
-        <w:t>Altera lei complementar, impactando diretamente o financiamento e a capacitação de profissionais do sistema penitenciário e policiais penais.</w:t>
+        <w:t>Legislação federal com impacto em carreiras e planos de cargos públicos.</w:t>
       </w:r>
     </w:p>
     <w:p>
@@ -773,15 +849,15 @@
           <w:color w:val="1A1A1A"/>
           <w:sz w:val="22"/>
         </w:rPr>
-        <w:t xml:space="preserve">Decreto nº 13.047, de 1º.7.2026   </w:t>
+        <w:t xml:space="preserve">Decreto nº 13.054, de 3.7.2026 - Altera o Regulamento da Previdência Social, aprovado pelo Decreto nº 3.048, de 6 de maio de 1999, para dispor sobre a condição de segurado especial dos associados em cooperativas.   </w:t>
       </w:r>
       <w:r>
         <w:rPr>
           <w:b/>
-          <w:color w:val="D68910"/>
+          <w:color w:val="C0392B"/>
           <w:sz w:val="16"/>
         </w:rPr>
-        <w:t>[MÉDIA]</w:t>
+        <w:t>[ALTA]</w:t>
       </w:r>
     </w:p>
     <w:p>
@@ -793,7 +869,7 @@
           <w:color w:val="4A4A4A"/>
           <w:sz w:val="20"/>
         </w:rPr>
-        <w:t>Promulga o Acordo para a Proteção de Informação Classificada entre Brasil e Portugal, firmado em 2005, visando a proteção mútua de dados sensíveis.</w:t>
+        <w:t>Altera o Regulamento da Previdência Social para incluir associados em cooperativas como segurados especiais.</w:t>
       </w:r>
     </w:p>
     <w:p>
@@ -813,9 +889,9 @@
           <w:color w:val="888888"/>
           <w:sz w:val="18"/>
         </w:rPr>
-        <w:t xml:space="preserve">2026-07-02   </w:t>
+        <w:t xml:space="preserve">2026-07-03   </w:t>
       </w:r>
-      <w:hyperlink r:id="rId14">
+      <w:hyperlink r:id="rId11">
         <w:r>
           <w:rPr>
             <w:color w:val="1A4D2E"/>
@@ -836,7 +912,7 @@
           <w:color w:val="888888"/>
           <w:sz w:val="16"/>
         </w:rPr>
-        <w:t>Promulgação de acordo internacional que afeta a proteção de informações classificadas entre países.</w:t>
+        <w:t>Legislação federal com impacto direto na previdência social e cooperativas.</w:t>
       </w:r>
     </w:p>
     <w:p>
@@ -849,7 +925,7 @@
           <w:color w:val="1A1A1A"/>
           <w:sz w:val="22"/>
         </w:rPr>
-        <w:t xml:space="preserve">Decreto nº 13.046, de 1º.7.2026   </w:t>
+        <w:t xml:space="preserve">Decreto nº 13.053, de 3.7.2026 - Altera o Decreto nº 11.329, de 1º de janeiro de 2023, que aprova a Estrutura Regimental e o Quadro Demonstrativo dos Cargos em Comissão, das Funções de Confiança e das Gratificações da Casa Civil da Presidência da República e remaneja e transforma cargos em comissão, funções de confiança e gratificações.   </w:t>
       </w:r>
       <w:r>
         <w:rPr>
@@ -869,7 +945,7 @@
           <w:color w:val="4A4A4A"/>
           <w:sz w:val="20"/>
         </w:rPr>
-        <w:t>Promulga o Acordo entre Brasil e Eslovênia sobre a Troca e Proteção Mútua de Informações Classificadas, firmado em 2023, reforçando a segurança de dados entre as nações.</w:t>
+        <w:t>Altera estrutura regimental e quadro de cargos da Casa Civil da Presidência da República.</w:t>
       </w:r>
     </w:p>
     <w:p>
@@ -889,7 +965,7 @@
           <w:color w:val="888888"/>
           <w:sz w:val="18"/>
         </w:rPr>
-        <w:t xml:space="preserve">2026-07-02   </w:t>
+        <w:t xml:space="preserve">2026-07-03   </w:t>
       </w:r>
       <w:hyperlink r:id="rId15">
         <w:r>
@@ -912,7 +988,7 @@
           <w:color w:val="888888"/>
           <w:sz w:val="16"/>
         </w:rPr>
-        <w:t>Promulgação de acordo internacional que afeta a proteção de informações classificadas entre países.</w:t>
+        <w:t>Ato administrativo que reorganiza a estrutura de cargos na administração pública.</w:t>
       </w:r>
     </w:p>
     <w:p>
@@ -925,15 +1001,15 @@
           <w:color w:val="1A1A1A"/>
           <w:sz w:val="22"/>
         </w:rPr>
-        <w:t xml:space="preserve">Lei nº 15.454, de 1º.7.2026   </w:t>
+        <w:t xml:space="preserve">Decreto nº 13.052, de 3.7.2026 - Altera o Decreto nº 11.002, de 17 de março de 2022, que regulamenta a Lei nº 13.954, de 16 de dezembro de 2019, e a Medida Provisória nº 2.215-10, de 31 de agosto de 2001, para dispor sobre a remuneração dos militares na ativa, os proventos na inatividade e as pensões militares.   </w:t>
       </w:r>
       <w:r>
         <w:rPr>
           <w:b/>
-          <w:color w:val="7F8C8D"/>
+          <w:color w:val="C0392B"/>
           <w:sz w:val="16"/>
         </w:rPr>
-        <w:t>[BAIXA]</w:t>
+        <w:t>[ALTA]</w:t>
       </w:r>
     </w:p>
     <w:p>
@@ -945,7 +1021,7 @@
           <w:color w:val="4A4A4A"/>
           <w:sz w:val="20"/>
         </w:rPr>
-        <w:t>Dispõe sobre a transferência simbólica da sede do governo federal para Salvador, Bahia, em 2 de julho de cada ano, em caráter comemorativo.</w:t>
+        <w:t>Altera decreto sobre remuneração, proventos e pensões de militares na ativa e inatividade.</w:t>
       </w:r>
     </w:p>
     <w:p>
@@ -965,7 +1041,83 @@
           <w:color w:val="888888"/>
           <w:sz w:val="18"/>
         </w:rPr>
-        <w:t xml:space="preserve">2026-07-02   </w:t>
+        <w:t xml:space="preserve">2026-07-03   </w:t>
+      </w:r>
+      <w:hyperlink r:id="rId12">
+        <w:r>
+          <w:rPr>
+            <w:color w:val="1A4D2E"/>
+            <w:u w:val="single"/>
+            <w:b/>
+          </w:rPr>
+          <w:t>Acessar materia</w:t>
+        </w:r>
+      </w:hyperlink>
+    </w:p>
+    <w:p>
+      <w:pPr>
+        <w:spacing w:after="120"/>
+      </w:pPr>
+      <w:r>
+        <w:rPr>
+          <w:i/>
+          <w:color w:val="888888"/>
+          <w:sz w:val="16"/>
+        </w:rPr>
+        <w:t>Legislação federal com impacto direto em direitos e remuneração de militares.</w:t>
+      </w:r>
+    </w:p>
+    <w:p>
+      <w:pPr>
+        <w:spacing w:before="160" w:after="40"/>
+      </w:pPr>
+      <w:r>
+        <w:rPr>
+          <w:b/>
+          <w:color w:val="1A1A1A"/>
+          <w:sz w:val="22"/>
+        </w:rPr>
+        <w:t xml:space="preserve">Decreto nº 13.051, de 3.7.2026 - Dispõe sobre a distribuição do quantitativo de Gratificação Temporária de Execução e Apoio a Atividades Técnicas e Administrativas – GTATA.   </w:t>
+      </w:r>
+      <w:r>
+        <w:rPr>
+          <w:b/>
+          <w:color w:val="D68910"/>
+          <w:sz w:val="16"/>
+        </w:rPr>
+        <w:t>[MÉDIA]</w:t>
+      </w:r>
+    </w:p>
+    <w:p>
+      <w:pPr>
+        <w:spacing w:after="40"/>
+      </w:pPr>
+      <w:r>
+        <w:rPr>
+          <w:color w:val="4A4A4A"/>
+          <w:sz w:val="20"/>
+        </w:rPr>
+        <w:t>Dispõe sobre a distribuição de Gratificação Temporária para atividades técnicas e administrativas (GTATA).</w:t>
+      </w:r>
+    </w:p>
+    <w:p>
+      <w:pPr>
+        <w:spacing w:after="40"/>
+      </w:pPr>
+      <w:r>
+        <w:rPr>
+          <w:b/>
+          <w:color w:val="888888"/>
+          <w:sz w:val="18"/>
+        </w:rPr>
+        <w:t xml:space="preserve">Publicado: </w:t>
+      </w:r>
+      <w:r>
+        <w:rPr>
+          <w:color w:val="888888"/>
+          <w:sz w:val="18"/>
+        </w:rPr>
+        <w:t xml:space="preserve">2026-07-03   </w:t>
       </w:r>
       <w:hyperlink r:id="rId16">
         <w:r>
@@ -988,7 +1140,387 @@
           <w:color w:val="888888"/>
           <w:sz w:val="16"/>
         </w:rPr>
-        <w:t>Ato de caráter simbólico e institucional, sem impacto regulatório ou econômico direto.</w:t>
+        <w:t>Ato administrativo que impacta a remuneração de servidores.</w:t>
+      </w:r>
+    </w:p>
+    <w:p>
+      <w:pPr>
+        <w:spacing w:before="160" w:after="40"/>
+      </w:pPr>
+      <w:r>
+        <w:rPr>
+          <w:b/>
+          <w:color w:val="1A1A1A"/>
+          <w:sz w:val="22"/>
+        </w:rPr>
+        <w:t xml:space="preserve">Decreto nº 13.050, de 3.7.2026 - Altera o Decreto nº 9.226, de 6 de dezembro de 2017, que regulamenta a Lei nº 12.855, de 2 de setembro de 2013, que institui a indenização devida a ocupante de cargo efetivo das Carreiras e Planos Especiais de Cargos que especifica, em exercício nas unidades situadas em localidades estratégicas vinculadas à prevenção, controle, fiscalização e repressão dos delitos transfronteiriços.   </w:t>
+      </w:r>
+      <w:r>
+        <w:rPr>
+          <w:b/>
+          <w:color w:val="C0392B"/>
+          <w:sz w:val="16"/>
+        </w:rPr>
+        <w:t>[ALTA]</w:t>
+      </w:r>
+    </w:p>
+    <w:p>
+      <w:pPr>
+        <w:spacing w:after="40"/>
+      </w:pPr>
+      <w:r>
+        <w:rPr>
+          <w:color w:val="4A4A4A"/>
+          <w:sz w:val="20"/>
+        </w:rPr>
+        <w:t>Altera decreto sobre indenização a servidores em localidades estratégicas de combate a delitos transfronteiriços.</w:t>
+      </w:r>
+    </w:p>
+    <w:p>
+      <w:pPr>
+        <w:spacing w:after="40"/>
+      </w:pPr>
+      <w:r>
+        <w:rPr>
+          <w:b/>
+          <w:color w:val="888888"/>
+          <w:sz w:val="18"/>
+        </w:rPr>
+        <w:t xml:space="preserve">Publicado: </w:t>
+      </w:r>
+      <w:r>
+        <w:rPr>
+          <w:color w:val="888888"/>
+          <w:sz w:val="18"/>
+        </w:rPr>
+        <w:t xml:space="preserve">2026-07-03   </w:t>
+      </w:r>
+      <w:hyperlink r:id="rId13">
+        <w:r>
+          <w:rPr>
+            <w:color w:val="1A4D2E"/>
+            <w:u w:val="single"/>
+            <w:b/>
+          </w:rPr>
+          <w:t>Acessar materia</w:t>
+        </w:r>
+      </w:hyperlink>
+    </w:p>
+    <w:p>
+      <w:pPr>
+        <w:spacing w:after="120"/>
+      </w:pPr>
+      <w:r>
+        <w:rPr>
+          <w:i/>
+          <w:color w:val="888888"/>
+          <w:sz w:val="16"/>
+        </w:rPr>
+        <w:t>Legislação federal com impacto em direitos de servidores públicos.</w:t>
+      </w:r>
+    </w:p>
+    <w:p>
+      <w:pPr>
+        <w:spacing w:before="160" w:after="40"/>
+      </w:pPr>
+      <w:r>
+        <w:rPr>
+          <w:b/>
+          <w:color w:val="1A1A1A"/>
+          <w:sz w:val="22"/>
+        </w:rPr>
+        <w:t xml:space="preserve">Decreto nº 13.049, de 3.7.2026 - Regulamenta a Lei nº 12.855, de 2 de setembro de 2013, que institui a indenização devida a ocupante de cargo efetivo das Carreiras e Planos Especiais de Cargos que especifica, em exercício nas unidades situadas em localidades estratégicas vinculadas à prevenção, controle, fiscalização e repressão dos delitos transfronteiriços, quanto às Carreiras e aos Planos de Cargos que especifica.   </w:t>
+      </w:r>
+      <w:r>
+        <w:rPr>
+          <w:b/>
+          <w:color w:val="C0392B"/>
+          <w:sz w:val="16"/>
+        </w:rPr>
+        <w:t>[ALTA]</w:t>
+      </w:r>
+    </w:p>
+    <w:p>
+      <w:pPr>
+        <w:spacing w:after="40"/>
+      </w:pPr>
+      <w:r>
+        <w:rPr>
+          <w:color w:val="4A4A4A"/>
+          <w:sz w:val="20"/>
+        </w:rPr>
+        <w:t>Regulamenta lei sobre indenização a servidores em localidades estratégicas de combate a delitos transfronteiriços.</w:t>
+      </w:r>
+    </w:p>
+    <w:p>
+      <w:pPr>
+        <w:spacing w:after="40"/>
+      </w:pPr>
+      <w:r>
+        <w:rPr>
+          <w:b/>
+          <w:color w:val="888888"/>
+          <w:sz w:val="18"/>
+        </w:rPr>
+        <w:t xml:space="preserve">Publicado: </w:t>
+      </w:r>
+      <w:r>
+        <w:rPr>
+          <w:color w:val="888888"/>
+          <w:sz w:val="18"/>
+        </w:rPr>
+        <w:t xml:space="preserve">2026-07-03   </w:t>
+      </w:r>
+      <w:hyperlink r:id="rId17">
+        <w:r>
+          <w:rPr>
+            <w:color w:val="1A4D2E"/>
+            <w:u w:val="single"/>
+            <w:b/>
+          </w:rPr>
+          <w:t>Acessar materia</w:t>
+        </w:r>
+      </w:hyperlink>
+    </w:p>
+    <w:p>
+      <w:pPr>
+        <w:spacing w:after="120"/>
+      </w:pPr>
+      <w:r>
+        <w:rPr>
+          <w:i/>
+          <w:color w:val="888888"/>
+          <w:sz w:val="16"/>
+        </w:rPr>
+        <w:t>Legislação federal com impacto em direitos de servidores públicos.</w:t>
+      </w:r>
+    </w:p>
+    <w:p>
+      <w:pPr>
+        <w:spacing w:before="160" w:after="40"/>
+      </w:pPr>
+      <w:r>
+        <w:rPr>
+          <w:b/>
+          <w:color w:val="1A1A1A"/>
+          <w:sz w:val="22"/>
+        </w:rPr>
+        <w:t xml:space="preserve">Decreto nº 13.048, de 3.7.2026 - Estabelece os critérios e os procedimentos para a concessão do Reconhecimento de Saberes e Competências aos servidores ocupantes dos cargos do Plano de Carreira dos Cargos Técnico-Administrativos em Educação.   </w:t>
+      </w:r>
+      <w:r>
+        <w:rPr>
+          <w:b/>
+          <w:color w:val="D68910"/>
+          <w:sz w:val="16"/>
+        </w:rPr>
+        <w:t>[MÉDIA]</w:t>
+      </w:r>
+    </w:p>
+    <w:p>
+      <w:pPr>
+        <w:spacing w:after="40"/>
+      </w:pPr>
+      <w:r>
+        <w:rPr>
+          <w:color w:val="4A4A4A"/>
+          <w:sz w:val="20"/>
+        </w:rPr>
+        <w:t>Estabelece critérios para concessão de Reconhecimento de Saberes e Competências a servidores técnico-administrativos em Educação.</w:t>
+      </w:r>
+    </w:p>
+    <w:p>
+      <w:pPr>
+        <w:spacing w:after="40"/>
+      </w:pPr>
+      <w:r>
+        <w:rPr>
+          <w:b/>
+          <w:color w:val="888888"/>
+          <w:sz w:val="18"/>
+        </w:rPr>
+        <w:t xml:space="preserve">Publicado: </w:t>
+      </w:r>
+      <w:r>
+        <w:rPr>
+          <w:color w:val="888888"/>
+          <w:sz w:val="18"/>
+        </w:rPr>
+        <w:t xml:space="preserve">2026-07-03   </w:t>
+      </w:r>
+      <w:hyperlink r:id="rId18">
+        <w:r>
+          <w:rPr>
+            <w:color w:val="1A4D2E"/>
+            <w:u w:val="single"/>
+            <w:b/>
+          </w:rPr>
+          <w:t>Acessar materia</w:t>
+        </w:r>
+      </w:hyperlink>
+    </w:p>
+    <w:p>
+      <w:pPr>
+        <w:spacing w:after="120"/>
+      </w:pPr>
+      <w:r>
+        <w:rPr>
+          <w:i/>
+          <w:color w:val="888888"/>
+          <w:sz w:val="16"/>
+        </w:rPr>
+        <w:t>Ato administrativo que impacta a carreira de servidores públicos.</w:t>
+      </w:r>
+    </w:p>
+    <w:p>
+      <w:pPr>
+        <w:spacing w:before="160" w:after="40"/>
+      </w:pPr>
+      <w:r>
+        <w:rPr>
+          <w:b/>
+          <w:color w:val="1A1A1A"/>
+          <w:sz w:val="22"/>
+        </w:rPr>
+        <w:t xml:space="preserve">Lei nº 15.457, de 3.7.2026 - Cria a Universidade Federal do Esporte.   </w:t>
+      </w:r>
+      <w:r>
+        <w:rPr>
+          <w:b/>
+          <w:color w:val="C0392B"/>
+          <w:sz w:val="16"/>
+        </w:rPr>
+        <w:t>[ALTA]</w:t>
+      </w:r>
+    </w:p>
+    <w:p>
+      <w:pPr>
+        <w:spacing w:after="40"/>
+      </w:pPr>
+      <w:r>
+        <w:rPr>
+          <w:color w:val="4A4A4A"/>
+          <w:sz w:val="20"/>
+        </w:rPr>
+        <w:t>Cria a Universidade Federal do Esporte.</w:t>
+      </w:r>
+    </w:p>
+    <w:p>
+      <w:pPr>
+        <w:spacing w:after="40"/>
+      </w:pPr>
+      <w:r>
+        <w:rPr>
+          <w:b/>
+          <w:color w:val="888888"/>
+          <w:sz w:val="18"/>
+        </w:rPr>
+        <w:t xml:space="preserve">Publicado: </w:t>
+      </w:r>
+      <w:r>
+        <w:rPr>
+          <w:color w:val="888888"/>
+          <w:sz w:val="18"/>
+        </w:rPr>
+        <w:t xml:space="preserve">2026-07-03   </w:t>
+      </w:r>
+      <w:hyperlink r:id="rId19">
+        <w:r>
+          <w:rPr>
+            <w:color w:val="1A4D2E"/>
+            <w:u w:val="single"/>
+            <w:b/>
+          </w:rPr>
+          <w:t>Acessar materia</w:t>
+        </w:r>
+      </w:hyperlink>
+    </w:p>
+    <w:p>
+      <w:pPr>
+        <w:spacing w:after="120"/>
+      </w:pPr>
+      <w:r>
+        <w:rPr>
+          <w:i/>
+          <w:color w:val="888888"/>
+          <w:sz w:val="16"/>
+        </w:rPr>
+        <w:t>Legislação federal que cria uma nova instituição de ensino superior.</w:t>
+      </w:r>
+    </w:p>
+    <w:p>
+      <w:pPr>
+        <w:spacing w:before="160" w:after="40"/>
+      </w:pPr>
+      <w:r>
+        <w:rPr>
+          <w:b/>
+          <w:color w:val="1A1A1A"/>
+          <w:sz w:val="22"/>
+        </w:rPr>
+        <w:t xml:space="preserve">Lei nº 15.456, de 3.7.2026 - Regulamenta a profissão de protesista/ortesista ortopédico.   </w:t>
+      </w:r>
+      <w:r>
+        <w:rPr>
+          <w:b/>
+          <w:color w:val="C0392B"/>
+          <w:sz w:val="16"/>
+        </w:rPr>
+        <w:t>[ALTA]</w:t>
+      </w:r>
+    </w:p>
+    <w:p>
+      <w:pPr>
+        <w:spacing w:after="40"/>
+      </w:pPr>
+      <w:r>
+        <w:rPr>
+          <w:color w:val="4A4A4A"/>
+          <w:sz w:val="20"/>
+        </w:rPr>
+        <w:t>Regulamenta a profissão de protesista/ortesista ortopédico.</w:t>
+      </w:r>
+    </w:p>
+    <w:p>
+      <w:pPr>
+        <w:spacing w:after="40"/>
+      </w:pPr>
+      <w:r>
+        <w:rPr>
+          <w:b/>
+          <w:color w:val="888888"/>
+          <w:sz w:val="18"/>
+        </w:rPr>
+        <w:t xml:space="preserve">Publicado: </w:t>
+      </w:r>
+      <w:r>
+        <w:rPr>
+          <w:color w:val="888888"/>
+          <w:sz w:val="18"/>
+        </w:rPr>
+        <w:t xml:space="preserve">2026-07-03   </w:t>
+      </w:r>
+      <w:hyperlink r:id="rId20">
+        <w:r>
+          <w:rPr>
+            <w:color w:val="1A4D2E"/>
+            <w:u w:val="single"/>
+            <w:b/>
+          </w:rPr>
+          <w:t>Acessar materia</w:t>
+        </w:r>
+      </w:hyperlink>
+    </w:p>
+    <w:p>
+      <w:pPr>
+        <w:spacing w:after="120"/>
+      </w:pPr>
+      <w:r>
+        <w:rPr>
+          <w:i/>
+          <w:color w:val="888888"/>
+          <w:sz w:val="16"/>
+        </w:rPr>
+        <w:t>Legislação federal que regulamenta uma profissão.</w:t>
       </w:r>
     </w:p>
     <w:p/>
@@ -1054,6 +1586,614 @@
           <w:color w:val="1A1A1A"/>
           <w:sz w:val="22"/>
         </w:rPr>
+        <w:t xml:space="preserve">Comunicado n° 45.509, 6/7/2026   </w:t>
+      </w:r>
+      <w:r>
+        <w:rPr>
+          <w:b/>
+          <w:color w:val="7F8C8D"/>
+          <w:sz w:val="16"/>
+        </w:rPr>
+        <w:t>[BAIXA]</w:t>
+      </w:r>
+    </w:p>
+    <w:p>
+      <w:pPr>
+        <w:spacing w:after="40"/>
+      </w:pPr>
+      <w:r>
+        <w:rPr>
+          <w:color w:val="4A4A4A"/>
+          <w:sz w:val="20"/>
+        </w:rPr>
+        <w:t>Divulga nomes de pessoas eleitas ou nomeadas para cargos de administração em instituições autorizadas a funcionar, para recebimento de eventuais objeções.</w:t>
+      </w:r>
+    </w:p>
+    <w:p>
+      <w:pPr>
+        <w:spacing w:after="40"/>
+      </w:pPr>
+      <w:r>
+        <w:rPr>
+          <w:b/>
+          <w:color w:val="888888"/>
+          <w:sz w:val="18"/>
+        </w:rPr>
+        <w:t xml:space="preserve">Publicado: </w:t>
+      </w:r>
+      <w:r>
+        <w:rPr>
+          <w:color w:val="888888"/>
+          <w:sz w:val="18"/>
+        </w:rPr>
+        <w:t xml:space="preserve">2026-07-06T10:07   </w:t>
+      </w:r>
+      <w:hyperlink r:id="rId21">
+        <w:r>
+          <w:rPr>
+            <w:color w:val="1A4D2E"/>
+            <w:u w:val="single"/>
+            <w:b/>
+          </w:rPr>
+          <w:t>Acessar materia</w:t>
+        </w:r>
+      </w:hyperlink>
+    </w:p>
+    <w:p>
+      <w:pPr>
+        <w:spacing w:after="120"/>
+      </w:pPr>
+      <w:r>
+        <w:rPr>
+          <w:i/>
+          <w:color w:val="888888"/>
+          <w:sz w:val="16"/>
+        </w:rPr>
+        <w:t>Notícia administrativa sobre nomeações em instituições financeiras.</w:t>
+      </w:r>
+    </w:p>
+    <w:p>
+      <w:pPr>
+        <w:spacing w:before="160" w:after="40"/>
+      </w:pPr>
+      <w:r>
+        <w:rPr>
+          <w:b/>
+          <w:color w:val="1A1A1A"/>
+          <w:sz w:val="22"/>
+        </w:rPr>
+        <w:t xml:space="preserve">Comunicado n° 45.508, 6/7/2026   </w:t>
+      </w:r>
+      <w:r>
+        <w:rPr>
+          <w:b/>
+          <w:color w:val="7F8C8D"/>
+          <w:sz w:val="16"/>
+        </w:rPr>
+        <w:t>[BAIXA]</w:t>
+      </w:r>
+    </w:p>
+    <w:p>
+      <w:pPr>
+        <w:spacing w:after="40"/>
+      </w:pPr>
+      <w:r>
+        <w:rPr>
+          <w:color w:val="4A4A4A"/>
+          <w:sz w:val="20"/>
+        </w:rPr>
+        <w:t>Divulga nome aprovado de pessoas eleitas/nomeadas para cargos de órgãos estatutários ou contratuais de sociedades autorizadas a funcionar pelo Banco Central do Brasil.</w:t>
+      </w:r>
+    </w:p>
+    <w:p>
+      <w:pPr>
+        <w:spacing w:after="40"/>
+      </w:pPr>
+      <w:r>
+        <w:rPr>
+          <w:b/>
+          <w:color w:val="888888"/>
+          <w:sz w:val="18"/>
+        </w:rPr>
+        <w:t xml:space="preserve">Publicado: </w:t>
+      </w:r>
+      <w:r>
+        <w:rPr>
+          <w:color w:val="888888"/>
+          <w:sz w:val="18"/>
+        </w:rPr>
+        <w:t xml:space="preserve">2026-07-06T10:06   </w:t>
+      </w:r>
+      <w:hyperlink r:id="rId22">
+        <w:r>
+          <w:rPr>
+            <w:color w:val="1A4D2E"/>
+            <w:u w:val="single"/>
+            <w:b/>
+          </w:rPr>
+          <w:t>Acessar materia</w:t>
+        </w:r>
+      </w:hyperlink>
+    </w:p>
+    <w:p>
+      <w:pPr>
+        <w:spacing w:after="120"/>
+      </w:pPr>
+      <w:r>
+        <w:rPr>
+          <w:i/>
+          <w:color w:val="888888"/>
+          <w:sz w:val="16"/>
+        </w:rPr>
+        <w:t>Notícia administrativa sobre aprovação de nomes em instituições financeiras.</w:t>
+      </w:r>
+    </w:p>
+    <w:p>
+      <w:pPr>
+        <w:spacing w:before="160" w:after="40"/>
+      </w:pPr>
+      <w:r>
+        <w:rPr>
+          <w:b/>
+          <w:color w:val="1A1A1A"/>
+          <w:sz w:val="22"/>
+        </w:rPr>
+        <w:t xml:space="preserve">Comunicado n° 45.507, 6/7/2026   </w:t>
+      </w:r>
+      <w:r>
+        <w:rPr>
+          <w:b/>
+          <w:color w:val="D68910"/>
+          <w:sz w:val="16"/>
+        </w:rPr>
+        <w:t>[MÉDIA]</w:t>
+      </w:r>
+    </w:p>
+    <w:p>
+      <w:pPr>
+        <w:spacing w:after="40"/>
+      </w:pPr>
+      <w:r>
+        <w:rPr>
+          <w:color w:val="4A4A4A"/>
+          <w:sz w:val="20"/>
+        </w:rPr>
+        <w:t>Divulga a Taxa Básica Financeira (TBF), o Redutor "R" e a Taxa Referencial (TR) relativos a 3 de julho de 2026.</w:t>
+      </w:r>
+    </w:p>
+    <w:p>
+      <w:pPr>
+        <w:spacing w:after="40"/>
+      </w:pPr>
+      <w:r>
+        <w:rPr>
+          <w:b/>
+          <w:color w:val="888888"/>
+          <w:sz w:val="18"/>
+        </w:rPr>
+        <w:t xml:space="preserve">Publicado: </w:t>
+      </w:r>
+      <w:r>
+        <w:rPr>
+          <w:color w:val="888888"/>
+          <w:sz w:val="18"/>
+        </w:rPr>
+        <w:t xml:space="preserve">2026-07-06T09:01   </w:t>
+      </w:r>
+      <w:hyperlink r:id="rId23">
+        <w:r>
+          <w:rPr>
+            <w:color w:val="1A4D2E"/>
+            <w:u w:val="single"/>
+            <w:b/>
+          </w:rPr>
+          <w:t>Acessar materia</w:t>
+        </w:r>
+      </w:hyperlink>
+    </w:p>
+    <w:p>
+      <w:pPr>
+        <w:spacing w:after="120"/>
+      </w:pPr>
+      <w:r>
+        <w:rPr>
+          <w:i/>
+          <w:color w:val="888888"/>
+          <w:sz w:val="16"/>
+        </w:rPr>
+        <w:t>Informação relevante para o mercado financeiro sobre taxas de referência.</w:t>
+      </w:r>
+    </w:p>
+    <w:p>
+      <w:pPr>
+        <w:spacing w:before="160" w:after="40"/>
+      </w:pPr>
+      <w:r>
+        <w:rPr>
+          <w:b/>
+          <w:color w:val="1A1A1A"/>
+          <w:sz w:val="22"/>
+        </w:rPr>
+        <w:t xml:space="preserve">Comunicado n° 45.506, 3/7/2026   </w:t>
+      </w:r>
+      <w:r>
+        <w:rPr>
+          <w:b/>
+          <w:color w:val="D68910"/>
+          <w:sz w:val="16"/>
+        </w:rPr>
+        <w:t>[MÉDIA]</w:t>
+      </w:r>
+    </w:p>
+    <w:p>
+      <w:pPr>
+        <w:spacing w:after="40"/>
+      </w:pPr>
+      <w:r>
+        <w:rPr>
+          <w:color w:val="4A4A4A"/>
+          <w:sz w:val="20"/>
+        </w:rPr>
+        <w:t>Divulga condições para a realização de operações compromissadas com instituições financeiras participantes do módulo Oferta Pública (Ofpub).</w:t>
+      </w:r>
+    </w:p>
+    <w:p>
+      <w:pPr>
+        <w:spacing w:after="40"/>
+      </w:pPr>
+      <w:r>
+        <w:rPr>
+          <w:b/>
+          <w:color w:val="888888"/>
+          <w:sz w:val="18"/>
+        </w:rPr>
+        <w:t xml:space="preserve">Publicado: </w:t>
+      </w:r>
+      <w:r>
+        <w:rPr>
+          <w:color w:val="888888"/>
+          <w:sz w:val="18"/>
+        </w:rPr>
+        <w:t xml:space="preserve">2026-07-03T18:30   </w:t>
+      </w:r>
+      <w:hyperlink r:id="rId24">
+        <w:r>
+          <w:rPr>
+            <w:color w:val="1A4D2E"/>
+            <w:u w:val="single"/>
+            <w:b/>
+          </w:rPr>
+          <w:t>Acessar materia</w:t>
+        </w:r>
+      </w:hyperlink>
+    </w:p>
+    <w:p>
+      <w:pPr>
+        <w:spacing w:after="120"/>
+      </w:pPr>
+      <w:r>
+        <w:rPr>
+          <w:i/>
+          <w:color w:val="888888"/>
+          <w:sz w:val="16"/>
+        </w:rPr>
+        <w:t>Impacta operações financeiras e participantes do mercado.</w:t>
+      </w:r>
+    </w:p>
+    <w:p>
+      <w:pPr>
+        <w:spacing w:before="160" w:after="40"/>
+      </w:pPr>
+      <w:r>
+        <w:rPr>
+          <w:b/>
+          <w:color w:val="1A1A1A"/>
+          <w:sz w:val="22"/>
+        </w:rPr>
+        <w:t xml:space="preserve">Resolução CMN n° 5.326, 3/7/2026   </w:t>
+      </w:r>
+      <w:r>
+        <w:rPr>
+          <w:b/>
+          <w:color w:val="C0392B"/>
+          <w:sz w:val="16"/>
+        </w:rPr>
+        <w:t>[ALTA]</w:t>
+      </w:r>
+    </w:p>
+    <w:p>
+      <w:pPr>
+        <w:spacing w:after="40"/>
+      </w:pPr>
+      <w:r>
+        <w:rPr>
+          <w:color w:val="4A4A4A"/>
+          <w:sz w:val="20"/>
+        </w:rPr>
+        <w:t>Estabelece as condições, os encargos financeiros e os prazos aplicáveis à linha de crédito reembolsável de que trata o art. 3º da Medida Provisória nº 1.373, de 29 de junho de 2026.</w:t>
+      </w:r>
+    </w:p>
+    <w:p>
+      <w:pPr>
+        <w:spacing w:after="40"/>
+      </w:pPr>
+      <w:r>
+        <w:rPr>
+          <w:b/>
+          <w:color w:val="888888"/>
+          <w:sz w:val="18"/>
+        </w:rPr>
+        <w:t xml:space="preserve">Publicado: </w:t>
+      </w:r>
+      <w:r>
+        <w:rPr>
+          <w:color w:val="888888"/>
+          <w:sz w:val="18"/>
+        </w:rPr>
+        <w:t xml:space="preserve">2026-07-03T18:01   </w:t>
+      </w:r>
+      <w:hyperlink r:id="rId25">
+        <w:r>
+          <w:rPr>
+            <w:color w:val="1A4D2E"/>
+            <w:u w:val="single"/>
+            <w:b/>
+          </w:rPr>
+          <w:t>Acessar materia</w:t>
+        </w:r>
+      </w:hyperlink>
+    </w:p>
+    <w:p>
+      <w:pPr>
+        <w:spacing w:after="120"/>
+      </w:pPr>
+      <w:r>
+        <w:rPr>
+          <w:i/>
+          <w:color w:val="888888"/>
+          <w:sz w:val="16"/>
+        </w:rPr>
+        <w:t>Norma regulatória com impacto direto em linhas de crédito.</w:t>
+      </w:r>
+    </w:p>
+    <w:p>
+      <w:pPr>
+        <w:spacing w:before="160" w:after="40"/>
+      </w:pPr>
+      <w:r>
+        <w:rPr>
+          <w:b/>
+          <w:color w:val="1A1A1A"/>
+          <w:sz w:val="22"/>
+        </w:rPr>
+        <w:t xml:space="preserve">Resolução CMN n° 5.325, 3/7/2026   </w:t>
+      </w:r>
+      <w:r>
+        <w:rPr>
+          <w:b/>
+          <w:color w:val="C0392B"/>
+          <w:sz w:val="16"/>
+        </w:rPr>
+        <w:t>[ALTA]</w:t>
+      </w:r>
+    </w:p>
+    <w:p>
+      <w:pPr>
+        <w:spacing w:after="40"/>
+      </w:pPr>
+      <w:r>
+        <w:rPr>
+          <w:color w:val="4A4A4A"/>
+          <w:sz w:val="20"/>
+        </w:rPr>
+        <w:t>Estabelece as condições, os encargos financeiros, os prazos e as demais normas regulamentadoras aplicáveis às linhas de financiamento para beneficiários adimplentes do Fundo de Financiamento Estudantil – Fies.</w:t>
+      </w:r>
+    </w:p>
+    <w:p>
+      <w:pPr>
+        <w:spacing w:after="40"/>
+      </w:pPr>
+      <w:r>
+        <w:rPr>
+          <w:b/>
+          <w:color w:val="888888"/>
+          <w:sz w:val="18"/>
+        </w:rPr>
+        <w:t xml:space="preserve">Publicado: </w:t>
+      </w:r>
+      <w:r>
+        <w:rPr>
+          <w:color w:val="888888"/>
+          <w:sz w:val="18"/>
+        </w:rPr>
+        <w:t xml:space="preserve">2026-07-03T18:01   </w:t>
+      </w:r>
+      <w:hyperlink r:id="rId26">
+        <w:r>
+          <w:rPr>
+            <w:color w:val="1A4D2E"/>
+            <w:u w:val="single"/>
+            <w:b/>
+          </w:rPr>
+          <w:t>Acessar materia</w:t>
+        </w:r>
+      </w:hyperlink>
+    </w:p>
+    <w:p>
+      <w:pPr>
+        <w:spacing w:after="120"/>
+      </w:pPr>
+      <w:r>
+        <w:rPr>
+          <w:i/>
+          <w:color w:val="888888"/>
+          <w:sz w:val="16"/>
+        </w:rPr>
+        <w:t>Norma regulatória com impacto direto em financiamentos estudantis.</w:t>
+      </w:r>
+    </w:p>
+    <w:p>
+      <w:pPr>
+        <w:spacing w:before="160" w:after="40"/>
+      </w:pPr>
+      <w:r>
+        <w:rPr>
+          <w:b/>
+          <w:color w:val="1A1A1A"/>
+          <w:sz w:val="22"/>
+        </w:rPr>
+        <w:t xml:space="preserve">Comunicado n° 45.505, 3/7/2026   </w:t>
+      </w:r>
+      <w:r>
+        <w:rPr>
+          <w:b/>
+          <w:color w:val="7F8C8D"/>
+          <w:sz w:val="16"/>
+        </w:rPr>
+        <w:t>[BAIXA]</w:t>
+      </w:r>
+    </w:p>
+    <w:p>
+      <w:pPr>
+        <w:spacing w:after="40"/>
+      </w:pPr>
+      <w:r>
+        <w:rPr>
+          <w:color w:val="4A4A4A"/>
+          <w:sz w:val="20"/>
+        </w:rPr>
+        <w:t>Divulga nomes de pessoas eleitas ou nomeadas para ocupar cargos de administração em instituições autorizadas a funcionar, para recebimento de eventuais objeções.</w:t>
+      </w:r>
+    </w:p>
+    <w:p>
+      <w:pPr>
+        <w:spacing w:after="40"/>
+      </w:pPr>
+      <w:r>
+        <w:rPr>
+          <w:b/>
+          <w:color w:val="888888"/>
+          <w:sz w:val="18"/>
+        </w:rPr>
+        <w:t xml:space="preserve">Publicado: </w:t>
+      </w:r>
+      <w:r>
+        <w:rPr>
+          <w:color w:val="888888"/>
+          <w:sz w:val="18"/>
+        </w:rPr>
+        <w:t xml:space="preserve">2026-07-03T09:54   </w:t>
+      </w:r>
+      <w:hyperlink r:id="rId27">
+        <w:r>
+          <w:rPr>
+            <w:color w:val="1A4D2E"/>
+            <w:u w:val="single"/>
+            <w:b/>
+          </w:rPr>
+          <w:t>Acessar materia</w:t>
+        </w:r>
+      </w:hyperlink>
+    </w:p>
+    <w:p>
+      <w:pPr>
+        <w:spacing w:after="120"/>
+      </w:pPr>
+      <w:r>
+        <w:rPr>
+          <w:i/>
+          <w:color w:val="888888"/>
+          <w:sz w:val="16"/>
+        </w:rPr>
+        <w:t>Notícia administrativa sobre nomeações em instituições financeiras.</w:t>
+      </w:r>
+    </w:p>
+    <w:p>
+      <w:pPr>
+        <w:spacing w:before="160" w:after="40"/>
+      </w:pPr>
+      <w:r>
+        <w:rPr>
+          <w:b/>
+          <w:color w:val="1A1A1A"/>
+          <w:sz w:val="22"/>
+        </w:rPr>
+        <w:t xml:space="preserve">Comunicado n° 45.504, 3/7/2026   </w:t>
+      </w:r>
+      <w:r>
+        <w:rPr>
+          <w:b/>
+          <w:color w:val="7F8C8D"/>
+          <w:sz w:val="16"/>
+        </w:rPr>
+        <w:t>[BAIXA]</w:t>
+      </w:r>
+    </w:p>
+    <w:p>
+      <w:pPr>
+        <w:spacing w:after="40"/>
+      </w:pPr>
+      <w:r>
+        <w:rPr>
+          <w:color w:val="4A4A4A"/>
+          <w:sz w:val="20"/>
+        </w:rPr>
+        <w:t>Divulga nome aprovado de pessoas eleitas/nomeadas para cargos de órgãos estatutários ou contratuais de sociedades autorizadas a funcionar pelo Banco Central do Brasil.</w:t>
+      </w:r>
+    </w:p>
+    <w:p>
+      <w:pPr>
+        <w:spacing w:after="40"/>
+      </w:pPr>
+      <w:r>
+        <w:rPr>
+          <w:b/>
+          <w:color w:val="888888"/>
+          <w:sz w:val="18"/>
+        </w:rPr>
+        <w:t xml:space="preserve">Publicado: </w:t>
+      </w:r>
+      <w:r>
+        <w:rPr>
+          <w:color w:val="888888"/>
+          <w:sz w:val="18"/>
+        </w:rPr>
+        <w:t xml:space="preserve">2026-07-03T09:53   </w:t>
+      </w:r>
+      <w:hyperlink r:id="rId28">
+        <w:r>
+          <w:rPr>
+            <w:color w:val="1A4D2E"/>
+            <w:u w:val="single"/>
+            <w:b/>
+          </w:rPr>
+          <w:t>Acessar materia</w:t>
+        </w:r>
+      </w:hyperlink>
+    </w:p>
+    <w:p>
+      <w:pPr>
+        <w:spacing w:after="120"/>
+      </w:pPr>
+      <w:r>
+        <w:rPr>
+          <w:i/>
+          <w:color w:val="888888"/>
+          <w:sz w:val="16"/>
+        </w:rPr>
+        <w:t>Notícia administrativa sobre aprovação de nomes em instituições financeiras.</w:t>
+      </w:r>
+    </w:p>
+    <w:p>
+      <w:pPr>
+        <w:spacing w:before="160" w:after="40"/>
+      </w:pPr>
+      <w:r>
+        <w:rPr>
+          <w:b/>
+          <w:color w:val="1A1A1A"/>
+          <w:sz w:val="22"/>
+        </w:rPr>
         <w:t xml:space="preserve">Comunicado n° 45.503, 3/7/2026   </w:t>
       </w:r>
       <w:r>
@@ -1074,7 +2214,7 @@
           <w:color w:val="4A4A4A"/>
           <w:sz w:val="20"/>
         </w:rPr>
-        <w:t>Divulga a Taxa Básica Financeira (TBF), o Redutor "R" e a Taxa Referencial (TR) relativos a 2 de julho de 2026, parâmetros essenciais para o mercado financeiro.</w:t>
+        <w:t>Divulga a Taxa Básica Financeira (TBF), o Redutor "R" e a Taxa Referencial (TR) relativos a 2 de julho de 2026.</w:t>
       </w:r>
     </w:p>
     <w:p>
@@ -1096,7 +2236,7 @@
         </w:rPr>
         <w:t xml:space="preserve">2026-07-03T09:01   </w:t>
       </w:r>
-      <w:hyperlink r:id="rId17">
+      <w:hyperlink r:id="rId29">
         <w:r>
           <w:rPr>
             <w:color w:val="1A4D2E"/>
@@ -1117,8 +2257,61 @@
           <w:color w:val="888888"/>
           <w:sz w:val="16"/>
         </w:rPr>
-        <w:t>Informação de mercado relevante para cálculos financeiros e investimentos.</w:t>
+        <w:t>Informação relevante para o mercado financeiro sobre taxas de referência.</w:t>
       </w:r>
+    </w:p>
+    <w:p/>
+    <w:tbl>
+      <w:tblPr>
+        <w:tblW w:type="auto" w:w="0"/>
+        <w:tblLayout w:type="fixed"/>
+        <w:tblLook w:firstColumn="1" w:firstRow="1" w:lastColumn="0" w:lastRow="0" w:noHBand="0" w:noVBand="1" w:val="04A0"/>
+      </w:tblPr>
+      <w:tblGrid>
+        <w:gridCol w:w="9638"/>
+      </w:tblGrid>
+      <w:tr>
+        <w:tc>
+          <w:tcPr>
+            <w:tcW w:type="dxa" w:w="9638"/>
+            <w:shd w:val="clear" w:color="auto" w:fill="1A4D2E"/>
+          </w:tcPr>
+          <w:p>
+            <w:pPr>
+              <w:spacing w:before="120" w:after="40"/>
+            </w:pPr>
+            <w:r>
+              <w:rPr>
+                <w:b w:val="0"/>
+                <w:color w:val="FFFFFF"/>
+                <w:sz w:val="32"/>
+              </w:rPr>
+              <w:t>Energia e Recursos</w:t>
+            </w:r>
+          </w:p>
+        </w:tc>
+      </w:tr>
+    </w:tbl>
+    <w:p>
+      <w:pPr>
+        <w:spacing w:before="240" w:after="80"/>
+      </w:pPr>
+      <w:r>
+        <w:rPr>
+          <w:b/>
+          <w:color w:val="1A4D2E"/>
+          <w:sz w:val="20"/>
+        </w:rPr>
+        <w:t>ANP | NOTÍCIAS</w:t>
+      </w:r>
+    </w:p>
+    <w:p>
+      <w:pPr>
+        <w:spacing w:before="0" w:after="40"/>
+        <w:pBdr>
+          <w:bottom w:val="single" w:sz="8" w:space="1" w:color="1A4D2E"/>
+        </w:pBdr>
+      </w:pPr>
     </w:p>
     <w:p>
       <w:pPr>
@@ -1130,15 +2323,15 @@
           <w:color w:val="1A1A1A"/>
           <w:sz w:val="22"/>
         </w:rPr>
-        <w:t xml:space="preserve">Comunicado n° 45.502, 2/7/2026   </w:t>
+        <w:t xml:space="preserve">Período eleitoral: ANP já utiliza os perfis temporários nas redes sociais   </w:t>
       </w:r>
       <w:r>
         <w:rPr>
           <w:b/>
-          <w:color w:val="C0392B"/>
+          <w:color w:val="7F8C8D"/>
           <w:sz w:val="16"/>
         </w:rPr>
-        <w:t>[ALTA]</w:t>
+        <w:t>[BAIXA]</w:t>
       </w:r>
     </w:p>
     <w:p>
@@ -1150,7 +2343,7 @@
           <w:color w:val="4A4A4A"/>
           <w:sz w:val="20"/>
         </w:rPr>
-        <w:t>Divulga condições para a realização de operações compromissadas com instituições financeiras participantes do módulo Oferta Pública (Ofpub), impactando a liquidez e gestão de ativos.</w:t>
+        <w:t>A ANP informa que já está utilizando perfis temporários nas redes sociais em adequação ao período eleitoral.</w:t>
       </w:r>
     </w:p>
     <w:p>
@@ -1170,9 +2363,9 @@
           <w:color w:val="888888"/>
           <w:sz w:val="18"/>
         </w:rPr>
-        <w:t xml:space="preserve">2026-07-02T18:32   </w:t>
+        <w:t xml:space="preserve">2026-07-06   </w:t>
       </w:r>
-      <w:hyperlink r:id="rId11">
+      <w:hyperlink r:id="rId30">
         <w:r>
           <w:rPr>
             <w:color w:val="1A4D2E"/>
@@ -1193,7 +2386,7 @@
           <w:color w:val="888888"/>
           <w:sz w:val="16"/>
         </w:rPr>
-        <w:t>Novas condições para operações financeiras, com impacto direto em instituições financeiras.</w:t>
+        <w:t>Notícia institucional sobre adequação a período eleitoral.</w:t>
       </w:r>
     </w:p>
     <w:p>
@@ -1206,15 +2399,15 @@
           <w:color w:val="1A1A1A"/>
           <w:sz w:val="22"/>
         </w:rPr>
-        <w:t xml:space="preserve">Instrução Normativa BCB n° 756, 2/7/2026   </w:t>
+        <w:t xml:space="preserve">Seca na Região Norte: ANP acompanha abastecimento de combustíveis   </w:t>
       </w:r>
       <w:r>
         <w:rPr>
           <w:b/>
-          <w:color w:val="C0392B"/>
+          <w:color w:val="D68910"/>
           <w:sz w:val="16"/>
         </w:rPr>
-        <w:t>[ALTA]</w:t>
+        <w:t>[MÉDIA]</w:t>
       </w:r>
     </w:p>
     <w:p>
@@ -1226,7 +2419,7 @@
           <w:color w:val="4A4A4A"/>
           <w:sz w:val="20"/>
         </w:rPr>
-        <w:t>Altera a Instrução Normativa BCB nº 693/2025, estabelecendo novos procedimentos para remessa de informações sobre serviços de ativos virtuais no mercado de câmbio.</w:t>
+        <w:t>A ANP está acompanhando o abastecimento de combustíveis na Região Norte devido à seca, monitorando a situação.</w:t>
       </w:r>
     </w:p>
     <w:p>
@@ -1246,9 +2439,9 @@
           <w:color w:val="888888"/>
           <w:sz w:val="18"/>
         </w:rPr>
-        <w:t xml:space="preserve">2026-07-02T15:18   </w:t>
+        <w:t xml:space="preserve">2026-07-03   </w:t>
       </w:r>
-      <w:hyperlink r:id="rId12">
+      <w:hyperlink r:id="rId31">
         <w:r>
           <w:rPr>
             <w:color w:val="1A4D2E"/>
@@ -1269,7 +2462,7 @@
           <w:color w:val="888888"/>
           <w:sz w:val="16"/>
         </w:rPr>
-        <w:t>Altera norma regulatória com impacto direto em prestadores de serviços de ativos virtuais e no mercado de câmbio.</w:t>
+        <w:t>Acompanhamento regulatório de situação que afeta o abastecimento de combustíveis.</w:t>
       </w:r>
     </w:p>
     <w:p>
@@ -1282,7 +2475,7 @@
           <w:color w:val="1A1A1A"/>
           <w:sz w:val="22"/>
         </w:rPr>
-        <w:t xml:space="preserve">Comunicado n° 45.499, 2/7/2026   </w:t>
+        <w:t xml:space="preserve">Entre os dias 29/6 e 3/7, a ANP realizou 146 ações de fiscalização com foco em preços abusivos   </w:t>
       </w:r>
       <w:r>
         <w:rPr>
@@ -1302,7 +2495,7 @@
           <w:color w:val="4A4A4A"/>
           <w:sz w:val="20"/>
         </w:rPr>
-        <w:t>Divulga as Taxas Básicas Financeiras (TBF), os Redutores "R" e as Taxas Referenciais (TR) relativos a 1 de julho de 2026, utilizados como referência em diversas operações financeiras.</w:t>
+        <w:t>A ANP realizou 146 ações de fiscalização em 16 estados, com foco em preços abusivos de combustíveis.</w:t>
       </w:r>
     </w:p>
     <w:p>
@@ -1322,9 +2515,9 @@
           <w:color w:val="888888"/>
           <w:sz w:val="18"/>
         </w:rPr>
-        <w:t xml:space="preserve">2026-07-02T09:02   </w:t>
+        <w:t xml:space="preserve">2026-07-03   </w:t>
       </w:r>
-      <w:hyperlink r:id="rId18">
+      <w:hyperlink r:id="rId32">
         <w:r>
           <w:rPr>
             <w:color w:val="1A4D2E"/>
@@ -1345,7 +2538,353 @@
           <w:color w:val="888888"/>
           <w:sz w:val="16"/>
         </w:rPr>
-        <w:t>Informação de mercado relevante para cálculos financeiros e investimentos.</w:t>
+        <w:t>Ações de fiscalização setorial com impacto direto no mercado de combustíveis.</w:t>
+      </w:r>
+    </w:p>
+    <w:p>
+      <w:pPr>
+        <w:spacing w:before="240" w:after="80"/>
+      </w:pPr>
+      <w:r>
+        <w:rPr>
+          <w:b/>
+          <w:color w:val="1A4D2E"/>
+          <w:sz w:val="20"/>
+        </w:rPr>
+        <w:t>ANEEL | ÚLTIMAS NOTÍCIAS</w:t>
+      </w:r>
+    </w:p>
+    <w:p>
+      <w:pPr>
+        <w:spacing w:before="0" w:after="40"/>
+        <w:pBdr>
+          <w:bottom w:val="single" w:sz="8" w:space="1" w:color="1A4D2E"/>
+        </w:pBdr>
+      </w:pPr>
+    </w:p>
+    <w:p>
+      <w:pPr>
+        <w:spacing w:before="160" w:after="40"/>
+      </w:pPr>
+      <w:r>
+        <w:rPr>
+          <w:b/>
+          <w:color w:val="1A1A1A"/>
+          <w:sz w:val="22"/>
+        </w:rPr>
+        <w:t xml:space="preserve">Bandeira tarifária em julho permanece amarela   </w:t>
+      </w:r>
+      <w:r>
+        <w:rPr>
+          <w:b/>
+          <w:color w:val="D68910"/>
+          <w:sz w:val="16"/>
+        </w:rPr>
+        <w:t>[MÉDIA]</w:t>
+      </w:r>
+    </w:p>
+    <w:p>
+      <w:pPr>
+        <w:spacing w:after="40"/>
+      </w:pPr>
+      <w:r>
+        <w:rPr>
+          <w:color w:val="4A4A4A"/>
+          <w:sz w:val="20"/>
+        </w:rPr>
+        <w:t>A conta de luz dos consumidores continua tendo acréscimo de R$ 1,885 a cada 100 kWh em julho.</w:t>
+      </w:r>
+    </w:p>
+    <w:p>
+      <w:pPr>
+        <w:spacing w:after="40"/>
+      </w:pPr>
+      <w:r>
+        <w:rPr>
+          <w:b/>
+          <w:color w:val="888888"/>
+          <w:sz w:val="18"/>
+        </w:rPr>
+        <w:t xml:space="preserve">Publicado: </w:t>
+      </w:r>
+      <w:r>
+        <w:rPr>
+          <w:color w:val="888888"/>
+          <w:sz w:val="18"/>
+        </w:rPr>
+        <w:t xml:space="preserve">2026-07-03   </w:t>
+      </w:r>
+      <w:hyperlink r:id="rId33">
+        <w:r>
+          <w:rPr>
+            <w:color w:val="1A4D2E"/>
+            <w:u w:val="single"/>
+            <w:b/>
+          </w:rPr>
+          <w:t>Acessar materia</w:t>
+        </w:r>
+      </w:hyperlink>
+    </w:p>
+    <w:p>
+      <w:pPr>
+        <w:spacing w:after="120"/>
+      </w:pPr>
+      <w:r>
+        <w:rPr>
+          <w:i/>
+          <w:color w:val="888888"/>
+          <w:sz w:val="16"/>
+        </w:rPr>
+        <w:t>Impacta diretamente o custo da energia para consumidores.</w:t>
+      </w:r>
+    </w:p>
+    <w:p>
+      <w:pPr>
+        <w:spacing w:before="160" w:after="40"/>
+      </w:pPr>
+      <w:r>
+        <w:rPr>
+          <w:b/>
+          <w:color w:val="1A1A1A"/>
+          <w:sz w:val="22"/>
+        </w:rPr>
+        <w:t xml:space="preserve">Medidores de energia elétrica: ANEEL abre segunda fase da consulta pública   </w:t>
+      </w:r>
+      <w:r>
+        <w:rPr>
+          <w:b/>
+          <w:color w:val="C0392B"/>
+          <w:sz w:val="16"/>
+        </w:rPr>
+        <w:t>[ALTA]</w:t>
+      </w:r>
+    </w:p>
+    <w:p>
+      <w:pPr>
+        <w:spacing w:after="40"/>
+      </w:pPr>
+      <w:r>
+        <w:rPr>
+          <w:color w:val="4A4A4A"/>
+          <w:sz w:val="20"/>
+        </w:rPr>
+        <w:t>A ANEEL abre a segunda fase da consulta pública para receber sugestões sobre requisitos mínimos em medidores inteligentes de energia elétrica.</w:t>
+      </w:r>
+    </w:p>
+    <w:p>
+      <w:pPr>
+        <w:spacing w:after="40"/>
+      </w:pPr>
+      <w:r>
+        <w:rPr>
+          <w:b/>
+          <w:color w:val="888888"/>
+          <w:sz w:val="18"/>
+        </w:rPr>
+        <w:t xml:space="preserve">Publicado: </w:t>
+      </w:r>
+      <w:r>
+        <w:rPr>
+          <w:color w:val="888888"/>
+          <w:sz w:val="18"/>
+        </w:rPr>
+        <w:t xml:space="preserve">2026-07-03   </w:t>
+      </w:r>
+      <w:hyperlink r:id="rId34">
+        <w:r>
+          <w:rPr>
+            <w:color w:val="1A4D2E"/>
+            <w:u w:val="single"/>
+            <w:b/>
+          </w:rPr>
+          <w:t>Acessar materia</w:t>
+        </w:r>
+      </w:hyperlink>
+    </w:p>
+    <w:p>
+      <w:pPr>
+        <w:spacing w:after="120"/>
+      </w:pPr>
+      <w:r>
+        <w:rPr>
+          <w:i/>
+          <w:color w:val="888888"/>
+          <w:sz w:val="16"/>
+        </w:rPr>
+        <w:t>Abertura de consulta pública sobre regulamentação técnica com impacto no setor elétrico.</w:t>
+      </w:r>
+    </w:p>
+    <w:p>
+      <w:pPr>
+        <w:spacing w:before="160" w:after="40"/>
+      </w:pPr>
+      <w:r>
+        <w:rPr>
+          <w:b/>
+          <w:color w:val="1A1A1A"/>
+          <w:sz w:val="22"/>
+        </w:rPr>
+        <w:t xml:space="preserve">Olimpíada Nacional de Eficiência Energética 2026 está com inscrições abertas   </w:t>
+      </w:r>
+      <w:r>
+        <w:rPr>
+          <w:b/>
+          <w:color w:val="7F8C8D"/>
+          <w:sz w:val="16"/>
+        </w:rPr>
+        <w:t>[BAIXA]</w:t>
+      </w:r>
+    </w:p>
+    <w:p>
+      <w:pPr>
+        <w:spacing w:after="40"/>
+      </w:pPr>
+      <w:r>
+        <w:rPr>
+          <w:color w:val="4A4A4A"/>
+          <w:sz w:val="20"/>
+        </w:rPr>
+        <w:t>A Olimpíada Nacional de Eficiência Energética 2026 está com inscrições abertas, incluindo pela primeira vez estudantes do ensino médio.</w:t>
+      </w:r>
+    </w:p>
+    <w:p>
+      <w:pPr>
+        <w:spacing w:after="40"/>
+      </w:pPr>
+      <w:r>
+        <w:rPr>
+          <w:b/>
+          <w:color w:val="888888"/>
+          <w:sz w:val="18"/>
+        </w:rPr>
+        <w:t xml:space="preserve">Publicado: </w:t>
+      </w:r>
+      <w:r>
+        <w:rPr>
+          <w:color w:val="888888"/>
+          <w:sz w:val="18"/>
+        </w:rPr>
+        <w:t xml:space="preserve">2026-07-03   </w:t>
+      </w:r>
+      <w:hyperlink r:id="rId35">
+        <w:r>
+          <w:rPr>
+            <w:color w:val="1A4D2E"/>
+            <w:u w:val="single"/>
+            <w:b/>
+          </w:rPr>
+          <w:t>Acessar materia</w:t>
+        </w:r>
+      </w:hyperlink>
+    </w:p>
+    <w:p>
+      <w:pPr>
+        <w:spacing w:after="120"/>
+      </w:pPr>
+      <w:r>
+        <w:rPr>
+          <w:i/>
+          <w:color w:val="888888"/>
+          <w:sz w:val="16"/>
+        </w:rPr>
+        <w:t>Notícia institucional sobre evento educacional.</w:t>
+      </w:r>
+    </w:p>
+    <w:p>
+      <w:pPr>
+        <w:spacing w:before="240" w:after="80"/>
+      </w:pPr>
+      <w:r>
+        <w:rPr>
+          <w:b/>
+          <w:color w:val="1A4D2E"/>
+          <w:sz w:val="20"/>
+        </w:rPr>
+        <w:t>ANM | NOTÍCIAS</w:t>
+      </w:r>
+    </w:p>
+    <w:p>
+      <w:pPr>
+        <w:spacing w:before="0" w:after="40"/>
+        <w:pBdr>
+          <w:bottom w:val="single" w:sz="8" w:space="1" w:color="1A4D2E"/>
+        </w:pBdr>
+      </w:pPr>
+    </w:p>
+    <w:p>
+      <w:pPr>
+        <w:spacing w:before="160" w:after="40"/>
+      </w:pPr>
+      <w:r>
+        <w:rPr>
+          <w:b/>
+          <w:color w:val="1A1A1A"/>
+          <w:sz w:val="22"/>
+        </w:rPr>
+        <w:t xml:space="preserve">Parceria com o Serpro avança em solução para fortalecer a integridade dos royalties da mineração   </w:t>
+      </w:r>
+      <w:r>
+        <w:rPr>
+          <w:b/>
+          <w:color w:val="D68910"/>
+          <w:sz w:val="16"/>
+        </w:rPr>
+        <w:t>[MÉDIA]</w:t>
+      </w:r>
+    </w:p>
+    <w:p>
+      <w:pPr>
+        <w:spacing w:after="40"/>
+      </w:pPr>
+      <w:r>
+        <w:rPr>
+          <w:color w:val="4A4A4A"/>
+          <w:sz w:val="20"/>
+        </w:rPr>
+        <w:t>Oficina discutiu medidas para ampliar compliance, combater concorrência desleal e modernizar a gestão da CFEM.</w:t>
+      </w:r>
+    </w:p>
+    <w:p>
+      <w:pPr>
+        <w:spacing w:after="40"/>
+      </w:pPr>
+      <w:r>
+        <w:rPr>
+          <w:b/>
+          <w:color w:val="888888"/>
+          <w:sz w:val="18"/>
+        </w:rPr>
+        <w:t xml:space="preserve">Publicado: </w:t>
+      </w:r>
+      <w:r>
+        <w:rPr>
+          <w:color w:val="888888"/>
+          <w:sz w:val="18"/>
+        </w:rPr>
+        <w:t xml:space="preserve">2026-07-03T18:09   </w:t>
+      </w:r>
+      <w:hyperlink r:id="rId36">
+        <w:r>
+          <w:rPr>
+            <w:color w:val="1A4D2E"/>
+            <w:u w:val="single"/>
+            <w:b/>
+          </w:rPr>
+          <w:t>Acessar materia</w:t>
+        </w:r>
+      </w:hyperlink>
+    </w:p>
+    <w:p>
+      <w:pPr>
+        <w:spacing w:after="120"/>
+      </w:pPr>
+      <w:r>
+        <w:rPr>
+          <w:i/>
+          <w:color w:val="888888"/>
+          <w:sz w:val="16"/>
+        </w:rPr>
+        <w:t>Iniciativa para melhorar a gestão e fiscalização de royalties da mineração.</w:t>
       </w:r>
     </w:p>
     <w:p/>
@@ -1390,7 +2929,7 @@
           <w:color w:val="1A4D2E"/>
           <w:sz w:val="20"/>
         </w:rPr>
-        <w:t>CGU | NOTÍCIAS</w:t>
+        <w:t>ANVISA | NOTÍCIAS</w:t>
       </w:r>
     </w:p>
     <w:p>
@@ -1411,7 +2950,7 @@
           <w:color w:val="1A1A1A"/>
           <w:sz w:val="22"/>
         </w:rPr>
-        <w:t xml:space="preserve">CGU e PF investigam suspeitas de fraudes na aplicação de emendas parlamentares em Roraima   </w:t>
+        <w:t xml:space="preserve">Entram em vigor os novos compêndios da Farmacopeia Brasileira   </w:t>
       </w:r>
       <w:r>
         <w:rPr>
@@ -1431,7 +2970,7 @@
           <w:color w:val="4A4A4A"/>
           <w:sz w:val="20"/>
         </w:rPr>
-        <w:t>Operação 'Acesso Negado' da CGU e PF investiga fraudes no uso de emendas parlamentares para obras públicas em Roraima, apurando irregularidades em repasses.</w:t>
+        <w:t>Os novos compêndios da Farmacopeia Brasileira, aprovados em junho, entram em vigor após lançamento no 16º Encontro Internacional das Farmacopeias Mundiais.</w:t>
       </w:r>
     </w:p>
     <w:p>
@@ -1451,9 +2990,9 @@
           <w:color w:val="888888"/>
           <w:sz w:val="18"/>
         </w:rPr>
-        <w:t xml:space="preserve">2026-07-03T09:51   </w:t>
+        <w:t xml:space="preserve">2026-07-06   </w:t>
       </w:r>
-      <w:hyperlink r:id="rId13">
+      <w:hyperlink r:id="rId37">
         <w:r>
           <w:rPr>
             <w:color w:val="1A4D2E"/>
@@ -1474,7 +3013,7 @@
           <w:color w:val="888888"/>
           <w:sz w:val="16"/>
         </w:rPr>
-        <w:t>Investigação de fraudes em recursos públicos, com impacto na administração pública e potencial repercussão jurídica.</w:t>
+        <w:t>Notícia regulatória com impacto em padrões farmacêuticos e na indústria.</w:t>
       </w:r>
     </w:p>
     <w:p>
@@ -1487,15 +3026,15 @@
           <w:color w:val="1A1A1A"/>
           <w:sz w:val="22"/>
         </w:rPr>
-        <w:t xml:space="preserve">Rede Nacional de Integridade Pública chega a 79 membros e inicia eleição para Comissão de Apoio Temporária   </w:t>
+        <w:t xml:space="preserve">Canais de divulgação da Anvisa serão ajustados durante período do defeso eleitoral   </w:t>
       </w:r>
       <w:r>
         <w:rPr>
           <w:b/>
-          <w:color w:val="D68910"/>
+          <w:color w:val="7F8C8D"/>
           <w:sz w:val="16"/>
         </w:rPr>
-        <w:t>[MÉDIA]</w:t>
+        <w:t>[BAIXA]</w:t>
       </w:r>
     </w:p>
     <w:p>
@@ -1507,7 +3046,7 @@
           <w:color w:val="4A4A4A"/>
           <w:sz w:val="20"/>
         </w:rPr>
-        <w:t>A Rede Nacional de Integridade Pública, coordenada pela CGU, expande para 79 membros e inicia processo eleitoral para sua Comissão de Apoio Temporária.</w:t>
+        <w:t>O portal e as redes sociais da Anvisa se adequarão à legislação eleitoral a partir de 4 de julho.</w:t>
       </w:r>
     </w:p>
     <w:p>
@@ -1527,9 +3066,9 @@
           <w:color w:val="888888"/>
           <w:sz w:val="18"/>
         </w:rPr>
-        <w:t xml:space="preserve">2026-07-02T18:19   </w:t>
+        <w:t xml:space="preserve">2026-07-04   </w:t>
       </w:r>
-      <w:hyperlink r:id="rId19">
+      <w:hyperlink r:id="rId38">
         <w:r>
           <w:rPr>
             <w:color w:val="1A4D2E"/>
@@ -1550,29 +3089,8 @@
           <w:color w:val="888888"/>
           <w:sz w:val="16"/>
         </w:rPr>
-        <w:t>Desenvolvimento institucional de programa de integridade pública, relevante para governança e combate à corrupção.</w:t>
+        <w:t>Notícia institucional sobre adequação a período eleitoral.</w:t>
       </w:r>
-    </w:p>
-    <w:p>
-      <w:pPr>
-        <w:spacing w:before="240" w:after="80"/>
-      </w:pPr>
-      <w:r>
-        <w:rPr>
-          <w:b/>
-          <w:color w:val="1A4D2E"/>
-          <w:sz w:val="20"/>
-        </w:rPr>
-        <w:t>ANVISA | NOTÍCIAS</w:t>
-      </w:r>
-    </w:p>
-    <w:p>
-      <w:pPr>
-        <w:spacing w:before="0" w:after="40"/>
-        <w:pBdr>
-          <w:bottom w:val="single" w:sz="8" w:space="1" w:color="1A4D2E"/>
-        </w:pBdr>
-      </w:pPr>
     </w:p>
     <w:p>
       <w:pPr>
@@ -1584,15 +3102,15 @@
           <w:color w:val="1A1A1A"/>
           <w:sz w:val="22"/>
         </w:rPr>
-        <w:t xml:space="preserve">Anvisa lança Programa de Combate à Desinformação com participação de plataformas digitais no 1º engaj@nvisa   </w:t>
+        <w:t xml:space="preserve">Anvisa atualiza listas de substâncias para uso em cosméticos   </w:t>
       </w:r>
       <w:r>
         <w:rPr>
           <w:b/>
-          <w:color w:val="D68910"/>
+          <w:color w:val="C0392B"/>
           <w:sz w:val="16"/>
         </w:rPr>
-        <w:t>[MÉDIA]</w:t>
+        <w:t>[ALTA]</w:t>
       </w:r>
     </w:p>
     <w:p>
@@ -1604,7 +3122,7 @@
           <w:color w:val="4A4A4A"/>
           <w:sz w:val="20"/>
         </w:rPr>
-        <w:t>Anvisa lança programa de combate à desinformação com plataformas digitais, visando ampliar o acesso a informações confiáveis e proteger a saúde no Brasil.</w:t>
+        <w:t>Novas regras da Anvisa para listas de substâncias em cosméticos alinham o mercado brasileiro a padrões internacionais e do Mercosul.</w:t>
       </w:r>
     </w:p>
     <w:p>
@@ -1624,9 +3142,9 @@
           <w:color w:val="888888"/>
           <w:sz w:val="18"/>
         </w:rPr>
-        <w:t xml:space="preserve">2026-07-02   </w:t>
+        <w:t xml:space="preserve">2026-07-03   </w:t>
       </w:r>
-      <w:hyperlink r:id="rId20">
+      <w:hyperlink r:id="rId39">
         <w:r>
           <w:rPr>
             <w:color w:val="1A4D2E"/>
@@ -1647,7 +3165,7 @@
           <w:color w:val="888888"/>
           <w:sz w:val="16"/>
         </w:rPr>
-        <w:t>Lançamento de programa de combate à desinformação em saúde, com envolvimento de plataformas digitais.</w:t>
+        <w:t>Atualização regulatória com impacto direto na indústria de cosméticos.</w:t>
       </w:r>
     </w:p>
     <w:p>
@@ -1660,7 +3178,7 @@
           <w:color w:val="1A1A1A"/>
           <w:sz w:val="22"/>
         </w:rPr>
-        <w:t xml:space="preserve">Medicamento vendido sem receita oferece risco?   </w:t>
+        <w:t xml:space="preserve">Anvisa determina apreensão de saneantes sem registro   </w:t>
       </w:r>
       <w:r>
         <w:rPr>
@@ -1680,7 +3198,7 @@
           <w:color w:val="4A4A4A"/>
           <w:sz w:val="20"/>
         </w:rPr>
-        <w:t>Anvisa alerta sobre os riscos de medicamentos vendidos sem receita, que podem causar efeitos colaterais e intoxicação, reforçando a importância da orientação médica.</w:t>
+        <w:t>A Anvisa determinou a apreensão de saneantes fabricados por empresas sem autorização de funcionamento, visando a segurança sanitária.</w:t>
       </w:r>
     </w:p>
     <w:p>
@@ -1700,9 +3218,9 @@
           <w:color w:val="888888"/>
           <w:sz w:val="18"/>
         </w:rPr>
-        <w:t xml:space="preserve">2026-07-02   </w:t>
+        <w:t xml:space="preserve">2026-07-03   </w:t>
       </w:r>
-      <w:hyperlink r:id="rId21">
+      <w:hyperlink r:id="rId40">
         <w:r>
           <w:rPr>
             <w:color w:val="1A4D2E"/>
@@ -1723,862 +3241,7 @@
           <w:color w:val="888888"/>
           <w:sz w:val="16"/>
         </w:rPr>
-        <w:t>Alerta de saúde pública sobre o uso de medicamentos, relevante para a segurança do consumidor.</w:t>
-      </w:r>
-    </w:p>
-    <w:p>
-      <w:pPr>
-        <w:spacing w:before="160" w:after="40"/>
-      </w:pPr>
-      <w:r>
-        <w:rPr>
-          <w:b/>
-          <w:color w:val="1A1A1A"/>
-          <w:sz w:val="22"/>
-        </w:rPr>
-        <w:t xml:space="preserve">Anvisa reforça segurança da vacina contra gripe e desmente boatos sobre componentes   </w:t>
-      </w:r>
-      <w:r>
-        <w:rPr>
-          <w:b/>
-          <w:color w:val="D68910"/>
-          <w:sz w:val="16"/>
-        </w:rPr>
-        <w:t>[MÉDIA]</w:t>
-      </w:r>
-    </w:p>
-    <w:p>
-      <w:pPr>
-        <w:spacing w:after="40"/>
-      </w:pPr>
-      <w:r>
-        <w:rPr>
-          <w:color w:val="4A4A4A"/>
-          <w:sz w:val="20"/>
-        </w:rPr>
-        <w:t>Anvisa reforça a segurança da vacina contra gripe e desmente boatos sobre seus componentes, esclarecendo que as substâncias são usadas em doses seguras e eficazes.</w:t>
-      </w:r>
-    </w:p>
-    <w:p>
-      <w:pPr>
-        <w:spacing w:after="40"/>
-      </w:pPr>
-      <w:r>
-        <w:rPr>
-          <w:b/>
-          <w:color w:val="888888"/>
-          <w:sz w:val="18"/>
-        </w:rPr>
-        <w:t xml:space="preserve">Publicado: </w:t>
-      </w:r>
-      <w:r>
-        <w:rPr>
-          <w:color w:val="888888"/>
-          <w:sz w:val="18"/>
-        </w:rPr>
-        <w:t xml:space="preserve">2026-07-02   </w:t>
-      </w:r>
-      <w:hyperlink r:id="rId22">
-        <w:r>
-          <w:rPr>
-            <w:color w:val="1A4D2E"/>
-            <w:u w:val="single"/>
-            <w:b/>
-          </w:rPr>
-          <w:t>Acessar materia</w:t>
-        </w:r>
-      </w:hyperlink>
-    </w:p>
-    <w:p>
-      <w:pPr>
-        <w:spacing w:after="120"/>
-      </w:pPr>
-      <w:r>
-        <w:rPr>
-          <w:i/>
-          <w:color w:val="888888"/>
-          <w:sz w:val="16"/>
-        </w:rPr>
-        <w:t>Esclarecimento de saúde pública para combater desinformação sobre vacinas, relevante para a saúde coletiva.</w:t>
-      </w:r>
-    </w:p>
-    <w:p>
-      <w:pPr>
-        <w:spacing w:before="160" w:after="40"/>
-      </w:pPr>
-      <w:r>
-        <w:rPr>
-          <w:b/>
-          <w:color w:val="1A1A1A"/>
-          <w:sz w:val="22"/>
-        </w:rPr>
-        <w:t xml:space="preserve">Vacina da dengue do Instituto Butantan NÃO é experimental   </w:t>
-      </w:r>
-      <w:r>
-        <w:rPr>
-          <w:b/>
-          <w:color w:val="D68910"/>
-          <w:sz w:val="16"/>
-        </w:rPr>
-        <w:t>[MÉDIA]</w:t>
-      </w:r>
-    </w:p>
-    <w:p>
-      <w:pPr>
-        <w:spacing w:after="40"/>
-      </w:pPr>
-      <w:r>
-        <w:rPr>
-          <w:color w:val="4A4A4A"/>
-          <w:sz w:val="20"/>
-        </w:rPr>
-        <w:t>Anvisa esclarece que a vacina da dengue do Instituto Butantan não é experimental, tendo sido aprovada após todas as etapas de avaliação exigidas no Brasil.</w:t>
-      </w:r>
-    </w:p>
-    <w:p>
-      <w:pPr>
-        <w:spacing w:after="40"/>
-      </w:pPr>
-      <w:r>
-        <w:rPr>
-          <w:b/>
-          <w:color w:val="888888"/>
-          <w:sz w:val="18"/>
-        </w:rPr>
-        <w:t xml:space="preserve">Publicado: </w:t>
-      </w:r>
-      <w:r>
-        <w:rPr>
-          <w:color w:val="888888"/>
-          <w:sz w:val="18"/>
-        </w:rPr>
-        <w:t xml:space="preserve">2026-07-02   </w:t>
-      </w:r>
-      <w:hyperlink r:id="rId23">
-        <w:r>
-          <w:rPr>
-            <w:color w:val="1A4D2E"/>
-            <w:u w:val="single"/>
-            <w:b/>
-          </w:rPr>
-          <w:t>Acessar materia</w:t>
-        </w:r>
-      </w:hyperlink>
-    </w:p>
-    <w:p>
-      <w:pPr>
-        <w:spacing w:after="120"/>
-      </w:pPr>
-      <w:r>
-        <w:rPr>
-          <w:i/>
-          <w:color w:val="888888"/>
-          <w:sz w:val="16"/>
-        </w:rPr>
-        <w:t>Esclarecimento de saúde pública para combater desinformação sobre vacinas, relevante para a saúde coletiva.</w:t>
-      </w:r>
-    </w:p>
-    <w:p>
-      <w:pPr>
-        <w:spacing w:before="160" w:after="40"/>
-      </w:pPr>
-      <w:r>
-        <w:rPr>
-          <w:b/>
-          <w:color w:val="1A1A1A"/>
-          <w:sz w:val="22"/>
-        </w:rPr>
-        <w:t xml:space="preserve">1º engaj@nvisa: Anvisa reúne 20 influenciadoras e influenciadores em imersão sobre os principais temas da vigilância sanitária   </w:t>
-      </w:r>
-      <w:r>
-        <w:rPr>
-          <w:b/>
-          <w:color w:val="7F8C8D"/>
-          <w:sz w:val="16"/>
-        </w:rPr>
-        <w:t>[BAIXA]</w:t>
-      </w:r>
-    </w:p>
-    <w:p>
-      <w:pPr>
-        <w:spacing w:after="40"/>
-      </w:pPr>
-      <w:r>
-        <w:rPr>
-          <w:color w:val="4A4A4A"/>
-          <w:sz w:val="20"/>
-        </w:rPr>
-        <w:t>Anvisa realiza o 1º engaj@nvisa, reunindo influenciadores para imersão em temas da vigilância sanitária, com oficinas e visita a laboratório público.</w:t>
-      </w:r>
-    </w:p>
-    <w:p>
-      <w:pPr>
-        <w:spacing w:after="40"/>
-      </w:pPr>
-      <w:r>
-        <w:rPr>
-          <w:b/>
-          <w:color w:val="888888"/>
-          <w:sz w:val="18"/>
-        </w:rPr>
-        <w:t xml:space="preserve">Publicado: </w:t>
-      </w:r>
-      <w:r>
-        <w:rPr>
-          <w:color w:val="888888"/>
-          <w:sz w:val="18"/>
-        </w:rPr>
-        <w:t xml:space="preserve">2026-07-02   </w:t>
-      </w:r>
-      <w:hyperlink r:id="rId24">
-        <w:r>
-          <w:rPr>
-            <w:color w:val="1A4D2E"/>
-            <w:u w:val="single"/>
-            <w:b/>
-          </w:rPr>
-          <w:t>Acessar materia</w:t>
-        </w:r>
-      </w:hyperlink>
-    </w:p>
-    <w:p>
-      <w:pPr>
-        <w:spacing w:after="120"/>
-      </w:pPr>
-      <w:r>
-        <w:rPr>
-          <w:i/>
-          <w:color w:val="888888"/>
-          <w:sz w:val="16"/>
-        </w:rPr>
-        <w:t>Evento institucional de comunicação e engajamento, sem impacto regulatório ou econômico direto.</w:t>
-      </w:r>
-    </w:p>
-    <w:p>
-      <w:pPr>
-        <w:spacing w:before="240" w:after="80"/>
-      </w:pPr>
-      <w:r>
-        <w:rPr>
-          <w:b/>
-          <w:color w:val="1A4D2E"/>
-          <w:sz w:val="20"/>
-        </w:rPr>
-        <w:t>SENACON | NOTÍCIAS</w:t>
-      </w:r>
-    </w:p>
-    <w:p>
-      <w:pPr>
-        <w:spacing w:before="0" w:after="40"/>
-        <w:pBdr>
-          <w:bottom w:val="single" w:sz="8" w:space="1" w:color="1A4D2E"/>
-        </w:pBdr>
-      </w:pPr>
-    </w:p>
-    <w:p>
-      <w:pPr>
-        <w:spacing w:before="160" w:after="40"/>
-      </w:pPr>
-      <w:r>
-        <w:rPr>
-          <w:b/>
-          <w:color w:val="1A1A1A"/>
-          <w:sz w:val="22"/>
-        </w:rPr>
-        <w:t xml:space="preserve">Senasp acelera transformação digital da segurança pública com novas ferramentas de inteligência e integração de dados   </w:t>
-      </w:r>
-      <w:r>
-        <w:rPr>
-          <w:b/>
-          <w:color w:val="D68910"/>
-          <w:sz w:val="16"/>
-        </w:rPr>
-        <w:t>[MÉDIA]</w:t>
-      </w:r>
-    </w:p>
-    <w:p>
-      <w:pPr>
-        <w:spacing w:after="40"/>
-      </w:pPr>
-      <w:r>
-        <w:rPr>
-          <w:color w:val="4A4A4A"/>
-          <w:sz w:val="20"/>
-        </w:rPr>
-        <w:t>Senasp acelera a transformação digital da segurança pública com novas ferramentas de inteligência e integração de dados, fortalecendo estatísticas e modernizando serviços.</w:t>
-      </w:r>
-    </w:p>
-    <w:p>
-      <w:pPr>
-        <w:spacing w:after="40"/>
-      </w:pPr>
-      <w:r>
-        <w:rPr>
-          <w:b/>
-          <w:color w:val="888888"/>
-          <w:sz w:val="18"/>
-        </w:rPr>
-        <w:t xml:space="preserve">Publicado: </w:t>
-      </w:r>
-      <w:r>
-        <w:rPr>
-          <w:color w:val="888888"/>
-          <w:sz w:val="18"/>
-        </w:rPr>
-        <w:t xml:space="preserve">2026-07-02   </w:t>
-      </w:r>
-      <w:hyperlink r:id="rId25">
-        <w:r>
-          <w:rPr>
-            <w:color w:val="1A4D2E"/>
-            <w:u w:val="single"/>
-            <w:b/>
-          </w:rPr>
-          <w:t>Acessar materia</w:t>
-        </w:r>
-      </w:hyperlink>
-    </w:p>
-    <w:p>
-      <w:pPr>
-        <w:spacing w:after="120"/>
-      </w:pPr>
-      <w:r>
-        <w:rPr>
-          <w:i/>
-          <w:color w:val="888888"/>
-          <w:sz w:val="16"/>
-        </w:rPr>
-        <w:t>Iniciativa de transformação digital na segurança pública, com impacto na gestão de dados e eficiência operacional.</w:t>
-      </w:r>
-    </w:p>
-    <w:p/>
-    <w:tbl>
-      <w:tblPr>
-        <w:tblW w:type="auto" w:w="0"/>
-        <w:tblLayout w:type="fixed"/>
-        <w:tblLook w:firstColumn="1" w:firstRow="1" w:lastColumn="0" w:lastRow="0" w:noHBand="0" w:noVBand="1" w:val="04A0"/>
-      </w:tblPr>
-      <w:tblGrid>
-        <w:gridCol w:w="9638"/>
-      </w:tblGrid>
-      <w:tr>
-        <w:tc>
-          <w:tcPr>
-            <w:tcW w:type="dxa" w:w="9638"/>
-            <w:shd w:val="clear" w:color="auto" w:fill="1A4D2E"/>
-          </w:tcPr>
-          <w:p>
-            <w:pPr>
-              <w:spacing w:before="120" w:after="40"/>
-            </w:pPr>
-            <w:r>
-              <w:rPr>
-                <w:b w:val="0"/>
-                <w:color w:val="FFFFFF"/>
-                <w:sz w:val="32"/>
-              </w:rPr>
-              <w:t>Energia e Recursos</w:t>
-            </w:r>
-          </w:p>
-        </w:tc>
-      </w:tr>
-    </w:tbl>
-    <w:p>
-      <w:pPr>
-        <w:spacing w:before="240" w:after="80"/>
-      </w:pPr>
-      <w:r>
-        <w:rPr>
-          <w:b/>
-          <w:color w:val="1A4D2E"/>
-          <w:sz w:val="20"/>
-        </w:rPr>
-        <w:t>ANEEL | ÚLTIMAS NOTÍCIAS</w:t>
-      </w:r>
-    </w:p>
-    <w:p>
-      <w:pPr>
-        <w:spacing w:before="0" w:after="40"/>
-        <w:pBdr>
-          <w:bottom w:val="single" w:sz="8" w:space="1" w:color="1A4D2E"/>
-        </w:pBdr>
-      </w:pPr>
-    </w:p>
-    <w:p>
-      <w:pPr>
-        <w:spacing w:before="160" w:after="40"/>
-      </w:pPr>
-      <w:r>
-        <w:rPr>
-          <w:b/>
-          <w:color w:val="1A1A1A"/>
-          <w:sz w:val="22"/>
-        </w:rPr>
-        <w:t xml:space="preserve">ANEEL divulga relatório sobre perdas de energia elétrica na distribuição   </w:t>
-      </w:r>
-      <w:r>
-        <w:rPr>
-          <w:b/>
-          <w:color w:val="D68910"/>
-          <w:sz w:val="16"/>
-        </w:rPr>
-        <w:t>[MÉDIA]</w:t>
-      </w:r>
-    </w:p>
-    <w:p>
-      <w:pPr>
-        <w:spacing w:after="40"/>
-      </w:pPr>
-      <w:r>
-        <w:rPr>
-          <w:color w:val="4A4A4A"/>
-          <w:sz w:val="20"/>
-        </w:rPr>
-        <w:t>ANEEL divulga relatório com dados de perdas de energia elétrica na distribuição referentes ao ano de 2025, fornecendo informações cruciais para o setor.</w:t>
-      </w:r>
-    </w:p>
-    <w:p>
-      <w:pPr>
-        <w:spacing w:after="40"/>
-      </w:pPr>
-      <w:r>
-        <w:rPr>
-          <w:b/>
-          <w:color w:val="888888"/>
-          <w:sz w:val="18"/>
-        </w:rPr>
-        <w:t xml:space="preserve">Publicado: </w:t>
-      </w:r>
-      <w:r>
-        <w:rPr>
-          <w:color w:val="888888"/>
-          <w:sz w:val="18"/>
-        </w:rPr>
-        <w:t xml:space="preserve">2026-07-02   </w:t>
-      </w:r>
-      <w:hyperlink r:id="rId26">
-        <w:r>
-          <w:rPr>
-            <w:color w:val="1A4D2E"/>
-            <w:u w:val="single"/>
-            <w:b/>
-          </w:rPr>
-          <w:t>Acessar materia</w:t>
-        </w:r>
-      </w:hyperlink>
-    </w:p>
-    <w:p>
-      <w:pPr>
-        <w:spacing w:after="120"/>
-      </w:pPr>
-      <w:r>
-        <w:rPr>
-          <w:i/>
-          <w:color w:val="888888"/>
-          <w:sz w:val="16"/>
-        </w:rPr>
-        <w:t>Publicação de relatório técnico com dados relevantes para o setor de distribuição de energia elétrica e sua regulação.</w:t>
-      </w:r>
-    </w:p>
-    <w:p>
-      <w:pPr>
-        <w:spacing w:before="160" w:after="40"/>
-      </w:pPr>
-      <w:r>
-        <w:rPr>
-          <w:b/>
-          <w:color w:val="1A1A1A"/>
-          <w:sz w:val="22"/>
-        </w:rPr>
-        <w:t xml:space="preserve">ANEEL e Defesa Civil de SP discutem projeto para enfrentar eventos climáticos extremos   </w:t>
-      </w:r>
-      <w:r>
-        <w:rPr>
-          <w:b/>
-          <w:color w:val="D68910"/>
-          <w:sz w:val="16"/>
-        </w:rPr>
-        <w:t>[MÉDIA]</w:t>
-      </w:r>
-    </w:p>
-    <w:p>
-      <w:pPr>
-        <w:spacing w:after="40"/>
-      </w:pPr>
-      <w:r>
-        <w:rPr>
-          <w:color w:val="4A4A4A"/>
-          <w:sz w:val="20"/>
-        </w:rPr>
-        <w:t>ANEEL e Defesa Civil de SP debatem o Projeto SPIN, que visa acelerar as respostas das distribuidoras a eventos climáticos extremos, melhorando a resiliência do sistema.</w:t>
-      </w:r>
-    </w:p>
-    <w:p>
-      <w:pPr>
-        <w:spacing w:after="40"/>
-      </w:pPr>
-      <w:r>
-        <w:rPr>
-          <w:b/>
-          <w:color w:val="888888"/>
-          <w:sz w:val="18"/>
-        </w:rPr>
-        <w:t xml:space="preserve">Publicado: </w:t>
-      </w:r>
-      <w:r>
-        <w:rPr>
-          <w:color w:val="888888"/>
-          <w:sz w:val="18"/>
-        </w:rPr>
-        <w:t xml:space="preserve">2026-07-02   </w:t>
-      </w:r>
-      <w:hyperlink r:id="rId27">
-        <w:r>
-          <w:rPr>
-            <w:color w:val="1A4D2E"/>
-            <w:u w:val="single"/>
-            <w:b/>
-          </w:rPr>
-          <w:t>Acessar materia</w:t>
-        </w:r>
-      </w:hyperlink>
-    </w:p>
-    <w:p>
-      <w:pPr>
-        <w:spacing w:after="120"/>
-      </w:pPr>
-      <w:r>
-        <w:rPr>
-          <w:i/>
-          <w:color w:val="888888"/>
-          <w:sz w:val="16"/>
-        </w:rPr>
-        <w:t>Discussão sobre projeto para melhorar a resiliência da rede elétrica a eventos climáticos extremos, com impacto na qualidade do serviço.</w:t>
-      </w:r>
-    </w:p>
-    <w:p>
-      <w:pPr>
-        <w:spacing w:before="160" w:after="40"/>
-      </w:pPr>
-      <w:r>
-        <w:rPr>
-          <w:b/>
-          <w:color w:val="1A1A1A"/>
-          <w:sz w:val="22"/>
-        </w:rPr>
-        <w:t xml:space="preserve">Projeto Radar da ANEEL fortalece monitoramento e gestão das interrupções de energia no Brasil   </w:t>
-      </w:r>
-      <w:r>
-        <w:rPr>
-          <w:b/>
-          <w:color w:val="D68910"/>
-          <w:sz w:val="16"/>
-        </w:rPr>
-        <w:t>[MÉDIA]</w:t>
-      </w:r>
-    </w:p>
-    <w:p>
-      <w:pPr>
-        <w:spacing w:after="40"/>
-      </w:pPr>
-      <w:r>
-        <w:rPr>
-          <w:color w:val="4A4A4A"/>
-          <w:sz w:val="20"/>
-        </w:rPr>
-        <w:t>Projeto Radar da ANEEL aprimora o monitoramento e a gestão de interrupções de energia no Brasil, ampliando a capacidade de fiscalização e resposta da agência.</w:t>
-      </w:r>
-    </w:p>
-    <w:p>
-      <w:pPr>
-        <w:spacing w:after="40"/>
-      </w:pPr>
-      <w:r>
-        <w:rPr>
-          <w:b/>
-          <w:color w:val="888888"/>
-          <w:sz w:val="18"/>
-        </w:rPr>
-        <w:t xml:space="preserve">Publicado: </w:t>
-      </w:r>
-      <w:r>
-        <w:rPr>
-          <w:color w:val="888888"/>
-          <w:sz w:val="18"/>
-        </w:rPr>
-        <w:t xml:space="preserve">2026-07-02   </w:t>
-      </w:r>
-      <w:hyperlink r:id="rId28">
-        <w:r>
-          <w:rPr>
-            <w:color w:val="1A4D2E"/>
-            <w:u w:val="single"/>
-            <w:b/>
-          </w:rPr>
-          <w:t>Acessar materia</w:t>
-        </w:r>
-      </w:hyperlink>
-    </w:p>
-    <w:p>
-      <w:pPr>
-        <w:spacing w:after="120"/>
-      </w:pPr>
-      <w:r>
-        <w:rPr>
-          <w:i/>
-          <w:color w:val="888888"/>
-          <w:sz w:val="16"/>
-        </w:rPr>
-        <w:t>Lançamento de projeto para aprimorar o monitoramento da qualidade do serviço de energia elétrica, com impacto na fiscalização.</w:t>
-      </w:r>
-    </w:p>
-    <w:p>
-      <w:pPr>
-        <w:spacing w:before="160" w:after="40"/>
-      </w:pPr>
-      <w:r>
-        <w:rPr>
-          <w:b/>
-          <w:color w:val="1A1A1A"/>
-          <w:sz w:val="22"/>
-        </w:rPr>
-        <w:t xml:space="preserve">Blitz da ONEE 2026: Agência realiza ações em duas escolas piauienses para divulgar a maior competição educacional do setor elétrico   </w:t>
-      </w:r>
-      <w:r>
-        <w:rPr>
-          <w:b/>
-          <w:color w:val="7F8C8D"/>
-          <w:sz w:val="16"/>
-        </w:rPr>
-        <w:t>[BAIXA]</w:t>
-      </w:r>
-    </w:p>
-    <w:p>
-      <w:pPr>
-        <w:spacing w:after="40"/>
-      </w:pPr>
-      <w:r>
-        <w:rPr>
-          <w:color w:val="4A4A4A"/>
-          <w:sz w:val="20"/>
-        </w:rPr>
-        <w:t>A ANEEL realiza a Blitz da ONEE 2026 em escolas do Piauí para divulgar a competição educacional sobre consumo consciente de energia, com atividades para estudantes.</w:t>
-      </w:r>
-    </w:p>
-    <w:p>
-      <w:pPr>
-        <w:spacing w:after="40"/>
-      </w:pPr>
-      <w:r>
-        <w:rPr>
-          <w:b/>
-          <w:color w:val="888888"/>
-          <w:sz w:val="18"/>
-        </w:rPr>
-        <w:t xml:space="preserve">Publicado: </w:t>
-      </w:r>
-      <w:r>
-        <w:rPr>
-          <w:color w:val="888888"/>
-          <w:sz w:val="18"/>
-        </w:rPr>
-        <w:t xml:space="preserve">2026-07-02   </w:t>
-      </w:r>
-      <w:hyperlink r:id="rId29">
-        <w:r>
-          <w:rPr>
-            <w:color w:val="1A4D2E"/>
-            <w:u w:val="single"/>
-            <w:b/>
-          </w:rPr>
-          <w:t>Acessar materia</w:t>
-        </w:r>
-      </w:hyperlink>
-    </w:p>
-    <w:p>
-      <w:pPr>
-        <w:spacing w:after="120"/>
-      </w:pPr>
-      <w:r>
-        <w:rPr>
-          <w:i/>
-          <w:color w:val="888888"/>
-          <w:sz w:val="16"/>
-        </w:rPr>
-        <w:t>Evento educacional e institucional, sem impacto regulatório ou econômico direto.</w:t>
-      </w:r>
-    </w:p>
-    <w:p>
-      <w:pPr>
-        <w:spacing w:before="240" w:after="80"/>
-      </w:pPr>
-      <w:r>
-        <w:rPr>
-          <w:b/>
-          <w:color w:val="1A4D2E"/>
-          <w:sz w:val="20"/>
-        </w:rPr>
-        <w:t>ANM | NOTÍCIAS</w:t>
-      </w:r>
-    </w:p>
-    <w:p>
-      <w:pPr>
-        <w:spacing w:before="0" w:after="40"/>
-        <w:pBdr>
-          <w:bottom w:val="single" w:sz="8" w:space="1" w:color="1A4D2E"/>
-        </w:pBdr>
-      </w:pPr>
-    </w:p>
-    <w:p>
-      <w:pPr>
-        <w:spacing w:before="160" w:after="40"/>
-      </w:pPr>
-      <w:r>
-        <w:rPr>
-          <w:b/>
-          <w:color w:val="1A1A1A"/>
-          <w:sz w:val="22"/>
-        </w:rPr>
-        <w:t xml:space="preserve">Novo guia orienta usuários sobre como solicitar o Registro de Extração   </w:t>
-      </w:r>
-      <w:r>
-        <w:rPr>
-          <w:b/>
-          <w:color w:val="D68910"/>
-          <w:sz w:val="16"/>
-        </w:rPr>
-        <w:t>[MÉDIA]</w:t>
-      </w:r>
-    </w:p>
-    <w:p>
-      <w:pPr>
-        <w:spacing w:after="40"/>
-      </w:pPr>
-      <w:r>
-        <w:rPr>
-          <w:color w:val="4A4A4A"/>
-          <w:sz w:val="20"/>
-        </w:rPr>
-        <w:t>ANM lança novo guia didático para orientar usuários sobre o processo de solicitação do Registro de Extração de minerais para obras públicas.</w:t>
-      </w:r>
-    </w:p>
-    <w:p>
-      <w:pPr>
-        <w:spacing w:after="40"/>
-      </w:pPr>
-      <w:r>
-        <w:rPr>
-          <w:b/>
-          <w:color w:val="888888"/>
-          <w:sz w:val="18"/>
-        </w:rPr>
-        <w:t xml:space="preserve">Publicado: </w:t>
-      </w:r>
-      <w:r>
-        <w:rPr>
-          <w:color w:val="888888"/>
-          <w:sz w:val="18"/>
-        </w:rPr>
-        <w:t xml:space="preserve">2026-07-02   </w:t>
-      </w:r>
-      <w:hyperlink r:id="rId30">
-        <w:r>
-          <w:rPr>
-            <w:color w:val="1A4D2E"/>
-            <w:u w:val="single"/>
-            <w:b/>
-          </w:rPr>
-          <w:t>Acessar materia</w:t>
-        </w:r>
-      </w:hyperlink>
-    </w:p>
-    <w:p>
-      <w:pPr>
-        <w:spacing w:after="120"/>
-      </w:pPr>
-      <w:r>
-        <w:rPr>
-          <w:i/>
-          <w:color w:val="888888"/>
-          <w:sz w:val="16"/>
-        </w:rPr>
-        <w:t>Publicação de guia orientativo sobre procedimento administrativo, relevante para empresas do setor mineral.</w:t>
-      </w:r>
-    </w:p>
-    <w:p>
-      <w:pPr>
-        <w:spacing w:before="160" w:after="40"/>
-      </w:pPr>
-      <w:r>
-        <w:rPr>
-          <w:b/>
-          <w:color w:val="1A1A1A"/>
-          <w:sz w:val="22"/>
-        </w:rPr>
-        <w:t xml:space="preserve">Conheça as 3 modalidades de fiscalização empreendidas pela agência   </w:t>
-      </w:r>
-      <w:r>
-        <w:rPr>
-          <w:b/>
-          <w:color w:val="D68910"/>
-          <w:sz w:val="16"/>
-        </w:rPr>
-        <w:t>[MÉDIA]</w:t>
-      </w:r>
-    </w:p>
-    <w:p>
-      <w:pPr>
-        <w:spacing w:after="40"/>
-      </w:pPr>
-      <w:r>
-        <w:rPr>
-          <w:color w:val="4A4A4A"/>
-          <w:sz w:val="20"/>
-        </w:rPr>
-        <w:t>ANM detalha suas três modalidades de fiscalização: atividades minerárias, segurança de barragens e arrecadação de royalties, destacando a necessidade de estrutura e recursos.</w:t>
-      </w:r>
-    </w:p>
-    <w:p>
-      <w:pPr>
-        <w:spacing w:after="40"/>
-      </w:pPr>
-      <w:r>
-        <w:rPr>
-          <w:b/>
-          <w:color w:val="888888"/>
-          <w:sz w:val="18"/>
-        </w:rPr>
-        <w:t xml:space="preserve">Publicado: </w:t>
-      </w:r>
-      <w:r>
-        <w:rPr>
-          <w:color w:val="888888"/>
-          <w:sz w:val="18"/>
-        </w:rPr>
-        <w:t xml:space="preserve">2026-07-02   </w:t>
-      </w:r>
-      <w:hyperlink r:id="rId31">
-        <w:r>
-          <w:rPr>
-            <w:color w:val="1A4D2E"/>
-            <w:u w:val="single"/>
-            <w:b/>
-          </w:rPr>
-          <w:t>Acessar materia</w:t>
-        </w:r>
-      </w:hyperlink>
-    </w:p>
-    <w:p>
-      <w:pPr>
-        <w:spacing w:after="120"/>
-      </w:pPr>
-      <w:r>
-        <w:rPr>
-          <w:i/>
-          <w:color w:val="888888"/>
-          <w:sz w:val="16"/>
-        </w:rPr>
-        <w:t>Informações sobre as modalidades de fiscalização da agência, relevante para empresas do setor mineral.</w:t>
+        <w:t>Ação de fiscalização com impacto na segurança sanitária e empresas.</w:t>
       </w:r>
     </w:p>
     <w:p/>
@@ -2631,7 +3294,7 @@
           <w:color w:val="4A4A4A"/>
           <w:sz w:val="18"/>
         </w:rPr>
-        <w:t>ANP | Notícias - Nenhuma publicação encontrada na janela temporal de 2026-07-02T00:00 a 2026-07-03T09:57.</w:t>
+        <w:t>ANPD | Notícias - Nenhum resultado foi encontrado na janela temporal.</w:t>
       </w:r>
     </w:p>
     <w:p>
@@ -2643,7 +3306,7 @@
           <w:color w:val="4A4A4A"/>
           <w:sz w:val="18"/>
         </w:rPr>
-        <w:t>ONS | Notícias - A fonte explicitamente indica 'Nenhum item encontrado' para o período.</w:t>
+        <w:t>Secretaria de Prêmios e Apostas | Notícias - Nenhum resultado foi encontrado na janela temporal.</w:t>
       </w:r>
     </w:p>
     <w:p>
@@ -2655,7 +3318,7 @@
           <w:color w:val="4A4A4A"/>
           <w:sz w:val="18"/>
         </w:rPr>
-        <w:t>Secretaria de Prêmios e Apostas | Notícias - Nenhuma publicação encontrada na janela temporal de 2026-07-02T00:00 a 2026-07-03T09:57.</w:t>
+        <w:t>INPI | Notícias - Nenhuma publicação encontrada na janela temporal.</w:t>
       </w:r>
     </w:p>
     <w:p>
@@ -2677,7 +3340,7 @@
           <w:color w:val="4A4A4A"/>
           <w:sz w:val="18"/>
         </w:rPr>
-        <w:t>Destaques do D.O.U. - A fonte é uma interface de busca e não lista notícias ou atos diretamente para extração de itens.</w:t>
+        <w:t>Receita Federal | Normas - Página de busca, sem conteúdo direto ou resultados identificáveis na janela.</w:t>
       </w:r>
     </w:p>
     <w:p>
@@ -2689,7 +3352,7 @@
           <w:color w:val="4A4A4A"/>
           <w:sz w:val="18"/>
         </w:rPr>
-        <w:t>Receita Federal | Normas - A fonte é uma interface de busca e não lista normas diretamente para extração de itens.</w:t>
+        <w:t>CGU | Notícias - Conteúdo restrito, requer autenticação para visualização.</w:t>
       </w:r>
     </w:p>
     <w:p>
@@ -2701,7 +3364,41 @@
           <w:color w:val="4A4A4A"/>
           <w:sz w:val="18"/>
         </w:rPr>
-        <w:t>COAF | Notícias - A fonte exibe 'Carregando' e não apresenta notícias para extração de itens.</w:t>
+        <w:t>Ministério do Meio Ambiente | Notícias - Conteúdo restrito, requer autenticação para visualização.</w:t>
+      </w:r>
+    </w:p>
+    <w:p>
+      <w:pPr>
+        <w:pStyle w:val="ListBullet"/>
+      </w:pPr>
+      <w:r>
+        <w:rPr>
+          <w:color w:val="4A4A4A"/>
+          <w:sz w:val="18"/>
+        </w:rPr>
+        <w:t>SENACON | Notícias - Conteúdo restrito, requer autenticação para visualização.</w:t>
+      </w:r>
+    </w:p>
+    <w:p>
+      <w:r>
+        <w:rPr>
+          <w:b/>
+          <w:color w:val="C0392B"/>
+          <w:sz w:val="20"/>
+        </w:rPr>
+        <w:t>Fontes com erro tecnico:</w:t>
+      </w:r>
+    </w:p>
+    <w:p>
+      <w:pPr>
+        <w:pStyle w:val="ListBullet"/>
+      </w:pPr>
+      <w:r>
+        <w:rPr>
+          <w:color w:val="4A4A4A"/>
+          <w:sz w:val="18"/>
+        </w:rPr>
+        <w:t>Destaques do D.O.U. - Conteudo muito curto (15 chars) - pagina possivelmente vazia, fora do ar ou bloqueando scraping</w:t>
       </w:r>
     </w:p>
     <w:p/>
@@ -2749,7 +3446,7 @@
           <w:color w:val="888888"/>
           <w:sz w:val="16"/>
         </w:rPr>
-        <w:t>Janela analisada: 2026-07-02T00:00 ate 2026-07-03T09:57</w:t>
+        <w:t>Janela analisada: 2026-07-03T00:00 ate 2026-07-06T11:28</w:t>
       </w:r>
     </w:p>
     <w:sectPr>

--- a/output/boletim_regulatorio.docx
+++ b/output/boletim_regulatorio.docx
@@ -52,7 +52,7 @@
                 <w:color w:val="FFFFFF"/>
                 <w:sz w:val="28"/>
               </w:rPr>
-              <w:t>6 de julho de 2026</w:t>
+              <w:t>7 de julho de 2026</w:t>
             </w:r>
           </w:p>
         </w:tc>
@@ -87,7 +87,7 @@
                 <w:color w:val="1A4D2E"/>
                 <w:sz w:val="56"/>
               </w:rPr>
-              <w:t>32</w:t>
+              <w:t>15</w:t>
             </w:r>
           </w:p>
         </w:tc>
@@ -106,7 +106,7 @@
                 <w:color w:val="C0392B"/>
                 <w:sz w:val="56"/>
               </w:rPr>
-              <w:t>13</w:t>
+              <w:t>6</w:t>
             </w:r>
           </w:p>
         </w:tc>
@@ -125,7 +125,7 @@
                 <w:color w:val="D68910"/>
                 <w:sz w:val="56"/>
               </w:rPr>
-              <w:t>12</w:t>
+              <w:t>8</w:t>
             </w:r>
           </w:p>
         </w:tc>
@@ -144,7 +144,7 @@
                 <w:color w:val="7F8C8D"/>
                 <w:sz w:val="56"/>
               </w:rPr>
-              <w:t>7</w:t>
+              <w:t>1</w:t>
             </w:r>
           </w:p>
         </w:tc>
@@ -307,7 +307,7 @@
                   <w:u w:val="single"/>
                   <w:b/>
                 </w:rPr>
-                <w:t>Lei nº 15.458, de 3.7.2026 - Abre crédito extraordinário em favor do Ministério da Integração e do Desenvolvimento Regional, no valor de R$ 266.512.000,00 (duzentos e sessenta e seis milhões quinhentos e doze mil reais), para os fins que especifica.</w:t>
+                <w:t>Decreto nº 13.056, de 6.7.2026 - Altera o Decreto nº 12.301, de 9 de dezembro de 2024, que dispõe sobre a aprovação de diretrizes e de estratégias relativas à governança corporativa nas empresas estatais federais e à administração das participações societárias da União.</w:t>
               </w:r>
             </w:hyperlink>
           </w:p>
@@ -320,7 +320,7 @@
                 <w:color w:val="4A4A4A"/>
                 <w:sz w:val="18"/>
               </w:rPr>
-              <w:t>Abre crédito extraordinário para o Ministério da Integração e do Desenvolvimento Regional, no valor de R$ 266.512.000,00.</w:t>
+              <w:t>Altera decreto sobre diretrizes e estratégias de governança corporativa e administração de participações societárias em empresas estatais federais.</w:t>
             </w:r>
           </w:p>
         </w:tc>
@@ -351,7 +351,7 @@
                 <w:color w:val="1A4D2E"/>
                 <w:sz w:val="16"/>
               </w:rPr>
-              <w:t>PLANALTO | RESENHA DIARIA</w:t>
+              <w:t>BANCO CENTRAL | NORMAS</w:t>
             </w:r>
           </w:p>
           <w:p>
@@ -365,7 +365,7 @@
                   <w:u w:val="single"/>
                   <w:b/>
                 </w:rPr>
-                <w:t>Medida Provisória nº 1.375, de 3.7.2026 - Amplia o rol de Carreiras e Planos Especiais de Cargos cujos ocupantes fazem jus à indenização de que trata a Lei nº 12.855, de 2 de setembro de 2013, altera a Lei nº 15.367, de 30 de março de 2026, para admitir que as pessoas de que tratam o art. 6º da Emenda Constitucional nº 79, de 27 de maio de 2014, e o art. 6º da Emenda Constitucional nº 98, de 6 de dezembro de 2017, exerçam o direito de opção de que tratam os art. 52 a art. 54 da referida Lei, e transforma cargos efetivos vagos.</w:t>
+                <w:t>Comunicado n° 45.511, 7/7/2026</w:t>
               </w:r>
             </w:hyperlink>
           </w:p>
@@ -378,7 +378,7 @@
                 <w:color w:val="4A4A4A"/>
                 <w:sz w:val="18"/>
               </w:rPr>
-              <w:t>MP amplia rol de carreiras com direito a indenização, altera leis sobre opção de cargos e transforma cargos vagos.</w:t>
+              <w:t>Divulga as Taxas Básicas Financeiras (TBF), os Redutores "R" e as Taxas Referenciais (TR) relativos a 4, 5 e 6 de julho de 2026.</w:t>
             </w:r>
           </w:p>
         </w:tc>
@@ -409,7 +409,7 @@
                 <w:color w:val="1A4D2E"/>
                 <w:sz w:val="16"/>
               </w:rPr>
-              <w:t>PLANALTO | RESENHA DIARIA</w:t>
+              <w:t>BANCO CENTRAL | NORMAS</w:t>
             </w:r>
           </w:p>
           <w:p>
@@ -423,7 +423,7 @@
                   <w:u w:val="single"/>
                   <w:b/>
                 </w:rPr>
-                <w:t>Decreto nº 13.054, de 3.7.2026 - Altera o Regulamento da Previdência Social, aprovado pelo Decreto nº 3.048, de 6 de maio de 1999, para dispor sobre a condição de segurado especial dos associados em cooperativas.</w:t>
+                <w:t>Comunicado n° 45.510, 6/7/2026</w:t>
               </w:r>
             </w:hyperlink>
           </w:p>
@@ -436,7 +436,7 @@
                 <w:color w:val="4A4A4A"/>
                 <w:sz w:val="18"/>
               </w:rPr>
-              <w:t>Altera o Regulamento da Previdência Social para incluir associados em cooperativas como segurados especiais.</w:t>
+              <w:t>Divulga condições para a realização de operações compromissadas com instituições financeiras participantes do módulo Oferta Pública (Ofpub).</w:t>
             </w:r>
           </w:p>
         </w:tc>
@@ -467,7 +467,7 @@
                 <w:color w:val="1A4D2E"/>
                 <w:sz w:val="16"/>
               </w:rPr>
-              <w:t>PLANALTO | RESENHA DIARIA</w:t>
+              <w:t>BANCO CENTRAL | NORMAS</w:t>
             </w:r>
           </w:p>
           <w:p>
@@ -481,7 +481,7 @@
                   <w:u w:val="single"/>
                   <w:b/>
                 </w:rPr>
-                <w:t>Decreto nº 13.052, de 3.7.2026 - Altera o Decreto nº 11.002, de 17 de março de 2022, que regulamenta a Lei nº 13.954, de 16 de dezembro de 2019, e a Medida Provisória nº 2.215-10, de 31 de agosto de 2001, para dispor sobre a remuneração dos militares na ativa, os proventos na inatividade e as pensões militares.</w:t>
+                <w:t>Comunicado n° 45.507, 6/7/2026</w:t>
               </w:r>
             </w:hyperlink>
           </w:p>
@@ -494,7 +494,7 @@
                 <w:color w:val="4A4A4A"/>
                 <w:sz w:val="18"/>
               </w:rPr>
-              <w:t>Altera decreto sobre remuneração, proventos e pensões de militares na ativa e inatividade.</w:t>
+              <w:t>Divulga a Taxa Básica Financeira (TBF), o Redutor "R" e a Taxa Referencial (TR) relativos a 3 de julho de 2026.</w:t>
             </w:r>
           </w:p>
         </w:tc>
@@ -525,7 +525,7 @@
                 <w:color w:val="1A4D2E"/>
                 <w:sz w:val="16"/>
               </w:rPr>
-              <w:t>PLANALTO | RESENHA DIARIA</w:t>
+              <w:t>ANVISA | NOTÍCIAS</w:t>
             </w:r>
           </w:p>
           <w:p>
@@ -539,7 +539,7 @@
                   <w:u w:val="single"/>
                   <w:b/>
                 </w:rPr>
-                <w:t>Decreto nº 13.050, de 3.7.2026 - Altera o Decreto nº 9.226, de 6 de dezembro de 2017, que regulamenta a Lei nº 12.855, de 2 de setembro de 2013, que institui a indenização devida a ocupante de cargo efetivo das Carreiras e Planos Especiais de Cargos que especifica, em exercício nas unidades situadas em localidades estratégicas vinculadas à prevenção, controle, fiscalização e repressão dos delitos transfronteiriços.</w:t>
+                <w:t>Anvisa aprova nova indicação terapêutica para medicamento que trata câncer de mama</w:t>
               </w:r>
             </w:hyperlink>
           </w:p>
@@ -552,7 +552,7 @@
                 <w:color w:val="4A4A4A"/>
                 <w:sz w:val="18"/>
               </w:rPr>
-              <w:t>Altera decreto sobre indenização a servidores em localidades estratégicas de combate a delitos transfronteiriços.</w:t>
+              <w:t>Anvisa aprova nova indicação terapêutica para medicamento de câncer de mama, beneficiando pacientes com doença invasiva residual.</w:t>
             </w:r>
           </w:p>
         </w:tc>
@@ -621,7 +621,7 @@
           <w:color w:val="1A1A1A"/>
           <w:sz w:val="22"/>
         </w:rPr>
-        <w:t xml:space="preserve">Lei nº 15.458, de 3.7.2026 - Abre crédito extraordinário em favor do Ministério da Integração e do Desenvolvimento Regional, no valor de R$ 266.512.000,00 (duzentos e sessenta e seis milhões quinhentos e doze mil reais), para os fins que especifica.   </w:t>
+        <w:t xml:space="preserve">Decreto nº 13.056, de 6.7.2026 - Altera o Decreto nº 12.301, de 9 de dezembro de 2024, que dispõe sobre a aprovação de diretrizes e de estratégias relativas à governança corporativa nas empresas estatais federais e à administração das participações societárias da União.   </w:t>
       </w:r>
       <w:r>
         <w:rPr>
@@ -641,7 +641,7 @@
           <w:color w:val="4A4A4A"/>
           <w:sz w:val="20"/>
         </w:rPr>
-        <w:t>Abre crédito extraordinário para o Ministério da Integração e do Desenvolvimento Regional, no valor de R$ 266.512.000,00.</w:t>
+        <w:t>Altera decreto sobre diretrizes e estratégias de governança corporativa e administração de participações societárias em empresas estatais federais.</w:t>
       </w:r>
     </w:p>
     <w:p>
@@ -684,7 +684,83 @@
           <w:color w:val="888888"/>
           <w:sz w:val="16"/>
         </w:rPr>
-        <w:t>Legislação federal com impacto orçamentário significativo.</w:t>
+        <w:t>Legislação nova com impacto direto em governança corporativa de estatais federais.</w:t>
+      </w:r>
+    </w:p>
+    <w:p>
+      <w:pPr>
+        <w:spacing w:before="160" w:after="40"/>
+      </w:pPr>
+      <w:r>
+        <w:rPr>
+          <w:b/>
+          <w:color w:val="1A1A1A"/>
+          <w:sz w:val="22"/>
+        </w:rPr>
+        <w:t xml:space="preserve">Lei nº 15.458, de 3.7.2026 - Abre crédito extraordinário em favor do Ministério da Integração e do Desenvolvimento Regional, no valor de R$ 266.512.000,00 (duzentos e sessenta e seis milhões quinhentos e doze mil reais), para os fins que especifica.   </w:t>
+      </w:r>
+      <w:r>
+        <w:rPr>
+          <w:b/>
+          <w:color w:val="D68910"/>
+          <w:sz w:val="16"/>
+        </w:rPr>
+        <w:t>[MÉDIA]</w:t>
+      </w:r>
+    </w:p>
+    <w:p>
+      <w:pPr>
+        <w:spacing w:after="40"/>
+      </w:pPr>
+      <w:r>
+        <w:rPr>
+          <w:color w:val="4A4A4A"/>
+          <w:sz w:val="20"/>
+        </w:rPr>
+        <w:t>Abre crédito extraordinário de R$ 266,5 milhões para o Ministério da Integração e do Desenvolvimento Regional.</w:t>
+      </w:r>
+    </w:p>
+    <w:p>
+      <w:pPr>
+        <w:spacing w:after="40"/>
+      </w:pPr>
+      <w:r>
+        <w:rPr>
+          <w:b/>
+          <w:color w:val="888888"/>
+          <w:sz w:val="18"/>
+        </w:rPr>
+        <w:t xml:space="preserve">Publicado: </w:t>
+      </w:r>
+      <w:r>
+        <w:rPr>
+          <w:color w:val="888888"/>
+          <w:sz w:val="18"/>
+        </w:rPr>
+        <w:t xml:space="preserve">2026-07-06   </w:t>
+      </w:r>
+      <w:hyperlink r:id="rId14">
+        <w:r>
+          <w:rPr>
+            <w:color w:val="1A4D2E"/>
+            <w:u w:val="single"/>
+            <w:b/>
+          </w:rPr>
+          <w:t>Acessar materia</w:t>
+        </w:r>
+      </w:hyperlink>
+    </w:p>
+    <w:p>
+      <w:pPr>
+        <w:spacing w:after="120"/>
+      </w:pPr>
+      <w:r>
+        <w:rPr>
+          <w:i/>
+          <w:color w:val="888888"/>
+          <w:sz w:val="16"/>
+        </w:rPr>
+        <w:t>Abertura de crédito extraordinário com impacto orçamentário.</w:t>
       </w:r>
     </w:p>
     <w:p>
@@ -739,234 +815,6 @@
         </w:rPr>
         <w:t xml:space="preserve">2026-07-06   </w:t>
       </w:r>
-      <w:hyperlink r:id="rId14">
-        <w:r>
-          <w:rPr>
-            <w:color w:val="1A4D2E"/>
-            <w:u w:val="single"/>
-            <w:b/>
-          </w:rPr>
-          <w:t>Acessar materia</w:t>
-        </w:r>
-      </w:hyperlink>
-    </w:p>
-    <w:p>
-      <w:pPr>
-        <w:spacing w:after="120"/>
-      </w:pPr>
-      <w:r>
-        <w:rPr>
-          <w:i/>
-          <w:color w:val="888888"/>
-          <w:sz w:val="16"/>
-        </w:rPr>
-        <w:t>Ato administrativo que impacta a gestão de órgãos públicos.</w:t>
-      </w:r>
-    </w:p>
-    <w:p>
-      <w:pPr>
-        <w:spacing w:before="160" w:after="40"/>
-      </w:pPr>
-      <w:r>
-        <w:rPr>
-          <w:b/>
-          <w:color w:val="1A1A1A"/>
-          <w:sz w:val="22"/>
-        </w:rPr>
-        <w:t xml:space="preserve">Medida Provisória nº 1.375, de 3.7.2026 - Amplia o rol de Carreiras e Planos Especiais de Cargos cujos ocupantes fazem jus à indenização de que trata a Lei nº 12.855, de 2 de setembro de 2013, altera a Lei nº 15.367, de 30 de março de 2026, para admitir que as pessoas de que tratam o art. 6º da Emenda Constitucional nº 79, de 27 de maio de 2014, e o art. 6º da Emenda Constitucional nº 98, de 6 de dezembro de 2017, exerçam o direito de opção de que tratam os art. 52 a art. 54 da referida Lei, e transforma cargos efetivos vagos.   </w:t>
-      </w:r>
-      <w:r>
-        <w:rPr>
-          <w:b/>
-          <w:color w:val="C0392B"/>
-          <w:sz w:val="16"/>
-        </w:rPr>
-        <w:t>[ALTA]</w:t>
-      </w:r>
-    </w:p>
-    <w:p>
-      <w:pPr>
-        <w:spacing w:after="40"/>
-      </w:pPr>
-      <w:r>
-        <w:rPr>
-          <w:color w:val="4A4A4A"/>
-          <w:sz w:val="20"/>
-        </w:rPr>
-        <w:t>MP amplia rol de carreiras com direito a indenização, altera leis sobre opção de cargos e transforma cargos vagos.</w:t>
-      </w:r>
-    </w:p>
-    <w:p>
-      <w:pPr>
-        <w:spacing w:after="40"/>
-      </w:pPr>
-      <w:r>
-        <w:rPr>
-          <w:b/>
-          <w:color w:val="888888"/>
-          <w:sz w:val="18"/>
-        </w:rPr>
-        <w:t xml:space="preserve">Publicado: </w:t>
-      </w:r>
-      <w:r>
-        <w:rPr>
-          <w:color w:val="888888"/>
-          <w:sz w:val="18"/>
-        </w:rPr>
-        <w:t xml:space="preserve">2026-07-03   </w:t>
-      </w:r>
-      <w:hyperlink r:id="rId10">
-        <w:r>
-          <w:rPr>
-            <w:color w:val="1A4D2E"/>
-            <w:u w:val="single"/>
-            <w:b/>
-          </w:rPr>
-          <w:t>Acessar materia</w:t>
-        </w:r>
-      </w:hyperlink>
-    </w:p>
-    <w:p>
-      <w:pPr>
-        <w:spacing w:after="120"/>
-      </w:pPr>
-      <w:r>
-        <w:rPr>
-          <w:i/>
-          <w:color w:val="888888"/>
-          <w:sz w:val="16"/>
-        </w:rPr>
-        <w:t>Legislação federal com impacto em carreiras e planos de cargos públicos.</w:t>
-      </w:r>
-    </w:p>
-    <w:p>
-      <w:pPr>
-        <w:spacing w:before="160" w:after="40"/>
-      </w:pPr>
-      <w:r>
-        <w:rPr>
-          <w:b/>
-          <w:color w:val="1A1A1A"/>
-          <w:sz w:val="22"/>
-        </w:rPr>
-        <w:t xml:space="preserve">Decreto nº 13.054, de 3.7.2026 - Altera o Regulamento da Previdência Social, aprovado pelo Decreto nº 3.048, de 6 de maio de 1999, para dispor sobre a condição de segurado especial dos associados em cooperativas.   </w:t>
-      </w:r>
-      <w:r>
-        <w:rPr>
-          <w:b/>
-          <w:color w:val="C0392B"/>
-          <w:sz w:val="16"/>
-        </w:rPr>
-        <w:t>[ALTA]</w:t>
-      </w:r>
-    </w:p>
-    <w:p>
-      <w:pPr>
-        <w:spacing w:after="40"/>
-      </w:pPr>
-      <w:r>
-        <w:rPr>
-          <w:color w:val="4A4A4A"/>
-          <w:sz w:val="20"/>
-        </w:rPr>
-        <w:t>Altera o Regulamento da Previdência Social para incluir associados em cooperativas como segurados especiais.</w:t>
-      </w:r>
-    </w:p>
-    <w:p>
-      <w:pPr>
-        <w:spacing w:after="40"/>
-      </w:pPr>
-      <w:r>
-        <w:rPr>
-          <w:b/>
-          <w:color w:val="888888"/>
-          <w:sz w:val="18"/>
-        </w:rPr>
-        <w:t xml:space="preserve">Publicado: </w:t>
-      </w:r>
-      <w:r>
-        <w:rPr>
-          <w:color w:val="888888"/>
-          <w:sz w:val="18"/>
-        </w:rPr>
-        <w:t xml:space="preserve">2026-07-03   </w:t>
-      </w:r>
-      <w:hyperlink r:id="rId11">
-        <w:r>
-          <w:rPr>
-            <w:color w:val="1A4D2E"/>
-            <w:u w:val="single"/>
-            <w:b/>
-          </w:rPr>
-          <w:t>Acessar materia</w:t>
-        </w:r>
-      </w:hyperlink>
-    </w:p>
-    <w:p>
-      <w:pPr>
-        <w:spacing w:after="120"/>
-      </w:pPr>
-      <w:r>
-        <w:rPr>
-          <w:i/>
-          <w:color w:val="888888"/>
-          <w:sz w:val="16"/>
-        </w:rPr>
-        <w:t>Legislação federal com impacto direto na previdência social e cooperativas.</w:t>
-      </w:r>
-    </w:p>
-    <w:p>
-      <w:pPr>
-        <w:spacing w:before="160" w:after="40"/>
-      </w:pPr>
-      <w:r>
-        <w:rPr>
-          <w:b/>
-          <w:color w:val="1A1A1A"/>
-          <w:sz w:val="22"/>
-        </w:rPr>
-        <w:t xml:space="preserve">Decreto nº 13.053, de 3.7.2026 - Altera o Decreto nº 11.329, de 1º de janeiro de 2023, que aprova a Estrutura Regimental e o Quadro Demonstrativo dos Cargos em Comissão, das Funções de Confiança e das Gratificações da Casa Civil da Presidência da República e remaneja e transforma cargos em comissão, funções de confiança e gratificações.   </w:t>
-      </w:r>
-      <w:r>
-        <w:rPr>
-          <w:b/>
-          <w:color w:val="D68910"/>
-          <w:sz w:val="16"/>
-        </w:rPr>
-        <w:t>[MÉDIA]</w:t>
-      </w:r>
-    </w:p>
-    <w:p>
-      <w:pPr>
-        <w:spacing w:after="40"/>
-      </w:pPr>
-      <w:r>
-        <w:rPr>
-          <w:color w:val="4A4A4A"/>
-          <w:sz w:val="20"/>
-        </w:rPr>
-        <w:t>Altera estrutura regimental e quadro de cargos da Casa Civil da Presidência da República.</w:t>
-      </w:r>
-    </w:p>
-    <w:p>
-      <w:pPr>
-        <w:spacing w:after="40"/>
-      </w:pPr>
-      <w:r>
-        <w:rPr>
-          <w:b/>
-          <w:color w:val="888888"/>
-          <w:sz w:val="18"/>
-        </w:rPr>
-        <w:t xml:space="preserve">Publicado: </w:t>
-      </w:r>
-      <w:r>
-        <w:rPr>
-          <w:color w:val="888888"/>
-          <w:sz w:val="18"/>
-        </w:rPr>
-        <w:t xml:space="preserve">2026-07-03   </w:t>
-      </w:r>
       <w:hyperlink r:id="rId15">
         <w:r>
           <w:rPr>
@@ -988,539 +836,7 @@
           <w:color w:val="888888"/>
           <w:sz w:val="16"/>
         </w:rPr>
-        <w:t>Ato administrativo que reorganiza a estrutura de cargos na administração pública.</w:t>
-      </w:r>
-    </w:p>
-    <w:p>
-      <w:pPr>
-        <w:spacing w:before="160" w:after="40"/>
-      </w:pPr>
-      <w:r>
-        <w:rPr>
-          <w:b/>
-          <w:color w:val="1A1A1A"/>
-          <w:sz w:val="22"/>
-        </w:rPr>
-        <w:t xml:space="preserve">Decreto nº 13.052, de 3.7.2026 - Altera o Decreto nº 11.002, de 17 de março de 2022, que regulamenta a Lei nº 13.954, de 16 de dezembro de 2019, e a Medida Provisória nº 2.215-10, de 31 de agosto de 2001, para dispor sobre a remuneração dos militares na ativa, os proventos na inatividade e as pensões militares.   </w:t>
-      </w:r>
-      <w:r>
-        <w:rPr>
-          <w:b/>
-          <w:color w:val="C0392B"/>
-          <w:sz w:val="16"/>
-        </w:rPr>
-        <w:t>[ALTA]</w:t>
-      </w:r>
-    </w:p>
-    <w:p>
-      <w:pPr>
-        <w:spacing w:after="40"/>
-      </w:pPr>
-      <w:r>
-        <w:rPr>
-          <w:color w:val="4A4A4A"/>
-          <w:sz w:val="20"/>
-        </w:rPr>
-        <w:t>Altera decreto sobre remuneração, proventos e pensões de militares na ativa e inatividade.</w:t>
-      </w:r>
-    </w:p>
-    <w:p>
-      <w:pPr>
-        <w:spacing w:after="40"/>
-      </w:pPr>
-      <w:r>
-        <w:rPr>
-          <w:b/>
-          <w:color w:val="888888"/>
-          <w:sz w:val="18"/>
-        </w:rPr>
-        <w:t xml:space="preserve">Publicado: </w:t>
-      </w:r>
-      <w:r>
-        <w:rPr>
-          <w:color w:val="888888"/>
-          <w:sz w:val="18"/>
-        </w:rPr>
-        <w:t xml:space="preserve">2026-07-03   </w:t>
-      </w:r>
-      <w:hyperlink r:id="rId12">
-        <w:r>
-          <w:rPr>
-            <w:color w:val="1A4D2E"/>
-            <w:u w:val="single"/>
-            <w:b/>
-          </w:rPr>
-          <w:t>Acessar materia</w:t>
-        </w:r>
-      </w:hyperlink>
-    </w:p>
-    <w:p>
-      <w:pPr>
-        <w:spacing w:after="120"/>
-      </w:pPr>
-      <w:r>
-        <w:rPr>
-          <w:i/>
-          <w:color w:val="888888"/>
-          <w:sz w:val="16"/>
-        </w:rPr>
-        <w:t>Legislação federal com impacto direto em direitos e remuneração de militares.</w:t>
-      </w:r>
-    </w:p>
-    <w:p>
-      <w:pPr>
-        <w:spacing w:before="160" w:after="40"/>
-      </w:pPr>
-      <w:r>
-        <w:rPr>
-          <w:b/>
-          <w:color w:val="1A1A1A"/>
-          <w:sz w:val="22"/>
-        </w:rPr>
-        <w:t xml:space="preserve">Decreto nº 13.051, de 3.7.2026 - Dispõe sobre a distribuição do quantitativo de Gratificação Temporária de Execução e Apoio a Atividades Técnicas e Administrativas – GTATA.   </w:t>
-      </w:r>
-      <w:r>
-        <w:rPr>
-          <w:b/>
-          <w:color w:val="D68910"/>
-          <w:sz w:val="16"/>
-        </w:rPr>
-        <w:t>[MÉDIA]</w:t>
-      </w:r>
-    </w:p>
-    <w:p>
-      <w:pPr>
-        <w:spacing w:after="40"/>
-      </w:pPr>
-      <w:r>
-        <w:rPr>
-          <w:color w:val="4A4A4A"/>
-          <w:sz w:val="20"/>
-        </w:rPr>
-        <w:t>Dispõe sobre a distribuição de Gratificação Temporária para atividades técnicas e administrativas (GTATA).</w:t>
-      </w:r>
-    </w:p>
-    <w:p>
-      <w:pPr>
-        <w:spacing w:after="40"/>
-      </w:pPr>
-      <w:r>
-        <w:rPr>
-          <w:b/>
-          <w:color w:val="888888"/>
-          <w:sz w:val="18"/>
-        </w:rPr>
-        <w:t xml:space="preserve">Publicado: </w:t>
-      </w:r>
-      <w:r>
-        <w:rPr>
-          <w:color w:val="888888"/>
-          <w:sz w:val="18"/>
-        </w:rPr>
-        <w:t xml:space="preserve">2026-07-03   </w:t>
-      </w:r>
-      <w:hyperlink r:id="rId16">
-        <w:r>
-          <w:rPr>
-            <w:color w:val="1A4D2E"/>
-            <w:u w:val="single"/>
-            <w:b/>
-          </w:rPr>
-          <w:t>Acessar materia</w:t>
-        </w:r>
-      </w:hyperlink>
-    </w:p>
-    <w:p>
-      <w:pPr>
-        <w:spacing w:after="120"/>
-      </w:pPr>
-      <w:r>
-        <w:rPr>
-          <w:i/>
-          <w:color w:val="888888"/>
-          <w:sz w:val="16"/>
-        </w:rPr>
-        <w:t>Ato administrativo que impacta a remuneração de servidores.</w:t>
-      </w:r>
-    </w:p>
-    <w:p>
-      <w:pPr>
-        <w:spacing w:before="160" w:after="40"/>
-      </w:pPr>
-      <w:r>
-        <w:rPr>
-          <w:b/>
-          <w:color w:val="1A1A1A"/>
-          <w:sz w:val="22"/>
-        </w:rPr>
-        <w:t xml:space="preserve">Decreto nº 13.050, de 3.7.2026 - Altera o Decreto nº 9.226, de 6 de dezembro de 2017, que regulamenta a Lei nº 12.855, de 2 de setembro de 2013, que institui a indenização devida a ocupante de cargo efetivo das Carreiras e Planos Especiais de Cargos que especifica, em exercício nas unidades situadas em localidades estratégicas vinculadas à prevenção, controle, fiscalização e repressão dos delitos transfronteiriços.   </w:t>
-      </w:r>
-      <w:r>
-        <w:rPr>
-          <w:b/>
-          <w:color w:val="C0392B"/>
-          <w:sz w:val="16"/>
-        </w:rPr>
-        <w:t>[ALTA]</w:t>
-      </w:r>
-    </w:p>
-    <w:p>
-      <w:pPr>
-        <w:spacing w:after="40"/>
-      </w:pPr>
-      <w:r>
-        <w:rPr>
-          <w:color w:val="4A4A4A"/>
-          <w:sz w:val="20"/>
-        </w:rPr>
-        <w:t>Altera decreto sobre indenização a servidores em localidades estratégicas de combate a delitos transfronteiriços.</w:t>
-      </w:r>
-    </w:p>
-    <w:p>
-      <w:pPr>
-        <w:spacing w:after="40"/>
-      </w:pPr>
-      <w:r>
-        <w:rPr>
-          <w:b/>
-          <w:color w:val="888888"/>
-          <w:sz w:val="18"/>
-        </w:rPr>
-        <w:t xml:space="preserve">Publicado: </w:t>
-      </w:r>
-      <w:r>
-        <w:rPr>
-          <w:color w:val="888888"/>
-          <w:sz w:val="18"/>
-        </w:rPr>
-        <w:t xml:space="preserve">2026-07-03   </w:t>
-      </w:r>
-      <w:hyperlink r:id="rId13">
-        <w:r>
-          <w:rPr>
-            <w:color w:val="1A4D2E"/>
-            <w:u w:val="single"/>
-            <w:b/>
-          </w:rPr>
-          <w:t>Acessar materia</w:t>
-        </w:r>
-      </w:hyperlink>
-    </w:p>
-    <w:p>
-      <w:pPr>
-        <w:spacing w:after="120"/>
-      </w:pPr>
-      <w:r>
-        <w:rPr>
-          <w:i/>
-          <w:color w:val="888888"/>
-          <w:sz w:val="16"/>
-        </w:rPr>
-        <w:t>Legislação federal com impacto em direitos de servidores públicos.</w:t>
-      </w:r>
-    </w:p>
-    <w:p>
-      <w:pPr>
-        <w:spacing w:before="160" w:after="40"/>
-      </w:pPr>
-      <w:r>
-        <w:rPr>
-          <w:b/>
-          <w:color w:val="1A1A1A"/>
-          <w:sz w:val="22"/>
-        </w:rPr>
-        <w:t xml:space="preserve">Decreto nº 13.049, de 3.7.2026 - Regulamenta a Lei nº 12.855, de 2 de setembro de 2013, que institui a indenização devida a ocupante de cargo efetivo das Carreiras e Planos Especiais de Cargos que especifica, em exercício nas unidades situadas em localidades estratégicas vinculadas à prevenção, controle, fiscalização e repressão dos delitos transfronteiriços, quanto às Carreiras e aos Planos de Cargos que especifica.   </w:t>
-      </w:r>
-      <w:r>
-        <w:rPr>
-          <w:b/>
-          <w:color w:val="C0392B"/>
-          <w:sz w:val="16"/>
-        </w:rPr>
-        <w:t>[ALTA]</w:t>
-      </w:r>
-    </w:p>
-    <w:p>
-      <w:pPr>
-        <w:spacing w:after="40"/>
-      </w:pPr>
-      <w:r>
-        <w:rPr>
-          <w:color w:val="4A4A4A"/>
-          <w:sz w:val="20"/>
-        </w:rPr>
-        <w:t>Regulamenta lei sobre indenização a servidores em localidades estratégicas de combate a delitos transfronteiriços.</w:t>
-      </w:r>
-    </w:p>
-    <w:p>
-      <w:pPr>
-        <w:spacing w:after="40"/>
-      </w:pPr>
-      <w:r>
-        <w:rPr>
-          <w:b/>
-          <w:color w:val="888888"/>
-          <w:sz w:val="18"/>
-        </w:rPr>
-        <w:t xml:space="preserve">Publicado: </w:t>
-      </w:r>
-      <w:r>
-        <w:rPr>
-          <w:color w:val="888888"/>
-          <w:sz w:val="18"/>
-        </w:rPr>
-        <w:t xml:space="preserve">2026-07-03   </w:t>
-      </w:r>
-      <w:hyperlink r:id="rId17">
-        <w:r>
-          <w:rPr>
-            <w:color w:val="1A4D2E"/>
-            <w:u w:val="single"/>
-            <w:b/>
-          </w:rPr>
-          <w:t>Acessar materia</w:t>
-        </w:r>
-      </w:hyperlink>
-    </w:p>
-    <w:p>
-      <w:pPr>
-        <w:spacing w:after="120"/>
-      </w:pPr>
-      <w:r>
-        <w:rPr>
-          <w:i/>
-          <w:color w:val="888888"/>
-          <w:sz w:val="16"/>
-        </w:rPr>
-        <w:t>Legislação federal com impacto em direitos de servidores públicos.</w:t>
-      </w:r>
-    </w:p>
-    <w:p>
-      <w:pPr>
-        <w:spacing w:before="160" w:after="40"/>
-      </w:pPr>
-      <w:r>
-        <w:rPr>
-          <w:b/>
-          <w:color w:val="1A1A1A"/>
-          <w:sz w:val="22"/>
-        </w:rPr>
-        <w:t xml:space="preserve">Decreto nº 13.048, de 3.7.2026 - Estabelece os critérios e os procedimentos para a concessão do Reconhecimento de Saberes e Competências aos servidores ocupantes dos cargos do Plano de Carreira dos Cargos Técnico-Administrativos em Educação.   </w:t>
-      </w:r>
-      <w:r>
-        <w:rPr>
-          <w:b/>
-          <w:color w:val="D68910"/>
-          <w:sz w:val="16"/>
-        </w:rPr>
-        <w:t>[MÉDIA]</w:t>
-      </w:r>
-    </w:p>
-    <w:p>
-      <w:pPr>
-        <w:spacing w:after="40"/>
-      </w:pPr>
-      <w:r>
-        <w:rPr>
-          <w:color w:val="4A4A4A"/>
-          <w:sz w:val="20"/>
-        </w:rPr>
-        <w:t>Estabelece critérios para concessão de Reconhecimento de Saberes e Competências a servidores técnico-administrativos em Educação.</w:t>
-      </w:r>
-    </w:p>
-    <w:p>
-      <w:pPr>
-        <w:spacing w:after="40"/>
-      </w:pPr>
-      <w:r>
-        <w:rPr>
-          <w:b/>
-          <w:color w:val="888888"/>
-          <w:sz w:val="18"/>
-        </w:rPr>
-        <w:t xml:space="preserve">Publicado: </w:t>
-      </w:r>
-      <w:r>
-        <w:rPr>
-          <w:color w:val="888888"/>
-          <w:sz w:val="18"/>
-        </w:rPr>
-        <w:t xml:space="preserve">2026-07-03   </w:t>
-      </w:r>
-      <w:hyperlink r:id="rId18">
-        <w:r>
-          <w:rPr>
-            <w:color w:val="1A4D2E"/>
-            <w:u w:val="single"/>
-            <w:b/>
-          </w:rPr>
-          <w:t>Acessar materia</w:t>
-        </w:r>
-      </w:hyperlink>
-    </w:p>
-    <w:p>
-      <w:pPr>
-        <w:spacing w:after="120"/>
-      </w:pPr>
-      <w:r>
-        <w:rPr>
-          <w:i/>
-          <w:color w:val="888888"/>
-          <w:sz w:val="16"/>
-        </w:rPr>
-        <w:t>Ato administrativo que impacta a carreira de servidores públicos.</w:t>
-      </w:r>
-    </w:p>
-    <w:p>
-      <w:pPr>
-        <w:spacing w:before="160" w:after="40"/>
-      </w:pPr>
-      <w:r>
-        <w:rPr>
-          <w:b/>
-          <w:color w:val="1A1A1A"/>
-          <w:sz w:val="22"/>
-        </w:rPr>
-        <w:t xml:space="preserve">Lei nº 15.457, de 3.7.2026 - Cria a Universidade Federal do Esporte.   </w:t>
-      </w:r>
-      <w:r>
-        <w:rPr>
-          <w:b/>
-          <w:color w:val="C0392B"/>
-          <w:sz w:val="16"/>
-        </w:rPr>
-        <w:t>[ALTA]</w:t>
-      </w:r>
-    </w:p>
-    <w:p>
-      <w:pPr>
-        <w:spacing w:after="40"/>
-      </w:pPr>
-      <w:r>
-        <w:rPr>
-          <w:color w:val="4A4A4A"/>
-          <w:sz w:val="20"/>
-        </w:rPr>
-        <w:t>Cria a Universidade Federal do Esporte.</w:t>
-      </w:r>
-    </w:p>
-    <w:p>
-      <w:pPr>
-        <w:spacing w:after="40"/>
-      </w:pPr>
-      <w:r>
-        <w:rPr>
-          <w:b/>
-          <w:color w:val="888888"/>
-          <w:sz w:val="18"/>
-        </w:rPr>
-        <w:t xml:space="preserve">Publicado: </w:t>
-      </w:r>
-      <w:r>
-        <w:rPr>
-          <w:color w:val="888888"/>
-          <w:sz w:val="18"/>
-        </w:rPr>
-        <w:t xml:space="preserve">2026-07-03   </w:t>
-      </w:r>
-      <w:hyperlink r:id="rId19">
-        <w:r>
-          <w:rPr>
-            <w:color w:val="1A4D2E"/>
-            <w:u w:val="single"/>
-            <w:b/>
-          </w:rPr>
-          <w:t>Acessar materia</w:t>
-        </w:r>
-      </w:hyperlink>
-    </w:p>
-    <w:p>
-      <w:pPr>
-        <w:spacing w:after="120"/>
-      </w:pPr>
-      <w:r>
-        <w:rPr>
-          <w:i/>
-          <w:color w:val="888888"/>
-          <w:sz w:val="16"/>
-        </w:rPr>
-        <w:t>Legislação federal que cria uma nova instituição de ensino superior.</w:t>
-      </w:r>
-    </w:p>
-    <w:p>
-      <w:pPr>
-        <w:spacing w:before="160" w:after="40"/>
-      </w:pPr>
-      <w:r>
-        <w:rPr>
-          <w:b/>
-          <w:color w:val="1A1A1A"/>
-          <w:sz w:val="22"/>
-        </w:rPr>
-        <w:t xml:space="preserve">Lei nº 15.456, de 3.7.2026 - Regulamenta a profissão de protesista/ortesista ortopédico.   </w:t>
-      </w:r>
-      <w:r>
-        <w:rPr>
-          <w:b/>
-          <w:color w:val="C0392B"/>
-          <w:sz w:val="16"/>
-        </w:rPr>
-        <w:t>[ALTA]</w:t>
-      </w:r>
-    </w:p>
-    <w:p>
-      <w:pPr>
-        <w:spacing w:after="40"/>
-      </w:pPr>
-      <w:r>
-        <w:rPr>
-          <w:color w:val="4A4A4A"/>
-          <w:sz w:val="20"/>
-        </w:rPr>
-        <w:t>Regulamenta a profissão de protesista/ortesista ortopédico.</w:t>
-      </w:r>
-    </w:p>
-    <w:p>
-      <w:pPr>
-        <w:spacing w:after="40"/>
-      </w:pPr>
-      <w:r>
-        <w:rPr>
-          <w:b/>
-          <w:color w:val="888888"/>
-          <w:sz w:val="18"/>
-        </w:rPr>
-        <w:t xml:space="preserve">Publicado: </w:t>
-      </w:r>
-      <w:r>
-        <w:rPr>
-          <w:color w:val="888888"/>
-          <w:sz w:val="18"/>
-        </w:rPr>
-        <w:t xml:space="preserve">2026-07-03   </w:t>
-      </w:r>
-      <w:hyperlink r:id="rId20">
-        <w:r>
-          <w:rPr>
-            <w:color w:val="1A4D2E"/>
-            <w:u w:val="single"/>
-            <w:b/>
-          </w:rPr>
-          <w:t>Acessar materia</w:t>
-        </w:r>
-      </w:hyperlink>
-    </w:p>
-    <w:p>
-      <w:pPr>
-        <w:spacing w:after="120"/>
-      </w:pPr>
-      <w:r>
-        <w:rPr>
-          <w:i/>
-          <w:color w:val="888888"/>
-          <w:sz w:val="16"/>
-        </w:rPr>
-        <w:t>Legislação federal que regulamenta uma profissão.</w:t>
+        <w:t>Alteração de decreto administrativo com impacto na gestão de organizações militares.</w:t>
       </w:r>
     </w:p>
     <w:p/>
@@ -1586,15 +902,15 @@
           <w:color w:val="1A1A1A"/>
           <w:sz w:val="22"/>
         </w:rPr>
-        <w:t xml:space="preserve">Comunicado n° 45.509, 6/7/2026   </w:t>
+        <w:t xml:space="preserve">Comunicado n° 45.513, 7/7/2026   </w:t>
       </w:r>
       <w:r>
         <w:rPr>
           <w:b/>
-          <w:color w:val="7F8C8D"/>
+          <w:color w:val="D68910"/>
           <w:sz w:val="16"/>
         </w:rPr>
-        <w:t>[BAIXA]</w:t>
+        <w:t>[MÉDIA]</w:t>
       </w:r>
     </w:p>
     <w:p>
@@ -1606,7 +922,311 @@
           <w:color w:val="4A4A4A"/>
           <w:sz w:val="20"/>
         </w:rPr>
-        <w:t>Divulga nomes de pessoas eleitas ou nomeadas para cargos de administração em instituições autorizadas a funcionar, para recebimento de eventuais objeções.</w:t>
+        <w:t>Divulga nomes de pessoas eleitas ou nomeadas para cargos de administração em instituições autorizadas a funcionar, para recebimento de objeções.</w:t>
+      </w:r>
+    </w:p>
+    <w:p>
+      <w:pPr>
+        <w:spacing w:after="40"/>
+      </w:pPr>
+      <w:r>
+        <w:rPr>
+          <w:b/>
+          <w:color w:val="888888"/>
+          <w:sz w:val="18"/>
+        </w:rPr>
+        <w:t xml:space="preserve">Publicado: </w:t>
+      </w:r>
+      <w:r>
+        <w:rPr>
+          <w:color w:val="888888"/>
+          <w:sz w:val="18"/>
+        </w:rPr>
+        <w:t xml:space="preserve">2026-07-07T09:32   </w:t>
+      </w:r>
+      <w:hyperlink r:id="rId16">
+        <w:r>
+          <w:rPr>
+            <w:color w:val="1A4D2E"/>
+            <w:u w:val="single"/>
+            <w:b/>
+          </w:rPr>
+          <w:t>Acessar materia</w:t>
+        </w:r>
+      </w:hyperlink>
+    </w:p>
+    <w:p>
+      <w:pPr>
+        <w:spacing w:after="120"/>
+      </w:pPr>
+      <w:r>
+        <w:rPr>
+          <w:i/>
+          <w:color w:val="888888"/>
+          <w:sz w:val="16"/>
+        </w:rPr>
+        <w:t>Comunicado administrativo sobre nomeações em instituições financeiras.</w:t>
+      </w:r>
+    </w:p>
+    <w:p>
+      <w:pPr>
+        <w:spacing w:before="160" w:after="40"/>
+      </w:pPr>
+      <w:r>
+        <w:rPr>
+          <w:b/>
+          <w:color w:val="1A1A1A"/>
+          <w:sz w:val="22"/>
+        </w:rPr>
+        <w:t xml:space="preserve">Comunicado n° 45.512, 7/7/2026   </w:t>
+      </w:r>
+      <w:r>
+        <w:rPr>
+          <w:b/>
+          <w:color w:val="D68910"/>
+          <w:sz w:val="16"/>
+        </w:rPr>
+        <w:t>[MÉDIA]</w:t>
+      </w:r>
+    </w:p>
+    <w:p>
+      <w:pPr>
+        <w:spacing w:after="40"/>
+      </w:pPr>
+      <w:r>
+        <w:rPr>
+          <w:color w:val="4A4A4A"/>
+          <w:sz w:val="20"/>
+        </w:rPr>
+        <w:t>Divulga nomes aprovados para cargos em órgãos estatutários ou contratuais de sociedades autorizadas a funcionar pelo Banco Central do Brasil.</w:t>
+      </w:r>
+    </w:p>
+    <w:p>
+      <w:pPr>
+        <w:spacing w:after="40"/>
+      </w:pPr>
+      <w:r>
+        <w:rPr>
+          <w:b/>
+          <w:color w:val="888888"/>
+          <w:sz w:val="18"/>
+        </w:rPr>
+        <w:t xml:space="preserve">Publicado: </w:t>
+      </w:r>
+      <w:r>
+        <w:rPr>
+          <w:color w:val="888888"/>
+          <w:sz w:val="18"/>
+        </w:rPr>
+        <w:t xml:space="preserve">2026-07-07T09:30   </w:t>
+      </w:r>
+      <w:hyperlink r:id="rId17">
+        <w:r>
+          <w:rPr>
+            <w:color w:val="1A4D2E"/>
+            <w:u w:val="single"/>
+            <w:b/>
+          </w:rPr>
+          <w:t>Acessar materia</w:t>
+        </w:r>
+      </w:hyperlink>
+    </w:p>
+    <w:p>
+      <w:pPr>
+        <w:spacing w:after="120"/>
+      </w:pPr>
+      <w:r>
+        <w:rPr>
+          <w:i/>
+          <w:color w:val="888888"/>
+          <w:sz w:val="16"/>
+        </w:rPr>
+        <w:t>Comunicado administrativo sobre aprovação de nomes em instituições financeiras.</w:t>
+      </w:r>
+    </w:p>
+    <w:p>
+      <w:pPr>
+        <w:spacing w:before="160" w:after="40"/>
+      </w:pPr>
+      <w:r>
+        <w:rPr>
+          <w:b/>
+          <w:color w:val="1A1A1A"/>
+          <w:sz w:val="22"/>
+        </w:rPr>
+        <w:t xml:space="preserve">Comunicado n° 45.511, 7/7/2026   </w:t>
+      </w:r>
+      <w:r>
+        <w:rPr>
+          <w:b/>
+          <w:color w:val="C0392B"/>
+          <w:sz w:val="16"/>
+        </w:rPr>
+        <w:t>[ALTA]</w:t>
+      </w:r>
+    </w:p>
+    <w:p>
+      <w:pPr>
+        <w:spacing w:after="40"/>
+      </w:pPr>
+      <w:r>
+        <w:rPr>
+          <w:color w:val="4A4A4A"/>
+          <w:sz w:val="20"/>
+        </w:rPr>
+        <w:t>Divulga as Taxas Básicas Financeiras (TBF), os Redutores "R" e as Taxas Referenciais (TR) relativos a 4, 5 e 6 de julho de 2026.</w:t>
+      </w:r>
+    </w:p>
+    <w:p>
+      <w:pPr>
+        <w:spacing w:after="40"/>
+      </w:pPr>
+      <w:r>
+        <w:rPr>
+          <w:b/>
+          <w:color w:val="888888"/>
+          <w:sz w:val="18"/>
+        </w:rPr>
+        <w:t xml:space="preserve">Publicado: </w:t>
+      </w:r>
+      <w:r>
+        <w:rPr>
+          <w:color w:val="888888"/>
+          <w:sz w:val="18"/>
+        </w:rPr>
+        <w:t xml:space="preserve">2026-07-07T09:06   </w:t>
+      </w:r>
+      <w:hyperlink r:id="rId10">
+        <w:r>
+          <w:rPr>
+            <w:color w:val="1A4D2E"/>
+            <w:u w:val="single"/>
+            <w:b/>
+          </w:rPr>
+          <w:t>Acessar materia</w:t>
+        </w:r>
+      </w:hyperlink>
+    </w:p>
+    <w:p>
+      <w:pPr>
+        <w:spacing w:after="120"/>
+      </w:pPr>
+      <w:r>
+        <w:rPr>
+          <w:i/>
+          <w:color w:val="888888"/>
+          <w:sz w:val="16"/>
+        </w:rPr>
+        <w:t>Divulgação de taxas financeiras de referência com impacto no mercado.</w:t>
+      </w:r>
+    </w:p>
+    <w:p>
+      <w:pPr>
+        <w:spacing w:before="160" w:after="40"/>
+      </w:pPr>
+      <w:r>
+        <w:rPr>
+          <w:b/>
+          <w:color w:val="1A1A1A"/>
+          <w:sz w:val="22"/>
+        </w:rPr>
+        <w:t xml:space="preserve">Comunicado n° 45.510, 6/7/2026   </w:t>
+      </w:r>
+      <w:r>
+        <w:rPr>
+          <w:b/>
+          <w:color w:val="C0392B"/>
+          <w:sz w:val="16"/>
+        </w:rPr>
+        <w:t>[ALTA]</w:t>
+      </w:r>
+    </w:p>
+    <w:p>
+      <w:pPr>
+        <w:spacing w:after="40"/>
+      </w:pPr>
+      <w:r>
+        <w:rPr>
+          <w:color w:val="4A4A4A"/>
+          <w:sz w:val="20"/>
+        </w:rPr>
+        <w:t>Divulga condições para a realização de operações compromissadas com instituições financeiras participantes do módulo Oferta Pública (Ofpub).</w:t>
+      </w:r>
+    </w:p>
+    <w:p>
+      <w:pPr>
+        <w:spacing w:after="40"/>
+      </w:pPr>
+      <w:r>
+        <w:rPr>
+          <w:b/>
+          <w:color w:val="888888"/>
+          <w:sz w:val="18"/>
+        </w:rPr>
+        <w:t xml:space="preserve">Publicado: </w:t>
+      </w:r>
+      <w:r>
+        <w:rPr>
+          <w:color w:val="888888"/>
+          <w:sz w:val="18"/>
+        </w:rPr>
+        <w:t xml:space="preserve">2026-07-06T18:30   </w:t>
+      </w:r>
+      <w:hyperlink r:id="rId11">
+        <w:r>
+          <w:rPr>
+            <w:color w:val="1A4D2E"/>
+            <w:u w:val="single"/>
+            <w:b/>
+          </w:rPr>
+          <w:t>Acessar materia</w:t>
+        </w:r>
+      </w:hyperlink>
+    </w:p>
+    <w:p>
+      <w:pPr>
+        <w:spacing w:after="120"/>
+      </w:pPr>
+      <w:r>
+        <w:rPr>
+          <w:i/>
+          <w:color w:val="888888"/>
+          <w:sz w:val="16"/>
+        </w:rPr>
+        <w:t>Normativa sobre operações financeiras no mercado, impactando instituições financeiras.</w:t>
+      </w:r>
+    </w:p>
+    <w:p>
+      <w:pPr>
+        <w:spacing w:before="160" w:after="40"/>
+      </w:pPr>
+      <w:r>
+        <w:rPr>
+          <w:b/>
+          <w:color w:val="1A1A1A"/>
+          <w:sz w:val="22"/>
+        </w:rPr>
+        <w:t xml:space="preserve">Comunicado n° 45.509, 6/7/2026   </w:t>
+      </w:r>
+      <w:r>
+        <w:rPr>
+          <w:b/>
+          <w:color w:val="D68910"/>
+          <w:sz w:val="16"/>
+        </w:rPr>
+        <w:t>[MÉDIA]</w:t>
+      </w:r>
+    </w:p>
+    <w:p>
+      <w:pPr>
+        <w:spacing w:after="40"/>
+      </w:pPr>
+      <w:r>
+        <w:rPr>
+          <w:color w:val="4A4A4A"/>
+          <w:sz w:val="20"/>
+        </w:rPr>
+        <w:t>Divulga nomes de pessoas eleitas ou nomeadas para cargos de administração em instituições autorizadas a funcionar, para recebimento de objeções.</w:t>
       </w:r>
     </w:p>
     <w:p>
@@ -1628,7 +1248,7 @@
         </w:rPr>
         <w:t xml:space="preserve">2026-07-06T10:07   </w:t>
       </w:r>
-      <w:hyperlink r:id="rId21">
+      <w:hyperlink r:id="rId18">
         <w:r>
           <w:rPr>
             <w:color w:val="1A4D2E"/>
@@ -1649,7 +1269,7 @@
           <w:color w:val="888888"/>
           <w:sz w:val="16"/>
         </w:rPr>
-        <w:t>Notícia administrativa sobre nomeações em instituições financeiras.</w:t>
+        <w:t>Comunicado administrativo sobre nomeações em instituições financeiras.</w:t>
       </w:r>
     </w:p>
     <w:p>
@@ -1667,10 +1287,10 @@
       <w:r>
         <w:rPr>
           <w:b/>
-          <w:color w:val="7F8C8D"/>
+          <w:color w:val="D68910"/>
           <w:sz w:val="16"/>
         </w:rPr>
-        <w:t>[BAIXA]</w:t>
+        <w:t>[MÉDIA]</w:t>
       </w:r>
     </w:p>
     <w:p>
@@ -1682,7 +1302,7 @@
           <w:color w:val="4A4A4A"/>
           <w:sz w:val="20"/>
         </w:rPr>
-        <w:t>Divulga nome aprovado de pessoas eleitas/nomeadas para cargos de órgãos estatutários ou contratuais de sociedades autorizadas a funcionar pelo Banco Central do Brasil.</w:t>
+        <w:t>Divulga nomes aprovados de pessoas eleitas/nomeadas para cargos de órgãos estatutários ou contratuais de sociedades autorizadas a funcionar pelo Banco Central do Brasil.</w:t>
       </w:r>
     </w:p>
     <w:p>
@@ -1704,7 +1324,7 @@
         </w:rPr>
         <w:t xml:space="preserve">2026-07-06T10:06   </w:t>
       </w:r>
-      <w:hyperlink r:id="rId22">
+      <w:hyperlink r:id="rId19">
         <w:r>
           <w:rPr>
             <w:color w:val="1A4D2E"/>
@@ -1725,7 +1345,7 @@
           <w:color w:val="888888"/>
           <w:sz w:val="16"/>
         </w:rPr>
-        <w:t>Notícia administrativa sobre aprovação de nomes em instituições financeiras.</w:t>
+        <w:t>Comunicado administrativo sobre aprovação de nomes em instituições financeiras.</w:t>
       </w:r>
     </w:p>
     <w:p>
@@ -1743,10 +1363,10 @@
       <w:r>
         <w:rPr>
           <w:b/>
-          <w:color w:val="D68910"/>
+          <w:color w:val="C0392B"/>
           <w:sz w:val="16"/>
         </w:rPr>
-        <w:t>[MÉDIA]</w:t>
+        <w:t>[ALTA]</w:t>
       </w:r>
     </w:p>
     <w:p>
@@ -1780,7 +1400,7 @@
         </w:rPr>
         <w:t xml:space="preserve">2026-07-06T09:01   </w:t>
       </w:r>
-      <w:hyperlink r:id="rId23">
+      <w:hyperlink r:id="rId12">
         <w:r>
           <w:rPr>
             <w:color w:val="1A4D2E"/>
@@ -1801,463 +1421,7 @@
           <w:color w:val="888888"/>
           <w:sz w:val="16"/>
         </w:rPr>
-        <w:t>Informação relevante para o mercado financeiro sobre taxas de referência.</w:t>
-      </w:r>
-    </w:p>
-    <w:p>
-      <w:pPr>
-        <w:spacing w:before="160" w:after="40"/>
-      </w:pPr>
-      <w:r>
-        <w:rPr>
-          <w:b/>
-          <w:color w:val="1A1A1A"/>
-          <w:sz w:val="22"/>
-        </w:rPr>
-        <w:t xml:space="preserve">Comunicado n° 45.506, 3/7/2026   </w:t>
-      </w:r>
-      <w:r>
-        <w:rPr>
-          <w:b/>
-          <w:color w:val="D68910"/>
-          <w:sz w:val="16"/>
-        </w:rPr>
-        <w:t>[MÉDIA]</w:t>
-      </w:r>
-    </w:p>
-    <w:p>
-      <w:pPr>
-        <w:spacing w:after="40"/>
-      </w:pPr>
-      <w:r>
-        <w:rPr>
-          <w:color w:val="4A4A4A"/>
-          <w:sz w:val="20"/>
-        </w:rPr>
-        <w:t>Divulga condições para a realização de operações compromissadas com instituições financeiras participantes do módulo Oferta Pública (Ofpub).</w:t>
-      </w:r>
-    </w:p>
-    <w:p>
-      <w:pPr>
-        <w:spacing w:after="40"/>
-      </w:pPr>
-      <w:r>
-        <w:rPr>
-          <w:b/>
-          <w:color w:val="888888"/>
-          <w:sz w:val="18"/>
-        </w:rPr>
-        <w:t xml:space="preserve">Publicado: </w:t>
-      </w:r>
-      <w:r>
-        <w:rPr>
-          <w:color w:val="888888"/>
-          <w:sz w:val="18"/>
-        </w:rPr>
-        <w:t xml:space="preserve">2026-07-03T18:30   </w:t>
-      </w:r>
-      <w:hyperlink r:id="rId24">
-        <w:r>
-          <w:rPr>
-            <w:color w:val="1A4D2E"/>
-            <w:u w:val="single"/>
-            <w:b/>
-          </w:rPr>
-          <w:t>Acessar materia</w:t>
-        </w:r>
-      </w:hyperlink>
-    </w:p>
-    <w:p>
-      <w:pPr>
-        <w:spacing w:after="120"/>
-      </w:pPr>
-      <w:r>
-        <w:rPr>
-          <w:i/>
-          <w:color w:val="888888"/>
-          <w:sz w:val="16"/>
-        </w:rPr>
-        <w:t>Impacta operações financeiras e participantes do mercado.</w:t>
-      </w:r>
-    </w:p>
-    <w:p>
-      <w:pPr>
-        <w:spacing w:before="160" w:after="40"/>
-      </w:pPr>
-      <w:r>
-        <w:rPr>
-          <w:b/>
-          <w:color w:val="1A1A1A"/>
-          <w:sz w:val="22"/>
-        </w:rPr>
-        <w:t xml:space="preserve">Resolução CMN n° 5.326, 3/7/2026   </w:t>
-      </w:r>
-      <w:r>
-        <w:rPr>
-          <w:b/>
-          <w:color w:val="C0392B"/>
-          <w:sz w:val="16"/>
-        </w:rPr>
-        <w:t>[ALTA]</w:t>
-      </w:r>
-    </w:p>
-    <w:p>
-      <w:pPr>
-        <w:spacing w:after="40"/>
-      </w:pPr>
-      <w:r>
-        <w:rPr>
-          <w:color w:val="4A4A4A"/>
-          <w:sz w:val="20"/>
-        </w:rPr>
-        <w:t>Estabelece as condições, os encargos financeiros e os prazos aplicáveis à linha de crédito reembolsável de que trata o art. 3º da Medida Provisória nº 1.373, de 29 de junho de 2026.</w:t>
-      </w:r>
-    </w:p>
-    <w:p>
-      <w:pPr>
-        <w:spacing w:after="40"/>
-      </w:pPr>
-      <w:r>
-        <w:rPr>
-          <w:b/>
-          <w:color w:val="888888"/>
-          <w:sz w:val="18"/>
-        </w:rPr>
-        <w:t xml:space="preserve">Publicado: </w:t>
-      </w:r>
-      <w:r>
-        <w:rPr>
-          <w:color w:val="888888"/>
-          <w:sz w:val="18"/>
-        </w:rPr>
-        <w:t xml:space="preserve">2026-07-03T18:01   </w:t>
-      </w:r>
-      <w:hyperlink r:id="rId25">
-        <w:r>
-          <w:rPr>
-            <w:color w:val="1A4D2E"/>
-            <w:u w:val="single"/>
-            <w:b/>
-          </w:rPr>
-          <w:t>Acessar materia</w:t>
-        </w:r>
-      </w:hyperlink>
-    </w:p>
-    <w:p>
-      <w:pPr>
-        <w:spacing w:after="120"/>
-      </w:pPr>
-      <w:r>
-        <w:rPr>
-          <w:i/>
-          <w:color w:val="888888"/>
-          <w:sz w:val="16"/>
-        </w:rPr>
-        <w:t>Norma regulatória com impacto direto em linhas de crédito.</w:t>
-      </w:r>
-    </w:p>
-    <w:p>
-      <w:pPr>
-        <w:spacing w:before="160" w:after="40"/>
-      </w:pPr>
-      <w:r>
-        <w:rPr>
-          <w:b/>
-          <w:color w:val="1A1A1A"/>
-          <w:sz w:val="22"/>
-        </w:rPr>
-        <w:t xml:space="preserve">Resolução CMN n° 5.325, 3/7/2026   </w:t>
-      </w:r>
-      <w:r>
-        <w:rPr>
-          <w:b/>
-          <w:color w:val="C0392B"/>
-          <w:sz w:val="16"/>
-        </w:rPr>
-        <w:t>[ALTA]</w:t>
-      </w:r>
-    </w:p>
-    <w:p>
-      <w:pPr>
-        <w:spacing w:after="40"/>
-      </w:pPr>
-      <w:r>
-        <w:rPr>
-          <w:color w:val="4A4A4A"/>
-          <w:sz w:val="20"/>
-        </w:rPr>
-        <w:t>Estabelece as condições, os encargos financeiros, os prazos e as demais normas regulamentadoras aplicáveis às linhas de financiamento para beneficiários adimplentes do Fundo de Financiamento Estudantil – Fies.</w:t>
-      </w:r>
-    </w:p>
-    <w:p>
-      <w:pPr>
-        <w:spacing w:after="40"/>
-      </w:pPr>
-      <w:r>
-        <w:rPr>
-          <w:b/>
-          <w:color w:val="888888"/>
-          <w:sz w:val="18"/>
-        </w:rPr>
-        <w:t xml:space="preserve">Publicado: </w:t>
-      </w:r>
-      <w:r>
-        <w:rPr>
-          <w:color w:val="888888"/>
-          <w:sz w:val="18"/>
-        </w:rPr>
-        <w:t xml:space="preserve">2026-07-03T18:01   </w:t>
-      </w:r>
-      <w:hyperlink r:id="rId26">
-        <w:r>
-          <w:rPr>
-            <w:color w:val="1A4D2E"/>
-            <w:u w:val="single"/>
-            <w:b/>
-          </w:rPr>
-          <w:t>Acessar materia</w:t>
-        </w:r>
-      </w:hyperlink>
-    </w:p>
-    <w:p>
-      <w:pPr>
-        <w:spacing w:after="120"/>
-      </w:pPr>
-      <w:r>
-        <w:rPr>
-          <w:i/>
-          <w:color w:val="888888"/>
-          <w:sz w:val="16"/>
-        </w:rPr>
-        <w:t>Norma regulatória com impacto direto em financiamentos estudantis.</w:t>
-      </w:r>
-    </w:p>
-    <w:p>
-      <w:pPr>
-        <w:spacing w:before="160" w:after="40"/>
-      </w:pPr>
-      <w:r>
-        <w:rPr>
-          <w:b/>
-          <w:color w:val="1A1A1A"/>
-          <w:sz w:val="22"/>
-        </w:rPr>
-        <w:t xml:space="preserve">Comunicado n° 45.505, 3/7/2026   </w:t>
-      </w:r>
-      <w:r>
-        <w:rPr>
-          <w:b/>
-          <w:color w:val="7F8C8D"/>
-          <w:sz w:val="16"/>
-        </w:rPr>
-        <w:t>[BAIXA]</w:t>
-      </w:r>
-    </w:p>
-    <w:p>
-      <w:pPr>
-        <w:spacing w:after="40"/>
-      </w:pPr>
-      <w:r>
-        <w:rPr>
-          <w:color w:val="4A4A4A"/>
-          <w:sz w:val="20"/>
-        </w:rPr>
-        <w:t>Divulga nomes de pessoas eleitas ou nomeadas para ocupar cargos de administração em instituições autorizadas a funcionar, para recebimento de eventuais objeções.</w:t>
-      </w:r>
-    </w:p>
-    <w:p>
-      <w:pPr>
-        <w:spacing w:after="40"/>
-      </w:pPr>
-      <w:r>
-        <w:rPr>
-          <w:b/>
-          <w:color w:val="888888"/>
-          <w:sz w:val="18"/>
-        </w:rPr>
-        <w:t xml:space="preserve">Publicado: </w:t>
-      </w:r>
-      <w:r>
-        <w:rPr>
-          <w:color w:val="888888"/>
-          <w:sz w:val="18"/>
-        </w:rPr>
-        <w:t xml:space="preserve">2026-07-03T09:54   </w:t>
-      </w:r>
-      <w:hyperlink r:id="rId27">
-        <w:r>
-          <w:rPr>
-            <w:color w:val="1A4D2E"/>
-            <w:u w:val="single"/>
-            <w:b/>
-          </w:rPr>
-          <w:t>Acessar materia</w:t>
-        </w:r>
-      </w:hyperlink>
-    </w:p>
-    <w:p>
-      <w:pPr>
-        <w:spacing w:after="120"/>
-      </w:pPr>
-      <w:r>
-        <w:rPr>
-          <w:i/>
-          <w:color w:val="888888"/>
-          <w:sz w:val="16"/>
-        </w:rPr>
-        <w:t>Notícia administrativa sobre nomeações em instituições financeiras.</w:t>
-      </w:r>
-    </w:p>
-    <w:p>
-      <w:pPr>
-        <w:spacing w:before="160" w:after="40"/>
-      </w:pPr>
-      <w:r>
-        <w:rPr>
-          <w:b/>
-          <w:color w:val="1A1A1A"/>
-          <w:sz w:val="22"/>
-        </w:rPr>
-        <w:t xml:space="preserve">Comunicado n° 45.504, 3/7/2026   </w:t>
-      </w:r>
-      <w:r>
-        <w:rPr>
-          <w:b/>
-          <w:color w:val="7F8C8D"/>
-          <w:sz w:val="16"/>
-        </w:rPr>
-        <w:t>[BAIXA]</w:t>
-      </w:r>
-    </w:p>
-    <w:p>
-      <w:pPr>
-        <w:spacing w:after="40"/>
-      </w:pPr>
-      <w:r>
-        <w:rPr>
-          <w:color w:val="4A4A4A"/>
-          <w:sz w:val="20"/>
-        </w:rPr>
-        <w:t>Divulga nome aprovado de pessoas eleitas/nomeadas para cargos de órgãos estatutários ou contratuais de sociedades autorizadas a funcionar pelo Banco Central do Brasil.</w:t>
-      </w:r>
-    </w:p>
-    <w:p>
-      <w:pPr>
-        <w:spacing w:after="40"/>
-      </w:pPr>
-      <w:r>
-        <w:rPr>
-          <w:b/>
-          <w:color w:val="888888"/>
-          <w:sz w:val="18"/>
-        </w:rPr>
-        <w:t xml:space="preserve">Publicado: </w:t>
-      </w:r>
-      <w:r>
-        <w:rPr>
-          <w:color w:val="888888"/>
-          <w:sz w:val="18"/>
-        </w:rPr>
-        <w:t xml:space="preserve">2026-07-03T09:53   </w:t>
-      </w:r>
-      <w:hyperlink r:id="rId28">
-        <w:r>
-          <w:rPr>
-            <w:color w:val="1A4D2E"/>
-            <w:u w:val="single"/>
-            <w:b/>
-          </w:rPr>
-          <w:t>Acessar materia</w:t>
-        </w:r>
-      </w:hyperlink>
-    </w:p>
-    <w:p>
-      <w:pPr>
-        <w:spacing w:after="120"/>
-      </w:pPr>
-      <w:r>
-        <w:rPr>
-          <w:i/>
-          <w:color w:val="888888"/>
-          <w:sz w:val="16"/>
-        </w:rPr>
-        <w:t>Notícia administrativa sobre aprovação de nomes em instituições financeiras.</w:t>
-      </w:r>
-    </w:p>
-    <w:p>
-      <w:pPr>
-        <w:spacing w:before="160" w:after="40"/>
-      </w:pPr>
-      <w:r>
-        <w:rPr>
-          <w:b/>
-          <w:color w:val="1A1A1A"/>
-          <w:sz w:val="22"/>
-        </w:rPr>
-        <w:t xml:space="preserve">Comunicado n° 45.503, 3/7/2026   </w:t>
-      </w:r>
-      <w:r>
-        <w:rPr>
-          <w:b/>
-          <w:color w:val="D68910"/>
-          <w:sz w:val="16"/>
-        </w:rPr>
-        <w:t>[MÉDIA]</w:t>
-      </w:r>
-    </w:p>
-    <w:p>
-      <w:pPr>
-        <w:spacing w:after="40"/>
-      </w:pPr>
-      <w:r>
-        <w:rPr>
-          <w:color w:val="4A4A4A"/>
-          <w:sz w:val="20"/>
-        </w:rPr>
-        <w:t>Divulga a Taxa Básica Financeira (TBF), o Redutor "R" e a Taxa Referencial (TR) relativos a 2 de julho de 2026.</w:t>
-      </w:r>
-    </w:p>
-    <w:p>
-      <w:pPr>
-        <w:spacing w:after="40"/>
-      </w:pPr>
-      <w:r>
-        <w:rPr>
-          <w:b/>
-          <w:color w:val="888888"/>
-          <w:sz w:val="18"/>
-        </w:rPr>
-        <w:t xml:space="preserve">Publicado: </w:t>
-      </w:r>
-      <w:r>
-        <w:rPr>
-          <w:color w:val="888888"/>
-          <w:sz w:val="18"/>
-        </w:rPr>
-        <w:t xml:space="preserve">2026-07-03T09:01   </w:t>
-      </w:r>
-      <w:hyperlink r:id="rId29">
-        <w:r>
-          <w:rPr>
-            <w:color w:val="1A4D2E"/>
-            <w:u w:val="single"/>
-            <w:b/>
-          </w:rPr>
-          <w:t>Acessar materia</w:t>
-        </w:r>
-      </w:hyperlink>
-    </w:p>
-    <w:p>
-      <w:pPr>
-        <w:spacing w:after="120"/>
-      </w:pPr>
-      <w:r>
-        <w:rPr>
-          <w:i/>
-          <w:color w:val="888888"/>
-          <w:sz w:val="16"/>
-        </w:rPr>
-        <w:t>Informação relevante para o mercado financeiro sobre taxas de referência.</w:t>
+        <w:t>Divulgação de taxas financeiras de referência com impacto no mercado.</w:t>
       </w:r>
     </w:p>
     <w:p/>
@@ -2343,7 +1507,7 @@
           <w:color w:val="4A4A4A"/>
           <w:sz w:val="20"/>
         </w:rPr>
-        <w:t>A ANP informa que já está utilizando perfis temporários nas redes sociais em adequação ao período eleitoral.</w:t>
+        <w:t>A ANP informa que já está utilizando perfis temporários nas redes sociais devido ao período eleitoral.</w:t>
       </w:r>
     </w:p>
     <w:p>
@@ -2365,7 +1529,7 @@
         </w:rPr>
         <w:t xml:space="preserve">2026-07-06   </w:t>
       </w:r>
-      <w:hyperlink r:id="rId30">
+      <w:hyperlink r:id="rId20">
         <w:r>
           <w:rPr>
             <w:color w:val="1A4D2E"/>
@@ -2386,505 +1550,7 @@
           <w:color w:val="888888"/>
           <w:sz w:val="16"/>
         </w:rPr>
-        <w:t>Notícia institucional sobre adequação a período eleitoral.</w:t>
-      </w:r>
-    </w:p>
-    <w:p>
-      <w:pPr>
-        <w:spacing w:before="160" w:after="40"/>
-      </w:pPr>
-      <w:r>
-        <w:rPr>
-          <w:b/>
-          <w:color w:val="1A1A1A"/>
-          <w:sz w:val="22"/>
-        </w:rPr>
-        <w:t xml:space="preserve">Seca na Região Norte: ANP acompanha abastecimento de combustíveis   </w:t>
-      </w:r>
-      <w:r>
-        <w:rPr>
-          <w:b/>
-          <w:color w:val="D68910"/>
-          <w:sz w:val="16"/>
-        </w:rPr>
-        <w:t>[MÉDIA]</w:t>
-      </w:r>
-    </w:p>
-    <w:p>
-      <w:pPr>
-        <w:spacing w:after="40"/>
-      </w:pPr>
-      <w:r>
-        <w:rPr>
-          <w:color w:val="4A4A4A"/>
-          <w:sz w:val="20"/>
-        </w:rPr>
-        <w:t>A ANP está acompanhando o abastecimento de combustíveis na Região Norte devido à seca, monitorando a situação.</w:t>
-      </w:r>
-    </w:p>
-    <w:p>
-      <w:pPr>
-        <w:spacing w:after="40"/>
-      </w:pPr>
-      <w:r>
-        <w:rPr>
-          <w:b/>
-          <w:color w:val="888888"/>
-          <w:sz w:val="18"/>
-        </w:rPr>
-        <w:t xml:space="preserve">Publicado: </w:t>
-      </w:r>
-      <w:r>
-        <w:rPr>
-          <w:color w:val="888888"/>
-          <w:sz w:val="18"/>
-        </w:rPr>
-        <w:t xml:space="preserve">2026-07-03   </w:t>
-      </w:r>
-      <w:hyperlink r:id="rId31">
-        <w:r>
-          <w:rPr>
-            <w:color w:val="1A4D2E"/>
-            <w:u w:val="single"/>
-            <w:b/>
-          </w:rPr>
-          <w:t>Acessar materia</w:t>
-        </w:r>
-      </w:hyperlink>
-    </w:p>
-    <w:p>
-      <w:pPr>
-        <w:spacing w:after="120"/>
-      </w:pPr>
-      <w:r>
-        <w:rPr>
-          <w:i/>
-          <w:color w:val="888888"/>
-          <w:sz w:val="16"/>
-        </w:rPr>
-        <w:t>Acompanhamento regulatório de situação que afeta o abastecimento de combustíveis.</w:t>
-      </w:r>
-    </w:p>
-    <w:p>
-      <w:pPr>
-        <w:spacing w:before="160" w:after="40"/>
-      </w:pPr>
-      <w:r>
-        <w:rPr>
-          <w:b/>
-          <w:color w:val="1A1A1A"/>
-          <w:sz w:val="22"/>
-        </w:rPr>
-        <w:t xml:space="preserve">Entre os dias 29/6 e 3/7, a ANP realizou 146 ações de fiscalização com foco em preços abusivos   </w:t>
-      </w:r>
-      <w:r>
-        <w:rPr>
-          <w:b/>
-          <w:color w:val="D68910"/>
-          <w:sz w:val="16"/>
-        </w:rPr>
-        <w:t>[MÉDIA]</w:t>
-      </w:r>
-    </w:p>
-    <w:p>
-      <w:pPr>
-        <w:spacing w:after="40"/>
-      </w:pPr>
-      <w:r>
-        <w:rPr>
-          <w:color w:val="4A4A4A"/>
-          <w:sz w:val="20"/>
-        </w:rPr>
-        <w:t>A ANP realizou 146 ações de fiscalização em 16 estados, com foco em preços abusivos de combustíveis.</w:t>
-      </w:r>
-    </w:p>
-    <w:p>
-      <w:pPr>
-        <w:spacing w:after="40"/>
-      </w:pPr>
-      <w:r>
-        <w:rPr>
-          <w:b/>
-          <w:color w:val="888888"/>
-          <w:sz w:val="18"/>
-        </w:rPr>
-        <w:t xml:space="preserve">Publicado: </w:t>
-      </w:r>
-      <w:r>
-        <w:rPr>
-          <w:color w:val="888888"/>
-          <w:sz w:val="18"/>
-        </w:rPr>
-        <w:t xml:space="preserve">2026-07-03   </w:t>
-      </w:r>
-      <w:hyperlink r:id="rId32">
-        <w:r>
-          <w:rPr>
-            <w:color w:val="1A4D2E"/>
-            <w:u w:val="single"/>
-            <w:b/>
-          </w:rPr>
-          <w:t>Acessar materia</w:t>
-        </w:r>
-      </w:hyperlink>
-    </w:p>
-    <w:p>
-      <w:pPr>
-        <w:spacing w:after="120"/>
-      </w:pPr>
-      <w:r>
-        <w:rPr>
-          <w:i/>
-          <w:color w:val="888888"/>
-          <w:sz w:val="16"/>
-        </w:rPr>
-        <w:t>Ações de fiscalização setorial com impacto direto no mercado de combustíveis.</w:t>
-      </w:r>
-    </w:p>
-    <w:p>
-      <w:pPr>
-        <w:spacing w:before="240" w:after="80"/>
-      </w:pPr>
-      <w:r>
-        <w:rPr>
-          <w:b/>
-          <w:color w:val="1A4D2E"/>
-          <w:sz w:val="20"/>
-        </w:rPr>
-        <w:t>ANEEL | ÚLTIMAS NOTÍCIAS</w:t>
-      </w:r>
-    </w:p>
-    <w:p>
-      <w:pPr>
-        <w:spacing w:before="0" w:after="40"/>
-        <w:pBdr>
-          <w:bottom w:val="single" w:sz="8" w:space="1" w:color="1A4D2E"/>
-        </w:pBdr>
-      </w:pPr>
-    </w:p>
-    <w:p>
-      <w:pPr>
-        <w:spacing w:before="160" w:after="40"/>
-      </w:pPr>
-      <w:r>
-        <w:rPr>
-          <w:b/>
-          <w:color w:val="1A1A1A"/>
-          <w:sz w:val="22"/>
-        </w:rPr>
-        <w:t xml:space="preserve">Bandeira tarifária em julho permanece amarela   </w:t>
-      </w:r>
-      <w:r>
-        <w:rPr>
-          <w:b/>
-          <w:color w:val="D68910"/>
-          <w:sz w:val="16"/>
-        </w:rPr>
-        <w:t>[MÉDIA]</w:t>
-      </w:r>
-    </w:p>
-    <w:p>
-      <w:pPr>
-        <w:spacing w:after="40"/>
-      </w:pPr>
-      <w:r>
-        <w:rPr>
-          <w:color w:val="4A4A4A"/>
-          <w:sz w:val="20"/>
-        </w:rPr>
-        <w:t>A conta de luz dos consumidores continua tendo acréscimo de R$ 1,885 a cada 100 kWh em julho.</w:t>
-      </w:r>
-    </w:p>
-    <w:p>
-      <w:pPr>
-        <w:spacing w:after="40"/>
-      </w:pPr>
-      <w:r>
-        <w:rPr>
-          <w:b/>
-          <w:color w:val="888888"/>
-          <w:sz w:val="18"/>
-        </w:rPr>
-        <w:t xml:space="preserve">Publicado: </w:t>
-      </w:r>
-      <w:r>
-        <w:rPr>
-          <w:color w:val="888888"/>
-          <w:sz w:val="18"/>
-        </w:rPr>
-        <w:t xml:space="preserve">2026-07-03   </w:t>
-      </w:r>
-      <w:hyperlink r:id="rId33">
-        <w:r>
-          <w:rPr>
-            <w:color w:val="1A4D2E"/>
-            <w:u w:val="single"/>
-            <w:b/>
-          </w:rPr>
-          <w:t>Acessar materia</w:t>
-        </w:r>
-      </w:hyperlink>
-    </w:p>
-    <w:p>
-      <w:pPr>
-        <w:spacing w:after="120"/>
-      </w:pPr>
-      <w:r>
-        <w:rPr>
-          <w:i/>
-          <w:color w:val="888888"/>
-          <w:sz w:val="16"/>
-        </w:rPr>
-        <w:t>Impacta diretamente o custo da energia para consumidores.</w:t>
-      </w:r>
-    </w:p>
-    <w:p>
-      <w:pPr>
-        <w:spacing w:before="160" w:after="40"/>
-      </w:pPr>
-      <w:r>
-        <w:rPr>
-          <w:b/>
-          <w:color w:val="1A1A1A"/>
-          <w:sz w:val="22"/>
-        </w:rPr>
-        <w:t xml:space="preserve">Medidores de energia elétrica: ANEEL abre segunda fase da consulta pública   </w:t>
-      </w:r>
-      <w:r>
-        <w:rPr>
-          <w:b/>
-          <w:color w:val="C0392B"/>
-          <w:sz w:val="16"/>
-        </w:rPr>
-        <w:t>[ALTA]</w:t>
-      </w:r>
-    </w:p>
-    <w:p>
-      <w:pPr>
-        <w:spacing w:after="40"/>
-      </w:pPr>
-      <w:r>
-        <w:rPr>
-          <w:color w:val="4A4A4A"/>
-          <w:sz w:val="20"/>
-        </w:rPr>
-        <w:t>A ANEEL abre a segunda fase da consulta pública para receber sugestões sobre requisitos mínimos em medidores inteligentes de energia elétrica.</w:t>
-      </w:r>
-    </w:p>
-    <w:p>
-      <w:pPr>
-        <w:spacing w:after="40"/>
-      </w:pPr>
-      <w:r>
-        <w:rPr>
-          <w:b/>
-          <w:color w:val="888888"/>
-          <w:sz w:val="18"/>
-        </w:rPr>
-        <w:t xml:space="preserve">Publicado: </w:t>
-      </w:r>
-      <w:r>
-        <w:rPr>
-          <w:color w:val="888888"/>
-          <w:sz w:val="18"/>
-        </w:rPr>
-        <w:t xml:space="preserve">2026-07-03   </w:t>
-      </w:r>
-      <w:hyperlink r:id="rId34">
-        <w:r>
-          <w:rPr>
-            <w:color w:val="1A4D2E"/>
-            <w:u w:val="single"/>
-            <w:b/>
-          </w:rPr>
-          <w:t>Acessar materia</w:t>
-        </w:r>
-      </w:hyperlink>
-    </w:p>
-    <w:p>
-      <w:pPr>
-        <w:spacing w:after="120"/>
-      </w:pPr>
-      <w:r>
-        <w:rPr>
-          <w:i/>
-          <w:color w:val="888888"/>
-          <w:sz w:val="16"/>
-        </w:rPr>
-        <w:t>Abertura de consulta pública sobre regulamentação técnica com impacto no setor elétrico.</w:t>
-      </w:r>
-    </w:p>
-    <w:p>
-      <w:pPr>
-        <w:spacing w:before="160" w:after="40"/>
-      </w:pPr>
-      <w:r>
-        <w:rPr>
-          <w:b/>
-          <w:color w:val="1A1A1A"/>
-          <w:sz w:val="22"/>
-        </w:rPr>
-        <w:t xml:space="preserve">Olimpíada Nacional de Eficiência Energética 2026 está com inscrições abertas   </w:t>
-      </w:r>
-      <w:r>
-        <w:rPr>
-          <w:b/>
-          <w:color w:val="7F8C8D"/>
-          <w:sz w:val="16"/>
-        </w:rPr>
-        <w:t>[BAIXA]</w:t>
-      </w:r>
-    </w:p>
-    <w:p>
-      <w:pPr>
-        <w:spacing w:after="40"/>
-      </w:pPr>
-      <w:r>
-        <w:rPr>
-          <w:color w:val="4A4A4A"/>
-          <w:sz w:val="20"/>
-        </w:rPr>
-        <w:t>A Olimpíada Nacional de Eficiência Energética 2026 está com inscrições abertas, incluindo pela primeira vez estudantes do ensino médio.</w:t>
-      </w:r>
-    </w:p>
-    <w:p>
-      <w:pPr>
-        <w:spacing w:after="40"/>
-      </w:pPr>
-      <w:r>
-        <w:rPr>
-          <w:b/>
-          <w:color w:val="888888"/>
-          <w:sz w:val="18"/>
-        </w:rPr>
-        <w:t xml:space="preserve">Publicado: </w:t>
-      </w:r>
-      <w:r>
-        <w:rPr>
-          <w:color w:val="888888"/>
-          <w:sz w:val="18"/>
-        </w:rPr>
-        <w:t xml:space="preserve">2026-07-03   </w:t>
-      </w:r>
-      <w:hyperlink r:id="rId35">
-        <w:r>
-          <w:rPr>
-            <w:color w:val="1A4D2E"/>
-            <w:u w:val="single"/>
-            <w:b/>
-          </w:rPr>
-          <w:t>Acessar materia</w:t>
-        </w:r>
-      </w:hyperlink>
-    </w:p>
-    <w:p>
-      <w:pPr>
-        <w:spacing w:after="120"/>
-      </w:pPr>
-      <w:r>
-        <w:rPr>
-          <w:i/>
-          <w:color w:val="888888"/>
-          <w:sz w:val="16"/>
-        </w:rPr>
-        <w:t>Notícia institucional sobre evento educacional.</w:t>
-      </w:r>
-    </w:p>
-    <w:p>
-      <w:pPr>
-        <w:spacing w:before="240" w:after="80"/>
-      </w:pPr>
-      <w:r>
-        <w:rPr>
-          <w:b/>
-          <w:color w:val="1A4D2E"/>
-          <w:sz w:val="20"/>
-        </w:rPr>
-        <w:t>ANM | NOTÍCIAS</w:t>
-      </w:r>
-    </w:p>
-    <w:p>
-      <w:pPr>
-        <w:spacing w:before="0" w:after="40"/>
-        <w:pBdr>
-          <w:bottom w:val="single" w:sz="8" w:space="1" w:color="1A4D2E"/>
-        </w:pBdr>
-      </w:pPr>
-    </w:p>
-    <w:p>
-      <w:pPr>
-        <w:spacing w:before="160" w:after="40"/>
-      </w:pPr>
-      <w:r>
-        <w:rPr>
-          <w:b/>
-          <w:color w:val="1A1A1A"/>
-          <w:sz w:val="22"/>
-        </w:rPr>
-        <w:t xml:space="preserve">Parceria com o Serpro avança em solução para fortalecer a integridade dos royalties da mineração   </w:t>
-      </w:r>
-      <w:r>
-        <w:rPr>
-          <w:b/>
-          <w:color w:val="D68910"/>
-          <w:sz w:val="16"/>
-        </w:rPr>
-        <w:t>[MÉDIA]</w:t>
-      </w:r>
-    </w:p>
-    <w:p>
-      <w:pPr>
-        <w:spacing w:after="40"/>
-      </w:pPr>
-      <w:r>
-        <w:rPr>
-          <w:color w:val="4A4A4A"/>
-          <w:sz w:val="20"/>
-        </w:rPr>
-        <w:t>Oficina discutiu medidas para ampliar compliance, combater concorrência desleal e modernizar a gestão da CFEM.</w:t>
-      </w:r>
-    </w:p>
-    <w:p>
-      <w:pPr>
-        <w:spacing w:after="40"/>
-      </w:pPr>
-      <w:r>
-        <w:rPr>
-          <w:b/>
-          <w:color w:val="888888"/>
-          <w:sz w:val="18"/>
-        </w:rPr>
-        <w:t xml:space="preserve">Publicado: </w:t>
-      </w:r>
-      <w:r>
-        <w:rPr>
-          <w:color w:val="888888"/>
-          <w:sz w:val="18"/>
-        </w:rPr>
-        <w:t xml:space="preserve">2026-07-03T18:09   </w:t>
-      </w:r>
-      <w:hyperlink r:id="rId36">
-        <w:r>
-          <w:rPr>
-            <w:color w:val="1A4D2E"/>
-            <w:u w:val="single"/>
-            <w:b/>
-          </w:rPr>
-          <w:t>Acessar materia</w:t>
-        </w:r>
-      </w:hyperlink>
-    </w:p>
-    <w:p>
-      <w:pPr>
-        <w:spacing w:after="120"/>
-      </w:pPr>
-      <w:r>
-        <w:rPr>
-          <w:i/>
-          <w:color w:val="888888"/>
-          <w:sz w:val="16"/>
-        </w:rPr>
-        <w:t>Iniciativa para melhorar a gestão e fiscalização de royalties da mineração.</w:t>
+        <w:t>Notícia institucional sobre adequação a normas eleitorais, sem impacto regulatório direto.</w:t>
       </w:r>
     </w:p>
     <w:p/>
@@ -2950,15 +1616,15 @@
           <w:color w:val="1A1A1A"/>
           <w:sz w:val="22"/>
         </w:rPr>
-        <w:t xml:space="preserve">Entram em vigor os novos compêndios da Farmacopeia Brasileira   </w:t>
+        <w:t xml:space="preserve">Canetas do Paraguai NÃO demonstraram equivalência com medicamentos registrados no Brasil   </w:t>
       </w:r>
       <w:r>
         <w:rPr>
           <w:b/>
-          <w:color w:val="C0392B"/>
+          <w:color w:val="D68910"/>
           <w:sz w:val="16"/>
         </w:rPr>
-        <w:t>[ALTA]</w:t>
+        <w:t>[MÉDIA]</w:t>
       </w:r>
     </w:p>
     <w:p>
@@ -2970,7 +1636,7 @@
           <w:color w:val="4A4A4A"/>
           <w:sz w:val="20"/>
         </w:rPr>
-        <w:t>Os novos compêndios da Farmacopeia Brasileira, aprovados em junho, entram em vigor após lançamento no 16º Encontro Internacional das Farmacopeias Mundiais.</w:t>
+        <w:t>Anvisa alerta que canetas do Paraguai não têm equivalência comprovada com medicamentos registrados no Brasil, exigindo testes específicos.</w:t>
       </w:r>
     </w:p>
     <w:p>
@@ -2992,7 +1658,7 @@
         </w:rPr>
         <w:t xml:space="preserve">2026-07-06   </w:t>
       </w:r>
-      <w:hyperlink r:id="rId37">
+      <w:hyperlink r:id="rId21">
         <w:r>
           <w:rPr>
             <w:color w:val="1A4D2E"/>
@@ -3013,7 +1679,7 @@
           <w:color w:val="888888"/>
           <w:sz w:val="16"/>
         </w:rPr>
-        <w:t>Notícia regulatória com impacto em padrões farmacêuticos e na indústria.</w:t>
+        <w:t>Alerta sanitário e checagem de fatos sobre produtos de saúde, relevante para consumidores e setor farmacêutico.</w:t>
       </w:r>
     </w:p>
     <w:p>
@@ -3026,15 +1692,15 @@
           <w:color w:val="1A1A1A"/>
           <w:sz w:val="22"/>
         </w:rPr>
-        <w:t xml:space="preserve">Canais de divulgação da Anvisa serão ajustados durante período do defeso eleitoral   </w:t>
+        <w:t xml:space="preserve">Anvisa aprova nova indicação terapêutica para medicamento que trata câncer de mama   </w:t>
       </w:r>
       <w:r>
         <w:rPr>
           <w:b/>
-          <w:color w:val="7F8C8D"/>
+          <w:color w:val="C0392B"/>
           <w:sz w:val="16"/>
         </w:rPr>
-        <w:t>[BAIXA]</w:t>
+        <w:t>[ALTA]</w:t>
       </w:r>
     </w:p>
     <w:p>
@@ -3046,7 +1712,7 @@
           <w:color w:val="4A4A4A"/>
           <w:sz w:val="20"/>
         </w:rPr>
-        <w:t>O portal e as redes sociais da Anvisa se adequarão à legislação eleitoral a partir de 4 de julho.</w:t>
+        <w:t>Anvisa aprova nova indicação terapêutica para medicamento de câncer de mama, beneficiando pacientes com doença invasiva residual.</w:t>
       </w:r>
     </w:p>
     <w:p>
@@ -3066,9 +1732,9 @@
           <w:color w:val="888888"/>
           <w:sz w:val="18"/>
         </w:rPr>
-        <w:t xml:space="preserve">2026-07-04   </w:t>
+        <w:t xml:space="preserve">2026-07-06   </w:t>
       </w:r>
-      <w:hyperlink r:id="rId38">
+      <w:hyperlink r:id="rId13">
         <w:r>
           <w:rPr>
             <w:color w:val="1A4D2E"/>
@@ -3089,7 +1755,7 @@
           <w:color w:val="888888"/>
           <w:sz w:val="16"/>
         </w:rPr>
-        <w:t>Notícia institucional sobre adequação a período eleitoral.</w:t>
+        <w:t>Aprovação de nova indicação terapêutica para medicamento, com impacto direto na saúde pública e indústria farmacêutica.</w:t>
       </w:r>
     </w:p>
     <w:p>
@@ -3102,15 +1768,15 @@
           <w:color w:val="1A1A1A"/>
           <w:sz w:val="22"/>
         </w:rPr>
-        <w:t xml:space="preserve">Anvisa atualiza listas de substâncias para uso em cosméticos   </w:t>
+        <w:t xml:space="preserve">Anvisa disponibiliza nova ferramenta para consulta de alertas sanitários   </w:t>
       </w:r>
       <w:r>
         <w:rPr>
           <w:b/>
-          <w:color w:val="C0392B"/>
+          <w:color w:val="D68910"/>
           <w:sz w:val="16"/>
         </w:rPr>
-        <w:t>[ALTA]</w:t>
+        <w:t>[MÉDIA]</w:t>
       </w:r>
     </w:p>
     <w:p>
@@ -3122,7 +1788,7 @@
           <w:color w:val="4A4A4A"/>
           <w:sz w:val="20"/>
         </w:rPr>
-        <w:t>Novas regras da Anvisa para listas de substâncias em cosméticos alinham o mercado brasileiro a padrões internacionais e do Mercosul.</w:t>
+        <w:t>Anvisa lança nova ferramenta no portal de consultas para facilitar o acesso a alertas sanitários, substituindo o Sistec.</w:t>
       </w:r>
     </w:p>
     <w:p>
@@ -3142,9 +1808,9 @@
           <w:color w:val="888888"/>
           <w:sz w:val="18"/>
         </w:rPr>
-        <w:t xml:space="preserve">2026-07-03   </w:t>
+        <w:t xml:space="preserve">2026-07-06   </w:t>
       </w:r>
-      <w:hyperlink r:id="rId39">
+      <w:hyperlink r:id="rId22">
         <w:r>
           <w:rPr>
             <w:color w:val="1A4D2E"/>
@@ -3165,7 +1831,7 @@
           <w:color w:val="888888"/>
           <w:sz w:val="16"/>
         </w:rPr>
-        <w:t>Atualização regulatória com impacto direto na indústria de cosméticos.</w:t>
+        <w:t>Melhoria em ferramenta de consulta pública de alertas sanitários, facilitando o acesso à informação regulatória.</w:t>
       </w:r>
     </w:p>
     <w:p>
@@ -3178,15 +1844,15 @@
           <w:color w:val="1A1A1A"/>
           <w:sz w:val="22"/>
         </w:rPr>
-        <w:t xml:space="preserve">Anvisa determina apreensão de saneantes sem registro   </w:t>
+        <w:t xml:space="preserve">Entram em vigor os novos compêndios da Farmacopeia Brasileira   </w:t>
       </w:r>
       <w:r>
         <w:rPr>
           <w:b/>
-          <w:color w:val="D68910"/>
+          <w:color w:val="C0392B"/>
           <w:sz w:val="16"/>
         </w:rPr>
-        <w:t>[MÉDIA]</w:t>
+        <w:t>[ALTA]</w:t>
       </w:r>
     </w:p>
     <w:p>
@@ -3198,7 +1864,7 @@
           <w:color w:val="4A4A4A"/>
           <w:sz w:val="20"/>
         </w:rPr>
-        <w:t>A Anvisa determinou a apreensão de saneantes fabricados por empresas sem autorização de funcionamento, visando a segurança sanitária.</w:t>
+        <w:t>Novos compêndios da Farmacopeia Brasileira, aprovados em junho, entram em vigor, estabelecendo padrões para medicamentos.</w:t>
       </w:r>
     </w:p>
     <w:p>
@@ -3218,9 +1884,9 @@
           <w:color w:val="888888"/>
           <w:sz w:val="18"/>
         </w:rPr>
-        <w:t xml:space="preserve">2026-07-03   </w:t>
+        <w:t xml:space="preserve">2026-07-06   </w:t>
       </w:r>
-      <w:hyperlink r:id="rId40">
+      <w:hyperlink r:id="rId23">
         <w:r>
           <w:rPr>
             <w:color w:val="1A4D2E"/>
@@ -3241,7 +1907,7 @@
           <w:color w:val="888888"/>
           <w:sz w:val="16"/>
         </w:rPr>
-        <w:t>Ação de fiscalização com impacto na segurança sanitária e empresas.</w:t>
+        <w:t>Entrada em vigor de normas que estabelecem padrões para medicamentos, com impacto direto na indústria farmacêutica.</w:t>
       </w:r>
     </w:p>
     <w:p/>
@@ -3306,6 +1972,54 @@
           <w:color w:val="4A4A4A"/>
           <w:sz w:val="18"/>
         </w:rPr>
+        <w:t>B3 | Ofícios e Comunicados - Todos os itens encontrados estão fora da janela temporal.</w:t>
+      </w:r>
+    </w:p>
+    <w:p>
+      <w:pPr>
+        <w:pStyle w:val="ListBullet"/>
+      </w:pPr>
+      <w:r>
+        <w:rPr>
+          <w:color w:val="4A4A4A"/>
+          <w:sz w:val="18"/>
+        </w:rPr>
+        <w:t>MME | Notícias - Todos os itens encontrados estão fora da janela temporal.</w:t>
+      </w:r>
+    </w:p>
+    <w:p>
+      <w:pPr>
+        <w:pStyle w:val="ListBullet"/>
+      </w:pPr>
+      <w:r>
+        <w:rPr>
+          <w:color w:val="4A4A4A"/>
+          <w:sz w:val="18"/>
+        </w:rPr>
+        <w:t>ONS | Notícias - Nenhum item encontrado na janela temporal.</w:t>
+      </w:r>
+    </w:p>
+    <w:p>
+      <w:pPr>
+        <w:pStyle w:val="ListBullet"/>
+      </w:pPr>
+      <w:r>
+        <w:rPr>
+          <w:color w:val="4A4A4A"/>
+          <w:sz w:val="18"/>
+        </w:rPr>
+        <w:t>ANEEL | Últimas Notícias - Todos os itens encontrados estão fora da janela temporal.</w:t>
+      </w:r>
+    </w:p>
+    <w:p>
+      <w:pPr>
+        <w:pStyle w:val="ListBullet"/>
+      </w:pPr>
+      <w:r>
+        <w:rPr>
+          <w:color w:val="4A4A4A"/>
+          <w:sz w:val="18"/>
+        </w:rPr>
         <w:t>Secretaria de Prêmios e Apostas | Notícias - Nenhum resultado foi encontrado na janela temporal.</w:t>
       </w:r>
     </w:p>
@@ -3318,7 +2032,31 @@
           <w:color w:val="4A4A4A"/>
           <w:sz w:val="18"/>
         </w:rPr>
-        <w:t>INPI | Notícias - Nenhuma publicação encontrada na janela temporal.</w:t>
+        <w:t>Ministério da Agricultura | Notícias - Todos os itens encontrados estão fora da janela temporal.</w:t>
+      </w:r>
+    </w:p>
+    <w:p>
+      <w:pPr>
+        <w:pStyle w:val="ListBullet"/>
+      </w:pPr>
+      <w:r>
+        <w:rPr>
+          <w:color w:val="4A4A4A"/>
+          <w:sz w:val="18"/>
+        </w:rPr>
+        <w:t>ANM | Notícias - Todos os itens encontrados estão fora da janela temporal.</w:t>
+      </w:r>
+    </w:p>
+    <w:p>
+      <w:pPr>
+        <w:pStyle w:val="ListBullet"/>
+      </w:pPr>
+      <w:r>
+        <w:rPr>
+          <w:color w:val="4A4A4A"/>
+          <w:sz w:val="18"/>
+        </w:rPr>
+        <w:t>EPE | Notícias - Todos os itens encontrados estão fora da janela temporal.</w:t>
       </w:r>
     </w:p>
     <w:p>
@@ -3340,7 +2078,7 @@
           <w:color w:val="4A4A4A"/>
           <w:sz w:val="18"/>
         </w:rPr>
-        <w:t>Receita Federal | Normas - Página de busca, sem conteúdo direto ou resultados identificáveis na janela.</w:t>
+        <w:t>Receita Federal | Normas - Conteúdo da fonte é um formulário de busca, não listagem de normas recentes.</w:t>
       </w:r>
     </w:p>
     <w:p>
@@ -3365,18 +2103,6 @@
           <w:sz w:val="18"/>
         </w:rPr>
         <w:t>Ministério do Meio Ambiente | Notícias - Conteúdo restrito, requer autenticação para visualização.</w:t>
-      </w:r>
-    </w:p>
-    <w:p>
-      <w:pPr>
-        <w:pStyle w:val="ListBullet"/>
-      </w:pPr>
-      <w:r>
-        <w:rPr>
-          <w:color w:val="4A4A4A"/>
-          <w:sz w:val="18"/>
-        </w:rPr>
-        <w:t>SENACON | Notícias - Conteúdo restrito, requer autenticação para visualização.</w:t>
       </w:r>
     </w:p>
     <w:p>
@@ -3446,7 +2172,7 @@
           <w:color w:val="888888"/>
           <w:sz w:val="16"/>
         </w:rPr>
-        <w:t>Janela analisada: 2026-07-03T00:00 ate 2026-07-06T11:28</w:t>
+        <w:t>Janela analisada: 2026-07-06T00:00 ate 2026-07-07T10:22</w:t>
       </w:r>
     </w:p>
     <w:sectPr>

--- a/output/boletim_regulatorio.docx
+++ b/output/boletim_regulatorio.docx
@@ -52,7 +52,7 @@
                 <w:color w:val="FFFFFF"/>
                 <w:sz w:val="28"/>
               </w:rPr>
-              <w:t>7 de julho de 2026</w:t>
+              <w:t>8 de julho de 2026</w:t>
             </w:r>
           </w:p>
         </w:tc>
@@ -87,7 +87,7 @@
                 <w:color w:val="1A4D2E"/>
                 <w:sz w:val="56"/>
               </w:rPr>
-              <w:t>15</w:t>
+              <w:t>18</w:t>
             </w:r>
           </w:p>
         </w:tc>
@@ -106,7 +106,7 @@
                 <w:color w:val="C0392B"/>
                 <w:sz w:val="56"/>
               </w:rPr>
-              <w:t>6</w:t>
+              <w:t>8</w:t>
             </w:r>
           </w:p>
         </w:tc>
@@ -125,7 +125,7 @@
                 <w:color w:val="D68910"/>
                 <w:sz w:val="56"/>
               </w:rPr>
-              <w:t>8</w:t>
+              <w:t>4</w:t>
             </w:r>
           </w:p>
         </w:tc>
@@ -144,7 +144,7 @@
                 <w:color w:val="7F8C8D"/>
                 <w:sz w:val="56"/>
               </w:rPr>
-              <w:t>1</w:t>
+              <w:t>6</w:t>
             </w:r>
           </w:p>
         </w:tc>
@@ -293,7 +293,7 @@
                 <w:color w:val="1A4D2E"/>
                 <w:sz w:val="16"/>
               </w:rPr>
-              <w:t>PLANALTO | RESENHA DIARIA</w:t>
+              <w:t>BANCO CENTRAL | NORMAS</w:t>
             </w:r>
           </w:p>
           <w:p>
@@ -307,7 +307,7 @@
                   <w:u w:val="single"/>
                   <w:b/>
                 </w:rPr>
-                <w:t>Decreto nº 13.056, de 6.7.2026 - Altera o Decreto nº 12.301, de 9 de dezembro de 2024, que dispõe sobre a aprovação de diretrizes e de estratégias relativas à governança corporativa nas empresas estatais federais e à administração das participações societárias da União.</w:t>
+                <w:t>Comunicado n° 45.517, 8/7/2026</w:t>
               </w:r>
             </w:hyperlink>
           </w:p>
@@ -320,7 +320,7 @@
                 <w:color w:val="4A4A4A"/>
                 <w:sz w:val="18"/>
               </w:rPr>
-              <w:t>Altera decreto sobre diretrizes e estratégias de governança corporativa e administração de participações societárias em empresas estatais federais.</w:t>
+              <w:t>Divulga a Taxa Básica Financeira (TBF), o Redutor "R" e a Taxa Referencial (TR) relativos a 7 de julho de 2026.</w:t>
             </w:r>
           </w:p>
         </w:tc>
@@ -365,65 +365,7 @@
                   <w:u w:val="single"/>
                   <w:b/>
                 </w:rPr>
-                <w:t>Comunicado n° 45.511, 7/7/2026</w:t>
-              </w:r>
-            </w:hyperlink>
-          </w:p>
-          <w:p>
-            <w:pPr>
-              <w:spacing w:after="120"/>
-            </w:pPr>
-            <w:r>
-              <w:rPr>
-                <w:color w:val="4A4A4A"/>
-                <w:sz w:val="18"/>
-              </w:rPr>
-              <w:t>Divulga as Taxas Básicas Financeiras (TBF), os Redutores "R" e as Taxas Referenciais (TR) relativos a 4, 5 e 6 de julho de 2026.</w:t>
-            </w:r>
-          </w:p>
-        </w:tc>
-      </w:tr>
-    </w:tbl>
-    <w:tbl>
-      <w:tblPr>
-        <w:tblW w:type="auto" w:w="0"/>
-        <w:tblLayout w:type="fixed"/>
-        <w:tblLook w:firstColumn="1" w:firstRow="1" w:lastColumn="0" w:lastRow="0" w:noHBand="0" w:noVBand="1" w:val="04A0"/>
-      </w:tblPr>
-      <w:tblGrid>
-        <w:gridCol w:w="9638"/>
-      </w:tblGrid>
-      <w:tr>
-        <w:tc>
-          <w:tcPr>
-            <w:tcW w:type="dxa" w:w="9638"/>
-            <w:shd w:val="clear" w:color="auto" w:fill="F0F7F2"/>
-          </w:tcPr>
-          <w:p>
-            <w:pPr>
-              <w:spacing w:before="120" w:after="40"/>
-            </w:pPr>
-            <w:r>
-              <w:rPr>
-                <w:b/>
-                <w:color w:val="1A4D2E"/>
-                <w:sz w:val="16"/>
-              </w:rPr>
-              <w:t>BANCO CENTRAL | NORMAS</w:t>
-            </w:r>
-          </w:p>
-          <w:p>
-            <w:pPr>
-              <w:spacing w:after="40"/>
-            </w:pPr>
-            <w:hyperlink r:id="rId11">
-              <w:r>
-                <w:rPr>
-                  <w:color w:val="1A1A1A"/>
-                  <w:u w:val="single"/>
-                  <w:b/>
-                </w:rPr>
-                <w:t>Comunicado n° 45.510, 6/7/2026</w:t>
+                <w:t>Comunicado n° 45.516, 7/7/2026</w:t>
               </w:r>
             </w:hyperlink>
           </w:p>
@@ -474,14 +416,14 @@
             <w:pPr>
               <w:spacing w:after="40"/>
             </w:pPr>
-            <w:hyperlink r:id="rId12">
+            <w:hyperlink r:id="rId11">
               <w:r>
                 <w:rPr>
                   <w:color w:val="1A1A1A"/>
                   <w:u w:val="single"/>
                   <w:b/>
                 </w:rPr>
-                <w:t>Comunicado n° 45.507, 6/7/2026</w:t>
+                <w:t>Comunicado n° 45.515, 7/7/2026</w:t>
               </w:r>
             </w:hyperlink>
           </w:p>
@@ -494,7 +436,7 @@
                 <w:color w:val="4A4A4A"/>
                 <w:sz w:val="18"/>
               </w:rPr>
-              <w:t>Divulga a Taxa Básica Financeira (TBF), o Redutor "R" e a Taxa Referencial (TR) relativos a 3 de julho de 2026.</w:t>
+              <w:t>Divulga as condições de oferta pública para a realização de operações de swap para fins de rolagem do vencimento de 03/08/2026.</w:t>
             </w:r>
           </w:p>
         </w:tc>
@@ -525,7 +467,65 @@
                 <w:color w:val="1A4D2E"/>
                 <w:sz w:val="16"/>
               </w:rPr>
-              <w:t>ANVISA | NOTÍCIAS</w:t>
+              <w:t>BANCO CENTRAL | NORMAS</w:t>
+            </w:r>
+          </w:p>
+          <w:p>
+            <w:pPr>
+              <w:spacing w:after="40"/>
+            </w:pPr>
+            <w:hyperlink r:id="rId12">
+              <w:r>
+                <w:rPr>
+                  <w:color w:val="1A1A1A"/>
+                  <w:u w:val="single"/>
+                  <w:b/>
+                </w:rPr>
+                <w:t>Comunicado n° 45.514, 7/7/2026</w:t>
+              </w:r>
+            </w:hyperlink>
+          </w:p>
+          <w:p>
+            <w:pPr>
+              <w:spacing w:after="120"/>
+            </w:pPr>
+            <w:r>
+              <w:rPr>
+                <w:color w:val="4A4A4A"/>
+                <w:sz w:val="18"/>
+              </w:rPr>
+              <w:t>Divulga comunicado do Grupo de Ação Financeira contra a Lavagem de Dinheiro e o Financiamento do Terrorismo (GAFI/FATF).</w:t>
+            </w:r>
+          </w:p>
+        </w:tc>
+      </w:tr>
+    </w:tbl>
+    <w:tbl>
+      <w:tblPr>
+        <w:tblW w:type="auto" w:w="0"/>
+        <w:tblLayout w:type="fixed"/>
+        <w:tblLook w:firstColumn="1" w:firstRow="1" w:lastColumn="0" w:lastRow="0" w:noHBand="0" w:noVBand="1" w:val="04A0"/>
+      </w:tblPr>
+      <w:tblGrid>
+        <w:gridCol w:w="9638"/>
+      </w:tblGrid>
+      <w:tr>
+        <w:tc>
+          <w:tcPr>
+            <w:tcW w:type="dxa" w:w="9638"/>
+            <w:shd w:val="clear" w:color="auto" w:fill="F0F7F2"/>
+          </w:tcPr>
+          <w:p>
+            <w:pPr>
+              <w:spacing w:before="120" w:after="40"/>
+            </w:pPr>
+            <w:r>
+              <w:rPr>
+                <w:b/>
+                <w:color w:val="1A4D2E"/>
+                <w:sz w:val="16"/>
+              </w:rPr>
+              <w:t>BANCO CENTRAL | NORMAS</w:t>
             </w:r>
           </w:p>
           <w:p>
@@ -539,7 +539,7 @@
                   <w:u w:val="single"/>
                   <w:b/>
                 </w:rPr>
-                <w:t>Anvisa aprova nova indicação terapêutica para medicamento que trata câncer de mama</w:t>
+                <w:t>Comunicado n° 45.511, 7/7/2026</w:t>
               </w:r>
             </w:hyperlink>
           </w:p>
@@ -552,7 +552,7 @@
                 <w:color w:val="4A4A4A"/>
                 <w:sz w:val="18"/>
               </w:rPr>
-              <w:t>Anvisa aprova nova indicação terapêutica para medicamento de câncer de mama, beneficiando pacientes com doença invasiva residual.</w:t>
+              <w:t>Divulga as Taxas Básicas Financeiras (TBF), os Redutores "R" e as Taxas Referenciais (TR) relativos a 4, 5 e 6 de julho de 2026.</w:t>
             </w:r>
           </w:p>
         </w:tc>
@@ -621,15 +621,15 @@
           <w:color w:val="1A1A1A"/>
           <w:sz w:val="22"/>
         </w:rPr>
-        <w:t xml:space="preserve">Decreto nº 13.056, de 6.7.2026 - Altera o Decreto nº 12.301, de 9 de dezembro de 2024, que dispõe sobre a aprovação de diretrizes e de estratégias relativas à governança corporativa nas empresas estatais federais e à administração das participações societárias da União.   </w:t>
+        <w:t xml:space="preserve">Lei nº 15.461, de 7.7.2026 - Confere o título de Capital Nacional da Maior Onda do Brasil ao Município de Jaguaruna, no Estado de Santa Catarina.   </w:t>
       </w:r>
       <w:r>
         <w:rPr>
           <w:b/>
-          <w:color w:val="C0392B"/>
+          <w:color w:val="7F8C8D"/>
           <w:sz w:val="16"/>
         </w:rPr>
-        <w:t>[ALTA]</w:t>
+        <w:t>[BAIXA]</w:t>
       </w:r>
     </w:p>
     <w:p>
@@ -641,7 +641,7 @@
           <w:color w:val="4A4A4A"/>
           <w:sz w:val="20"/>
         </w:rPr>
-        <w:t>Altera decreto sobre diretrizes e estratégias de governança corporativa e administração de participações societárias em empresas estatais federais.</w:t>
+        <w:t>Confere o título de Capital Nacional da Maior Onda do Brasil ao Município de Jaguaruna, no Estado de Santa Catarina.</w:t>
       </w:r>
     </w:p>
     <w:p>
@@ -661,83 +661,7 @@
           <w:color w:val="888888"/>
           <w:sz w:val="18"/>
         </w:rPr>
-        <w:t xml:space="preserve">2026-07-06   </w:t>
-      </w:r>
-      <w:hyperlink r:id="rId9">
-        <w:r>
-          <w:rPr>
-            <w:color w:val="1A4D2E"/>
-            <w:u w:val="single"/>
-            <w:b/>
-          </w:rPr>
-          <w:t>Acessar materia</w:t>
-        </w:r>
-      </w:hyperlink>
-    </w:p>
-    <w:p>
-      <w:pPr>
-        <w:spacing w:after="120"/>
-      </w:pPr>
-      <w:r>
-        <w:rPr>
-          <w:i/>
-          <w:color w:val="888888"/>
-          <w:sz w:val="16"/>
-        </w:rPr>
-        <w:t>Legislação nova com impacto direto em governança corporativa de estatais federais.</w:t>
-      </w:r>
-    </w:p>
-    <w:p>
-      <w:pPr>
-        <w:spacing w:before="160" w:after="40"/>
-      </w:pPr>
-      <w:r>
-        <w:rPr>
-          <w:b/>
-          <w:color w:val="1A1A1A"/>
-          <w:sz w:val="22"/>
-        </w:rPr>
-        <w:t xml:space="preserve">Lei nº 15.458, de 3.7.2026 - Abre crédito extraordinário em favor do Ministério da Integração e do Desenvolvimento Regional, no valor de R$ 266.512.000,00 (duzentos e sessenta e seis milhões quinhentos e doze mil reais), para os fins que especifica.   </w:t>
-      </w:r>
-      <w:r>
-        <w:rPr>
-          <w:b/>
-          <w:color w:val="D68910"/>
-          <w:sz w:val="16"/>
-        </w:rPr>
-        <w:t>[MÉDIA]</w:t>
-      </w:r>
-    </w:p>
-    <w:p>
-      <w:pPr>
-        <w:spacing w:after="40"/>
-      </w:pPr>
-      <w:r>
-        <w:rPr>
-          <w:color w:val="4A4A4A"/>
-          <w:sz w:val="20"/>
-        </w:rPr>
-        <w:t>Abre crédito extraordinário de R$ 266,5 milhões para o Ministério da Integração e do Desenvolvimento Regional.</w:t>
-      </w:r>
-    </w:p>
-    <w:p>
-      <w:pPr>
-        <w:spacing w:after="40"/>
-      </w:pPr>
-      <w:r>
-        <w:rPr>
-          <w:b/>
-          <w:color w:val="888888"/>
-          <w:sz w:val="18"/>
-        </w:rPr>
-        <w:t xml:space="preserve">Publicado: </w:t>
-      </w:r>
-      <w:r>
-        <w:rPr>
-          <w:color w:val="888888"/>
-          <w:sz w:val="18"/>
-        </w:rPr>
-        <w:t xml:space="preserve">2026-07-06   </w:t>
+        <w:t xml:space="preserve">2026-07-08   </w:t>
       </w:r>
       <w:hyperlink r:id="rId14">
         <w:r>
@@ -760,7 +684,7 @@
           <w:color w:val="888888"/>
           <w:sz w:val="16"/>
         </w:rPr>
-        <w:t>Abertura de crédito extraordinário com impacto orçamentário.</w:t>
+        <w:t>Lei com caráter honorífico, sem impacto direto a clientes corporativos.</w:t>
       </w:r>
     </w:p>
     <w:p>
@@ -773,15 +697,15 @@
           <w:color w:val="1A1A1A"/>
           <w:sz w:val="22"/>
         </w:rPr>
-        <w:t xml:space="preserve">Decreto nº 13.055, de 3.7.2026 - Altera o Decreto nº 11.712, de 20 de setembro de 2023, que qualifica organizações militares da Marinha como Organizações Militares Prestadoras de Serviços, com autonomia de gestão.   </w:t>
+        <w:t xml:space="preserve">Lei nº 15.460, de 7.7.2026 - Institui o Dia Nacional do Vinho, a ser comemorado no primeiro domingo do mês de junho.   </w:t>
       </w:r>
       <w:r>
         <w:rPr>
           <w:b/>
-          <w:color w:val="D68910"/>
+          <w:color w:val="7F8C8D"/>
           <w:sz w:val="16"/>
         </w:rPr>
-        <w:t>[MÉDIA]</w:t>
+        <w:t>[BAIXA]</w:t>
       </w:r>
     </w:p>
     <w:p>
@@ -793,7 +717,7 @@
           <w:color w:val="4A4A4A"/>
           <w:sz w:val="20"/>
         </w:rPr>
-        <w:t>Altera decreto que qualifica organizações militares da Marinha como prestadoras de serviços com autonomia de gestão.</w:t>
+        <w:t>Institui o Dia Nacional do Vinho, a ser comemorado no primeiro domingo do mês de junho.</w:t>
       </w:r>
     </w:p>
     <w:p>
@@ -813,7 +737,7 @@
           <w:color w:val="888888"/>
           <w:sz w:val="18"/>
         </w:rPr>
-        <w:t xml:space="preserve">2026-07-06   </w:t>
+        <w:t xml:space="preserve">2026-07-08   </w:t>
       </w:r>
       <w:hyperlink r:id="rId15">
         <w:r>
@@ -836,7 +760,387 @@
           <w:color w:val="888888"/>
           <w:sz w:val="16"/>
         </w:rPr>
-        <w:t>Alteração de decreto administrativo com impacto na gestão de organizações militares.</w:t>
+        <w:t>Lei com caráter comemorativo, sem impacto direto a clientes corporativos.</w:t>
+      </w:r>
+    </w:p>
+    <w:p>
+      <w:pPr>
+        <w:spacing w:before="160" w:after="40"/>
+      </w:pPr>
+      <w:r>
+        <w:rPr>
+          <w:b/>
+          <w:color w:val="1A1A1A"/>
+          <w:sz w:val="22"/>
+        </w:rPr>
+        <w:t xml:space="preserve">Lei nº 15.459, de 7.7.2026 - Altera a Lei nº 7.405, de 12 de novembro de 1985, para estabelecer a utilização do Símbolo Internacional de Acessibilidade.   </w:t>
+      </w:r>
+      <w:r>
+        <w:rPr>
+          <w:b/>
+          <w:color w:val="D68910"/>
+          <w:sz w:val="16"/>
+        </w:rPr>
+        <w:t>[MÉDIA]</w:t>
+      </w:r>
+    </w:p>
+    <w:p>
+      <w:pPr>
+        <w:spacing w:after="40"/>
+      </w:pPr>
+      <w:r>
+        <w:rPr>
+          <w:color w:val="4A4A4A"/>
+          <w:sz w:val="20"/>
+        </w:rPr>
+        <w:t>Altera a Lei nº 7.405, de 1985, para estabelecer a utilização do Símbolo Internacional de Acessibilidade.</w:t>
+      </w:r>
+    </w:p>
+    <w:p>
+      <w:pPr>
+        <w:spacing w:after="40"/>
+      </w:pPr>
+      <w:r>
+        <w:rPr>
+          <w:b/>
+          <w:color w:val="888888"/>
+          <w:sz w:val="18"/>
+        </w:rPr>
+        <w:t xml:space="preserve">Publicado: </w:t>
+      </w:r>
+      <w:r>
+        <w:rPr>
+          <w:color w:val="888888"/>
+          <w:sz w:val="18"/>
+        </w:rPr>
+        <w:t xml:space="preserve">2026-07-08   </w:t>
+      </w:r>
+      <w:hyperlink r:id="rId16">
+        <w:r>
+          <w:rPr>
+            <w:color w:val="1A4D2E"/>
+            <w:u w:val="single"/>
+            <w:b/>
+          </w:rPr>
+          <w:t>Acessar materia</w:t>
+        </w:r>
+      </w:hyperlink>
+    </w:p>
+    <w:p>
+      <w:pPr>
+        <w:spacing w:after="120"/>
+      </w:pPr>
+      <w:r>
+        <w:rPr>
+          <w:i/>
+          <w:color w:val="888888"/>
+          <w:sz w:val="16"/>
+        </w:rPr>
+        <w:t>Alteração de lei que pode ter implicações para empresas em termos de acessibilidade e conformidade.</w:t>
+      </w:r>
+    </w:p>
+    <w:p>
+      <w:pPr>
+        <w:spacing w:before="160" w:after="40"/>
+      </w:pPr>
+      <w:r>
+        <w:rPr>
+          <w:b/>
+          <w:color w:val="1A1A1A"/>
+          <w:sz w:val="22"/>
+        </w:rPr>
+        <w:t xml:space="preserve">Decreto nº 13.060, de 7.7.2026 - Altera o Decreto nº 10.172, de 11 de dezembro de 2019, para alterar a composição do Conselho Fiscal do Serviço Autônomo Embratur – Agência Brasileira de Promoção Internacional do Turismo.   </w:t>
+      </w:r>
+      <w:r>
+        <w:rPr>
+          <w:b/>
+          <w:color w:val="7F8C8D"/>
+          <w:sz w:val="16"/>
+        </w:rPr>
+        <w:t>[BAIXA]</w:t>
+      </w:r>
+    </w:p>
+    <w:p>
+      <w:pPr>
+        <w:spacing w:after="40"/>
+      </w:pPr>
+      <w:r>
+        <w:rPr>
+          <w:color w:val="4A4A4A"/>
+          <w:sz w:val="20"/>
+        </w:rPr>
+        <w:t>Altera a composição do Conselho Fiscal do Serviço Autônomo Embratur – Agência Brasileira de Promoção Internacional do Turismo.</w:t>
+      </w:r>
+    </w:p>
+    <w:p>
+      <w:pPr>
+        <w:spacing w:after="40"/>
+      </w:pPr>
+      <w:r>
+        <w:rPr>
+          <w:b/>
+          <w:color w:val="888888"/>
+          <w:sz w:val="18"/>
+        </w:rPr>
+        <w:t xml:space="preserve">Publicado: </w:t>
+      </w:r>
+      <w:r>
+        <w:rPr>
+          <w:color w:val="888888"/>
+          <w:sz w:val="18"/>
+        </w:rPr>
+        <w:t xml:space="preserve">2026-07-08   </w:t>
+      </w:r>
+      <w:hyperlink r:id="rId17">
+        <w:r>
+          <w:rPr>
+            <w:color w:val="1A4D2E"/>
+            <w:u w:val="single"/>
+            <w:b/>
+          </w:rPr>
+          <w:t>Acessar materia</w:t>
+        </w:r>
+      </w:hyperlink>
+    </w:p>
+    <w:p>
+      <w:pPr>
+        <w:spacing w:after="120"/>
+      </w:pPr>
+      <w:r>
+        <w:rPr>
+          <w:i/>
+          <w:color w:val="888888"/>
+          <w:sz w:val="16"/>
+        </w:rPr>
+        <w:t>Alteração administrativa interna de órgão público, com baixo impacto corporativo direto.</w:t>
+      </w:r>
+    </w:p>
+    <w:p>
+      <w:pPr>
+        <w:spacing w:before="160" w:after="40"/>
+      </w:pPr>
+      <w:r>
+        <w:rPr>
+          <w:b/>
+          <w:color w:val="1A1A1A"/>
+          <w:sz w:val="22"/>
+        </w:rPr>
+        <w:t xml:space="preserve">Decreto nº 13.059, de 7.7.2026 - Remaneja, em caráter temporário, cargo em comissão e funções de confiança para o Ministério das Relações Exteriores.   </w:t>
+      </w:r>
+      <w:r>
+        <w:rPr>
+          <w:b/>
+          <w:color w:val="7F8C8D"/>
+          <w:sz w:val="16"/>
+        </w:rPr>
+        <w:t>[BAIXA]</w:t>
+      </w:r>
+    </w:p>
+    <w:p>
+      <w:pPr>
+        <w:spacing w:after="40"/>
+      </w:pPr>
+      <w:r>
+        <w:rPr>
+          <w:color w:val="4A4A4A"/>
+          <w:sz w:val="20"/>
+        </w:rPr>
+        <w:t>Remaneja, em caráter temporário, cargo em comissão e funções de confiança para o Ministério das Relações Exteriores.</w:t>
+      </w:r>
+    </w:p>
+    <w:p>
+      <w:pPr>
+        <w:spacing w:after="40"/>
+      </w:pPr>
+      <w:r>
+        <w:rPr>
+          <w:b/>
+          <w:color w:val="888888"/>
+          <w:sz w:val="18"/>
+        </w:rPr>
+        <w:t xml:space="preserve">Publicado: </w:t>
+      </w:r>
+      <w:r>
+        <w:rPr>
+          <w:color w:val="888888"/>
+          <w:sz w:val="18"/>
+        </w:rPr>
+        <w:t xml:space="preserve">2026-07-08   </w:t>
+      </w:r>
+      <w:hyperlink r:id="rId18">
+        <w:r>
+          <w:rPr>
+            <w:color w:val="1A4D2E"/>
+            <w:u w:val="single"/>
+            <w:b/>
+          </w:rPr>
+          <w:t>Acessar materia</w:t>
+        </w:r>
+      </w:hyperlink>
+    </w:p>
+    <w:p>
+      <w:pPr>
+        <w:spacing w:after="120"/>
+      </w:pPr>
+      <w:r>
+        <w:rPr>
+          <w:i/>
+          <w:color w:val="888888"/>
+          <w:sz w:val="16"/>
+        </w:rPr>
+        <w:t>Alteração administrativa interna de órgão público, com baixo impacto corporativo direto.</w:t>
+      </w:r>
+    </w:p>
+    <w:p>
+      <w:pPr>
+        <w:spacing w:before="160" w:after="40"/>
+      </w:pPr>
+      <w:r>
+        <w:rPr>
+          <w:b/>
+          <w:color w:val="1A1A1A"/>
+          <w:sz w:val="22"/>
+        </w:rPr>
+        <w:t xml:space="preserve">Decreto nº 13.058, de 7.7.2026 - Altera o Decreto nº 11.198, de 15 de setembro de 2022, que aprova a Estrutura Regimental e o Quadro Demonstrativo dos Cargos em Comissão e das Funções de Confiança do Departamento Nacional de Obras Contra as Secas, e remaneja e transforma cargos em comissão e funções de confiança.   </w:t>
+      </w:r>
+      <w:r>
+        <w:rPr>
+          <w:b/>
+          <w:color w:val="7F8C8D"/>
+          <w:sz w:val="16"/>
+        </w:rPr>
+        <w:t>[BAIXA]</w:t>
+      </w:r>
+    </w:p>
+    <w:p>
+      <w:pPr>
+        <w:spacing w:after="40"/>
+      </w:pPr>
+      <w:r>
+        <w:rPr>
+          <w:color w:val="4A4A4A"/>
+          <w:sz w:val="20"/>
+        </w:rPr>
+        <w:t>Altera a Estrutura Regimental e o Quadro Demonstrativo de Cargos e Funções do Departamento Nacional de Obras Contra as Secas (DNOCS).</w:t>
+      </w:r>
+    </w:p>
+    <w:p>
+      <w:pPr>
+        <w:spacing w:after="40"/>
+      </w:pPr>
+      <w:r>
+        <w:rPr>
+          <w:b/>
+          <w:color w:val="888888"/>
+          <w:sz w:val="18"/>
+        </w:rPr>
+        <w:t xml:space="preserve">Publicado: </w:t>
+      </w:r>
+      <w:r>
+        <w:rPr>
+          <w:color w:val="888888"/>
+          <w:sz w:val="18"/>
+        </w:rPr>
+        <w:t xml:space="preserve">2026-07-08   </w:t>
+      </w:r>
+      <w:hyperlink r:id="rId19">
+        <w:r>
+          <w:rPr>
+            <w:color w:val="1A4D2E"/>
+            <w:u w:val="single"/>
+            <w:b/>
+          </w:rPr>
+          <w:t>Acessar materia</w:t>
+        </w:r>
+      </w:hyperlink>
+    </w:p>
+    <w:p>
+      <w:pPr>
+        <w:spacing w:after="120"/>
+      </w:pPr>
+      <w:r>
+        <w:rPr>
+          <w:i/>
+          <w:color w:val="888888"/>
+          <w:sz w:val="16"/>
+        </w:rPr>
+        <w:t>Alteração administrativa interna de órgão público, com baixo impacto corporativo direto.</w:t>
+      </w:r>
+    </w:p>
+    <w:p>
+      <w:pPr>
+        <w:spacing w:before="160" w:after="40"/>
+      </w:pPr>
+      <w:r>
+        <w:rPr>
+          <w:b/>
+          <w:color w:val="1A1A1A"/>
+          <w:sz w:val="22"/>
+        </w:rPr>
+        <w:t xml:space="preserve">Decreto nº 13.057, de 7.7.2026 - Altera o Decreto nº 2.338, de 7 de outubro de 1997, que aprova o Regulamento da Agência Nacional de Telecomunicações, e remaneja e transforma cargos em comissão e funções de confiança.   </w:t>
+      </w:r>
+      <w:r>
+        <w:rPr>
+          <w:b/>
+          <w:color w:val="D68910"/>
+          <w:sz w:val="16"/>
+        </w:rPr>
+        <w:t>[MÉDIA]</w:t>
+      </w:r>
+    </w:p>
+    <w:p>
+      <w:pPr>
+        <w:spacing w:after="40"/>
+      </w:pPr>
+      <w:r>
+        <w:rPr>
+          <w:color w:val="4A4A4A"/>
+          <w:sz w:val="20"/>
+        </w:rPr>
+        <w:t>Altera o Regulamento da Agência Nacional de Telecomunicações (ANATEL) e remaneja cargos e funções de confiança.</w:t>
+      </w:r>
+    </w:p>
+    <w:p>
+      <w:pPr>
+        <w:spacing w:after="40"/>
+      </w:pPr>
+      <w:r>
+        <w:rPr>
+          <w:b/>
+          <w:color w:val="888888"/>
+          <w:sz w:val="18"/>
+        </w:rPr>
+        <w:t xml:space="preserve">Publicado: </w:t>
+      </w:r>
+      <w:r>
+        <w:rPr>
+          <w:color w:val="888888"/>
+          <w:sz w:val="18"/>
+        </w:rPr>
+        <w:t xml:space="preserve">2026-07-08   </w:t>
+      </w:r>
+      <w:hyperlink r:id="rId20">
+        <w:r>
+          <w:rPr>
+            <w:color w:val="1A4D2E"/>
+            <w:u w:val="single"/>
+            <w:b/>
+          </w:rPr>
+          <w:t>Acessar materia</w:t>
+        </w:r>
+      </w:hyperlink>
+    </w:p>
+    <w:p>
+      <w:pPr>
+        <w:spacing w:after="120"/>
+      </w:pPr>
+      <w:r>
+        <w:rPr>
+          <w:i/>
+          <w:color w:val="888888"/>
+          <w:sz w:val="16"/>
+        </w:rPr>
+        <w:t>Alteração no regulamento de uma agência reguladora, podendo ter impacto setorial.</w:t>
       </w:r>
     </w:p>
     <w:p/>
@@ -902,6 +1206,310 @@
           <w:color w:val="1A1A1A"/>
           <w:sz w:val="22"/>
         </w:rPr>
+        <w:t xml:space="preserve">Comunicado n° 45.517, 8/7/2026   </w:t>
+      </w:r>
+      <w:r>
+        <w:rPr>
+          <w:b/>
+          <w:color w:val="C0392B"/>
+          <w:sz w:val="16"/>
+        </w:rPr>
+        <w:t>[ALTA]</w:t>
+      </w:r>
+    </w:p>
+    <w:p>
+      <w:pPr>
+        <w:spacing w:after="40"/>
+      </w:pPr>
+      <w:r>
+        <w:rPr>
+          <w:color w:val="4A4A4A"/>
+          <w:sz w:val="20"/>
+        </w:rPr>
+        <w:t>Divulga a Taxa Básica Financeira (TBF), o Redutor "R" e a Taxa Referencial (TR) relativos a 7 de julho de 2026.</w:t>
+      </w:r>
+    </w:p>
+    <w:p>
+      <w:pPr>
+        <w:spacing w:after="40"/>
+      </w:pPr>
+      <w:r>
+        <w:rPr>
+          <w:b/>
+          <w:color w:val="888888"/>
+          <w:sz w:val="18"/>
+        </w:rPr>
+        <w:t xml:space="preserve">Publicado: </w:t>
+      </w:r>
+      <w:r>
+        <w:rPr>
+          <w:color w:val="888888"/>
+          <w:sz w:val="18"/>
+        </w:rPr>
+        <w:t xml:space="preserve">2026-07-08T09:01   </w:t>
+      </w:r>
+      <w:hyperlink r:id="rId9">
+        <w:r>
+          <w:rPr>
+            <w:color w:val="1A4D2E"/>
+            <w:u w:val="single"/>
+            <w:b/>
+          </w:rPr>
+          <w:t>Acessar materia</w:t>
+        </w:r>
+      </w:hyperlink>
+    </w:p>
+    <w:p>
+      <w:pPr>
+        <w:spacing w:after="120"/>
+      </w:pPr>
+      <w:r>
+        <w:rPr>
+          <w:i/>
+          <w:color w:val="888888"/>
+          <w:sz w:val="16"/>
+        </w:rPr>
+        <w:t>Divulgação de taxas financeiras de referência, crucial para o mercado financeiro.</w:t>
+      </w:r>
+    </w:p>
+    <w:p>
+      <w:pPr>
+        <w:spacing w:before="160" w:after="40"/>
+      </w:pPr>
+      <w:r>
+        <w:rPr>
+          <w:b/>
+          <w:color w:val="1A1A1A"/>
+          <w:sz w:val="22"/>
+        </w:rPr>
+        <w:t xml:space="preserve">Comunicado n° 45.516, 7/7/2026   </w:t>
+      </w:r>
+      <w:r>
+        <w:rPr>
+          <w:b/>
+          <w:color w:val="C0392B"/>
+          <w:sz w:val="16"/>
+        </w:rPr>
+        <w:t>[ALTA]</w:t>
+      </w:r>
+    </w:p>
+    <w:p>
+      <w:pPr>
+        <w:spacing w:after="40"/>
+      </w:pPr>
+      <w:r>
+        <w:rPr>
+          <w:color w:val="4A4A4A"/>
+          <w:sz w:val="20"/>
+        </w:rPr>
+        <w:t>Divulga condições para a realização de operações compromissadas com instituições financeiras participantes do módulo Oferta Pública (Ofpub).</w:t>
+      </w:r>
+    </w:p>
+    <w:p>
+      <w:pPr>
+        <w:spacing w:after="40"/>
+      </w:pPr>
+      <w:r>
+        <w:rPr>
+          <w:b/>
+          <w:color w:val="888888"/>
+          <w:sz w:val="18"/>
+        </w:rPr>
+        <w:t xml:space="preserve">Publicado: </w:t>
+      </w:r>
+      <w:r>
+        <w:rPr>
+          <w:color w:val="888888"/>
+          <w:sz w:val="18"/>
+        </w:rPr>
+        <w:t xml:space="preserve">2026-07-07T18:30   </w:t>
+      </w:r>
+      <w:hyperlink r:id="rId10">
+        <w:r>
+          <w:rPr>
+            <w:color w:val="1A4D2E"/>
+            <w:u w:val="single"/>
+            <w:b/>
+          </w:rPr>
+          <w:t>Acessar materia</w:t>
+        </w:r>
+      </w:hyperlink>
+    </w:p>
+    <w:p>
+      <w:pPr>
+        <w:spacing w:after="120"/>
+      </w:pPr>
+      <w:r>
+        <w:rPr>
+          <w:i/>
+          <w:color w:val="888888"/>
+          <w:sz w:val="16"/>
+        </w:rPr>
+        <w:t>Impacto direto em operações de instituições financeiras no mercado.</w:t>
+      </w:r>
+    </w:p>
+    <w:p>
+      <w:pPr>
+        <w:spacing w:before="160" w:after="40"/>
+      </w:pPr>
+      <w:r>
+        <w:rPr>
+          <w:b/>
+          <w:color w:val="1A1A1A"/>
+          <w:sz w:val="22"/>
+        </w:rPr>
+        <w:t xml:space="preserve">Comunicado n° 45.515, 7/7/2026   </w:t>
+      </w:r>
+      <w:r>
+        <w:rPr>
+          <w:b/>
+          <w:color w:val="C0392B"/>
+          <w:sz w:val="16"/>
+        </w:rPr>
+        <w:t>[ALTA]</w:t>
+      </w:r>
+    </w:p>
+    <w:p>
+      <w:pPr>
+        <w:spacing w:after="40"/>
+      </w:pPr>
+      <w:r>
+        <w:rPr>
+          <w:color w:val="4A4A4A"/>
+          <w:sz w:val="20"/>
+        </w:rPr>
+        <w:t>Divulga as condições de oferta pública para a realização de operações de swap para fins de rolagem do vencimento de 03/08/2026.</w:t>
+      </w:r>
+    </w:p>
+    <w:p>
+      <w:pPr>
+        <w:spacing w:after="40"/>
+      </w:pPr>
+      <w:r>
+        <w:rPr>
+          <w:b/>
+          <w:color w:val="888888"/>
+          <w:sz w:val="18"/>
+        </w:rPr>
+        <w:t xml:space="preserve">Publicado: </w:t>
+      </w:r>
+      <w:r>
+        <w:rPr>
+          <w:color w:val="888888"/>
+          <w:sz w:val="18"/>
+        </w:rPr>
+        <w:t xml:space="preserve">2026-07-07T18:30   </w:t>
+      </w:r>
+      <w:hyperlink r:id="rId11">
+        <w:r>
+          <w:rPr>
+            <w:color w:val="1A4D2E"/>
+            <w:u w:val="single"/>
+            <w:b/>
+          </w:rPr>
+          <w:t>Acessar materia</w:t>
+        </w:r>
+      </w:hyperlink>
+    </w:p>
+    <w:p>
+      <w:pPr>
+        <w:spacing w:after="120"/>
+      </w:pPr>
+      <w:r>
+        <w:rPr>
+          <w:i/>
+          <w:color w:val="888888"/>
+          <w:sz w:val="16"/>
+        </w:rPr>
+        <w:t>Impacto direto em operações de mercado financeiro, como swaps.</w:t>
+      </w:r>
+    </w:p>
+    <w:p>
+      <w:pPr>
+        <w:spacing w:before="160" w:after="40"/>
+      </w:pPr>
+      <w:r>
+        <w:rPr>
+          <w:b/>
+          <w:color w:val="1A1A1A"/>
+          <w:sz w:val="22"/>
+        </w:rPr>
+        <w:t xml:space="preserve">Comunicado n° 45.514, 7/7/2026   </w:t>
+      </w:r>
+      <w:r>
+        <w:rPr>
+          <w:b/>
+          <w:color w:val="C0392B"/>
+          <w:sz w:val="16"/>
+        </w:rPr>
+        <w:t>[ALTA]</w:t>
+      </w:r>
+    </w:p>
+    <w:p>
+      <w:pPr>
+        <w:spacing w:after="40"/>
+      </w:pPr>
+      <w:r>
+        <w:rPr>
+          <w:color w:val="4A4A4A"/>
+          <w:sz w:val="20"/>
+        </w:rPr>
+        <w:t>Divulga comunicado do Grupo de Ação Financeira contra a Lavagem de Dinheiro e o Financiamento do Terrorismo (GAFI/FATF).</w:t>
+      </w:r>
+    </w:p>
+    <w:p>
+      <w:pPr>
+        <w:spacing w:after="40"/>
+      </w:pPr>
+      <w:r>
+        <w:rPr>
+          <w:b/>
+          <w:color w:val="888888"/>
+          <w:sz w:val="18"/>
+        </w:rPr>
+        <w:t xml:space="preserve">Publicado: </w:t>
+      </w:r>
+      <w:r>
+        <w:rPr>
+          <w:color w:val="888888"/>
+          <w:sz w:val="18"/>
+        </w:rPr>
+        <w:t xml:space="preserve">2026-07-07T15:28   </w:t>
+      </w:r>
+      <w:hyperlink r:id="rId12">
+        <w:r>
+          <w:rPr>
+            <w:color w:val="1A4D2E"/>
+            <w:u w:val="single"/>
+            <w:b/>
+          </w:rPr>
+          <w:t>Acessar materia</w:t>
+        </w:r>
+      </w:hyperlink>
+    </w:p>
+    <w:p>
+      <w:pPr>
+        <w:spacing w:after="120"/>
+      </w:pPr>
+      <w:r>
+        <w:rPr>
+          <w:i/>
+          <w:color w:val="888888"/>
+          <w:sz w:val="16"/>
+        </w:rPr>
+        <w:t>Norma regulatória internacional com impacto em compliance de instituições financeiras.</w:t>
+      </w:r>
+    </w:p>
+    <w:p>
+      <w:pPr>
+        <w:spacing w:before="160" w:after="40"/>
+      </w:pPr>
+      <w:r>
+        <w:rPr>
+          <w:b/>
+          <w:color w:val="1A1A1A"/>
+          <w:sz w:val="22"/>
+        </w:rPr>
         <w:t xml:space="preserve">Comunicado n° 45.513, 7/7/2026   </w:t>
       </w:r>
       <w:r>
@@ -922,7 +1530,7 @@
           <w:color w:val="4A4A4A"/>
           <w:sz w:val="20"/>
         </w:rPr>
-        <w:t>Divulga nomes de pessoas eleitas ou nomeadas para cargos de administração em instituições autorizadas a funcionar, para recebimento de objeções.</w:t>
+        <w:t>Divulga nomes de pessoas eleitas ou nomeadas para cargos de administração em instituições autorizadas a funcionar, para fins de objeções.</w:t>
       </w:r>
     </w:p>
     <w:p>
@@ -944,7 +1552,7 @@
         </w:rPr>
         <w:t xml:space="preserve">2026-07-07T09:32   </w:t>
       </w:r>
-      <w:hyperlink r:id="rId16">
+      <w:hyperlink r:id="rId21">
         <w:r>
           <w:rPr>
             <w:color w:val="1A4D2E"/>
@@ -965,7 +1573,7 @@
           <w:color w:val="888888"/>
           <w:sz w:val="16"/>
         </w:rPr>
-        <w:t>Comunicado administrativo sobre nomeações em instituições financeiras.</w:t>
+        <w:t>Atualização administrativa relevante para o setor financeiro.</w:t>
       </w:r>
     </w:p>
     <w:p>
@@ -998,7 +1606,7 @@
           <w:color w:val="4A4A4A"/>
           <w:sz w:val="20"/>
         </w:rPr>
-        <w:t>Divulga nomes aprovados para cargos em órgãos estatutários ou contratuais de sociedades autorizadas a funcionar pelo Banco Central do Brasil.</w:t>
+        <w:t>Divulga nome aprovado de pessoas eleitas/nomeadas para cargos de órgãos estatutários ou contratuais de sociedades autorizadas a funcionar pelo Banco Central.</w:t>
       </w:r>
     </w:p>
     <w:p>
@@ -1020,7 +1628,7 @@
         </w:rPr>
         <w:t xml:space="preserve">2026-07-07T09:30   </w:t>
       </w:r>
-      <w:hyperlink r:id="rId17">
+      <w:hyperlink r:id="rId22">
         <w:r>
           <w:rPr>
             <w:color w:val="1A4D2E"/>
@@ -1041,7 +1649,7 @@
           <w:color w:val="888888"/>
           <w:sz w:val="16"/>
         </w:rPr>
-        <w:t>Comunicado administrativo sobre aprovação de nomes em instituições financeiras.</w:t>
+        <w:t>Atualização administrativa relevante para o setor financeiro.</w:t>
       </w:r>
     </w:p>
     <w:p>
@@ -1096,7 +1704,7 @@
         </w:rPr>
         <w:t xml:space="preserve">2026-07-07T09:06   </w:t>
       </w:r>
-      <w:hyperlink r:id="rId10">
+      <w:hyperlink r:id="rId13">
         <w:r>
           <w:rPr>
             <w:color w:val="1A4D2E"/>
@@ -1117,311 +1725,7 @@
           <w:color w:val="888888"/>
           <w:sz w:val="16"/>
         </w:rPr>
-        <w:t>Divulgação de taxas financeiras de referência com impacto no mercado.</w:t>
-      </w:r>
-    </w:p>
-    <w:p>
-      <w:pPr>
-        <w:spacing w:before="160" w:after="40"/>
-      </w:pPr>
-      <w:r>
-        <w:rPr>
-          <w:b/>
-          <w:color w:val="1A1A1A"/>
-          <w:sz w:val="22"/>
-        </w:rPr>
-        <w:t xml:space="preserve">Comunicado n° 45.510, 6/7/2026   </w:t>
-      </w:r>
-      <w:r>
-        <w:rPr>
-          <w:b/>
-          <w:color w:val="C0392B"/>
-          <w:sz w:val="16"/>
-        </w:rPr>
-        <w:t>[ALTA]</w:t>
-      </w:r>
-    </w:p>
-    <w:p>
-      <w:pPr>
-        <w:spacing w:after="40"/>
-      </w:pPr>
-      <w:r>
-        <w:rPr>
-          <w:color w:val="4A4A4A"/>
-          <w:sz w:val="20"/>
-        </w:rPr>
-        <w:t>Divulga condições para a realização de operações compromissadas com instituições financeiras participantes do módulo Oferta Pública (Ofpub).</w:t>
-      </w:r>
-    </w:p>
-    <w:p>
-      <w:pPr>
-        <w:spacing w:after="40"/>
-      </w:pPr>
-      <w:r>
-        <w:rPr>
-          <w:b/>
-          <w:color w:val="888888"/>
-          <w:sz w:val="18"/>
-        </w:rPr>
-        <w:t xml:space="preserve">Publicado: </w:t>
-      </w:r>
-      <w:r>
-        <w:rPr>
-          <w:color w:val="888888"/>
-          <w:sz w:val="18"/>
-        </w:rPr>
-        <w:t xml:space="preserve">2026-07-06T18:30   </w:t>
-      </w:r>
-      <w:hyperlink r:id="rId11">
-        <w:r>
-          <w:rPr>
-            <w:color w:val="1A4D2E"/>
-            <w:u w:val="single"/>
-            <w:b/>
-          </w:rPr>
-          <w:t>Acessar materia</w:t>
-        </w:r>
-      </w:hyperlink>
-    </w:p>
-    <w:p>
-      <w:pPr>
-        <w:spacing w:after="120"/>
-      </w:pPr>
-      <w:r>
-        <w:rPr>
-          <w:i/>
-          <w:color w:val="888888"/>
-          <w:sz w:val="16"/>
-        </w:rPr>
-        <w:t>Normativa sobre operações financeiras no mercado, impactando instituições financeiras.</w:t>
-      </w:r>
-    </w:p>
-    <w:p>
-      <w:pPr>
-        <w:spacing w:before="160" w:after="40"/>
-      </w:pPr>
-      <w:r>
-        <w:rPr>
-          <w:b/>
-          <w:color w:val="1A1A1A"/>
-          <w:sz w:val="22"/>
-        </w:rPr>
-        <w:t xml:space="preserve">Comunicado n° 45.509, 6/7/2026   </w:t>
-      </w:r>
-      <w:r>
-        <w:rPr>
-          <w:b/>
-          <w:color w:val="D68910"/>
-          <w:sz w:val="16"/>
-        </w:rPr>
-        <w:t>[MÉDIA]</w:t>
-      </w:r>
-    </w:p>
-    <w:p>
-      <w:pPr>
-        <w:spacing w:after="40"/>
-      </w:pPr>
-      <w:r>
-        <w:rPr>
-          <w:color w:val="4A4A4A"/>
-          <w:sz w:val="20"/>
-        </w:rPr>
-        <w:t>Divulga nomes de pessoas eleitas ou nomeadas para cargos de administração em instituições autorizadas a funcionar, para recebimento de objeções.</w:t>
-      </w:r>
-    </w:p>
-    <w:p>
-      <w:pPr>
-        <w:spacing w:after="40"/>
-      </w:pPr>
-      <w:r>
-        <w:rPr>
-          <w:b/>
-          <w:color w:val="888888"/>
-          <w:sz w:val="18"/>
-        </w:rPr>
-        <w:t xml:space="preserve">Publicado: </w:t>
-      </w:r>
-      <w:r>
-        <w:rPr>
-          <w:color w:val="888888"/>
-          <w:sz w:val="18"/>
-        </w:rPr>
-        <w:t xml:space="preserve">2026-07-06T10:07   </w:t>
-      </w:r>
-      <w:hyperlink r:id="rId18">
-        <w:r>
-          <w:rPr>
-            <w:color w:val="1A4D2E"/>
-            <w:u w:val="single"/>
-            <w:b/>
-          </w:rPr>
-          <w:t>Acessar materia</w:t>
-        </w:r>
-      </w:hyperlink>
-    </w:p>
-    <w:p>
-      <w:pPr>
-        <w:spacing w:after="120"/>
-      </w:pPr>
-      <w:r>
-        <w:rPr>
-          <w:i/>
-          <w:color w:val="888888"/>
-          <w:sz w:val="16"/>
-        </w:rPr>
-        <w:t>Comunicado administrativo sobre nomeações em instituições financeiras.</w:t>
-      </w:r>
-    </w:p>
-    <w:p>
-      <w:pPr>
-        <w:spacing w:before="160" w:after="40"/>
-      </w:pPr>
-      <w:r>
-        <w:rPr>
-          <w:b/>
-          <w:color w:val="1A1A1A"/>
-          <w:sz w:val="22"/>
-        </w:rPr>
-        <w:t xml:space="preserve">Comunicado n° 45.508, 6/7/2026   </w:t>
-      </w:r>
-      <w:r>
-        <w:rPr>
-          <w:b/>
-          <w:color w:val="D68910"/>
-          <w:sz w:val="16"/>
-        </w:rPr>
-        <w:t>[MÉDIA]</w:t>
-      </w:r>
-    </w:p>
-    <w:p>
-      <w:pPr>
-        <w:spacing w:after="40"/>
-      </w:pPr>
-      <w:r>
-        <w:rPr>
-          <w:color w:val="4A4A4A"/>
-          <w:sz w:val="20"/>
-        </w:rPr>
-        <w:t>Divulga nomes aprovados de pessoas eleitas/nomeadas para cargos de órgãos estatutários ou contratuais de sociedades autorizadas a funcionar pelo Banco Central do Brasil.</w:t>
-      </w:r>
-    </w:p>
-    <w:p>
-      <w:pPr>
-        <w:spacing w:after="40"/>
-      </w:pPr>
-      <w:r>
-        <w:rPr>
-          <w:b/>
-          <w:color w:val="888888"/>
-          <w:sz w:val="18"/>
-        </w:rPr>
-        <w:t xml:space="preserve">Publicado: </w:t>
-      </w:r>
-      <w:r>
-        <w:rPr>
-          <w:color w:val="888888"/>
-          <w:sz w:val="18"/>
-        </w:rPr>
-        <w:t xml:space="preserve">2026-07-06T10:06   </w:t>
-      </w:r>
-      <w:hyperlink r:id="rId19">
-        <w:r>
-          <w:rPr>
-            <w:color w:val="1A4D2E"/>
-            <w:u w:val="single"/>
-            <w:b/>
-          </w:rPr>
-          <w:t>Acessar materia</w:t>
-        </w:r>
-      </w:hyperlink>
-    </w:p>
-    <w:p>
-      <w:pPr>
-        <w:spacing w:after="120"/>
-      </w:pPr>
-      <w:r>
-        <w:rPr>
-          <w:i/>
-          <w:color w:val="888888"/>
-          <w:sz w:val="16"/>
-        </w:rPr>
-        <w:t>Comunicado administrativo sobre aprovação de nomes em instituições financeiras.</w:t>
-      </w:r>
-    </w:p>
-    <w:p>
-      <w:pPr>
-        <w:spacing w:before="160" w:after="40"/>
-      </w:pPr>
-      <w:r>
-        <w:rPr>
-          <w:b/>
-          <w:color w:val="1A1A1A"/>
-          <w:sz w:val="22"/>
-        </w:rPr>
-        <w:t xml:space="preserve">Comunicado n° 45.507, 6/7/2026   </w:t>
-      </w:r>
-      <w:r>
-        <w:rPr>
-          <w:b/>
-          <w:color w:val="C0392B"/>
-          <w:sz w:val="16"/>
-        </w:rPr>
-        <w:t>[ALTA]</w:t>
-      </w:r>
-    </w:p>
-    <w:p>
-      <w:pPr>
-        <w:spacing w:after="40"/>
-      </w:pPr>
-      <w:r>
-        <w:rPr>
-          <w:color w:val="4A4A4A"/>
-          <w:sz w:val="20"/>
-        </w:rPr>
-        <w:t>Divulga a Taxa Básica Financeira (TBF), o Redutor "R" e a Taxa Referencial (TR) relativos a 3 de julho de 2026.</w:t>
-      </w:r>
-    </w:p>
-    <w:p>
-      <w:pPr>
-        <w:spacing w:after="40"/>
-      </w:pPr>
-      <w:r>
-        <w:rPr>
-          <w:b/>
-          <w:color w:val="888888"/>
-          <w:sz w:val="18"/>
-        </w:rPr>
-        <w:t xml:space="preserve">Publicado: </w:t>
-      </w:r>
-      <w:r>
-        <w:rPr>
-          <w:color w:val="888888"/>
-          <w:sz w:val="18"/>
-        </w:rPr>
-        <w:t xml:space="preserve">2026-07-06T09:01   </w:t>
-      </w:r>
-      <w:hyperlink r:id="rId12">
-        <w:r>
-          <w:rPr>
-            <w:color w:val="1A4D2E"/>
-            <w:u w:val="single"/>
-            <w:b/>
-          </w:rPr>
-          <w:t>Acessar materia</w:t>
-        </w:r>
-      </w:hyperlink>
-    </w:p>
-    <w:p>
-      <w:pPr>
-        <w:spacing w:after="120"/>
-      </w:pPr>
-      <w:r>
-        <w:rPr>
-          <w:i/>
-          <w:color w:val="888888"/>
-          <w:sz w:val="16"/>
-        </w:rPr>
-        <w:t>Divulgação de taxas financeiras de referência com impacto no mercado.</w:t>
+        <w:t>Divulgação de taxas financeiras de referência, crucial para o mercado financeiro.</w:t>
       </w:r>
     </w:p>
     <w:p/>
@@ -1487,7 +1791,7 @@
           <w:color w:val="1A1A1A"/>
           <w:sz w:val="22"/>
         </w:rPr>
-        <w:t xml:space="preserve">Período eleitoral: ANP já utiliza os perfis temporários nas redes sociais   </w:t>
+        <w:t xml:space="preserve">Aviso: não haverá expediente nem protocolo no Escritório ANP SP no dia 9 de julho   </w:t>
       </w:r>
       <w:r>
         <w:rPr>
@@ -1507,7 +1811,7 @@
           <w:color w:val="4A4A4A"/>
           <w:sz w:val="20"/>
         </w:rPr>
-        <w:t>A ANP informa que já está utilizando perfis temporários nas redes sociais devido ao período eleitoral.</w:t>
+        <w:t>Aviso sobre a suspensão de expediente e protocolo no Escritório da ANP em São Paulo no dia 9 de julho.</w:t>
       </w:r>
     </w:p>
     <w:p>
@@ -1527,364 +1831,7 @@
           <w:color w:val="888888"/>
           <w:sz w:val="18"/>
         </w:rPr>
-        <w:t xml:space="preserve">2026-07-06   </w:t>
-      </w:r>
-      <w:hyperlink r:id="rId20">
-        <w:r>
-          <w:rPr>
-            <w:color w:val="1A4D2E"/>
-            <w:u w:val="single"/>
-            <w:b/>
-          </w:rPr>
-          <w:t>Acessar materia</w:t>
-        </w:r>
-      </w:hyperlink>
-    </w:p>
-    <w:p>
-      <w:pPr>
-        <w:spacing w:after="120"/>
-      </w:pPr>
-      <w:r>
-        <w:rPr>
-          <w:i/>
-          <w:color w:val="888888"/>
-          <w:sz w:val="16"/>
-        </w:rPr>
-        <w:t>Notícia institucional sobre adequação a normas eleitorais, sem impacto regulatório direto.</w:t>
-      </w:r>
-    </w:p>
-    <w:p/>
-    <w:tbl>
-      <w:tblPr>
-        <w:tblW w:type="auto" w:w="0"/>
-        <w:tblLayout w:type="fixed"/>
-        <w:tblLook w:firstColumn="1" w:firstRow="1" w:lastColumn="0" w:lastRow="0" w:noHBand="0" w:noVBand="1" w:val="04A0"/>
-      </w:tblPr>
-      <w:tblGrid>
-        <w:gridCol w:w="9638"/>
-      </w:tblGrid>
-      <w:tr>
-        <w:tc>
-          <w:tcPr>
-            <w:tcW w:type="dxa" w:w="9638"/>
-            <w:shd w:val="clear" w:color="auto" w:fill="1A4D2E"/>
-          </w:tcPr>
-          <w:p>
-            <w:pPr>
-              <w:spacing w:before="120" w:after="40"/>
-            </w:pPr>
-            <w:r>
-              <w:rPr>
-                <w:b w:val="0"/>
-                <w:color w:val="FFFFFF"/>
-                <w:sz w:val="32"/>
-              </w:rPr>
-              <w:t>Regulatório e Setorial</w:t>
-            </w:r>
-          </w:p>
-        </w:tc>
-      </w:tr>
-    </w:tbl>
-    <w:p>
-      <w:pPr>
-        <w:spacing w:before="240" w:after="80"/>
-      </w:pPr>
-      <w:r>
-        <w:rPr>
-          <w:b/>
-          <w:color w:val="1A4D2E"/>
-          <w:sz w:val="20"/>
-        </w:rPr>
-        <w:t>ANVISA | NOTÍCIAS</w:t>
-      </w:r>
-    </w:p>
-    <w:p>
-      <w:pPr>
-        <w:spacing w:before="0" w:after="40"/>
-        <w:pBdr>
-          <w:bottom w:val="single" w:sz="8" w:space="1" w:color="1A4D2E"/>
-        </w:pBdr>
-      </w:pPr>
-    </w:p>
-    <w:p>
-      <w:pPr>
-        <w:spacing w:before="160" w:after="40"/>
-      </w:pPr>
-      <w:r>
-        <w:rPr>
-          <w:b/>
-          <w:color w:val="1A1A1A"/>
-          <w:sz w:val="22"/>
-        </w:rPr>
-        <w:t xml:space="preserve">Canetas do Paraguai NÃO demonstraram equivalência com medicamentos registrados no Brasil   </w:t>
-      </w:r>
-      <w:r>
-        <w:rPr>
-          <w:b/>
-          <w:color w:val="D68910"/>
-          <w:sz w:val="16"/>
-        </w:rPr>
-        <w:t>[MÉDIA]</w:t>
-      </w:r>
-    </w:p>
-    <w:p>
-      <w:pPr>
-        <w:spacing w:after="40"/>
-      </w:pPr>
-      <w:r>
-        <w:rPr>
-          <w:color w:val="4A4A4A"/>
-          <w:sz w:val="20"/>
-        </w:rPr>
-        <w:t>Anvisa alerta que canetas do Paraguai não têm equivalência comprovada com medicamentos registrados no Brasil, exigindo testes específicos.</w:t>
-      </w:r>
-    </w:p>
-    <w:p>
-      <w:pPr>
-        <w:spacing w:after="40"/>
-      </w:pPr>
-      <w:r>
-        <w:rPr>
-          <w:b/>
-          <w:color w:val="888888"/>
-          <w:sz w:val="18"/>
-        </w:rPr>
-        <w:t xml:space="preserve">Publicado: </w:t>
-      </w:r>
-      <w:r>
-        <w:rPr>
-          <w:color w:val="888888"/>
-          <w:sz w:val="18"/>
-        </w:rPr>
-        <w:t xml:space="preserve">2026-07-06   </w:t>
-      </w:r>
-      <w:hyperlink r:id="rId21">
-        <w:r>
-          <w:rPr>
-            <w:color w:val="1A4D2E"/>
-            <w:u w:val="single"/>
-            <w:b/>
-          </w:rPr>
-          <w:t>Acessar materia</w:t>
-        </w:r>
-      </w:hyperlink>
-    </w:p>
-    <w:p>
-      <w:pPr>
-        <w:spacing w:after="120"/>
-      </w:pPr>
-      <w:r>
-        <w:rPr>
-          <w:i/>
-          <w:color w:val="888888"/>
-          <w:sz w:val="16"/>
-        </w:rPr>
-        <w:t>Alerta sanitário e checagem de fatos sobre produtos de saúde, relevante para consumidores e setor farmacêutico.</w:t>
-      </w:r>
-    </w:p>
-    <w:p>
-      <w:pPr>
-        <w:spacing w:before="160" w:after="40"/>
-      </w:pPr>
-      <w:r>
-        <w:rPr>
-          <w:b/>
-          <w:color w:val="1A1A1A"/>
-          <w:sz w:val="22"/>
-        </w:rPr>
-        <w:t xml:space="preserve">Anvisa aprova nova indicação terapêutica para medicamento que trata câncer de mama   </w:t>
-      </w:r>
-      <w:r>
-        <w:rPr>
-          <w:b/>
-          <w:color w:val="C0392B"/>
-          <w:sz w:val="16"/>
-        </w:rPr>
-        <w:t>[ALTA]</w:t>
-      </w:r>
-    </w:p>
-    <w:p>
-      <w:pPr>
-        <w:spacing w:after="40"/>
-      </w:pPr>
-      <w:r>
-        <w:rPr>
-          <w:color w:val="4A4A4A"/>
-          <w:sz w:val="20"/>
-        </w:rPr>
-        <w:t>Anvisa aprova nova indicação terapêutica para medicamento de câncer de mama, beneficiando pacientes com doença invasiva residual.</w:t>
-      </w:r>
-    </w:p>
-    <w:p>
-      <w:pPr>
-        <w:spacing w:after="40"/>
-      </w:pPr>
-      <w:r>
-        <w:rPr>
-          <w:b/>
-          <w:color w:val="888888"/>
-          <w:sz w:val="18"/>
-        </w:rPr>
-        <w:t xml:space="preserve">Publicado: </w:t>
-      </w:r>
-      <w:r>
-        <w:rPr>
-          <w:color w:val="888888"/>
-          <w:sz w:val="18"/>
-        </w:rPr>
-        <w:t xml:space="preserve">2026-07-06   </w:t>
-      </w:r>
-      <w:hyperlink r:id="rId13">
-        <w:r>
-          <w:rPr>
-            <w:color w:val="1A4D2E"/>
-            <w:u w:val="single"/>
-            <w:b/>
-          </w:rPr>
-          <w:t>Acessar materia</w:t>
-        </w:r>
-      </w:hyperlink>
-    </w:p>
-    <w:p>
-      <w:pPr>
-        <w:spacing w:after="120"/>
-      </w:pPr>
-      <w:r>
-        <w:rPr>
-          <w:i/>
-          <w:color w:val="888888"/>
-          <w:sz w:val="16"/>
-        </w:rPr>
-        <w:t>Aprovação de nova indicação terapêutica para medicamento, com impacto direto na saúde pública e indústria farmacêutica.</w:t>
-      </w:r>
-    </w:p>
-    <w:p>
-      <w:pPr>
-        <w:spacing w:before="160" w:after="40"/>
-      </w:pPr>
-      <w:r>
-        <w:rPr>
-          <w:b/>
-          <w:color w:val="1A1A1A"/>
-          <w:sz w:val="22"/>
-        </w:rPr>
-        <w:t xml:space="preserve">Anvisa disponibiliza nova ferramenta para consulta de alertas sanitários   </w:t>
-      </w:r>
-      <w:r>
-        <w:rPr>
-          <w:b/>
-          <w:color w:val="D68910"/>
-          <w:sz w:val="16"/>
-        </w:rPr>
-        <w:t>[MÉDIA]</w:t>
-      </w:r>
-    </w:p>
-    <w:p>
-      <w:pPr>
-        <w:spacing w:after="40"/>
-      </w:pPr>
-      <w:r>
-        <w:rPr>
-          <w:color w:val="4A4A4A"/>
-          <w:sz w:val="20"/>
-        </w:rPr>
-        <w:t>Anvisa lança nova ferramenta no portal de consultas para facilitar o acesso a alertas sanitários, substituindo o Sistec.</w:t>
-      </w:r>
-    </w:p>
-    <w:p>
-      <w:pPr>
-        <w:spacing w:after="40"/>
-      </w:pPr>
-      <w:r>
-        <w:rPr>
-          <w:b/>
-          <w:color w:val="888888"/>
-          <w:sz w:val="18"/>
-        </w:rPr>
-        <w:t xml:space="preserve">Publicado: </w:t>
-      </w:r>
-      <w:r>
-        <w:rPr>
-          <w:color w:val="888888"/>
-          <w:sz w:val="18"/>
-        </w:rPr>
-        <w:t xml:space="preserve">2026-07-06   </w:t>
-      </w:r>
-      <w:hyperlink r:id="rId22">
-        <w:r>
-          <w:rPr>
-            <w:color w:val="1A4D2E"/>
-            <w:u w:val="single"/>
-            <w:b/>
-          </w:rPr>
-          <w:t>Acessar materia</w:t>
-        </w:r>
-      </w:hyperlink>
-    </w:p>
-    <w:p>
-      <w:pPr>
-        <w:spacing w:after="120"/>
-      </w:pPr>
-      <w:r>
-        <w:rPr>
-          <w:i/>
-          <w:color w:val="888888"/>
-          <w:sz w:val="16"/>
-        </w:rPr>
-        <w:t>Melhoria em ferramenta de consulta pública de alertas sanitários, facilitando o acesso à informação regulatória.</w:t>
-      </w:r>
-    </w:p>
-    <w:p>
-      <w:pPr>
-        <w:spacing w:before="160" w:after="40"/>
-      </w:pPr>
-      <w:r>
-        <w:rPr>
-          <w:b/>
-          <w:color w:val="1A1A1A"/>
-          <w:sz w:val="22"/>
-        </w:rPr>
-        <w:t xml:space="preserve">Entram em vigor os novos compêndios da Farmacopeia Brasileira   </w:t>
-      </w:r>
-      <w:r>
-        <w:rPr>
-          <w:b/>
-          <w:color w:val="C0392B"/>
-          <w:sz w:val="16"/>
-        </w:rPr>
-        <w:t>[ALTA]</w:t>
-      </w:r>
-    </w:p>
-    <w:p>
-      <w:pPr>
-        <w:spacing w:after="40"/>
-      </w:pPr>
-      <w:r>
-        <w:rPr>
-          <w:color w:val="4A4A4A"/>
-          <w:sz w:val="20"/>
-        </w:rPr>
-        <w:t>Novos compêndios da Farmacopeia Brasileira, aprovados em junho, entram em vigor, estabelecendo padrões para medicamentos.</w:t>
-      </w:r>
-    </w:p>
-    <w:p>
-      <w:pPr>
-        <w:spacing w:after="40"/>
-      </w:pPr>
-      <w:r>
-        <w:rPr>
-          <w:b/>
-          <w:color w:val="888888"/>
-          <w:sz w:val="18"/>
-        </w:rPr>
-        <w:t xml:space="preserve">Publicado: </w:t>
-      </w:r>
-      <w:r>
-        <w:rPr>
-          <w:color w:val="888888"/>
-          <w:sz w:val="18"/>
-        </w:rPr>
-        <w:t xml:space="preserve">2026-07-06   </w:t>
+        <w:t xml:space="preserve">2026-07-07   </w:t>
       </w:r>
       <w:hyperlink r:id="rId23">
         <w:r>
@@ -1907,7 +1854,277 @@
           <w:color w:val="888888"/>
           <w:sz w:val="16"/>
         </w:rPr>
-        <w:t>Entrada em vigor de normas que estabelecem padrões para medicamentos, com impacto direto na indústria farmacêutica.</w:t>
+        <w:t>Aviso administrativo de funcionamento, com impacto limitado.</w:t>
+      </w:r>
+    </w:p>
+    <w:p>
+      <w:pPr>
+        <w:spacing w:before="160" w:after="40"/>
+      </w:pPr>
+      <w:r>
+        <w:rPr>
+          <w:b/>
+          <w:color w:val="1A1A1A"/>
+          <w:sz w:val="22"/>
+        </w:rPr>
+        <w:t xml:space="preserve">ANP e Petrobras assinam acordo para adequação de 335 poços marítimos às regras de segurança operacional   </w:t>
+      </w:r>
+      <w:r>
+        <w:rPr>
+          <w:b/>
+          <w:color w:val="C0392B"/>
+          <w:sz w:val="16"/>
+        </w:rPr>
+        <w:t>[ALTA]</w:t>
+      </w:r>
+    </w:p>
+    <w:p>
+      <w:pPr>
+        <w:spacing w:after="40"/>
+      </w:pPr>
+      <w:r>
+        <w:rPr>
+          <w:color w:val="4A4A4A"/>
+          <w:sz w:val="20"/>
+        </w:rPr>
+        <w:t>Termo de Conciliação celebrado na AGU estabelece compromissos técnicos para fortalecer a prevenção e a resposta a emergências em poços marítimos.</w:t>
+      </w:r>
+    </w:p>
+    <w:p>
+      <w:pPr>
+        <w:spacing w:after="40"/>
+      </w:pPr>
+      <w:r>
+        <w:rPr>
+          <w:b/>
+          <w:color w:val="888888"/>
+          <w:sz w:val="18"/>
+        </w:rPr>
+        <w:t xml:space="preserve">Publicado: </w:t>
+      </w:r>
+      <w:r>
+        <w:rPr>
+          <w:color w:val="888888"/>
+          <w:sz w:val="18"/>
+        </w:rPr>
+        <w:t xml:space="preserve">2026-07-07   </w:t>
+      </w:r>
+      <w:hyperlink r:id="rId24">
+        <w:r>
+          <w:rPr>
+            <w:color w:val="1A4D2E"/>
+            <w:u w:val="single"/>
+            <w:b/>
+          </w:rPr>
+          <w:t>Acessar materia</w:t>
+        </w:r>
+      </w:hyperlink>
+    </w:p>
+    <w:p>
+      <w:pPr>
+        <w:spacing w:after="120"/>
+      </w:pPr>
+      <w:r>
+        <w:rPr>
+          <w:i/>
+          <w:color w:val="888888"/>
+          <w:sz w:val="16"/>
+        </w:rPr>
+        <w:t>Acordo com grande empresa estatal sobre segurança operacional, com impacto regulatório e ambiental no setor de energia.</w:t>
+      </w:r>
+    </w:p>
+    <w:p>
+      <w:pPr>
+        <w:spacing w:before="240" w:after="80"/>
+      </w:pPr>
+      <w:r>
+        <w:rPr>
+          <w:b/>
+          <w:color w:val="1A4D2E"/>
+          <w:sz w:val="20"/>
+        </w:rPr>
+        <w:t>ANEEL | ÚLTIMAS NOTÍCIAS</w:t>
+      </w:r>
+    </w:p>
+    <w:p>
+      <w:pPr>
+        <w:spacing w:before="0" w:after="40"/>
+        <w:pBdr>
+          <w:bottom w:val="single" w:sz="8" w:space="1" w:color="1A4D2E"/>
+        </w:pBdr>
+      </w:pPr>
+    </w:p>
+    <w:p>
+      <w:pPr>
+        <w:spacing w:before="160" w:after="40"/>
+      </w:pPr>
+      <w:r>
+        <w:rPr>
+          <w:b/>
+          <w:color w:val="1A1A1A"/>
+          <w:sz w:val="22"/>
+        </w:rPr>
+        <w:t xml:space="preserve">ANEEL aprova abertura de consulta pública sobre o edital dos Leilões de Energia Existente A-1, A-2 e A-3   </w:t>
+      </w:r>
+      <w:r>
+        <w:rPr>
+          <w:b/>
+          <w:color w:val="C0392B"/>
+          <w:sz w:val="16"/>
+        </w:rPr>
+        <w:t>[ALTA]</w:t>
+      </w:r>
+    </w:p>
+    <w:p>
+      <w:pPr>
+        <w:spacing w:after="40"/>
+      </w:pPr>
+      <w:r>
+        <w:rPr>
+          <w:color w:val="4A4A4A"/>
+          <w:sz w:val="20"/>
+        </w:rPr>
+        <w:t>ANEEL aprova abertura de consulta pública sobre o edital dos Leilões de Energia Existente A-1, A-2 e A-3, com contribuições até 24 de agosto de 2026.</w:t>
+      </w:r>
+    </w:p>
+    <w:p>
+      <w:pPr>
+        <w:spacing w:after="40"/>
+      </w:pPr>
+      <w:r>
+        <w:rPr>
+          <w:b/>
+          <w:color w:val="888888"/>
+          <w:sz w:val="18"/>
+        </w:rPr>
+        <w:t xml:space="preserve">Publicado: </w:t>
+      </w:r>
+      <w:r>
+        <w:rPr>
+          <w:color w:val="888888"/>
+          <w:sz w:val="18"/>
+        </w:rPr>
+        <w:t xml:space="preserve">2026-07-07   </w:t>
+      </w:r>
+      <w:hyperlink r:id="rId25">
+        <w:r>
+          <w:rPr>
+            <w:color w:val="1A4D2E"/>
+            <w:u w:val="single"/>
+            <w:b/>
+          </w:rPr>
+          <w:t>Acessar materia</w:t>
+        </w:r>
+      </w:hyperlink>
+    </w:p>
+    <w:p>
+      <w:pPr>
+        <w:spacing w:after="120"/>
+      </w:pPr>
+      <w:r>
+        <w:rPr>
+          <w:i/>
+          <w:color w:val="888888"/>
+          <w:sz w:val="16"/>
+        </w:rPr>
+        <w:t>Abertura de consulta pública para leilões de energia, com impacto direto no setor elétrico e para empresas do ramo.</w:t>
+      </w:r>
+    </w:p>
+    <w:p>
+      <w:pPr>
+        <w:spacing w:before="240" w:after="80"/>
+      </w:pPr>
+      <w:r>
+        <w:rPr>
+          <w:b/>
+          <w:color w:val="1A4D2E"/>
+          <w:sz w:val="20"/>
+        </w:rPr>
+        <w:t>ANM | NOTÍCIAS</w:t>
+      </w:r>
+    </w:p>
+    <w:p>
+      <w:pPr>
+        <w:spacing w:before="0" w:after="40"/>
+        <w:pBdr>
+          <w:bottom w:val="single" w:sz="8" w:space="1" w:color="1A4D2E"/>
+        </w:pBdr>
+      </w:pPr>
+    </w:p>
+    <w:p>
+      <w:pPr>
+        <w:spacing w:before="160" w:after="40"/>
+      </w:pPr>
+      <w:r>
+        <w:rPr>
+          <w:b/>
+          <w:color w:val="1A1A1A"/>
+          <w:sz w:val="22"/>
+        </w:rPr>
+        <w:t xml:space="preserve">Recolhimento da CFEM tem nova plataforma digital   </w:t>
+      </w:r>
+      <w:r>
+        <w:rPr>
+          <w:b/>
+          <w:color w:val="C0392B"/>
+          <w:sz w:val="16"/>
+        </w:rPr>
+        <w:t>[ALTA]</w:t>
+      </w:r>
+    </w:p>
+    <w:p>
+      <w:pPr>
+        <w:spacing w:after="40"/>
+      </w:pPr>
+      <w:r>
+        <w:rPr>
+          <w:color w:val="4A4A4A"/>
+          <w:sz w:val="20"/>
+        </w:rPr>
+        <w:t>Nova plataforma digital para recolhimento da Compensação Financeira pela Exploração de Recursos Minerais (CFEM), exigindo login gov.br e ampliando formas de pagamento.</w:t>
+      </w:r>
+    </w:p>
+    <w:p>
+      <w:pPr>
+        <w:spacing w:after="40"/>
+      </w:pPr>
+      <w:r>
+        <w:rPr>
+          <w:b/>
+          <w:color w:val="888888"/>
+          <w:sz w:val="18"/>
+        </w:rPr>
+        <w:t xml:space="preserve">Publicado: </w:t>
+      </w:r>
+      <w:r>
+        <w:rPr>
+          <w:color w:val="888888"/>
+          <w:sz w:val="18"/>
+        </w:rPr>
+        <w:t xml:space="preserve">2026-07-07T15:04   </w:t>
+      </w:r>
+      <w:hyperlink r:id="rId26">
+        <w:r>
+          <w:rPr>
+            <w:color w:val="1A4D2E"/>
+            <w:u w:val="single"/>
+            <w:b/>
+          </w:rPr>
+          <w:t>Acessar materia</w:t>
+        </w:r>
+      </w:hyperlink>
+    </w:p>
+    <w:p>
+      <w:pPr>
+        <w:spacing w:after="120"/>
+      </w:pPr>
+      <w:r>
+        <w:rPr>
+          <w:i/>
+          <w:color w:val="888888"/>
+          <w:sz w:val="16"/>
+        </w:rPr>
+        <w:t>Mudança no processo de recolhimento de royalties da mineração, com impacto direto para empresas do setor.</w:t>
       </w:r>
     </w:p>
     <w:p/>
@@ -1960,7 +2177,7 @@
           <w:color w:val="4A4A4A"/>
           <w:sz w:val="18"/>
         </w:rPr>
-        <w:t>ANPD | Notícias - Nenhum resultado foi encontrado na janela temporal.</w:t>
+        <w:t>MME | Notícias - Nenhuma publicação encontrada na janela temporal.</w:t>
       </w:r>
     </w:p>
     <w:p>
@@ -1972,7 +2189,7 @@
           <w:color w:val="4A4A4A"/>
           <w:sz w:val="18"/>
         </w:rPr>
-        <w:t>B3 | Ofícios e Comunicados - Todos os itens encontrados estão fora da janela temporal.</w:t>
+        <w:t>ONS | Notícias - A fonte explicitamente indica 'Nenhum item encontrado' para o período.</w:t>
       </w:r>
     </w:p>
     <w:p>
@@ -1984,7 +2201,7 @@
           <w:color w:val="4A4A4A"/>
           <w:sz w:val="18"/>
         </w:rPr>
-        <w:t>MME | Notícias - Todos os itens encontrados estão fora da janela temporal.</w:t>
+        <w:t>Secretaria de Prêmios e Apostas | Notícias - A fonte explicitamente indica 'Nenhum resultado foi encontrado'.</w:t>
       </w:r>
     </w:p>
     <w:p>
@@ -1996,7 +2213,7 @@
           <w:color w:val="4A4A4A"/>
           <w:sz w:val="18"/>
         </w:rPr>
-        <w:t>ONS | Notícias - Nenhum item encontrado na janela temporal.</w:t>
+        <w:t>Ministério da Agricultura | Notícias - Nenhuma publicação encontrada na janela temporal.</w:t>
       </w:r>
     </w:p>
     <w:p>
@@ -2008,55 +2225,7 @@
           <w:color w:val="4A4A4A"/>
           <w:sz w:val="18"/>
         </w:rPr>
-        <w:t>ANEEL | Últimas Notícias - Todos os itens encontrados estão fora da janela temporal.</w:t>
-      </w:r>
-    </w:p>
-    <w:p>
-      <w:pPr>
-        <w:pStyle w:val="ListBullet"/>
-      </w:pPr>
-      <w:r>
-        <w:rPr>
-          <w:color w:val="4A4A4A"/>
-          <w:sz w:val="18"/>
-        </w:rPr>
-        <w:t>Secretaria de Prêmios e Apostas | Notícias - Nenhum resultado foi encontrado na janela temporal.</w:t>
-      </w:r>
-    </w:p>
-    <w:p>
-      <w:pPr>
-        <w:pStyle w:val="ListBullet"/>
-      </w:pPr>
-      <w:r>
-        <w:rPr>
-          <w:color w:val="4A4A4A"/>
-          <w:sz w:val="18"/>
-        </w:rPr>
-        <w:t>Ministério da Agricultura | Notícias - Todos os itens encontrados estão fora da janela temporal.</w:t>
-      </w:r>
-    </w:p>
-    <w:p>
-      <w:pPr>
-        <w:pStyle w:val="ListBullet"/>
-      </w:pPr>
-      <w:r>
-        <w:rPr>
-          <w:color w:val="4A4A4A"/>
-          <w:sz w:val="18"/>
-        </w:rPr>
-        <w:t>ANM | Notícias - Todos os itens encontrados estão fora da janela temporal.</w:t>
-      </w:r>
-    </w:p>
-    <w:p>
-      <w:pPr>
-        <w:pStyle w:val="ListBullet"/>
-      </w:pPr>
-      <w:r>
-        <w:rPr>
-          <w:color w:val="4A4A4A"/>
-          <w:sz w:val="18"/>
-        </w:rPr>
-        <w:t>EPE | Notícias - Todos os itens encontrados estão fora da janela temporal.</w:t>
+        <w:t>COAF | Notícias - Nenhuma publicação encontrada na janela temporal.</w:t>
       </w:r>
     </w:p>
     <w:p>
@@ -2078,7 +2247,17 @@
           <w:color w:val="4A4A4A"/>
           <w:sz w:val="18"/>
         </w:rPr>
-        <w:t>Receita Federal | Normas - Conteúdo da fonte é um formulário de busca, não listagem de normas recentes.</w:t>
+        <w:t>Receita Federal | Normas - A página contém apenas filtros de busca e não exibe resultados de normas diretamente.</w:t>
+      </w:r>
+    </w:p>
+    <w:p>
+      <w:r>
+        <w:rPr>
+          <w:b/>
+          <w:color w:val="C0392B"/>
+          <w:sz w:val="20"/>
+        </w:rPr>
+        <w:t>Fontes com erro tecnico:</w:t>
       </w:r>
     </w:p>
     <w:p>
@@ -2106,16 +2285,6 @@
       </w:r>
     </w:p>
     <w:p>
-      <w:r>
-        <w:rPr>
-          <w:b/>
-          <w:color w:val="C0392B"/>
-          <w:sz w:val="20"/>
-        </w:rPr>
-        <w:t>Fontes com erro tecnico:</w:t>
-      </w:r>
-    </w:p>
-    <w:p>
       <w:pPr>
         <w:pStyle w:val="ListBullet"/>
       </w:pPr>
@@ -2124,7 +2293,7 @@
           <w:color w:val="4A4A4A"/>
           <w:sz w:val="18"/>
         </w:rPr>
-        <w:t>Destaques do D.O.U. - Conteudo muito curto (15 chars) - pagina possivelmente vazia, fora do ar ou bloqueando scraping</w:t>
+        <w:t>SENACON | Notícias - Conteúdo restrito, requer autenticação para visualização.</w:t>
       </w:r>
     </w:p>
     <w:p/>
@@ -2172,7 +2341,7 @@
           <w:color w:val="888888"/>
           <w:sz w:val="16"/>
         </w:rPr>
-        <w:t>Janela analisada: 2026-07-06T00:00 ate 2026-07-07T10:22</w:t>
+        <w:t>Janela analisada: 2026-07-07T00:00 ate 2026-07-08T09:22</w:t>
       </w:r>
     </w:p>
     <w:sectPr>

--- a/output/boletim_regulatorio.docx
+++ b/output/boletim_regulatorio.docx
@@ -52,7 +52,7 @@
                 <w:color w:val="FFFFFF"/>
                 <w:sz w:val="28"/>
               </w:rPr>
-              <w:t>8 de julho de 2026</w:t>
+              <w:t>9 de julho de 2026</w:t>
             </w:r>
           </w:p>
         </w:tc>
@@ -87,7 +87,7 @@
                 <w:color w:val="1A4D2E"/>
                 <w:sz w:val="56"/>
               </w:rPr>
-              <w:t>18</w:t>
+              <w:t>27</w:t>
             </w:r>
           </w:p>
         </w:tc>
@@ -106,7 +106,7 @@
                 <w:color w:val="C0392B"/>
                 <w:sz w:val="56"/>
               </w:rPr>
-              <w:t>8</w:t>
+              <w:t>7</w:t>
             </w:r>
           </w:p>
         </w:tc>
@@ -125,7 +125,7 @@
                 <w:color w:val="D68910"/>
                 <w:sz w:val="56"/>
               </w:rPr>
-              <w:t>4</w:t>
+              <w:t>12</w:t>
             </w:r>
           </w:p>
         </w:tc>
@@ -144,7 +144,7 @@
                 <w:color w:val="7F8C8D"/>
                 <w:sz w:val="56"/>
               </w:rPr>
-              <w:t>6</w:t>
+              <w:t>8</w:t>
             </w:r>
           </w:p>
         </w:tc>
@@ -307,7 +307,7 @@
                   <w:u w:val="single"/>
                   <w:b/>
                 </w:rPr>
-                <w:t>Comunicado n° 45.517, 8/7/2026</w:t>
+                <w:t>Comunicado n° 45.526, 9/7/2026</w:t>
               </w:r>
             </w:hyperlink>
           </w:p>
@@ -320,7 +320,7 @@
                 <w:color w:val="4A4A4A"/>
                 <w:sz w:val="18"/>
               </w:rPr>
-              <w:t>Divulga a Taxa Básica Financeira (TBF), o Redutor "R" e a Taxa Referencial (TR) relativos a 7 de julho de 2026.</w:t>
+              <w:t>Divulga a Taxa Básica Financeira (TBF), o Redutor 'R' e a Taxa Referencial (TR) relativos a 8 de julho de 2026.</w:t>
             </w:r>
           </w:p>
         </w:tc>
@@ -365,7 +365,65 @@
                   <w:u w:val="single"/>
                   <w:b/>
                 </w:rPr>
-                <w:t>Comunicado n° 45.516, 7/7/2026</w:t>
+                <w:t>Comunicado n° 45.525, 8/7/2026</w:t>
+              </w:r>
+            </w:hyperlink>
+          </w:p>
+          <w:p>
+            <w:pPr>
+              <w:spacing w:after="120"/>
+            </w:pPr>
+            <w:r>
+              <w:rPr>
+                <w:color w:val="4A4A4A"/>
+                <w:sz w:val="18"/>
+              </w:rPr>
+              <w:t>Divulga as condições de oferta pública para a realização de operações de swap para fins de rolagem do vencimento de 03/08/2026.</w:t>
+            </w:r>
+          </w:p>
+        </w:tc>
+      </w:tr>
+    </w:tbl>
+    <w:tbl>
+      <w:tblPr>
+        <w:tblW w:type="auto" w:w="0"/>
+        <w:tblLayout w:type="fixed"/>
+        <w:tblLook w:firstColumn="1" w:firstRow="1" w:lastColumn="0" w:lastRow="0" w:noHBand="0" w:noVBand="1" w:val="04A0"/>
+      </w:tblPr>
+      <w:tblGrid>
+        <w:gridCol w:w="9638"/>
+      </w:tblGrid>
+      <w:tr>
+        <w:tc>
+          <w:tcPr>
+            <w:tcW w:type="dxa" w:w="9638"/>
+            <w:shd w:val="clear" w:color="auto" w:fill="F0F7F2"/>
+          </w:tcPr>
+          <w:p>
+            <w:pPr>
+              <w:spacing w:before="120" w:after="40"/>
+            </w:pPr>
+            <w:r>
+              <w:rPr>
+                <w:b/>
+                <w:color w:val="1A4D2E"/>
+                <w:sz w:val="16"/>
+              </w:rPr>
+              <w:t>BANCO CENTRAL | NORMAS</w:t>
+            </w:r>
+          </w:p>
+          <w:p>
+            <w:pPr>
+              <w:spacing w:after="40"/>
+            </w:pPr>
+            <w:hyperlink r:id="rId11">
+              <w:r>
+                <w:rPr>
+                  <w:color w:val="1A1A1A"/>
+                  <w:u w:val="single"/>
+                  <w:b/>
+                </w:rPr>
+                <w:t>Comunicado n° 45.524, 8/7/2026</w:t>
               </w:r>
             </w:hyperlink>
           </w:p>
@@ -416,14 +474,14 @@
             <w:pPr>
               <w:spacing w:after="40"/>
             </w:pPr>
-            <w:hyperlink r:id="rId11">
+            <w:hyperlink r:id="rId12">
               <w:r>
                 <w:rPr>
                   <w:color w:val="1A1A1A"/>
                   <w:u w:val="single"/>
                   <w:b/>
                 </w:rPr>
-                <w:t>Comunicado n° 45.515, 7/7/2026</w:t>
+                <w:t>Instrução Normativa BCB n° 758, 8/7/2026</w:t>
               </w:r>
             </w:hyperlink>
           </w:p>
@@ -436,65 +494,7 @@
                 <w:color w:val="4A4A4A"/>
                 <w:sz w:val="18"/>
               </w:rPr>
-              <w:t>Divulga as condições de oferta pública para a realização de operações de swap para fins de rolagem do vencimento de 03/08/2026.</w:t>
-            </w:r>
-          </w:p>
-        </w:tc>
-      </w:tr>
-    </w:tbl>
-    <w:tbl>
-      <w:tblPr>
-        <w:tblW w:type="auto" w:w="0"/>
-        <w:tblLayout w:type="fixed"/>
-        <w:tblLook w:firstColumn="1" w:firstRow="1" w:lastColumn="0" w:lastRow="0" w:noHBand="0" w:noVBand="1" w:val="04A0"/>
-      </w:tblPr>
-      <w:tblGrid>
-        <w:gridCol w:w="9638"/>
-      </w:tblGrid>
-      <w:tr>
-        <w:tc>
-          <w:tcPr>
-            <w:tcW w:type="dxa" w:w="9638"/>
-            <w:shd w:val="clear" w:color="auto" w:fill="F0F7F2"/>
-          </w:tcPr>
-          <w:p>
-            <w:pPr>
-              <w:spacing w:before="120" w:after="40"/>
-            </w:pPr>
-            <w:r>
-              <w:rPr>
-                <w:b/>
-                <w:color w:val="1A4D2E"/>
-                <w:sz w:val="16"/>
-              </w:rPr>
-              <w:t>BANCO CENTRAL | NORMAS</w:t>
-            </w:r>
-          </w:p>
-          <w:p>
-            <w:pPr>
-              <w:spacing w:after="40"/>
-            </w:pPr>
-            <w:hyperlink r:id="rId12">
-              <w:r>
-                <w:rPr>
-                  <w:color w:val="1A1A1A"/>
-                  <w:u w:val="single"/>
-                  <w:b/>
-                </w:rPr>
-                <w:t>Comunicado n° 45.514, 7/7/2026</w:t>
-              </w:r>
-            </w:hyperlink>
-          </w:p>
-          <w:p>
-            <w:pPr>
-              <w:spacing w:after="120"/>
-            </w:pPr>
-            <w:r>
-              <w:rPr>
-                <w:color w:val="4A4A4A"/>
-                <w:sz w:val="18"/>
-              </w:rPr>
-              <w:t>Divulga comunicado do Grupo de Ação Financeira contra a Lavagem de Dinheiro e o Financiamento do Terrorismo (GAFI/FATF).</w:t>
+              <w:t>Altera o Manual de Crédito Rural (MCR) para ajustar prazos e orientar instituições financeiras sobre procedimentos de reversão de desclassificação no Sicor.</w:t>
             </w:r>
           </w:p>
         </w:tc>
@@ -539,7 +539,7 @@
                   <w:u w:val="single"/>
                   <w:b/>
                 </w:rPr>
-                <w:t>Comunicado n° 45.511, 7/7/2026</w:t>
+                <w:t>Instrução Normativa BCB n° 757, 8/7/2026</w:t>
               </w:r>
             </w:hyperlink>
           </w:p>
@@ -552,7 +552,7 @@
                 <w:color w:val="4A4A4A"/>
                 <w:sz w:val="18"/>
               </w:rPr>
-              <w:t>Divulga as Taxas Básicas Financeiras (TBF), os Redutores "R" e as Taxas Referenciais (TR) relativos a 4, 5 e 6 de julho de 2026.</w:t>
+              <w:t>Estabelece procedimentos para a prestação de informações ao Banco Central do Brasil relativas a contas de depósito em moeda estrangeira.</w:t>
             </w:r>
           </w:p>
         </w:tc>
@@ -621,7 +621,7 @@
           <w:color w:val="1A1A1A"/>
           <w:sz w:val="22"/>
         </w:rPr>
-        <w:t xml:space="preserve">Lei nº 15.461, de 7.7.2026 - Confere o título de Capital Nacional da Maior Onda do Brasil ao Município de Jaguaruna, no Estado de Santa Catarina.   </w:t>
+        <w:t xml:space="preserve">Lei nº 15.463, de 8.7.2026   </w:t>
       </w:r>
       <w:r>
         <w:rPr>
@@ -641,7 +641,7 @@
           <w:color w:val="4A4A4A"/>
           <w:sz w:val="20"/>
         </w:rPr>
-        <w:t>Confere o título de Capital Nacional da Maior Onda do Brasil ao Município de Jaguaruna, no Estado de Santa Catarina.</w:t>
+        <w:t>Institui o Dia Nacional dos Congados e Reinados, a ser comemorado anualmente em 7 de outubro.</w:t>
       </w:r>
     </w:p>
     <w:p>
@@ -661,7 +661,7 @@
           <w:color w:val="888888"/>
           <w:sz w:val="18"/>
         </w:rPr>
-        <w:t xml:space="preserve">2026-07-08   </w:t>
+        <w:t xml:space="preserve">2026-07-09   </w:t>
       </w:r>
       <w:hyperlink r:id="rId14">
         <w:r>
@@ -684,7 +684,7 @@
           <w:color w:val="888888"/>
           <w:sz w:val="16"/>
         </w:rPr>
-        <w:t>Lei com caráter honorífico, sem impacto direto a clientes corporativos.</w:t>
+        <w:t>Institui data comemorativa, sem impacto direto a clientes corporativos.</w:t>
       </w:r>
     </w:p>
     <w:p>
@@ -697,15 +697,15 @@
           <w:color w:val="1A1A1A"/>
           <w:sz w:val="22"/>
         </w:rPr>
-        <w:t xml:space="preserve">Lei nº 15.460, de 7.7.2026 - Institui o Dia Nacional do Vinho, a ser comemorado no primeiro domingo do mês de junho.   </w:t>
+        <w:t xml:space="preserve">Lei nº 15.462, de 8.7.2026   </w:t>
       </w:r>
       <w:r>
         <w:rPr>
           <w:b/>
-          <w:color w:val="7F8C8D"/>
+          <w:color w:val="D68910"/>
           <w:sz w:val="16"/>
         </w:rPr>
-        <w:t>[BAIXA]</w:t>
+        <w:t>[MÉDIA]</w:t>
       </w:r>
     </w:p>
     <w:p>
@@ -717,7 +717,7 @@
           <w:color w:val="4A4A4A"/>
           <w:sz w:val="20"/>
         </w:rPr>
-        <w:t>Institui o Dia Nacional do Vinho, a ser comemorado no primeiro domingo do mês de junho.</w:t>
+        <w:t>Altera a Lei de Diretrizes e Bases da Educação Nacional (Lei nº 9.394/1996) para especificar atividades de aperfeiçoamento profissional continuado dos profissionais da educação básica pública.</w:t>
       </w:r>
     </w:p>
     <w:p>
@@ -737,7 +737,7 @@
           <w:color w:val="888888"/>
           <w:sz w:val="18"/>
         </w:rPr>
-        <w:t xml:space="preserve">2026-07-08   </w:t>
+        <w:t xml:space="preserve">2026-07-09   </w:t>
       </w:r>
       <w:hyperlink r:id="rId15">
         <w:r>
@@ -760,7 +760,7 @@
           <w:color w:val="888888"/>
           <w:sz w:val="16"/>
         </w:rPr>
-        <w:t>Lei com caráter comemorativo, sem impacto direto a clientes corporativos.</w:t>
+        <w:t>Alteração de legislação educacional com impacto em profissionais da educação.</w:t>
       </w:r>
     </w:p>
     <w:p>
@@ -773,15 +773,15 @@
           <w:color w:val="1A1A1A"/>
           <w:sz w:val="22"/>
         </w:rPr>
-        <w:t xml:space="preserve">Lei nº 15.459, de 7.7.2026 - Altera a Lei nº 7.405, de 12 de novembro de 1985, para estabelecer a utilização do Símbolo Internacional de Acessibilidade.   </w:t>
+        <w:t xml:space="preserve">Lei nº 15.461, de 7.7.2026   </w:t>
       </w:r>
       <w:r>
         <w:rPr>
           <w:b/>
-          <w:color w:val="D68910"/>
+          <w:color w:val="7F8C8D"/>
           <w:sz w:val="16"/>
         </w:rPr>
-        <w:t>[MÉDIA]</w:t>
+        <w:t>[BAIXA]</w:t>
       </w:r>
     </w:p>
     <w:p>
@@ -793,7 +793,7 @@
           <w:color w:val="4A4A4A"/>
           <w:sz w:val="20"/>
         </w:rPr>
-        <w:t>Altera a Lei nº 7.405, de 1985, para estabelecer a utilização do Símbolo Internacional de Acessibilidade.</w:t>
+        <w:t>Confere o título de Capital Nacional da Maior Onda do Brasil ao Município de Jaguaruna, no Estado de Santa Catarina.</w:t>
       </w:r>
     </w:p>
     <w:p>
@@ -836,7 +836,7 @@
           <w:color w:val="888888"/>
           <w:sz w:val="16"/>
         </w:rPr>
-        <w:t>Alteração de lei que pode ter implicações para empresas em termos de acessibilidade e conformidade.</w:t>
+        <w:t>Confere título honorífico a município, sem impacto direto a clientes corporativos.</w:t>
       </w:r>
     </w:p>
     <w:p>
@@ -849,7 +849,7 @@
           <w:color w:val="1A1A1A"/>
           <w:sz w:val="22"/>
         </w:rPr>
-        <w:t xml:space="preserve">Decreto nº 13.060, de 7.7.2026 - Altera o Decreto nº 10.172, de 11 de dezembro de 2019, para alterar a composição do Conselho Fiscal do Serviço Autônomo Embratur – Agência Brasileira de Promoção Internacional do Turismo.   </w:t>
+        <w:t xml:space="preserve">Lei nº 15.460, de 7.7.2026   </w:t>
       </w:r>
       <w:r>
         <w:rPr>
@@ -869,7 +869,7 @@
           <w:color w:val="4A4A4A"/>
           <w:sz w:val="20"/>
         </w:rPr>
-        <w:t>Altera a composição do Conselho Fiscal do Serviço Autônomo Embratur – Agência Brasileira de Promoção Internacional do Turismo.</w:t>
+        <w:t>Institui o Dia Nacional do Vinho, a ser comemorado no primeiro domingo do mês de junho.</w:t>
       </w:r>
     </w:p>
     <w:p>
@@ -912,7 +912,7 @@
           <w:color w:val="888888"/>
           <w:sz w:val="16"/>
         </w:rPr>
-        <w:t>Alteração administrativa interna de órgão público, com baixo impacto corporativo direto.</w:t>
+        <w:t>Institui data comemorativa, sem impacto direto a clientes corporativos.</w:t>
       </w:r>
     </w:p>
     <w:p>
@@ -925,15 +925,15 @@
           <w:color w:val="1A1A1A"/>
           <w:sz w:val="22"/>
         </w:rPr>
-        <w:t xml:space="preserve">Decreto nº 13.059, de 7.7.2026 - Remaneja, em caráter temporário, cargo em comissão e funções de confiança para o Ministério das Relações Exteriores.   </w:t>
+        <w:t xml:space="preserve">Lei nº 15.459, de 7.7.2026   </w:t>
       </w:r>
       <w:r>
         <w:rPr>
           <w:b/>
-          <w:color w:val="7F8C8D"/>
+          <w:color w:val="D68910"/>
           <w:sz w:val="16"/>
         </w:rPr>
-        <w:t>[BAIXA]</w:t>
+        <w:t>[MÉDIA]</w:t>
       </w:r>
     </w:p>
     <w:p>
@@ -945,7 +945,7 @@
           <w:color w:val="4A4A4A"/>
           <w:sz w:val="20"/>
         </w:rPr>
-        <w:t>Remaneja, em caráter temporário, cargo em comissão e funções de confiança para o Ministério das Relações Exteriores.</w:t>
+        <w:t>Altera a Lei nº 7.405, de 12 de novembro de 1985, para estabelecer a utilização do Símbolo Internacional de Acessibilidade.</w:t>
       </w:r>
     </w:p>
     <w:p>
@@ -988,7 +988,7 @@
           <w:color w:val="888888"/>
           <w:sz w:val="16"/>
         </w:rPr>
-        <w:t>Alteração administrativa interna de órgão público, com baixo impacto corporativo direto.</w:t>
+        <w:t>Alteração de lei para estabelecer símbolo de acessibilidade, com potencial impacto em infraestrutura e serviços.</w:t>
       </w:r>
     </w:p>
     <w:p>
@@ -1001,7 +1001,7 @@
           <w:color w:val="1A1A1A"/>
           <w:sz w:val="22"/>
         </w:rPr>
-        <w:t xml:space="preserve">Decreto nº 13.058, de 7.7.2026 - Altera o Decreto nº 11.198, de 15 de setembro de 2022, que aprova a Estrutura Regimental e o Quadro Demonstrativo dos Cargos em Comissão e das Funções de Confiança do Departamento Nacional de Obras Contra as Secas, e remaneja e transforma cargos em comissão e funções de confiança.   </w:t>
+        <w:t xml:space="preserve">Decreto nº 13.060, de 7.7.2026   </w:t>
       </w:r>
       <w:r>
         <w:rPr>
@@ -1021,7 +1021,7 @@
           <w:color w:val="4A4A4A"/>
           <w:sz w:val="20"/>
         </w:rPr>
-        <w:t>Altera a Estrutura Regimental e o Quadro Demonstrativo de Cargos e Funções do Departamento Nacional de Obras Contra as Secas (DNOCS).</w:t>
+        <w:t>Altera o Decreto nº 10.172/2019 para modificar a composição do Conselho Fiscal do Serviço Autônomo Embratur – Agência Brasileira de Promoção Internacional do Turismo.</w:t>
       </w:r>
     </w:p>
     <w:p>
@@ -1064,7 +1064,7 @@
           <w:color w:val="888888"/>
           <w:sz w:val="16"/>
         </w:rPr>
-        <w:t>Alteração administrativa interna de órgão público, com baixo impacto corporativo direto.</w:t>
+        <w:t>Alteração de composição de conselho fiscal de autarquia, de natureza administrativa interna.</w:t>
       </w:r>
     </w:p>
     <w:p>
@@ -1077,15 +1077,15 @@
           <w:color w:val="1A1A1A"/>
           <w:sz w:val="22"/>
         </w:rPr>
-        <w:t xml:space="preserve">Decreto nº 13.057, de 7.7.2026 - Altera o Decreto nº 2.338, de 7 de outubro de 1997, que aprova o Regulamento da Agência Nacional de Telecomunicações, e remaneja e transforma cargos em comissão e funções de confiança.   </w:t>
+        <w:t xml:space="preserve">Decreto nº 13.059, de 7.7.2026   </w:t>
       </w:r>
       <w:r>
         <w:rPr>
           <w:b/>
-          <w:color w:val="D68910"/>
+          <w:color w:val="7F8C8D"/>
           <w:sz w:val="16"/>
         </w:rPr>
-        <w:t>[MÉDIA]</w:t>
+        <w:t>[BAIXA]</w:t>
       </w:r>
     </w:p>
     <w:p>
@@ -1097,7 +1097,7 @@
           <w:color w:val="4A4A4A"/>
           <w:sz w:val="20"/>
         </w:rPr>
-        <w:t>Altera o Regulamento da Agência Nacional de Telecomunicações (ANATEL) e remaneja cargos e funções de confiança.</w:t>
+        <w:t>Remaneja, em caráter temporário, cargo em comissão e funções de confiança para o Ministério das Relações Exteriores.</w:t>
       </w:r>
     </w:p>
     <w:p>
@@ -1140,7 +1140,159 @@
           <w:color w:val="888888"/>
           <w:sz w:val="16"/>
         </w:rPr>
-        <w:t>Alteração no regulamento de uma agência reguladora, podendo ter impacto setorial.</w:t>
+        <w:t>Remanejamento de cargos administrativos, de natureza interna.</w:t>
+      </w:r>
+    </w:p>
+    <w:p>
+      <w:pPr>
+        <w:spacing w:before="160" w:after="40"/>
+      </w:pPr>
+      <w:r>
+        <w:rPr>
+          <w:b/>
+          <w:color w:val="1A1A1A"/>
+          <w:sz w:val="22"/>
+        </w:rPr>
+        <w:t xml:space="preserve">Decreto nº 13.058, de 7.7.2026   </w:t>
+      </w:r>
+      <w:r>
+        <w:rPr>
+          <w:b/>
+          <w:color w:val="7F8C8D"/>
+          <w:sz w:val="16"/>
+        </w:rPr>
+        <w:t>[BAIXA]</w:t>
+      </w:r>
+    </w:p>
+    <w:p>
+      <w:pPr>
+        <w:spacing w:after="40"/>
+      </w:pPr>
+      <w:r>
+        <w:rPr>
+          <w:color w:val="4A4A4A"/>
+          <w:sz w:val="20"/>
+        </w:rPr>
+        <w:t>Altera o Decreto nº 11.198/2022, que aprova a Estrutura Regimental e o Quadro Demonstrativo de Cargos e Funções do Departamento Nacional de Obras Contra as Secas (DNOCS), e remaneja e transforma cargos.</w:t>
+      </w:r>
+    </w:p>
+    <w:p>
+      <w:pPr>
+        <w:spacing w:after="40"/>
+      </w:pPr>
+      <w:r>
+        <w:rPr>
+          <w:b/>
+          <w:color w:val="888888"/>
+          <w:sz w:val="18"/>
+        </w:rPr>
+        <w:t xml:space="preserve">Publicado: </w:t>
+      </w:r>
+      <w:r>
+        <w:rPr>
+          <w:color w:val="888888"/>
+          <w:sz w:val="18"/>
+        </w:rPr>
+        <w:t xml:space="preserve">2026-07-08   </w:t>
+      </w:r>
+      <w:hyperlink r:id="rId21">
+        <w:r>
+          <w:rPr>
+            <w:color w:val="1A4D2E"/>
+            <w:u w:val="single"/>
+            <w:b/>
+          </w:rPr>
+          <w:t>Acessar materia</w:t>
+        </w:r>
+      </w:hyperlink>
+    </w:p>
+    <w:p>
+      <w:pPr>
+        <w:spacing w:after="120"/>
+      </w:pPr>
+      <w:r>
+        <w:rPr>
+          <w:i/>
+          <w:color w:val="888888"/>
+          <w:sz w:val="16"/>
+        </w:rPr>
+        <w:t>Alteração de estrutura regimental e remanejamento de cargos, de natureza administrativa interna.</w:t>
+      </w:r>
+    </w:p>
+    <w:p>
+      <w:pPr>
+        <w:spacing w:before="160" w:after="40"/>
+      </w:pPr>
+      <w:r>
+        <w:rPr>
+          <w:b/>
+          <w:color w:val="1A1A1A"/>
+          <w:sz w:val="22"/>
+        </w:rPr>
+        <w:t xml:space="preserve">Decreto nº 13.057, de 7.7.2026   </w:t>
+      </w:r>
+      <w:r>
+        <w:rPr>
+          <w:b/>
+          <w:color w:val="D68910"/>
+          <w:sz w:val="16"/>
+        </w:rPr>
+        <w:t>[MÉDIA]</w:t>
+      </w:r>
+    </w:p>
+    <w:p>
+      <w:pPr>
+        <w:spacing w:after="40"/>
+      </w:pPr>
+      <w:r>
+        <w:rPr>
+          <w:color w:val="4A4A4A"/>
+          <w:sz w:val="20"/>
+        </w:rPr>
+        <w:t>Altera o Decreto nº 2.338/1997, que aprova o Regulamento da Agência Nacional de Telecomunicações (Anatel), e remaneja e transforma cargos em comissão e funções de confiança.</w:t>
+      </w:r>
+    </w:p>
+    <w:p>
+      <w:pPr>
+        <w:spacing w:after="40"/>
+      </w:pPr>
+      <w:r>
+        <w:rPr>
+          <w:b/>
+          <w:color w:val="888888"/>
+          <w:sz w:val="18"/>
+        </w:rPr>
+        <w:t xml:space="preserve">Publicado: </w:t>
+      </w:r>
+      <w:r>
+        <w:rPr>
+          <w:color w:val="888888"/>
+          <w:sz w:val="18"/>
+        </w:rPr>
+        <w:t xml:space="preserve">2026-07-08   </w:t>
+      </w:r>
+      <w:hyperlink r:id="rId22">
+        <w:r>
+          <w:rPr>
+            <w:color w:val="1A4D2E"/>
+            <w:u w:val="single"/>
+            <w:b/>
+          </w:rPr>
+          <w:t>Acessar materia</w:t>
+        </w:r>
+      </w:hyperlink>
+    </w:p>
+    <w:p>
+      <w:pPr>
+        <w:spacing w:after="120"/>
+      </w:pPr>
+      <w:r>
+        <w:rPr>
+          <w:i/>
+          <w:color w:val="888888"/>
+          <w:sz w:val="16"/>
+        </w:rPr>
+        <w:t>Alteração de regulamento de agência reguladora (Anatel) e remanejamento de cargos, com potencial impacto setorial.</w:t>
       </w:r>
     </w:p>
     <w:p/>
@@ -1206,15 +1358,15 @@
           <w:color w:val="1A1A1A"/>
           <w:sz w:val="22"/>
         </w:rPr>
-        <w:t xml:space="preserve">Comunicado n° 45.517, 8/7/2026   </w:t>
+        <w:t xml:space="preserve">Comunicado n° 45.529, 9/7/2026   </w:t>
       </w:r>
       <w:r>
         <w:rPr>
           <w:b/>
-          <w:color w:val="C0392B"/>
+          <w:color w:val="D68910"/>
           <w:sz w:val="16"/>
         </w:rPr>
-        <w:t>[ALTA]</w:t>
+        <w:t>[MÉDIA]</w:t>
       </w:r>
     </w:p>
     <w:p>
@@ -1226,7 +1378,7 @@
           <w:color w:val="4A4A4A"/>
           <w:sz w:val="20"/>
         </w:rPr>
-        <w:t>Divulga a Taxa Básica Financeira (TBF), o Redutor "R" e a Taxa Referencial (TR) relativos a 7 de julho de 2026.</w:t>
+        <w:t>Divulga nome de pessoa com interesse em participar do controle de Instituição de Pagamento.</w:t>
       </w:r>
     </w:p>
     <w:p>
@@ -1246,7 +1398,235 @@
           <w:color w:val="888888"/>
           <w:sz w:val="18"/>
         </w:rPr>
-        <w:t xml:space="preserve">2026-07-08T09:01   </w:t>
+        <w:t xml:space="preserve">2026-07-09T10:21   </w:t>
+      </w:r>
+      <w:hyperlink r:id="rId23">
+        <w:r>
+          <w:rPr>
+            <w:color w:val="1A4D2E"/>
+            <w:u w:val="single"/>
+            <w:b/>
+          </w:rPr>
+          <w:t>Acessar materia</w:t>
+        </w:r>
+      </w:hyperlink>
+    </w:p>
+    <w:p>
+      <w:pPr>
+        <w:spacing w:after="120"/>
+      </w:pPr>
+      <w:r>
+        <w:rPr>
+          <w:i/>
+          <w:color w:val="888888"/>
+          <w:sz w:val="16"/>
+        </w:rPr>
+        <w:t>Divulgação de interesse em controle de instituição de pagamento, relevante para o setor financeiro.</w:t>
+      </w:r>
+    </w:p>
+    <w:p>
+      <w:pPr>
+        <w:spacing w:before="160" w:after="40"/>
+      </w:pPr>
+      <w:r>
+        <w:rPr>
+          <w:b/>
+          <w:color w:val="1A1A1A"/>
+          <w:sz w:val="22"/>
+        </w:rPr>
+        <w:t xml:space="preserve">Comunicado n° 45.528, 9/7/2026   </w:t>
+      </w:r>
+      <w:r>
+        <w:rPr>
+          <w:b/>
+          <w:color w:val="D68910"/>
+          <w:sz w:val="16"/>
+        </w:rPr>
+        <w:t>[MÉDIA]</w:t>
+      </w:r>
+    </w:p>
+    <w:p>
+      <w:pPr>
+        <w:spacing w:after="40"/>
+      </w:pPr>
+      <w:r>
+        <w:rPr>
+          <w:color w:val="4A4A4A"/>
+          <w:sz w:val="20"/>
+        </w:rPr>
+        <w:t>Divulga, para fins de recebimento de eventuais objeções, nomes de pessoas eleitas ou nomeadas para ocupar cargos de administração em instituições autorizadas a funcionar.</w:t>
+      </w:r>
+    </w:p>
+    <w:p>
+      <w:pPr>
+        <w:spacing w:after="40"/>
+      </w:pPr>
+      <w:r>
+        <w:rPr>
+          <w:b/>
+          <w:color w:val="888888"/>
+          <w:sz w:val="18"/>
+        </w:rPr>
+        <w:t xml:space="preserve">Publicado: </w:t>
+      </w:r>
+      <w:r>
+        <w:rPr>
+          <w:color w:val="888888"/>
+          <w:sz w:val="18"/>
+        </w:rPr>
+        <w:t xml:space="preserve">2026-07-09T09:36   </w:t>
+      </w:r>
+      <w:hyperlink r:id="rId24">
+        <w:r>
+          <w:rPr>
+            <w:color w:val="1A4D2E"/>
+            <w:u w:val="single"/>
+            <w:b/>
+          </w:rPr>
+          <w:t>Acessar materia</w:t>
+        </w:r>
+      </w:hyperlink>
+    </w:p>
+    <w:p>
+      <w:pPr>
+        <w:spacing w:after="120"/>
+      </w:pPr>
+      <w:r>
+        <w:rPr>
+          <w:i/>
+          <w:color w:val="888888"/>
+          <w:sz w:val="16"/>
+        </w:rPr>
+        <w:t>Divulgação de nomes para cargos de administração em instituições financeiras, importante para governança corporativa.</w:t>
+      </w:r>
+    </w:p>
+    <w:p>
+      <w:pPr>
+        <w:spacing w:before="160" w:after="40"/>
+      </w:pPr>
+      <w:r>
+        <w:rPr>
+          <w:b/>
+          <w:color w:val="1A1A1A"/>
+          <w:sz w:val="22"/>
+        </w:rPr>
+        <w:t xml:space="preserve">Comunicado n° 45.527, 9/7/2026   </w:t>
+      </w:r>
+      <w:r>
+        <w:rPr>
+          <w:b/>
+          <w:color w:val="D68910"/>
+          <w:sz w:val="16"/>
+        </w:rPr>
+        <w:t>[MÉDIA]</w:t>
+      </w:r>
+    </w:p>
+    <w:p>
+      <w:pPr>
+        <w:spacing w:after="40"/>
+      </w:pPr>
+      <w:r>
+        <w:rPr>
+          <w:color w:val="4A4A4A"/>
+          <w:sz w:val="20"/>
+        </w:rPr>
+        <w:t>Divulga nome aprovado de pessoas eleitas/nomeadas para cargos de órgãos estatutários ou contratuais de sociedades autorizadas a funcionar pelo Banco Central do Brasil.</w:t>
+      </w:r>
+    </w:p>
+    <w:p>
+      <w:pPr>
+        <w:spacing w:after="40"/>
+      </w:pPr>
+      <w:r>
+        <w:rPr>
+          <w:b/>
+          <w:color w:val="888888"/>
+          <w:sz w:val="18"/>
+        </w:rPr>
+        <w:t xml:space="preserve">Publicado: </w:t>
+      </w:r>
+      <w:r>
+        <w:rPr>
+          <w:color w:val="888888"/>
+          <w:sz w:val="18"/>
+        </w:rPr>
+        <w:t xml:space="preserve">2026-07-09T09:35   </w:t>
+      </w:r>
+      <w:hyperlink r:id="rId25">
+        <w:r>
+          <w:rPr>
+            <w:color w:val="1A4D2E"/>
+            <w:u w:val="single"/>
+            <w:b/>
+          </w:rPr>
+          <w:t>Acessar materia</w:t>
+        </w:r>
+      </w:hyperlink>
+    </w:p>
+    <w:p>
+      <w:pPr>
+        <w:spacing w:after="120"/>
+      </w:pPr>
+      <w:r>
+        <w:rPr>
+          <w:i/>
+          <w:color w:val="888888"/>
+          <w:sz w:val="16"/>
+        </w:rPr>
+        <w:t>Divulgação de nomes aprovados para cargos em instituições financeiras, importante para governança corporativa.</w:t>
+      </w:r>
+    </w:p>
+    <w:p>
+      <w:pPr>
+        <w:spacing w:before="160" w:after="40"/>
+      </w:pPr>
+      <w:r>
+        <w:rPr>
+          <w:b/>
+          <w:color w:val="1A1A1A"/>
+          <w:sz w:val="22"/>
+        </w:rPr>
+        <w:t xml:space="preserve">Comunicado n° 45.526, 9/7/2026   </w:t>
+      </w:r>
+      <w:r>
+        <w:rPr>
+          <w:b/>
+          <w:color w:val="C0392B"/>
+          <w:sz w:val="16"/>
+        </w:rPr>
+        <w:t>[ALTA]</w:t>
+      </w:r>
+    </w:p>
+    <w:p>
+      <w:pPr>
+        <w:spacing w:after="40"/>
+      </w:pPr>
+      <w:r>
+        <w:rPr>
+          <w:color w:val="4A4A4A"/>
+          <w:sz w:val="20"/>
+        </w:rPr>
+        <w:t>Divulga a Taxa Básica Financeira (TBF), o Redutor 'R' e a Taxa Referencial (TR) relativos a 8 de julho de 2026.</w:t>
+      </w:r>
+    </w:p>
+    <w:p>
+      <w:pPr>
+        <w:spacing w:after="40"/>
+      </w:pPr>
+      <w:r>
+        <w:rPr>
+          <w:b/>
+          <w:color w:val="888888"/>
+          <w:sz w:val="18"/>
+        </w:rPr>
+        <w:t xml:space="preserve">Publicado: </w:t>
+      </w:r>
+      <w:r>
+        <w:rPr>
+          <w:color w:val="888888"/>
+          <w:sz w:val="18"/>
+        </w:rPr>
+        <w:t xml:space="preserve">2026-07-09T09:02   </w:t>
       </w:r>
       <w:hyperlink r:id="rId9">
         <w:r>
@@ -1269,7 +1649,7 @@
           <w:color w:val="888888"/>
           <w:sz w:val="16"/>
         </w:rPr>
-        <w:t>Divulgação de taxas financeiras de referência, crucial para o mercado financeiro.</w:t>
+        <w:t>Divulgação de taxas financeiras de referência, com impacto direto no mercado e operações financeiras.</w:t>
       </w:r>
     </w:p>
     <w:p>
@@ -1282,7 +1662,7 @@
           <w:color w:val="1A1A1A"/>
           <w:sz w:val="22"/>
         </w:rPr>
-        <w:t xml:space="preserve">Comunicado n° 45.516, 7/7/2026   </w:t>
+        <w:t xml:space="preserve">Comunicado n° 45.525, 8/7/2026   </w:t>
       </w:r>
       <w:r>
         <w:rPr>
@@ -1302,7 +1682,7 @@
           <w:color w:val="4A4A4A"/>
           <w:sz w:val="20"/>
         </w:rPr>
-        <w:t>Divulga condições para a realização de operações compromissadas com instituições financeiras participantes do módulo Oferta Pública (Ofpub).</w:t>
+        <w:t>Divulga as condições de oferta pública para a realização de operações de swap para fins de rolagem do vencimento de 03/08/2026.</w:t>
       </w:r>
     </w:p>
     <w:p>
@@ -1322,7 +1702,7 @@
           <w:color w:val="888888"/>
           <w:sz w:val="18"/>
         </w:rPr>
-        <w:t xml:space="preserve">2026-07-07T18:30   </w:t>
+        <w:t xml:space="preserve">2026-07-08T18:31   </w:t>
       </w:r>
       <w:hyperlink r:id="rId10">
         <w:r>
@@ -1345,7 +1725,7 @@
           <w:color w:val="888888"/>
           <w:sz w:val="16"/>
         </w:rPr>
-        <w:t>Impacto direto em operações de instituições financeiras no mercado.</w:t>
+        <w:t>Condições de oferta pública para operações de swap, relevante para o mercado financeiro e gestão de dívida.</w:t>
       </w:r>
     </w:p>
     <w:p>
@@ -1358,7 +1738,7 @@
           <w:color w:val="1A1A1A"/>
           <w:sz w:val="22"/>
         </w:rPr>
-        <w:t xml:space="preserve">Comunicado n° 45.515, 7/7/2026   </w:t>
+        <w:t xml:space="preserve">Comunicado n° 45.524, 8/7/2026   </w:t>
       </w:r>
       <w:r>
         <w:rPr>
@@ -1378,7 +1758,7 @@
           <w:color w:val="4A4A4A"/>
           <w:sz w:val="20"/>
         </w:rPr>
-        <w:t>Divulga as condições de oferta pública para a realização de operações de swap para fins de rolagem do vencimento de 03/08/2026.</w:t>
+        <w:t>Divulga condições para a realização de operações compromissadas com instituições financeiras participantes do módulo Oferta Pública (Ofpub).</w:t>
       </w:r>
     </w:p>
     <w:p>
@@ -1398,7 +1778,7 @@
           <w:color w:val="888888"/>
           <w:sz w:val="18"/>
         </w:rPr>
-        <w:t xml:space="preserve">2026-07-07T18:30   </w:t>
+        <w:t xml:space="preserve">2026-07-08T18:30   </w:t>
       </w:r>
       <w:hyperlink r:id="rId11">
         <w:r>
@@ -1421,7 +1801,7 @@
           <w:color w:val="888888"/>
           <w:sz w:val="16"/>
         </w:rPr>
-        <w:t>Impacto direto em operações de mercado financeiro, como swaps.</w:t>
+        <w:t>Condições para operações compromissadas, com impacto direto nas instituições financeiras e no mercado.</w:t>
       </w:r>
     </w:p>
     <w:p>
@@ -1434,15 +1814,15 @@
           <w:color w:val="1A1A1A"/>
           <w:sz w:val="22"/>
         </w:rPr>
-        <w:t xml:space="preserve">Comunicado n° 45.514, 7/7/2026   </w:t>
+        <w:t xml:space="preserve">Comunicado n° 45.523, 8/7/2026   </w:t>
       </w:r>
       <w:r>
         <w:rPr>
           <w:b/>
-          <w:color w:val="C0392B"/>
+          <w:color w:val="D68910"/>
           <w:sz w:val="16"/>
         </w:rPr>
-        <w:t>[ALTA]</w:t>
+        <w:t>[MÉDIA]</w:t>
       </w:r>
     </w:p>
     <w:p>
@@ -1454,7 +1834,7 @@
           <w:color w:val="4A4A4A"/>
           <w:sz w:val="20"/>
         </w:rPr>
-        <w:t>Divulga comunicado do Grupo de Ação Financeira contra a Lavagem de Dinheiro e o Financiamento do Terrorismo (GAFI/FATF).</w:t>
+        <w:t>Divulga nome de pessoas com interesse em exercer o controle de Instituição de Pagamento.</w:t>
       </w:r>
     </w:p>
     <w:p>
@@ -1474,7 +1854,83 @@
           <w:color w:val="888888"/>
           <w:sz w:val="18"/>
         </w:rPr>
-        <w:t xml:space="preserve">2026-07-07T15:28   </w:t>
+        <w:t xml:space="preserve">2026-07-08T17:40   </w:t>
+      </w:r>
+      <w:hyperlink r:id="rId26">
+        <w:r>
+          <w:rPr>
+            <w:color w:val="1A4D2E"/>
+            <w:u w:val="single"/>
+            <w:b/>
+          </w:rPr>
+          <w:t>Acessar materia</w:t>
+        </w:r>
+      </w:hyperlink>
+    </w:p>
+    <w:p>
+      <w:pPr>
+        <w:spacing w:after="120"/>
+      </w:pPr>
+      <w:r>
+        <w:rPr>
+          <w:i/>
+          <w:color w:val="888888"/>
+          <w:sz w:val="16"/>
+        </w:rPr>
+        <w:t>Divulgação de interesse em controle de instituição de pagamento, relevante para o setor financeiro.</w:t>
+      </w:r>
+    </w:p>
+    <w:p>
+      <w:pPr>
+        <w:spacing w:before="160" w:after="40"/>
+      </w:pPr>
+      <w:r>
+        <w:rPr>
+          <w:b/>
+          <w:color w:val="1A1A1A"/>
+          <w:sz w:val="22"/>
+        </w:rPr>
+        <w:t xml:space="preserve">Instrução Normativa BCB n° 758, 8/7/2026   </w:t>
+      </w:r>
+      <w:r>
+        <w:rPr>
+          <w:b/>
+          <w:color w:val="C0392B"/>
+          <w:sz w:val="16"/>
+        </w:rPr>
+        <w:t>[ALTA]</w:t>
+      </w:r>
+    </w:p>
+    <w:p>
+      <w:pPr>
+        <w:spacing w:after="40"/>
+      </w:pPr>
+      <w:r>
+        <w:rPr>
+          <w:color w:val="4A4A4A"/>
+          <w:sz w:val="20"/>
+        </w:rPr>
+        <w:t>Altera o Manual de Crédito Rural (MCR) para ajustar prazos e orientar instituições financeiras sobre procedimentos de reversão de desclassificação no Sicor.</w:t>
+      </w:r>
+    </w:p>
+    <w:p>
+      <w:pPr>
+        <w:spacing w:after="40"/>
+      </w:pPr>
+      <w:r>
+        <w:rPr>
+          <w:b/>
+          <w:color w:val="888888"/>
+          <w:sz w:val="18"/>
+        </w:rPr>
+        <w:t xml:space="preserve">Publicado: </w:t>
+      </w:r>
+      <w:r>
+        <w:rPr>
+          <w:color w:val="888888"/>
+          <w:sz w:val="18"/>
+        </w:rPr>
+        <w:t xml:space="preserve">2026-07-08T16:43   </w:t>
       </w:r>
       <w:hyperlink r:id="rId12">
         <w:r>
@@ -1497,7 +1953,7 @@
           <w:color w:val="888888"/>
           <w:sz w:val="16"/>
         </w:rPr>
-        <w:t>Norma regulatória internacional com impacto em compliance de instituições financeiras.</w:t>
+        <w:t>Alteração de norma que afeta o crédito rural, com impacto direto em instituições financeiras e produtores.</w:t>
       </w:r>
     </w:p>
     <w:p>
@@ -1510,7 +1966,7 @@
           <w:color w:val="1A1A1A"/>
           <w:sz w:val="22"/>
         </w:rPr>
-        <w:t xml:space="preserve">Comunicado n° 45.513, 7/7/2026   </w:t>
+        <w:t xml:space="preserve">Comunicado n° 45.522, 8/7/2026   </w:t>
       </w:r>
       <w:r>
         <w:rPr>
@@ -1530,7 +1986,7 @@
           <w:color w:val="4A4A4A"/>
           <w:sz w:val="20"/>
         </w:rPr>
-        <w:t>Divulga nomes de pessoas eleitas ou nomeadas para cargos de administração em instituições autorizadas a funcionar, para fins de objeções.</w:t>
+        <w:t>Divulga o resultado de leilões de swap.</w:t>
       </w:r>
     </w:p>
     <w:p>
@@ -1550,9 +2006,9 @@
           <w:color w:val="888888"/>
           <w:sz w:val="18"/>
         </w:rPr>
-        <w:t xml:space="preserve">2026-07-07T09:32   </w:t>
+        <w:t xml:space="preserve">2026-07-08T11:46   </w:t>
       </w:r>
-      <w:hyperlink r:id="rId21">
+      <w:hyperlink r:id="rId27">
         <w:r>
           <w:rPr>
             <w:color w:val="1A4D2E"/>
@@ -1573,7 +2029,7 @@
           <w:color w:val="888888"/>
           <w:sz w:val="16"/>
         </w:rPr>
-        <w:t>Atualização administrativa relevante para o setor financeiro.</w:t>
+        <w:t>Divulgação de resultados de leilões de swap, com relevância para o mercado financeiro.</w:t>
       </w:r>
     </w:p>
     <w:p>
@@ -1586,7 +2042,7 @@
           <w:color w:val="1A1A1A"/>
           <w:sz w:val="22"/>
         </w:rPr>
-        <w:t xml:space="preserve">Comunicado n° 45.512, 7/7/2026   </w:t>
+        <w:t xml:space="preserve">Comunicado n° 45.521, 8/7/2026   </w:t>
       </w:r>
       <w:r>
         <w:rPr>
@@ -1606,7 +2062,7 @@
           <w:color w:val="4A4A4A"/>
           <w:sz w:val="20"/>
         </w:rPr>
-        <w:t>Divulga nome aprovado de pessoas eleitas/nomeadas para cargos de órgãos estatutários ou contratuais de sociedades autorizadas a funcionar pelo Banco Central.</w:t>
+        <w:t>Divulga a realização de leilão de Swap Cambial Tradicional para fins de rolagem.</w:t>
       </w:r>
     </w:p>
     <w:p>
@@ -1626,9 +2082,9 @@
           <w:color w:val="888888"/>
           <w:sz w:val="18"/>
         </w:rPr>
-        <w:t xml:space="preserve">2026-07-07T09:30   </w:t>
+        <w:t xml:space="preserve">2026-07-08T11:30   </w:t>
       </w:r>
-      <w:hyperlink r:id="rId22">
+      <w:hyperlink r:id="rId28">
         <w:r>
           <w:rPr>
             <w:color w:val="1A4D2E"/>
@@ -1649,7 +2105,7 @@
           <w:color w:val="888888"/>
           <w:sz w:val="16"/>
         </w:rPr>
-        <w:t>Atualização administrativa relevante para o setor financeiro.</w:t>
+        <w:t>Divulgação de leilão de swap cambial, com impacto no mercado de câmbio.</w:t>
       </w:r>
     </w:p>
     <w:p>
@@ -1662,15 +2118,15 @@
           <w:color w:val="1A1A1A"/>
           <w:sz w:val="22"/>
         </w:rPr>
-        <w:t xml:space="preserve">Comunicado n° 45.511, 7/7/2026   </w:t>
+        <w:t xml:space="preserve">Comunicado n° 45.520, 8/7/2026   </w:t>
       </w:r>
       <w:r>
         <w:rPr>
           <w:b/>
-          <w:color w:val="C0392B"/>
+          <w:color w:val="D68910"/>
           <w:sz w:val="16"/>
         </w:rPr>
-        <w:t>[ALTA]</w:t>
+        <w:t>[MÉDIA]</w:t>
       </w:r>
     </w:p>
     <w:p>
@@ -1682,7 +2138,7 @@
           <w:color w:val="4A4A4A"/>
           <w:sz w:val="20"/>
         </w:rPr>
-        <w:t>Divulga as Taxas Básicas Financeiras (TBF), os Redutores "R" e as Taxas Referenciais (TR) relativos a 4, 5 e 6 de julho de 2026.</w:t>
+        <w:t>Divulga a realização de leilão de Swap Cambial Tradicional para fins de rolagem.</w:t>
       </w:r>
     </w:p>
     <w:p>
@@ -1702,7 +2158,83 @@
           <w:color w:val="888888"/>
           <w:sz w:val="18"/>
         </w:rPr>
-        <w:t xml:space="preserve">2026-07-07T09:06   </w:t>
+        <w:t xml:space="preserve">2026-07-08T11:30   </w:t>
+      </w:r>
+      <w:hyperlink r:id="rId29">
+        <w:r>
+          <w:rPr>
+            <w:color w:val="1A4D2E"/>
+            <w:u w:val="single"/>
+            <w:b/>
+          </w:rPr>
+          <w:t>Acessar materia</w:t>
+        </w:r>
+      </w:hyperlink>
+    </w:p>
+    <w:p>
+      <w:pPr>
+        <w:spacing w:after="120"/>
+      </w:pPr>
+      <w:r>
+        <w:rPr>
+          <w:i/>
+          <w:color w:val="888888"/>
+          <w:sz w:val="16"/>
+        </w:rPr>
+        <w:t>Divulgação de leilão de swap cambial, com impacto no mercado de câmbio.</w:t>
+      </w:r>
+    </w:p>
+    <w:p>
+      <w:pPr>
+        <w:spacing w:before="160" w:after="40"/>
+      </w:pPr>
+      <w:r>
+        <w:rPr>
+          <w:b/>
+          <w:color w:val="1A1A1A"/>
+          <w:sz w:val="22"/>
+        </w:rPr>
+        <w:t xml:space="preserve">Instrução Normativa BCB n° 757, 8/7/2026   </w:t>
+      </w:r>
+      <w:r>
+        <w:rPr>
+          <w:b/>
+          <w:color w:val="C0392B"/>
+          <w:sz w:val="16"/>
+        </w:rPr>
+        <w:t>[ALTA]</w:t>
+      </w:r>
+    </w:p>
+    <w:p>
+      <w:pPr>
+        <w:spacing w:after="40"/>
+      </w:pPr>
+      <w:r>
+        <w:rPr>
+          <w:color w:val="4A4A4A"/>
+          <w:sz w:val="20"/>
+        </w:rPr>
+        <w:t>Estabelece procedimentos para a prestação de informações ao Banco Central do Brasil relativas a contas de depósito em moeda estrangeira.</w:t>
+      </w:r>
+    </w:p>
+    <w:p>
+      <w:pPr>
+        <w:spacing w:after="40"/>
+      </w:pPr>
+      <w:r>
+        <w:rPr>
+          <w:b/>
+          <w:color w:val="888888"/>
+          <w:sz w:val="18"/>
+        </w:rPr>
+        <w:t xml:space="preserve">Publicado: </w:t>
+      </w:r>
+      <w:r>
+        <w:rPr>
+          <w:color w:val="888888"/>
+          <w:sz w:val="18"/>
+        </w:rPr>
+        <w:t xml:space="preserve">2026-07-08T10:39   </w:t>
       </w:r>
       <w:hyperlink r:id="rId13">
         <w:r>
@@ -1725,7 +2257,159 @@
           <w:color w:val="888888"/>
           <w:sz w:val="16"/>
         </w:rPr>
-        <w:t>Divulgação de taxas financeiras de referência, crucial para o mercado financeiro.</w:t>
+        <w:t>Norma que estabelece procedimentos para informações sobre contas em moeda estrangeira, com impacto em instituições financeiras e compliance.</w:t>
+      </w:r>
+    </w:p>
+    <w:p>
+      <w:pPr>
+        <w:spacing w:before="160" w:after="40"/>
+      </w:pPr>
+      <w:r>
+        <w:rPr>
+          <w:b/>
+          <w:color w:val="1A1A1A"/>
+          <w:sz w:val="22"/>
+        </w:rPr>
+        <w:t xml:space="preserve">Comunicado n° 45.519, 8/7/2026   </w:t>
+      </w:r>
+      <w:r>
+        <w:rPr>
+          <w:b/>
+          <w:color w:val="D68910"/>
+          <w:sz w:val="16"/>
+        </w:rPr>
+        <w:t>[MÉDIA]</w:t>
+      </w:r>
+    </w:p>
+    <w:p>
+      <w:pPr>
+        <w:spacing w:after="40"/>
+      </w:pPr>
+      <w:r>
+        <w:rPr>
+          <w:color w:val="4A4A4A"/>
+          <w:sz w:val="20"/>
+        </w:rPr>
+        <w:t>Divulga, para fins de recebimento de eventuais objeções, nomes de pessoas eleitas ou nomeadas para ocupar cargos de administração em instituições autorizadas a funcionar.</w:t>
+      </w:r>
+    </w:p>
+    <w:p>
+      <w:pPr>
+        <w:spacing w:after="40"/>
+      </w:pPr>
+      <w:r>
+        <w:rPr>
+          <w:b/>
+          <w:color w:val="888888"/>
+          <w:sz w:val="18"/>
+        </w:rPr>
+        <w:t xml:space="preserve">Publicado: </w:t>
+      </w:r>
+      <w:r>
+        <w:rPr>
+          <w:color w:val="888888"/>
+          <w:sz w:val="18"/>
+        </w:rPr>
+        <w:t xml:space="preserve">2026-07-08T09:53   </w:t>
+      </w:r>
+      <w:hyperlink r:id="rId30">
+        <w:r>
+          <w:rPr>
+            <w:color w:val="1A4D2E"/>
+            <w:u w:val="single"/>
+            <w:b/>
+          </w:rPr>
+          <w:t>Acessar materia</w:t>
+        </w:r>
+      </w:hyperlink>
+    </w:p>
+    <w:p>
+      <w:pPr>
+        <w:spacing w:after="120"/>
+      </w:pPr>
+      <w:r>
+        <w:rPr>
+          <w:i/>
+          <w:color w:val="888888"/>
+          <w:sz w:val="16"/>
+        </w:rPr>
+        <w:t>Divulgação de nomes para cargos de administração em instituições financeiras, importante para governança corporativa.</w:t>
+      </w:r>
+    </w:p>
+    <w:p>
+      <w:pPr>
+        <w:spacing w:before="160" w:after="40"/>
+      </w:pPr>
+      <w:r>
+        <w:rPr>
+          <w:b/>
+          <w:color w:val="1A1A1A"/>
+          <w:sz w:val="22"/>
+        </w:rPr>
+        <w:t xml:space="preserve">Comunicado n° 45.518, 8/7/2026   </w:t>
+      </w:r>
+      <w:r>
+        <w:rPr>
+          <w:b/>
+          <w:color w:val="D68910"/>
+          <w:sz w:val="16"/>
+        </w:rPr>
+        <w:t>[MÉDIA]</w:t>
+      </w:r>
+    </w:p>
+    <w:p>
+      <w:pPr>
+        <w:spacing w:after="40"/>
+      </w:pPr>
+      <w:r>
+        <w:rPr>
+          <w:color w:val="4A4A4A"/>
+          <w:sz w:val="20"/>
+        </w:rPr>
+        <w:t>Divulga nome aprovado de pessoas eleitas/nomeadas para cargos de órgãos estatutários ou contratuais de sociedades autorizadas a funcionar pelo Banco Central do Brasil.</w:t>
+      </w:r>
+    </w:p>
+    <w:p>
+      <w:pPr>
+        <w:spacing w:after="40"/>
+      </w:pPr>
+      <w:r>
+        <w:rPr>
+          <w:b/>
+          <w:color w:val="888888"/>
+          <w:sz w:val="18"/>
+        </w:rPr>
+        <w:t xml:space="preserve">Publicado: </w:t>
+      </w:r>
+      <w:r>
+        <w:rPr>
+          <w:color w:val="888888"/>
+          <w:sz w:val="18"/>
+        </w:rPr>
+        <w:t xml:space="preserve">2026-07-08T09:46   </w:t>
+      </w:r>
+      <w:hyperlink r:id="rId31">
+        <w:r>
+          <w:rPr>
+            <w:color w:val="1A4D2E"/>
+            <w:u w:val="single"/>
+            <w:b/>
+          </w:rPr>
+          <w:t>Acessar materia</w:t>
+        </w:r>
+      </w:hyperlink>
+    </w:p>
+    <w:p>
+      <w:pPr>
+        <w:spacing w:after="120"/>
+      </w:pPr>
+      <w:r>
+        <w:rPr>
+          <w:i/>
+          <w:color w:val="888888"/>
+          <w:sz w:val="16"/>
+        </w:rPr>
+        <w:t>Divulgação de nomes aprovados para cargos em instituições financeiras, importante para governança corporativa.</w:t>
       </w:r>
     </w:p>
     <w:p/>
@@ -1754,7 +2438,7 @@
                 <w:color w:val="FFFFFF"/>
                 <w:sz w:val="32"/>
               </w:rPr>
-              <w:t>Energia e Recursos</w:t>
+              <w:t>Legislação Federal</w:t>
             </w:r>
           </w:p>
         </w:tc>
@@ -1770,7 +2454,7 @@
           <w:color w:val="1A4D2E"/>
           <w:sz w:val="20"/>
         </w:rPr>
-        <w:t>ANP | NOTÍCIAS</w:t>
+        <w:t>DESTAQUES DO D.O.U.</w:t>
       </w:r>
     </w:p>
     <w:p>
@@ -1791,7 +2475,7 @@
           <w:color w:val="1A1A1A"/>
           <w:sz w:val="22"/>
         </w:rPr>
-        <w:t xml:space="preserve">Aviso: não haverá expediente nem protocolo no Escritório ANP SP no dia 9 de julho   </w:t>
+        <w:t xml:space="preserve">RETIFICAÇÃO   </w:t>
       </w:r>
       <w:r>
         <w:rPr>
@@ -1811,7 +2495,7 @@
           <w:color w:val="4A4A4A"/>
           <w:sz w:val="20"/>
         </w:rPr>
-        <w:t>Aviso sobre a suspensão de expediente e protocolo no Escritório da ANP em São Paulo no dia 9 de julho.</w:t>
+        <w:t>Retificação no Decreto nº 13.015, de 10 de junho de 2026, referente às assinaturas.</w:t>
       </w:r>
     </w:p>
     <w:p>
@@ -1831,9 +2515,9 @@
           <w:color w:val="888888"/>
           <w:sz w:val="18"/>
         </w:rPr>
-        <w:t xml:space="preserve">2026-07-07   </w:t>
+        <w:t xml:space="preserve">2026-07-09   </w:t>
       </w:r>
-      <w:hyperlink r:id="rId23">
+      <w:hyperlink r:id="rId32">
         <w:r>
           <w:rPr>
             <w:color w:val="1A4D2E"/>
@@ -1854,7 +2538,7 @@
           <w:color w:val="888888"/>
           <w:sz w:val="16"/>
         </w:rPr>
-        <w:t>Aviso administrativo de funcionamento, com impacto limitado.</w:t>
+        <w:t>Retificação de decreto anterior, de natureza administrativa.</w:t>
       </w:r>
     </w:p>
     <w:p>
@@ -1867,15 +2551,15 @@
           <w:color w:val="1A1A1A"/>
           <w:sz w:val="22"/>
         </w:rPr>
-        <w:t xml:space="preserve">ANP e Petrobras assinam acordo para adequação de 335 poços marítimos às regras de segurança operacional   </w:t>
+        <w:t xml:space="preserve">DESPACHOS DO PRESIDENTE DA REPÚBLICA   </w:t>
       </w:r>
       <w:r>
         <w:rPr>
           <w:b/>
-          <w:color w:val="C0392B"/>
+          <w:color w:val="7F8C8D"/>
           <w:sz w:val="16"/>
         </w:rPr>
-        <w:t>[ALTA]</w:t>
+        <w:t>[BAIXA]</w:t>
       </w:r>
     </w:p>
     <w:p>
@@ -1887,7 +2571,7 @@
           <w:color w:val="4A4A4A"/>
           <w:sz w:val="20"/>
         </w:rPr>
-        <w:t>Termo de Conciliação celebrado na AGU estabelece compromissos técnicos para fortalecer a prevenção e a resposta a emergências em poços marítimos.</w:t>
+        <w:t>Despachos presidenciais referentes à restituição de autógrafos de Projetos de Lei ao Congresso Nacional, que se transformam nas Leis nº 15.462 e nº 15.463, de 8 de julho de 2026.</w:t>
       </w:r>
     </w:p>
     <w:p>
@@ -1907,9 +2591,9 @@
           <w:color w:val="888888"/>
           <w:sz w:val="18"/>
         </w:rPr>
-        <w:t xml:space="preserve">2026-07-07   </w:t>
+        <w:t xml:space="preserve">2026-07-09   </w:t>
       </w:r>
-      <w:hyperlink r:id="rId24">
+      <w:hyperlink r:id="rId33">
         <w:r>
           <w:rPr>
             <w:color w:val="1A4D2E"/>
@@ -1930,9 +2614,41 @@
           <w:color w:val="888888"/>
           <w:sz w:val="16"/>
         </w:rPr>
-        <w:t>Acordo com grande empresa estatal sobre segurança operacional, com impacto regulatório e ambiental no setor de energia.</w:t>
+        <w:t>Despachos administrativos sobre o processo legislativo, sem impacto direto a clientes corporativos.</w:t>
       </w:r>
     </w:p>
+    <w:p/>
+    <w:tbl>
+      <w:tblPr>
+        <w:tblW w:type="auto" w:w="0"/>
+        <w:tblLayout w:type="fixed"/>
+        <w:tblLook w:firstColumn="1" w:firstRow="1" w:lastColumn="0" w:lastRow="0" w:noHBand="0" w:noVBand="1" w:val="04A0"/>
+      </w:tblPr>
+      <w:tblGrid>
+        <w:gridCol w:w="9638"/>
+      </w:tblGrid>
+      <w:tr>
+        <w:tc>
+          <w:tcPr>
+            <w:tcW w:type="dxa" w:w="9638"/>
+            <w:shd w:val="clear" w:color="auto" w:fill="1A4D2E"/>
+          </w:tcPr>
+          <w:p>
+            <w:pPr>
+              <w:spacing w:before="120" w:after="40"/>
+            </w:pPr>
+            <w:r>
+              <w:rPr>
+                <w:b w:val="0"/>
+                <w:color w:val="FFFFFF"/>
+                <w:sz w:val="32"/>
+              </w:rPr>
+              <w:t>Regulatório e Setorial</w:t>
+            </w:r>
+          </w:p>
+        </w:tc>
+      </w:tr>
+    </w:tbl>
     <w:p>
       <w:pPr>
         <w:spacing w:before="240" w:after="80"/>
@@ -1943,7 +2659,7 @@
           <w:color w:val="1A4D2E"/>
           <w:sz w:val="20"/>
         </w:rPr>
-        <w:t>ANEEL | ÚLTIMAS NOTÍCIAS</w:t>
+        <w:t>ANVISA | NOTÍCIAS</w:t>
       </w:r>
     </w:p>
     <w:p>
@@ -1964,7 +2680,7 @@
           <w:color w:val="1A1A1A"/>
           <w:sz w:val="22"/>
         </w:rPr>
-        <w:t xml:space="preserve">ANEEL aprova abertura de consulta pública sobre o edital dos Leilões de Energia Existente A-1, A-2 e A-3   </w:t>
+        <w:t xml:space="preserve">Confira os destaques da 12ª Reunião Ordinária Pública da Diretoria da Anvisa   </w:t>
       </w:r>
       <w:r>
         <w:rPr>
@@ -1984,7 +2700,7 @@
           <w:color w:val="4A4A4A"/>
           <w:sz w:val="20"/>
         </w:rPr>
-        <w:t>ANEEL aprova abertura de consulta pública sobre o edital dos Leilões de Energia Existente A-1, A-2 e A-3, com contribuições até 24 de agosto de 2026.</w:t>
+        <w:t>A atualização da composição das vacinas contra a Covid-19 em uso no Brasil foi um dos itens aprovados na 12ª Reunião Ordinária Pública da Diretoria da Anvisa.</w:t>
       </w:r>
     </w:p>
     <w:p>
@@ -2004,9 +2720,9 @@
           <w:color w:val="888888"/>
           <w:sz w:val="18"/>
         </w:rPr>
-        <w:t xml:space="preserve">2026-07-07   </w:t>
+        <w:t xml:space="preserve">2026-07-08   </w:t>
       </w:r>
-      <w:hyperlink r:id="rId25">
+      <w:hyperlink r:id="rId34">
         <w:r>
           <w:rPr>
             <w:color w:val="1A4D2E"/>
@@ -2027,29 +2743,8 @@
           <w:color w:val="888888"/>
           <w:sz w:val="16"/>
         </w:rPr>
-        <w:t>Abertura de consulta pública para leilões de energia, com impacto direto no setor elétrico e para empresas do ramo.</w:t>
+        <w:t>Destaques de reunião da diretoria com aprovação de atualização de vacinas, com impacto na saúde pública e setor farmacêutico.</w:t>
       </w:r>
-    </w:p>
-    <w:p>
-      <w:pPr>
-        <w:spacing w:before="240" w:after="80"/>
-      </w:pPr>
-      <w:r>
-        <w:rPr>
-          <w:b/>
-          <w:color w:val="1A4D2E"/>
-          <w:sz w:val="20"/>
-        </w:rPr>
-        <w:t>ANM | NOTÍCIAS</w:t>
-      </w:r>
-    </w:p>
-    <w:p>
-      <w:pPr>
-        <w:spacing w:before="0" w:after="40"/>
-        <w:pBdr>
-          <w:bottom w:val="single" w:sz="8" w:space="1" w:color="1A4D2E"/>
-        </w:pBdr>
-      </w:pPr>
     </w:p>
     <w:p>
       <w:pPr>
@@ -2061,7 +2756,7 @@
           <w:color w:val="1A1A1A"/>
           <w:sz w:val="22"/>
         </w:rPr>
-        <w:t xml:space="preserve">Recolhimento da CFEM tem nova plataforma digital   </w:t>
+        <w:t xml:space="preserve">Anvisa aprova medicamento para tratar doença de Chagas em pacientes pediátricos   </w:t>
       </w:r>
       <w:r>
         <w:rPr>
@@ -2081,7 +2776,7 @@
           <w:color w:val="4A4A4A"/>
           <w:sz w:val="20"/>
         </w:rPr>
-        <w:t>Nova plataforma digital para recolhimento da Compensação Financeira pela Exploração de Recursos Minerais (CFEM), exigindo login gov.br e ampliando formas de pagamento.</w:t>
+        <w:t>A Anvisa aprovou um novo medicamento indicado para o tratamento da doença de Chagas em pacientes pediátricos, na faixa etária de 0 a 17 anos.</w:t>
       </w:r>
     </w:p>
     <w:p>
@@ -2101,9 +2796,9 @@
           <w:color w:val="888888"/>
           <w:sz w:val="18"/>
         </w:rPr>
-        <w:t xml:space="preserve">2026-07-07T15:04   </w:t>
+        <w:t xml:space="preserve">2026-07-08   </w:t>
       </w:r>
-      <w:hyperlink r:id="rId26">
+      <w:hyperlink r:id="rId35">
         <w:r>
           <w:rPr>
             <w:color w:val="1A4D2E"/>
@@ -2124,7 +2819,7 @@
           <w:color w:val="888888"/>
           <w:sz w:val="16"/>
         </w:rPr>
-        <w:t>Mudança no processo de recolhimento de royalties da mineração, com impacto direto para empresas do setor.</w:t>
+        <w:t>Aprovação de novo medicamento para doença de Chagas em pediatria, com impacto na saúde pública e setor farmacêutico.</w:t>
       </w:r>
     </w:p>
     <w:p/>
@@ -2177,7 +2872,7 @@
           <w:color w:val="4A4A4A"/>
           <w:sz w:val="18"/>
         </w:rPr>
-        <w:t>MME | Notícias - Nenhuma publicação encontrada na janela temporal.</w:t>
+        <w:t>B3 | Ofícios e Comunicados - Nenhuma publicação encontrada na janela temporal.</w:t>
       </w:r>
     </w:p>
     <w:p>
@@ -2189,7 +2884,31 @@
           <w:color w:val="4A4A4A"/>
           <w:sz w:val="18"/>
         </w:rPr>
-        <w:t>ONS | Notícias - A fonte explicitamente indica 'Nenhum item encontrado' para o período.</w:t>
+        <w:t>ANP | Notícias - Nenhuma publicação encontrada na janela temporal.</w:t>
+      </w:r>
+    </w:p>
+    <w:p>
+      <w:pPr>
+        <w:pStyle w:val="ListBullet"/>
+      </w:pPr>
+      <w:r>
+        <w:rPr>
+          <w:color w:val="4A4A4A"/>
+          <w:sz w:val="18"/>
+        </w:rPr>
+        <w:t>ONS | Notícias - Nenhuma publicação encontrada na janela temporal.</w:t>
+      </w:r>
+    </w:p>
+    <w:p>
+      <w:pPr>
+        <w:pStyle w:val="ListBullet"/>
+      </w:pPr>
+      <w:r>
+        <w:rPr>
+          <w:color w:val="4A4A4A"/>
+          <w:sz w:val="18"/>
+        </w:rPr>
+        <w:t>ANEEL | Últimas Notícias - Nenhuma publicação encontrada na janela temporal.</w:t>
       </w:r>
     </w:p>
     <w:p>
@@ -2213,7 +2932,7 @@
           <w:color w:val="4A4A4A"/>
           <w:sz w:val="18"/>
         </w:rPr>
-        <w:t>Ministério da Agricultura | Notícias - Nenhuma publicação encontrada na janela temporal.</w:t>
+        <w:t>COAF | Notícias - Nenhuma publicação encontrada na janela temporal.</w:t>
       </w:r>
     </w:p>
     <w:p>
@@ -2225,7 +2944,19 @@
           <w:color w:val="4A4A4A"/>
           <w:sz w:val="18"/>
         </w:rPr>
-        <w:t>COAF | Notícias - Nenhuma publicação encontrada na janela temporal.</w:t>
+        <w:t>INPI | Notícias - A única publicação recente está fora da janela temporal (após 2026-07-09T10:51).</w:t>
+      </w:r>
+    </w:p>
+    <w:p>
+      <w:pPr>
+        <w:pStyle w:val="ListBullet"/>
+      </w:pPr>
+      <w:r>
+        <w:rPr>
+          <w:color w:val="4A4A4A"/>
+          <w:sz w:val="18"/>
+        </w:rPr>
+        <w:t>ANM | Notícias - A única publicação recente está fora da janela temporal (após 2026-07-09T10:51).</w:t>
       </w:r>
     </w:p>
     <w:p>
@@ -2247,7 +2978,7 @@
           <w:color w:val="4A4A4A"/>
           <w:sz w:val="18"/>
         </w:rPr>
-        <w:t>Receita Federal | Normas - A página contém apenas filtros de busca e não exibe resultados de normas diretamente.</w:t>
+        <w:t>Receita Federal | Normas - A fonte é uma interface de busca e não apresenta conteúdo recente diretamente extraível.</w:t>
       </w:r>
     </w:p>
     <w:p>
@@ -2269,7 +3000,7 @@
           <w:color w:val="4A4A4A"/>
           <w:sz w:val="18"/>
         </w:rPr>
-        <w:t>CGU | Notícias - Conteúdo restrito, requer autenticação para visualização.</w:t>
+        <w:t>CGU | Notícias - Conteúdo restrito, requer autenticação.</w:t>
       </w:r>
     </w:p>
     <w:p>
@@ -2281,19 +3012,7 @@
           <w:color w:val="4A4A4A"/>
           <w:sz w:val="18"/>
         </w:rPr>
-        <w:t>Ministério do Meio Ambiente | Notícias - Conteúdo restrito, requer autenticação para visualização.</w:t>
-      </w:r>
-    </w:p>
-    <w:p>
-      <w:pPr>
-        <w:pStyle w:val="ListBullet"/>
-      </w:pPr>
-      <w:r>
-        <w:rPr>
-          <w:color w:val="4A4A4A"/>
-          <w:sz w:val="18"/>
-        </w:rPr>
-        <w:t>SENACON | Notícias - Conteúdo restrito, requer autenticação para visualização.</w:t>
+        <w:t>Ministério do Meio Ambiente | Notícias - Conteúdo restrito, requer autenticação.</w:t>
       </w:r>
     </w:p>
     <w:p/>
@@ -2341,7 +3060,7 @@
           <w:color w:val="888888"/>
           <w:sz w:val="16"/>
         </w:rPr>
-        <w:t>Janela analisada: 2026-07-07T00:00 ate 2026-07-08T09:22</w:t>
+        <w:t>Janela analisada: 2026-07-08T00:00 ate 2026-07-09T10:51</w:t>
       </w:r>
     </w:p>
     <w:sectPr>

--- a/output/boletim_regulatorio.docx
+++ b/output/boletim_regulatorio.docx
@@ -52,7 +52,7 @@
                 <w:color w:val="FFFFFF"/>
                 <w:sz w:val="28"/>
               </w:rPr>
-              <w:t>9 de julho de 2026</w:t>
+              <w:t>10 de julho de 2026</w:t>
             </w:r>
           </w:p>
         </w:tc>
@@ -87,7 +87,7 @@
                 <w:color w:val="1A4D2E"/>
                 <w:sz w:val="56"/>
               </w:rPr>
-              <w:t>27</w:t>
+              <w:t>23</w:t>
             </w:r>
           </w:p>
         </w:tc>
@@ -125,7 +125,7 @@
                 <w:color w:val="D68910"/>
                 <w:sz w:val="56"/>
               </w:rPr>
-              <w:t>12</w:t>
+              <w:t>14</w:t>
             </w:r>
           </w:p>
         </w:tc>
@@ -144,7 +144,7 @@
                 <w:color w:val="7F8C8D"/>
                 <w:sz w:val="56"/>
               </w:rPr>
-              <w:t>8</w:t>
+              <w:t>2</w:t>
             </w:r>
           </w:p>
         </w:tc>
@@ -307,7 +307,7 @@
                   <w:u w:val="single"/>
                   <w:b/>
                 </w:rPr>
-                <w:t>Comunicado n° 45.526, 9/7/2026</w:t>
+                <w:t>Comunicado n° 45.535, 10/7/2026</w:t>
               </w:r>
             </w:hyperlink>
           </w:p>
@@ -320,7 +320,7 @@
                 <w:color w:val="4A4A4A"/>
                 <w:sz w:val="18"/>
               </w:rPr>
-              <w:t>Divulga a Taxa Básica Financeira (TBF), o Redutor 'R' e a Taxa Referencial (TR) relativos a 8 de julho de 2026.</w:t>
+              <w:t>Divulga a Taxa Básica Financeira (TBF), o Redutor "R" e a Taxa Referencial (TR) relativos a 9 de julho de 2026.</w:t>
             </w:r>
           </w:p>
         </w:tc>
@@ -365,7 +365,65 @@
                   <w:u w:val="single"/>
                   <w:b/>
                 </w:rPr>
-                <w:t>Comunicado n° 45.525, 8/7/2026</w:t>
+                <w:t>Comunicado n° 45.534, 9/7/2026</w:t>
+              </w:r>
+            </w:hyperlink>
+          </w:p>
+          <w:p>
+            <w:pPr>
+              <w:spacing w:after="120"/>
+            </w:pPr>
+            <w:r>
+              <w:rPr>
+                <w:color w:val="4A4A4A"/>
+                <w:sz w:val="18"/>
+              </w:rPr>
+              <w:t>Divulga condições para a realização de operações compromissadas com instituições financeiras participantes do módulo Oferta Pública (Ofpub).</w:t>
+            </w:r>
+          </w:p>
+        </w:tc>
+      </w:tr>
+    </w:tbl>
+    <w:tbl>
+      <w:tblPr>
+        <w:tblW w:type="auto" w:w="0"/>
+        <w:tblLayout w:type="fixed"/>
+        <w:tblLook w:firstColumn="1" w:firstRow="1" w:lastColumn="0" w:lastRow="0" w:noHBand="0" w:noVBand="1" w:val="04A0"/>
+      </w:tblPr>
+      <w:tblGrid>
+        <w:gridCol w:w="9638"/>
+      </w:tblGrid>
+      <w:tr>
+        <w:tc>
+          <w:tcPr>
+            <w:tcW w:type="dxa" w:w="9638"/>
+            <w:shd w:val="clear" w:color="auto" w:fill="F0F7F2"/>
+          </w:tcPr>
+          <w:p>
+            <w:pPr>
+              <w:spacing w:before="120" w:after="40"/>
+            </w:pPr>
+            <w:r>
+              <w:rPr>
+                <w:b/>
+                <w:color w:val="1A4D2E"/>
+                <w:sz w:val="16"/>
+              </w:rPr>
+              <w:t>BANCO CENTRAL | NORMAS</w:t>
+            </w:r>
+          </w:p>
+          <w:p>
+            <w:pPr>
+              <w:spacing w:after="40"/>
+            </w:pPr>
+            <w:hyperlink r:id="rId11">
+              <w:r>
+                <w:rPr>
+                  <w:color w:val="1A1A1A"/>
+                  <w:u w:val="single"/>
+                  <w:b/>
+                </w:rPr>
+                <w:t>Comunicado n° 45.533, 9/7/2026</w:t>
               </w:r>
             </w:hyperlink>
           </w:p>
@@ -416,14 +474,14 @@
             <w:pPr>
               <w:spacing w:after="40"/>
             </w:pPr>
-            <w:hyperlink r:id="rId11">
+            <w:hyperlink r:id="rId12">
               <w:r>
                 <w:rPr>
                   <w:color w:val="1A1A1A"/>
                   <w:u w:val="single"/>
                   <w:b/>
                 </w:rPr>
-                <w:t>Comunicado n° 45.524, 8/7/2026</w:t>
+                <w:t>Instrução Normativa BCB n° 761, 9/7/2026</w:t>
               </w:r>
             </w:hyperlink>
           </w:p>
@@ -436,7 +494,7 @@
                 <w:color w:val="4A4A4A"/>
                 <w:sz w:val="18"/>
               </w:rPr>
-              <w:t>Divulga condições para a realização de operações compromissadas com instituições financeiras participantes do módulo Oferta Pública (Ofpub).</w:t>
+              <w:t>Divulga orientações sobre medidas reforçadas para instituições financeiras em operações com países com deficiências nas recomendações do Gafi.</w:t>
             </w:r>
           </w:p>
         </w:tc>
@@ -467,65 +525,7 @@
                 <w:color w:val="1A4D2E"/>
                 <w:sz w:val="16"/>
               </w:rPr>
-              <w:t>BANCO CENTRAL | NORMAS</w:t>
-            </w:r>
-          </w:p>
-          <w:p>
-            <w:pPr>
-              <w:spacing w:after="40"/>
-            </w:pPr>
-            <w:hyperlink r:id="rId12">
-              <w:r>
-                <w:rPr>
-                  <w:color w:val="1A1A1A"/>
-                  <w:u w:val="single"/>
-                  <w:b/>
-                </w:rPr>
-                <w:t>Instrução Normativa BCB n° 758, 8/7/2026</w:t>
-              </w:r>
-            </w:hyperlink>
-          </w:p>
-          <w:p>
-            <w:pPr>
-              <w:spacing w:after="120"/>
-            </w:pPr>
-            <w:r>
-              <w:rPr>
-                <w:color w:val="4A4A4A"/>
-                <w:sz w:val="18"/>
-              </w:rPr>
-              <w:t>Altera o Manual de Crédito Rural (MCR) para ajustar prazos e orientar instituições financeiras sobre procedimentos de reversão de desclassificação no Sicor.</w:t>
-            </w:r>
-          </w:p>
-        </w:tc>
-      </w:tr>
-    </w:tbl>
-    <w:tbl>
-      <w:tblPr>
-        <w:tblW w:type="auto" w:w="0"/>
-        <w:tblLayout w:type="fixed"/>
-        <w:tblLook w:firstColumn="1" w:firstRow="1" w:lastColumn="0" w:lastRow="0" w:noHBand="0" w:noVBand="1" w:val="04A0"/>
-      </w:tblPr>
-      <w:tblGrid>
-        <w:gridCol w:w="9638"/>
-      </w:tblGrid>
-      <w:tr>
-        <w:tc>
-          <w:tcPr>
-            <w:tcW w:type="dxa" w:w="9638"/>
-            <w:shd w:val="clear" w:color="auto" w:fill="F0F7F2"/>
-          </w:tcPr>
-          <w:p>
-            <w:pPr>
-              <w:spacing w:before="120" w:after="40"/>
-            </w:pPr>
-            <w:r>
-              <w:rPr>
-                <w:b/>
-                <w:color w:val="1A4D2E"/>
-                <w:sz w:val="16"/>
-              </w:rPr>
-              <w:t>BANCO CENTRAL | NORMAS</w:t>
+              <w:t>ANVISA | NOTÍCIAS</w:t>
             </w:r>
           </w:p>
           <w:p>
@@ -539,7 +539,7 @@
                   <w:u w:val="single"/>
                   <w:b/>
                 </w:rPr>
-                <w:t>Instrução Normativa BCB n° 757, 8/7/2026</w:t>
+                <w:t>Anvisa determina apreensão de lotes falsificados de Mounjaro</w:t>
               </w:r>
             </w:hyperlink>
           </w:p>
@@ -552,749 +552,12 @@
                 <w:color w:val="4A4A4A"/>
                 <w:sz w:val="18"/>
               </w:rPr>
-              <w:t>Estabelece procedimentos para a prestação de informações ao Banco Central do Brasil relativas a contas de depósito em moeda estrangeira.</w:t>
+              <w:t>A Anvisa determinou a apreensão de lotes falsificados do medicamento Mounjaro e proibiu a comercialização de produtos sem registro.</w:t>
             </w:r>
           </w:p>
         </w:tc>
       </w:tr>
     </w:tbl>
-    <w:p/>
-    <w:tbl>
-      <w:tblPr>
-        <w:tblW w:type="auto" w:w="0"/>
-        <w:tblLayout w:type="fixed"/>
-        <w:tblLook w:firstColumn="1" w:firstRow="1" w:lastColumn="0" w:lastRow="0" w:noHBand="0" w:noVBand="1" w:val="04A0"/>
-      </w:tblPr>
-      <w:tblGrid>
-        <w:gridCol w:w="9638"/>
-      </w:tblGrid>
-      <w:tr>
-        <w:tc>
-          <w:tcPr>
-            <w:tcW w:type="dxa" w:w="9638"/>
-            <w:shd w:val="clear" w:color="auto" w:fill="1A4D2E"/>
-          </w:tcPr>
-          <w:p>
-            <w:pPr>
-              <w:spacing w:before="120" w:after="40"/>
-            </w:pPr>
-            <w:r>
-              <w:rPr>
-                <w:b w:val="0"/>
-                <w:color w:val="FFFFFF"/>
-                <w:sz w:val="32"/>
-              </w:rPr>
-              <w:t>Legislacao Federal</w:t>
-            </w:r>
-          </w:p>
-        </w:tc>
-      </w:tr>
-    </w:tbl>
-    <w:p>
-      <w:pPr>
-        <w:spacing w:before="240" w:after="80"/>
-      </w:pPr>
-      <w:r>
-        <w:rPr>
-          <w:b/>
-          <w:color w:val="1A4D2E"/>
-          <w:sz w:val="20"/>
-        </w:rPr>
-        <w:t>PLANALTO | RESENHA DIARIA</w:t>
-      </w:r>
-    </w:p>
-    <w:p>
-      <w:pPr>
-        <w:spacing w:before="0" w:after="40"/>
-        <w:pBdr>
-          <w:bottom w:val="single" w:sz="8" w:space="1" w:color="1A4D2E"/>
-        </w:pBdr>
-      </w:pPr>
-    </w:p>
-    <w:p>
-      <w:pPr>
-        <w:spacing w:before="160" w:after="40"/>
-      </w:pPr>
-      <w:r>
-        <w:rPr>
-          <w:b/>
-          <w:color w:val="1A1A1A"/>
-          <w:sz w:val="22"/>
-        </w:rPr>
-        <w:t xml:space="preserve">Lei nº 15.463, de 8.7.2026   </w:t>
-      </w:r>
-      <w:r>
-        <w:rPr>
-          <w:b/>
-          <w:color w:val="7F8C8D"/>
-          <w:sz w:val="16"/>
-        </w:rPr>
-        <w:t>[BAIXA]</w:t>
-      </w:r>
-    </w:p>
-    <w:p>
-      <w:pPr>
-        <w:spacing w:after="40"/>
-      </w:pPr>
-      <w:r>
-        <w:rPr>
-          <w:color w:val="4A4A4A"/>
-          <w:sz w:val="20"/>
-        </w:rPr>
-        <w:t>Institui o Dia Nacional dos Congados e Reinados, a ser comemorado anualmente em 7 de outubro.</w:t>
-      </w:r>
-    </w:p>
-    <w:p>
-      <w:pPr>
-        <w:spacing w:after="40"/>
-      </w:pPr>
-      <w:r>
-        <w:rPr>
-          <w:b/>
-          <w:color w:val="888888"/>
-          <w:sz w:val="18"/>
-        </w:rPr>
-        <w:t xml:space="preserve">Publicado: </w:t>
-      </w:r>
-      <w:r>
-        <w:rPr>
-          <w:color w:val="888888"/>
-          <w:sz w:val="18"/>
-        </w:rPr>
-        <w:t xml:space="preserve">2026-07-09   </w:t>
-      </w:r>
-      <w:hyperlink r:id="rId14">
-        <w:r>
-          <w:rPr>
-            <w:color w:val="1A4D2E"/>
-            <w:u w:val="single"/>
-            <w:b/>
-          </w:rPr>
-          <w:t>Acessar materia</w:t>
-        </w:r>
-      </w:hyperlink>
-    </w:p>
-    <w:p>
-      <w:pPr>
-        <w:spacing w:after="120"/>
-      </w:pPr>
-      <w:r>
-        <w:rPr>
-          <w:i/>
-          <w:color w:val="888888"/>
-          <w:sz w:val="16"/>
-        </w:rPr>
-        <w:t>Institui data comemorativa, sem impacto direto a clientes corporativos.</w:t>
-      </w:r>
-    </w:p>
-    <w:p>
-      <w:pPr>
-        <w:spacing w:before="160" w:after="40"/>
-      </w:pPr>
-      <w:r>
-        <w:rPr>
-          <w:b/>
-          <w:color w:val="1A1A1A"/>
-          <w:sz w:val="22"/>
-        </w:rPr>
-        <w:t xml:space="preserve">Lei nº 15.462, de 8.7.2026   </w:t>
-      </w:r>
-      <w:r>
-        <w:rPr>
-          <w:b/>
-          <w:color w:val="D68910"/>
-          <w:sz w:val="16"/>
-        </w:rPr>
-        <w:t>[MÉDIA]</w:t>
-      </w:r>
-    </w:p>
-    <w:p>
-      <w:pPr>
-        <w:spacing w:after="40"/>
-      </w:pPr>
-      <w:r>
-        <w:rPr>
-          <w:color w:val="4A4A4A"/>
-          <w:sz w:val="20"/>
-        </w:rPr>
-        <w:t>Altera a Lei de Diretrizes e Bases da Educação Nacional (Lei nº 9.394/1996) para especificar atividades de aperfeiçoamento profissional continuado dos profissionais da educação básica pública.</w:t>
-      </w:r>
-    </w:p>
-    <w:p>
-      <w:pPr>
-        <w:spacing w:after="40"/>
-      </w:pPr>
-      <w:r>
-        <w:rPr>
-          <w:b/>
-          <w:color w:val="888888"/>
-          <w:sz w:val="18"/>
-        </w:rPr>
-        <w:t xml:space="preserve">Publicado: </w:t>
-      </w:r>
-      <w:r>
-        <w:rPr>
-          <w:color w:val="888888"/>
-          <w:sz w:val="18"/>
-        </w:rPr>
-        <w:t xml:space="preserve">2026-07-09   </w:t>
-      </w:r>
-      <w:hyperlink r:id="rId15">
-        <w:r>
-          <w:rPr>
-            <w:color w:val="1A4D2E"/>
-            <w:u w:val="single"/>
-            <w:b/>
-          </w:rPr>
-          <w:t>Acessar materia</w:t>
-        </w:r>
-      </w:hyperlink>
-    </w:p>
-    <w:p>
-      <w:pPr>
-        <w:spacing w:after="120"/>
-      </w:pPr>
-      <w:r>
-        <w:rPr>
-          <w:i/>
-          <w:color w:val="888888"/>
-          <w:sz w:val="16"/>
-        </w:rPr>
-        <w:t>Alteração de legislação educacional com impacto em profissionais da educação.</w:t>
-      </w:r>
-    </w:p>
-    <w:p>
-      <w:pPr>
-        <w:spacing w:before="160" w:after="40"/>
-      </w:pPr>
-      <w:r>
-        <w:rPr>
-          <w:b/>
-          <w:color w:val="1A1A1A"/>
-          <w:sz w:val="22"/>
-        </w:rPr>
-        <w:t xml:space="preserve">Lei nº 15.461, de 7.7.2026   </w:t>
-      </w:r>
-      <w:r>
-        <w:rPr>
-          <w:b/>
-          <w:color w:val="7F8C8D"/>
-          <w:sz w:val="16"/>
-        </w:rPr>
-        <w:t>[BAIXA]</w:t>
-      </w:r>
-    </w:p>
-    <w:p>
-      <w:pPr>
-        <w:spacing w:after="40"/>
-      </w:pPr>
-      <w:r>
-        <w:rPr>
-          <w:color w:val="4A4A4A"/>
-          <w:sz w:val="20"/>
-        </w:rPr>
-        <w:t>Confere o título de Capital Nacional da Maior Onda do Brasil ao Município de Jaguaruna, no Estado de Santa Catarina.</w:t>
-      </w:r>
-    </w:p>
-    <w:p>
-      <w:pPr>
-        <w:spacing w:after="40"/>
-      </w:pPr>
-      <w:r>
-        <w:rPr>
-          <w:b/>
-          <w:color w:val="888888"/>
-          <w:sz w:val="18"/>
-        </w:rPr>
-        <w:t xml:space="preserve">Publicado: </w:t>
-      </w:r>
-      <w:r>
-        <w:rPr>
-          <w:color w:val="888888"/>
-          <w:sz w:val="18"/>
-        </w:rPr>
-        <w:t xml:space="preserve">2026-07-08   </w:t>
-      </w:r>
-      <w:hyperlink r:id="rId16">
-        <w:r>
-          <w:rPr>
-            <w:color w:val="1A4D2E"/>
-            <w:u w:val="single"/>
-            <w:b/>
-          </w:rPr>
-          <w:t>Acessar materia</w:t>
-        </w:r>
-      </w:hyperlink>
-    </w:p>
-    <w:p>
-      <w:pPr>
-        <w:spacing w:after="120"/>
-      </w:pPr>
-      <w:r>
-        <w:rPr>
-          <w:i/>
-          <w:color w:val="888888"/>
-          <w:sz w:val="16"/>
-        </w:rPr>
-        <w:t>Confere título honorífico a município, sem impacto direto a clientes corporativos.</w:t>
-      </w:r>
-    </w:p>
-    <w:p>
-      <w:pPr>
-        <w:spacing w:before="160" w:after="40"/>
-      </w:pPr>
-      <w:r>
-        <w:rPr>
-          <w:b/>
-          <w:color w:val="1A1A1A"/>
-          <w:sz w:val="22"/>
-        </w:rPr>
-        <w:t xml:space="preserve">Lei nº 15.460, de 7.7.2026   </w:t>
-      </w:r>
-      <w:r>
-        <w:rPr>
-          <w:b/>
-          <w:color w:val="7F8C8D"/>
-          <w:sz w:val="16"/>
-        </w:rPr>
-        <w:t>[BAIXA]</w:t>
-      </w:r>
-    </w:p>
-    <w:p>
-      <w:pPr>
-        <w:spacing w:after="40"/>
-      </w:pPr>
-      <w:r>
-        <w:rPr>
-          <w:color w:val="4A4A4A"/>
-          <w:sz w:val="20"/>
-        </w:rPr>
-        <w:t>Institui o Dia Nacional do Vinho, a ser comemorado no primeiro domingo do mês de junho.</w:t>
-      </w:r>
-    </w:p>
-    <w:p>
-      <w:pPr>
-        <w:spacing w:after="40"/>
-      </w:pPr>
-      <w:r>
-        <w:rPr>
-          <w:b/>
-          <w:color w:val="888888"/>
-          <w:sz w:val="18"/>
-        </w:rPr>
-        <w:t xml:space="preserve">Publicado: </w:t>
-      </w:r>
-      <w:r>
-        <w:rPr>
-          <w:color w:val="888888"/>
-          <w:sz w:val="18"/>
-        </w:rPr>
-        <w:t xml:space="preserve">2026-07-08   </w:t>
-      </w:r>
-      <w:hyperlink r:id="rId17">
-        <w:r>
-          <w:rPr>
-            <w:color w:val="1A4D2E"/>
-            <w:u w:val="single"/>
-            <w:b/>
-          </w:rPr>
-          <w:t>Acessar materia</w:t>
-        </w:r>
-      </w:hyperlink>
-    </w:p>
-    <w:p>
-      <w:pPr>
-        <w:spacing w:after="120"/>
-      </w:pPr>
-      <w:r>
-        <w:rPr>
-          <w:i/>
-          <w:color w:val="888888"/>
-          <w:sz w:val="16"/>
-        </w:rPr>
-        <w:t>Institui data comemorativa, sem impacto direto a clientes corporativos.</w:t>
-      </w:r>
-    </w:p>
-    <w:p>
-      <w:pPr>
-        <w:spacing w:before="160" w:after="40"/>
-      </w:pPr>
-      <w:r>
-        <w:rPr>
-          <w:b/>
-          <w:color w:val="1A1A1A"/>
-          <w:sz w:val="22"/>
-        </w:rPr>
-        <w:t xml:space="preserve">Lei nº 15.459, de 7.7.2026   </w:t>
-      </w:r>
-      <w:r>
-        <w:rPr>
-          <w:b/>
-          <w:color w:val="D68910"/>
-          <w:sz w:val="16"/>
-        </w:rPr>
-        <w:t>[MÉDIA]</w:t>
-      </w:r>
-    </w:p>
-    <w:p>
-      <w:pPr>
-        <w:spacing w:after="40"/>
-      </w:pPr>
-      <w:r>
-        <w:rPr>
-          <w:color w:val="4A4A4A"/>
-          <w:sz w:val="20"/>
-        </w:rPr>
-        <w:t>Altera a Lei nº 7.405, de 12 de novembro de 1985, para estabelecer a utilização do Símbolo Internacional de Acessibilidade.</w:t>
-      </w:r>
-    </w:p>
-    <w:p>
-      <w:pPr>
-        <w:spacing w:after="40"/>
-      </w:pPr>
-      <w:r>
-        <w:rPr>
-          <w:b/>
-          <w:color w:val="888888"/>
-          <w:sz w:val="18"/>
-        </w:rPr>
-        <w:t xml:space="preserve">Publicado: </w:t>
-      </w:r>
-      <w:r>
-        <w:rPr>
-          <w:color w:val="888888"/>
-          <w:sz w:val="18"/>
-        </w:rPr>
-        <w:t xml:space="preserve">2026-07-08   </w:t>
-      </w:r>
-      <w:hyperlink r:id="rId18">
-        <w:r>
-          <w:rPr>
-            <w:color w:val="1A4D2E"/>
-            <w:u w:val="single"/>
-            <w:b/>
-          </w:rPr>
-          <w:t>Acessar materia</w:t>
-        </w:r>
-      </w:hyperlink>
-    </w:p>
-    <w:p>
-      <w:pPr>
-        <w:spacing w:after="120"/>
-      </w:pPr>
-      <w:r>
-        <w:rPr>
-          <w:i/>
-          <w:color w:val="888888"/>
-          <w:sz w:val="16"/>
-        </w:rPr>
-        <w:t>Alteração de lei para estabelecer símbolo de acessibilidade, com potencial impacto em infraestrutura e serviços.</w:t>
-      </w:r>
-    </w:p>
-    <w:p>
-      <w:pPr>
-        <w:spacing w:before="160" w:after="40"/>
-      </w:pPr>
-      <w:r>
-        <w:rPr>
-          <w:b/>
-          <w:color w:val="1A1A1A"/>
-          <w:sz w:val="22"/>
-        </w:rPr>
-        <w:t xml:space="preserve">Decreto nº 13.060, de 7.7.2026   </w:t>
-      </w:r>
-      <w:r>
-        <w:rPr>
-          <w:b/>
-          <w:color w:val="7F8C8D"/>
-          <w:sz w:val="16"/>
-        </w:rPr>
-        <w:t>[BAIXA]</w:t>
-      </w:r>
-    </w:p>
-    <w:p>
-      <w:pPr>
-        <w:spacing w:after="40"/>
-      </w:pPr>
-      <w:r>
-        <w:rPr>
-          <w:color w:val="4A4A4A"/>
-          <w:sz w:val="20"/>
-        </w:rPr>
-        <w:t>Altera o Decreto nº 10.172/2019 para modificar a composição do Conselho Fiscal do Serviço Autônomo Embratur – Agência Brasileira de Promoção Internacional do Turismo.</w:t>
-      </w:r>
-    </w:p>
-    <w:p>
-      <w:pPr>
-        <w:spacing w:after="40"/>
-      </w:pPr>
-      <w:r>
-        <w:rPr>
-          <w:b/>
-          <w:color w:val="888888"/>
-          <w:sz w:val="18"/>
-        </w:rPr>
-        <w:t xml:space="preserve">Publicado: </w:t>
-      </w:r>
-      <w:r>
-        <w:rPr>
-          <w:color w:val="888888"/>
-          <w:sz w:val="18"/>
-        </w:rPr>
-        <w:t xml:space="preserve">2026-07-08   </w:t>
-      </w:r>
-      <w:hyperlink r:id="rId19">
-        <w:r>
-          <w:rPr>
-            <w:color w:val="1A4D2E"/>
-            <w:u w:val="single"/>
-            <w:b/>
-          </w:rPr>
-          <w:t>Acessar materia</w:t>
-        </w:r>
-      </w:hyperlink>
-    </w:p>
-    <w:p>
-      <w:pPr>
-        <w:spacing w:after="120"/>
-      </w:pPr>
-      <w:r>
-        <w:rPr>
-          <w:i/>
-          <w:color w:val="888888"/>
-          <w:sz w:val="16"/>
-        </w:rPr>
-        <w:t>Alteração de composição de conselho fiscal de autarquia, de natureza administrativa interna.</w:t>
-      </w:r>
-    </w:p>
-    <w:p>
-      <w:pPr>
-        <w:spacing w:before="160" w:after="40"/>
-      </w:pPr>
-      <w:r>
-        <w:rPr>
-          <w:b/>
-          <w:color w:val="1A1A1A"/>
-          <w:sz w:val="22"/>
-        </w:rPr>
-        <w:t xml:space="preserve">Decreto nº 13.059, de 7.7.2026   </w:t>
-      </w:r>
-      <w:r>
-        <w:rPr>
-          <w:b/>
-          <w:color w:val="7F8C8D"/>
-          <w:sz w:val="16"/>
-        </w:rPr>
-        <w:t>[BAIXA]</w:t>
-      </w:r>
-    </w:p>
-    <w:p>
-      <w:pPr>
-        <w:spacing w:after="40"/>
-      </w:pPr>
-      <w:r>
-        <w:rPr>
-          <w:color w:val="4A4A4A"/>
-          <w:sz w:val="20"/>
-        </w:rPr>
-        <w:t>Remaneja, em caráter temporário, cargo em comissão e funções de confiança para o Ministério das Relações Exteriores.</w:t>
-      </w:r>
-    </w:p>
-    <w:p>
-      <w:pPr>
-        <w:spacing w:after="40"/>
-      </w:pPr>
-      <w:r>
-        <w:rPr>
-          <w:b/>
-          <w:color w:val="888888"/>
-          <w:sz w:val="18"/>
-        </w:rPr>
-        <w:t xml:space="preserve">Publicado: </w:t>
-      </w:r>
-      <w:r>
-        <w:rPr>
-          <w:color w:val="888888"/>
-          <w:sz w:val="18"/>
-        </w:rPr>
-        <w:t xml:space="preserve">2026-07-08   </w:t>
-      </w:r>
-      <w:hyperlink r:id="rId20">
-        <w:r>
-          <w:rPr>
-            <w:color w:val="1A4D2E"/>
-            <w:u w:val="single"/>
-            <w:b/>
-          </w:rPr>
-          <w:t>Acessar materia</w:t>
-        </w:r>
-      </w:hyperlink>
-    </w:p>
-    <w:p>
-      <w:pPr>
-        <w:spacing w:after="120"/>
-      </w:pPr>
-      <w:r>
-        <w:rPr>
-          <w:i/>
-          <w:color w:val="888888"/>
-          <w:sz w:val="16"/>
-        </w:rPr>
-        <w:t>Remanejamento de cargos administrativos, de natureza interna.</w:t>
-      </w:r>
-    </w:p>
-    <w:p>
-      <w:pPr>
-        <w:spacing w:before="160" w:after="40"/>
-      </w:pPr>
-      <w:r>
-        <w:rPr>
-          <w:b/>
-          <w:color w:val="1A1A1A"/>
-          <w:sz w:val="22"/>
-        </w:rPr>
-        <w:t xml:space="preserve">Decreto nº 13.058, de 7.7.2026   </w:t>
-      </w:r>
-      <w:r>
-        <w:rPr>
-          <w:b/>
-          <w:color w:val="7F8C8D"/>
-          <w:sz w:val="16"/>
-        </w:rPr>
-        <w:t>[BAIXA]</w:t>
-      </w:r>
-    </w:p>
-    <w:p>
-      <w:pPr>
-        <w:spacing w:after="40"/>
-      </w:pPr>
-      <w:r>
-        <w:rPr>
-          <w:color w:val="4A4A4A"/>
-          <w:sz w:val="20"/>
-        </w:rPr>
-        <w:t>Altera o Decreto nº 11.198/2022, que aprova a Estrutura Regimental e o Quadro Demonstrativo de Cargos e Funções do Departamento Nacional de Obras Contra as Secas (DNOCS), e remaneja e transforma cargos.</w:t>
-      </w:r>
-    </w:p>
-    <w:p>
-      <w:pPr>
-        <w:spacing w:after="40"/>
-      </w:pPr>
-      <w:r>
-        <w:rPr>
-          <w:b/>
-          <w:color w:val="888888"/>
-          <w:sz w:val="18"/>
-        </w:rPr>
-        <w:t xml:space="preserve">Publicado: </w:t>
-      </w:r>
-      <w:r>
-        <w:rPr>
-          <w:color w:val="888888"/>
-          <w:sz w:val="18"/>
-        </w:rPr>
-        <w:t xml:space="preserve">2026-07-08   </w:t>
-      </w:r>
-      <w:hyperlink r:id="rId21">
-        <w:r>
-          <w:rPr>
-            <w:color w:val="1A4D2E"/>
-            <w:u w:val="single"/>
-            <w:b/>
-          </w:rPr>
-          <w:t>Acessar materia</w:t>
-        </w:r>
-      </w:hyperlink>
-    </w:p>
-    <w:p>
-      <w:pPr>
-        <w:spacing w:after="120"/>
-      </w:pPr>
-      <w:r>
-        <w:rPr>
-          <w:i/>
-          <w:color w:val="888888"/>
-          <w:sz w:val="16"/>
-        </w:rPr>
-        <w:t>Alteração de estrutura regimental e remanejamento de cargos, de natureza administrativa interna.</w:t>
-      </w:r>
-    </w:p>
-    <w:p>
-      <w:pPr>
-        <w:spacing w:before="160" w:after="40"/>
-      </w:pPr>
-      <w:r>
-        <w:rPr>
-          <w:b/>
-          <w:color w:val="1A1A1A"/>
-          <w:sz w:val="22"/>
-        </w:rPr>
-        <w:t xml:space="preserve">Decreto nº 13.057, de 7.7.2026   </w:t>
-      </w:r>
-      <w:r>
-        <w:rPr>
-          <w:b/>
-          <w:color w:val="D68910"/>
-          <w:sz w:val="16"/>
-        </w:rPr>
-        <w:t>[MÉDIA]</w:t>
-      </w:r>
-    </w:p>
-    <w:p>
-      <w:pPr>
-        <w:spacing w:after="40"/>
-      </w:pPr>
-      <w:r>
-        <w:rPr>
-          <w:color w:val="4A4A4A"/>
-          <w:sz w:val="20"/>
-        </w:rPr>
-        <w:t>Altera o Decreto nº 2.338/1997, que aprova o Regulamento da Agência Nacional de Telecomunicações (Anatel), e remaneja e transforma cargos em comissão e funções de confiança.</w:t>
-      </w:r>
-    </w:p>
-    <w:p>
-      <w:pPr>
-        <w:spacing w:after="40"/>
-      </w:pPr>
-      <w:r>
-        <w:rPr>
-          <w:b/>
-          <w:color w:val="888888"/>
-          <w:sz w:val="18"/>
-        </w:rPr>
-        <w:t xml:space="preserve">Publicado: </w:t>
-      </w:r>
-      <w:r>
-        <w:rPr>
-          <w:color w:val="888888"/>
-          <w:sz w:val="18"/>
-        </w:rPr>
-        <w:t xml:space="preserve">2026-07-08   </w:t>
-      </w:r>
-      <w:hyperlink r:id="rId22">
-        <w:r>
-          <w:rPr>
-            <w:color w:val="1A4D2E"/>
-            <w:u w:val="single"/>
-            <w:b/>
-          </w:rPr>
-          <w:t>Acessar materia</w:t>
-        </w:r>
-      </w:hyperlink>
-    </w:p>
-    <w:p>
-      <w:pPr>
-        <w:spacing w:after="120"/>
-      </w:pPr>
-      <w:r>
-        <w:rPr>
-          <w:i/>
-          <w:color w:val="888888"/>
-          <w:sz w:val="16"/>
-        </w:rPr>
-        <w:t>Alteração de regulamento de agência reguladora (Anatel) e remanejamento de cargos, com potencial impacto setorial.</w:t>
-      </w:r>
-    </w:p>
     <w:p/>
     <w:tbl>
       <w:tblPr>
@@ -1358,6 +621,918 @@
           <w:color w:val="1A1A1A"/>
           <w:sz w:val="22"/>
         </w:rPr>
+        <w:t xml:space="preserve">Comunicado n° 45.538, 10/7/2026   </w:t>
+      </w:r>
+      <w:r>
+        <w:rPr>
+          <w:b/>
+          <w:color w:val="D68910"/>
+          <w:sz w:val="16"/>
+        </w:rPr>
+        <w:t>[MÉDIA]</w:t>
+      </w:r>
+    </w:p>
+    <w:p>
+      <w:pPr>
+        <w:spacing w:after="40"/>
+      </w:pPr>
+      <w:r>
+        <w:rPr>
+          <w:color w:val="4A4A4A"/>
+          <w:sz w:val="20"/>
+        </w:rPr>
+        <w:t>Divulga nome de pessoas com interesse em exercer o controle de Instituição de Pagamento.</w:t>
+      </w:r>
+    </w:p>
+    <w:p>
+      <w:pPr>
+        <w:spacing w:after="40"/>
+      </w:pPr>
+      <w:r>
+        <w:rPr>
+          <w:b/>
+          <w:color w:val="888888"/>
+          <w:sz w:val="18"/>
+        </w:rPr>
+        <w:t xml:space="preserve">Publicado: </w:t>
+      </w:r>
+      <w:r>
+        <w:rPr>
+          <w:color w:val="888888"/>
+          <w:sz w:val="18"/>
+        </w:rPr>
+        <w:t xml:space="preserve">2026-07-10T09:42   </w:t>
+      </w:r>
+      <w:hyperlink r:id="rId14">
+        <w:r>
+          <w:rPr>
+            <w:color w:val="1A4D2E"/>
+            <w:u w:val="single"/>
+            <w:b/>
+          </w:rPr>
+          <w:t>Acessar materia</w:t>
+        </w:r>
+      </w:hyperlink>
+    </w:p>
+    <w:p>
+      <w:pPr>
+        <w:spacing w:after="120"/>
+      </w:pPr>
+      <w:r>
+        <w:rPr>
+          <w:i/>
+          <w:color w:val="888888"/>
+          <w:sz w:val="16"/>
+        </w:rPr>
+        <w:t>Divulgação de nomes de interessados em controle de Instituição de Pagamento, relevante para o mercado financeiro.</w:t>
+      </w:r>
+    </w:p>
+    <w:p>
+      <w:pPr>
+        <w:spacing w:before="160" w:after="40"/>
+      </w:pPr>
+      <w:r>
+        <w:rPr>
+          <w:b/>
+          <w:color w:val="1A1A1A"/>
+          <w:sz w:val="22"/>
+        </w:rPr>
+        <w:t xml:space="preserve">Comunicado n° 45.537, 10/7/2026   </w:t>
+      </w:r>
+      <w:r>
+        <w:rPr>
+          <w:b/>
+          <w:color w:val="D68910"/>
+          <w:sz w:val="16"/>
+        </w:rPr>
+        <w:t>[MÉDIA]</w:t>
+      </w:r>
+    </w:p>
+    <w:p>
+      <w:pPr>
+        <w:spacing w:after="40"/>
+      </w:pPr>
+      <w:r>
+        <w:rPr>
+          <w:color w:val="4A4A4A"/>
+          <w:sz w:val="20"/>
+        </w:rPr>
+        <w:t>Divulga nome de pessoas com interesse em exercer o controle de Instituição de Pagamento.</w:t>
+      </w:r>
+    </w:p>
+    <w:p>
+      <w:pPr>
+        <w:spacing w:after="40"/>
+      </w:pPr>
+      <w:r>
+        <w:rPr>
+          <w:b/>
+          <w:color w:val="888888"/>
+          <w:sz w:val="18"/>
+        </w:rPr>
+        <w:t xml:space="preserve">Publicado: </w:t>
+      </w:r>
+      <w:r>
+        <w:rPr>
+          <w:color w:val="888888"/>
+          <w:sz w:val="18"/>
+        </w:rPr>
+        <w:t xml:space="preserve">2026-07-10T09:39   </w:t>
+      </w:r>
+      <w:hyperlink r:id="rId15">
+        <w:r>
+          <w:rPr>
+            <w:color w:val="1A4D2E"/>
+            <w:u w:val="single"/>
+            <w:b/>
+          </w:rPr>
+          <w:t>Acessar materia</w:t>
+        </w:r>
+      </w:hyperlink>
+    </w:p>
+    <w:p>
+      <w:pPr>
+        <w:spacing w:after="120"/>
+      </w:pPr>
+      <w:r>
+        <w:rPr>
+          <w:i/>
+          <w:color w:val="888888"/>
+          <w:sz w:val="16"/>
+        </w:rPr>
+        <w:t>Divulgação de nomes de interessados em controle de Instituição de Pagamento, relevante para o mercado financeiro.</w:t>
+      </w:r>
+    </w:p>
+    <w:p>
+      <w:pPr>
+        <w:spacing w:before="160" w:after="40"/>
+      </w:pPr>
+      <w:r>
+        <w:rPr>
+          <w:b/>
+          <w:color w:val="1A1A1A"/>
+          <w:sz w:val="22"/>
+        </w:rPr>
+        <w:t xml:space="preserve">Comunicado n° 45.536, 10/7/2026   </w:t>
+      </w:r>
+      <w:r>
+        <w:rPr>
+          <w:b/>
+          <w:color w:val="D68910"/>
+          <w:sz w:val="16"/>
+        </w:rPr>
+        <w:t>[MÉDIA]</w:t>
+      </w:r>
+    </w:p>
+    <w:p>
+      <w:pPr>
+        <w:spacing w:after="40"/>
+      </w:pPr>
+      <w:r>
+        <w:rPr>
+          <w:color w:val="4A4A4A"/>
+          <w:sz w:val="20"/>
+        </w:rPr>
+        <w:t>Divulga nomes de pessoas eleitas ou nomeadas para cargos de administração em instituições autorizadas a funcionar, para fins de objeções.</w:t>
+      </w:r>
+    </w:p>
+    <w:p>
+      <w:pPr>
+        <w:spacing w:after="40"/>
+      </w:pPr>
+      <w:r>
+        <w:rPr>
+          <w:b/>
+          <w:color w:val="888888"/>
+          <w:sz w:val="18"/>
+        </w:rPr>
+        <w:t xml:space="preserve">Publicado: </w:t>
+      </w:r>
+      <w:r>
+        <w:rPr>
+          <w:color w:val="888888"/>
+          <w:sz w:val="18"/>
+        </w:rPr>
+        <w:t xml:space="preserve">2026-07-10T09:34   </w:t>
+      </w:r>
+      <w:hyperlink r:id="rId16">
+        <w:r>
+          <w:rPr>
+            <w:color w:val="1A4D2E"/>
+            <w:u w:val="single"/>
+            <w:b/>
+          </w:rPr>
+          <w:t>Acessar materia</w:t>
+        </w:r>
+      </w:hyperlink>
+    </w:p>
+    <w:p>
+      <w:pPr>
+        <w:spacing w:after="120"/>
+      </w:pPr>
+      <w:r>
+        <w:rPr>
+          <w:i/>
+          <w:color w:val="888888"/>
+          <w:sz w:val="16"/>
+        </w:rPr>
+        <w:t>Divulgação de nomes para cargos de administração em instituições financeiras, relevante para o setor regulado.</w:t>
+      </w:r>
+    </w:p>
+    <w:p>
+      <w:pPr>
+        <w:spacing w:before="160" w:after="40"/>
+      </w:pPr>
+      <w:r>
+        <w:rPr>
+          <w:b/>
+          <w:color w:val="1A1A1A"/>
+          <w:sz w:val="22"/>
+        </w:rPr>
+        <w:t xml:space="preserve">Comunicado n° 45.535, 10/7/2026   </w:t>
+      </w:r>
+      <w:r>
+        <w:rPr>
+          <w:b/>
+          <w:color w:val="C0392B"/>
+          <w:sz w:val="16"/>
+        </w:rPr>
+        <w:t>[ALTA]</w:t>
+      </w:r>
+    </w:p>
+    <w:p>
+      <w:pPr>
+        <w:spacing w:after="40"/>
+      </w:pPr>
+      <w:r>
+        <w:rPr>
+          <w:color w:val="4A4A4A"/>
+          <w:sz w:val="20"/>
+        </w:rPr>
+        <w:t>Divulga a Taxa Básica Financeira (TBF), o Redutor "R" e a Taxa Referencial (TR) relativos a 9 de julho de 2026.</w:t>
+      </w:r>
+    </w:p>
+    <w:p>
+      <w:pPr>
+        <w:spacing w:after="40"/>
+      </w:pPr>
+      <w:r>
+        <w:rPr>
+          <w:b/>
+          <w:color w:val="888888"/>
+          <w:sz w:val="18"/>
+        </w:rPr>
+        <w:t xml:space="preserve">Publicado: </w:t>
+      </w:r>
+      <w:r>
+        <w:rPr>
+          <w:color w:val="888888"/>
+          <w:sz w:val="18"/>
+        </w:rPr>
+        <w:t xml:space="preserve">2026-07-10T09:06   </w:t>
+      </w:r>
+      <w:hyperlink r:id="rId9">
+        <w:r>
+          <w:rPr>
+            <w:color w:val="1A4D2E"/>
+            <w:u w:val="single"/>
+            <w:b/>
+          </w:rPr>
+          <w:t>Acessar materia</w:t>
+        </w:r>
+      </w:hyperlink>
+    </w:p>
+    <w:p>
+      <w:pPr>
+        <w:spacing w:after="120"/>
+      </w:pPr>
+      <w:r>
+        <w:rPr>
+          <w:i/>
+          <w:color w:val="888888"/>
+          <w:sz w:val="16"/>
+        </w:rPr>
+        <w:t>Divulgação de taxas de referência importantes para o mercado financeiro.</w:t>
+      </w:r>
+    </w:p>
+    <w:p>
+      <w:pPr>
+        <w:spacing w:before="160" w:after="40"/>
+      </w:pPr>
+      <w:r>
+        <w:rPr>
+          <w:b/>
+          <w:color w:val="1A1A1A"/>
+          <w:sz w:val="22"/>
+        </w:rPr>
+        <w:t xml:space="preserve">Comunicado n° 45.534, 9/7/2026   </w:t>
+      </w:r>
+      <w:r>
+        <w:rPr>
+          <w:b/>
+          <w:color w:val="C0392B"/>
+          <w:sz w:val="16"/>
+        </w:rPr>
+        <w:t>[ALTA]</w:t>
+      </w:r>
+    </w:p>
+    <w:p>
+      <w:pPr>
+        <w:spacing w:after="40"/>
+      </w:pPr>
+      <w:r>
+        <w:rPr>
+          <w:color w:val="4A4A4A"/>
+          <w:sz w:val="20"/>
+        </w:rPr>
+        <w:t>Divulga condições para a realização de operações compromissadas com instituições financeiras participantes do módulo Oferta Pública (Ofpub).</w:t>
+      </w:r>
+    </w:p>
+    <w:p>
+      <w:pPr>
+        <w:spacing w:after="40"/>
+      </w:pPr>
+      <w:r>
+        <w:rPr>
+          <w:b/>
+          <w:color w:val="888888"/>
+          <w:sz w:val="18"/>
+        </w:rPr>
+        <w:t xml:space="preserve">Publicado: </w:t>
+      </w:r>
+      <w:r>
+        <w:rPr>
+          <w:color w:val="888888"/>
+          <w:sz w:val="18"/>
+        </w:rPr>
+        <w:t xml:space="preserve">2026-07-09T18:31   </w:t>
+      </w:r>
+      <w:hyperlink r:id="rId10">
+        <w:r>
+          <w:rPr>
+            <w:color w:val="1A4D2E"/>
+            <w:u w:val="single"/>
+            <w:b/>
+          </w:rPr>
+          <w:t>Acessar materia</w:t>
+        </w:r>
+      </w:hyperlink>
+    </w:p>
+    <w:p>
+      <w:pPr>
+        <w:spacing w:after="120"/>
+      </w:pPr>
+      <w:r>
+        <w:rPr>
+          <w:i/>
+          <w:color w:val="888888"/>
+          <w:sz w:val="16"/>
+        </w:rPr>
+        <w:t>Estabelece condições para operações financeiras, com impacto direto em instituições do mercado.</w:t>
+      </w:r>
+    </w:p>
+    <w:p>
+      <w:pPr>
+        <w:spacing w:before="160" w:after="40"/>
+      </w:pPr>
+      <w:r>
+        <w:rPr>
+          <w:b/>
+          <w:color w:val="1A1A1A"/>
+          <w:sz w:val="22"/>
+        </w:rPr>
+        <w:t xml:space="preserve">Comunicado n° 45.533, 9/7/2026   </w:t>
+      </w:r>
+      <w:r>
+        <w:rPr>
+          <w:b/>
+          <w:color w:val="C0392B"/>
+          <w:sz w:val="16"/>
+        </w:rPr>
+        <w:t>[ALTA]</w:t>
+      </w:r>
+    </w:p>
+    <w:p>
+      <w:pPr>
+        <w:spacing w:after="40"/>
+      </w:pPr>
+      <w:r>
+        <w:rPr>
+          <w:color w:val="4A4A4A"/>
+          <w:sz w:val="20"/>
+        </w:rPr>
+        <w:t>Divulga as condições de oferta pública para a realização de operações de swap para fins de rolagem do vencimento de 03/08/2026.</w:t>
+      </w:r>
+    </w:p>
+    <w:p>
+      <w:pPr>
+        <w:spacing w:after="40"/>
+      </w:pPr>
+      <w:r>
+        <w:rPr>
+          <w:b/>
+          <w:color w:val="888888"/>
+          <w:sz w:val="18"/>
+        </w:rPr>
+        <w:t xml:space="preserve">Publicado: </w:t>
+      </w:r>
+      <w:r>
+        <w:rPr>
+          <w:color w:val="888888"/>
+          <w:sz w:val="18"/>
+        </w:rPr>
+        <w:t xml:space="preserve">2026-07-09T18:30   </w:t>
+      </w:r>
+      <w:hyperlink r:id="rId11">
+        <w:r>
+          <w:rPr>
+            <w:color w:val="1A4D2E"/>
+            <w:u w:val="single"/>
+            <w:b/>
+          </w:rPr>
+          <w:t>Acessar materia</w:t>
+        </w:r>
+      </w:hyperlink>
+    </w:p>
+    <w:p>
+      <w:pPr>
+        <w:spacing w:after="120"/>
+      </w:pPr>
+      <w:r>
+        <w:rPr>
+          <w:i/>
+          <w:color w:val="888888"/>
+          <w:sz w:val="16"/>
+        </w:rPr>
+        <w:t>Define condições para operações de swap, impactando o mercado de câmbio e derivativos.</w:t>
+      </w:r>
+    </w:p>
+    <w:p>
+      <w:pPr>
+        <w:spacing w:before="160" w:after="40"/>
+      </w:pPr>
+      <w:r>
+        <w:rPr>
+          <w:b/>
+          <w:color w:val="1A1A1A"/>
+          <w:sz w:val="22"/>
+        </w:rPr>
+        <w:t xml:space="preserve">Instrução Normativa BCB n° 761, 9/7/2026   </w:t>
+      </w:r>
+      <w:r>
+        <w:rPr>
+          <w:b/>
+          <w:color w:val="C0392B"/>
+          <w:sz w:val="16"/>
+        </w:rPr>
+        <w:t>[ALTA]</w:t>
+      </w:r>
+    </w:p>
+    <w:p>
+      <w:pPr>
+        <w:spacing w:after="40"/>
+      </w:pPr>
+      <w:r>
+        <w:rPr>
+          <w:color w:val="4A4A4A"/>
+          <w:sz w:val="20"/>
+        </w:rPr>
+        <w:t>Divulga orientações sobre medidas reforçadas para instituições financeiras em operações com países com deficiências nas recomendações do Gafi.</w:t>
+      </w:r>
+    </w:p>
+    <w:p>
+      <w:pPr>
+        <w:spacing w:after="40"/>
+      </w:pPr>
+      <w:r>
+        <w:rPr>
+          <w:b/>
+          <w:color w:val="888888"/>
+          <w:sz w:val="18"/>
+        </w:rPr>
+        <w:t xml:space="preserve">Publicado: </w:t>
+      </w:r>
+      <w:r>
+        <w:rPr>
+          <w:color w:val="888888"/>
+          <w:sz w:val="18"/>
+        </w:rPr>
+        <w:t xml:space="preserve">2026-07-09T16:33   </w:t>
+      </w:r>
+      <w:hyperlink r:id="rId12">
+        <w:r>
+          <w:rPr>
+            <w:color w:val="1A4D2E"/>
+            <w:u w:val="single"/>
+            <w:b/>
+          </w:rPr>
+          <w:t>Acessar materia</w:t>
+        </w:r>
+      </w:hyperlink>
+    </w:p>
+    <w:p>
+      <w:pPr>
+        <w:spacing w:after="120"/>
+      </w:pPr>
+      <w:r>
+        <w:rPr>
+          <w:i/>
+          <w:color w:val="888888"/>
+          <w:sz w:val="16"/>
+        </w:rPr>
+        <w:t>Instrução normativa com impacto regulatório direto sobre compliance e prevenção à lavagem de dinheiro para instituições financeiras.</w:t>
+      </w:r>
+    </w:p>
+    <w:p>
+      <w:pPr>
+        <w:spacing w:before="160" w:after="40"/>
+      </w:pPr>
+      <w:r>
+        <w:rPr>
+          <w:b/>
+          <w:color w:val="1A1A1A"/>
+          <w:sz w:val="22"/>
+        </w:rPr>
+        <w:t xml:space="preserve">Instrução Normativa BCB n° 760, 9/7/2026   </w:t>
+      </w:r>
+      <w:r>
+        <w:rPr>
+          <w:b/>
+          <w:color w:val="D68910"/>
+          <w:sz w:val="16"/>
+        </w:rPr>
+        <w:t>[MÉDIA]</w:t>
+      </w:r>
+    </w:p>
+    <w:p>
+      <w:pPr>
+        <w:spacing w:after="40"/>
+      </w:pPr>
+      <w:r>
+        <w:rPr>
+          <w:color w:val="4A4A4A"/>
+          <w:sz w:val="20"/>
+        </w:rPr>
+        <w:t>Divulga a versão 9.0 do Manual de Experiência do Cliente no Open Finance.</w:t>
+      </w:r>
+    </w:p>
+    <w:p>
+      <w:pPr>
+        <w:spacing w:after="40"/>
+      </w:pPr>
+      <w:r>
+        <w:rPr>
+          <w:b/>
+          <w:color w:val="888888"/>
+          <w:sz w:val="18"/>
+        </w:rPr>
+        <w:t xml:space="preserve">Publicado: </w:t>
+      </w:r>
+      <w:r>
+        <w:rPr>
+          <w:color w:val="888888"/>
+          <w:sz w:val="18"/>
+        </w:rPr>
+        <w:t xml:space="preserve">2026-07-09T13:46   </w:t>
+      </w:r>
+      <w:hyperlink r:id="rId17">
+        <w:r>
+          <w:rPr>
+            <w:color w:val="1A4D2E"/>
+            <w:u w:val="single"/>
+            <w:b/>
+          </w:rPr>
+          <w:t>Acessar materia</w:t>
+        </w:r>
+      </w:hyperlink>
+    </w:p>
+    <w:p>
+      <w:pPr>
+        <w:spacing w:after="120"/>
+      </w:pPr>
+      <w:r>
+        <w:rPr>
+          <w:i/>
+          <w:color w:val="888888"/>
+          <w:sz w:val="16"/>
+        </w:rPr>
+        <w:t>Atualização de manual técnico do Open Finance, com impacto operacional para as instituições.</w:t>
+      </w:r>
+    </w:p>
+    <w:p>
+      <w:pPr>
+        <w:spacing w:before="160" w:after="40"/>
+      </w:pPr>
+      <w:r>
+        <w:rPr>
+          <w:b/>
+          <w:color w:val="1A1A1A"/>
+          <w:sz w:val="22"/>
+        </w:rPr>
+        <w:t xml:space="preserve">Instrução Normativa BCB n° 759, 9/7/2026   </w:t>
+      </w:r>
+      <w:r>
+        <w:rPr>
+          <w:b/>
+          <w:color w:val="D68910"/>
+          <w:sz w:val="16"/>
+        </w:rPr>
+        <w:t>[MÉDIA]</w:t>
+      </w:r>
+    </w:p>
+    <w:p>
+      <w:pPr>
+        <w:spacing w:after="40"/>
+      </w:pPr>
+      <w:r>
+        <w:rPr>
+          <w:color w:val="4A4A4A"/>
+          <w:sz w:val="20"/>
+        </w:rPr>
+        <w:t>Divulga a versão 8.0 do Manual de Escopo de Dados e Serviços do Open Finance.</w:t>
+      </w:r>
+    </w:p>
+    <w:p>
+      <w:pPr>
+        <w:spacing w:after="40"/>
+      </w:pPr>
+      <w:r>
+        <w:rPr>
+          <w:b/>
+          <w:color w:val="888888"/>
+          <w:sz w:val="18"/>
+        </w:rPr>
+        <w:t xml:space="preserve">Publicado: </w:t>
+      </w:r>
+      <w:r>
+        <w:rPr>
+          <w:color w:val="888888"/>
+          <w:sz w:val="18"/>
+        </w:rPr>
+        <w:t xml:space="preserve">2026-07-09T13:26   </w:t>
+      </w:r>
+      <w:hyperlink r:id="rId18">
+        <w:r>
+          <w:rPr>
+            <w:color w:val="1A4D2E"/>
+            <w:u w:val="single"/>
+            <w:b/>
+          </w:rPr>
+          <w:t>Acessar materia</w:t>
+        </w:r>
+      </w:hyperlink>
+    </w:p>
+    <w:p>
+      <w:pPr>
+        <w:spacing w:after="120"/>
+      </w:pPr>
+      <w:r>
+        <w:rPr>
+          <w:i/>
+          <w:color w:val="888888"/>
+          <w:sz w:val="16"/>
+        </w:rPr>
+        <w:t>Atualização de manual técnico do Open Finance, com impacto operacional para as instituições.</w:t>
+      </w:r>
+    </w:p>
+    <w:p>
+      <w:pPr>
+        <w:spacing w:before="160" w:after="40"/>
+      </w:pPr>
+      <w:r>
+        <w:rPr>
+          <w:b/>
+          <w:color w:val="1A1A1A"/>
+          <w:sz w:val="22"/>
+        </w:rPr>
+        <w:t xml:space="preserve">Comunicado n° 45.532, 9/7/2026   </w:t>
+      </w:r>
+      <w:r>
+        <w:rPr>
+          <w:b/>
+          <w:color w:val="D68910"/>
+          <w:sz w:val="16"/>
+        </w:rPr>
+        <w:t>[MÉDIA]</w:t>
+      </w:r>
+    </w:p>
+    <w:p>
+      <w:pPr>
+        <w:spacing w:after="40"/>
+      </w:pPr>
+      <w:r>
+        <w:rPr>
+          <w:color w:val="4A4A4A"/>
+          <w:sz w:val="20"/>
+        </w:rPr>
+        <w:t>Divulga o resultado de leilões de swap.</w:t>
+      </w:r>
+    </w:p>
+    <w:p>
+      <w:pPr>
+        <w:spacing w:after="40"/>
+      </w:pPr>
+      <w:r>
+        <w:rPr>
+          <w:b/>
+          <w:color w:val="888888"/>
+          <w:sz w:val="18"/>
+        </w:rPr>
+        <w:t xml:space="preserve">Publicado: </w:t>
+      </w:r>
+      <w:r>
+        <w:rPr>
+          <w:color w:val="888888"/>
+          <w:sz w:val="18"/>
+        </w:rPr>
+        <w:t xml:space="preserve">2026-07-09T11:44   </w:t>
+      </w:r>
+      <w:hyperlink r:id="rId19">
+        <w:r>
+          <w:rPr>
+            <w:color w:val="1A4D2E"/>
+            <w:u w:val="single"/>
+            <w:b/>
+          </w:rPr>
+          <w:t>Acessar materia</w:t>
+        </w:r>
+      </w:hyperlink>
+    </w:p>
+    <w:p>
+      <w:pPr>
+        <w:spacing w:after="120"/>
+      </w:pPr>
+      <w:r>
+        <w:rPr>
+          <w:i/>
+          <w:color w:val="888888"/>
+          <w:sz w:val="16"/>
+        </w:rPr>
+        <w:t>Informação sobre o resultado de leilões de swap, relevante para o mercado financeiro.</w:t>
+      </w:r>
+    </w:p>
+    <w:p>
+      <w:pPr>
+        <w:spacing w:before="160" w:after="40"/>
+      </w:pPr>
+      <w:r>
+        <w:rPr>
+          <w:b/>
+          <w:color w:val="1A1A1A"/>
+          <w:sz w:val="22"/>
+        </w:rPr>
+        <w:t xml:space="preserve">Comunicado n° 45.531, 9/7/2026   </w:t>
+      </w:r>
+      <w:r>
+        <w:rPr>
+          <w:b/>
+          <w:color w:val="D68910"/>
+          <w:sz w:val="16"/>
+        </w:rPr>
+        <w:t>[MÉDIA]</w:t>
+      </w:r>
+    </w:p>
+    <w:p>
+      <w:pPr>
+        <w:spacing w:after="40"/>
+      </w:pPr>
+      <w:r>
+        <w:rPr>
+          <w:color w:val="4A4A4A"/>
+          <w:sz w:val="20"/>
+        </w:rPr>
+        <w:t>Divulga a realização de leilão de Swap Cambial Tradicional para fins de rolagem.</w:t>
+      </w:r>
+    </w:p>
+    <w:p>
+      <w:pPr>
+        <w:spacing w:after="40"/>
+      </w:pPr>
+      <w:r>
+        <w:rPr>
+          <w:b/>
+          <w:color w:val="888888"/>
+          <w:sz w:val="18"/>
+        </w:rPr>
+        <w:t xml:space="preserve">Publicado: </w:t>
+      </w:r>
+      <w:r>
+        <w:rPr>
+          <w:color w:val="888888"/>
+          <w:sz w:val="18"/>
+        </w:rPr>
+        <w:t xml:space="preserve">2026-07-09T11:30   </w:t>
+      </w:r>
+      <w:hyperlink r:id="rId20">
+        <w:r>
+          <w:rPr>
+            <w:color w:val="1A4D2E"/>
+            <w:u w:val="single"/>
+            <w:b/>
+          </w:rPr>
+          <w:t>Acessar materia</w:t>
+        </w:r>
+      </w:hyperlink>
+    </w:p>
+    <w:p>
+      <w:pPr>
+        <w:spacing w:after="120"/>
+      </w:pPr>
+      <w:r>
+        <w:rPr>
+          <w:i/>
+          <w:color w:val="888888"/>
+          <w:sz w:val="16"/>
+        </w:rPr>
+        <w:t>Anúncio de leilão de swap cambial, relevante para o mercado financeiro.</w:t>
+      </w:r>
+    </w:p>
+    <w:p>
+      <w:pPr>
+        <w:spacing w:before="160" w:after="40"/>
+      </w:pPr>
+      <w:r>
+        <w:rPr>
+          <w:b/>
+          <w:color w:val="1A1A1A"/>
+          <w:sz w:val="22"/>
+        </w:rPr>
+        <w:t xml:space="preserve">Comunicado n° 45.530, 9/7/2026   </w:t>
+      </w:r>
+      <w:r>
+        <w:rPr>
+          <w:b/>
+          <w:color w:val="D68910"/>
+          <w:sz w:val="16"/>
+        </w:rPr>
+        <w:t>[MÉDIA]</w:t>
+      </w:r>
+    </w:p>
+    <w:p>
+      <w:pPr>
+        <w:spacing w:after="40"/>
+      </w:pPr>
+      <w:r>
+        <w:rPr>
+          <w:color w:val="4A4A4A"/>
+          <w:sz w:val="20"/>
+        </w:rPr>
+        <w:t>Divulga a realização de leilão de Swap Cambial Tradicional para fins de rolagem.</w:t>
+      </w:r>
+    </w:p>
+    <w:p>
+      <w:pPr>
+        <w:spacing w:after="40"/>
+      </w:pPr>
+      <w:r>
+        <w:rPr>
+          <w:b/>
+          <w:color w:val="888888"/>
+          <w:sz w:val="18"/>
+        </w:rPr>
+        <w:t xml:space="preserve">Publicado: </w:t>
+      </w:r>
+      <w:r>
+        <w:rPr>
+          <w:color w:val="888888"/>
+          <w:sz w:val="18"/>
+        </w:rPr>
+        <w:t xml:space="preserve">2026-07-09T11:30   </w:t>
+      </w:r>
+      <w:hyperlink r:id="rId21">
+        <w:r>
+          <w:rPr>
+            <w:color w:val="1A4D2E"/>
+            <w:u w:val="single"/>
+            <w:b/>
+          </w:rPr>
+          <w:t>Acessar materia</w:t>
+        </w:r>
+      </w:hyperlink>
+    </w:p>
+    <w:p>
+      <w:pPr>
+        <w:spacing w:after="120"/>
+      </w:pPr>
+      <w:r>
+        <w:rPr>
+          <w:i/>
+          <w:color w:val="888888"/>
+          <w:sz w:val="16"/>
+        </w:rPr>
+        <w:t>Anúncio de leilão de swap cambial, relevante para o mercado financeiro.</w:t>
+      </w:r>
+    </w:p>
+    <w:p>
+      <w:pPr>
+        <w:spacing w:before="160" w:after="40"/>
+      </w:pPr>
+      <w:r>
+        <w:rPr>
+          <w:b/>
+          <w:color w:val="1A1A1A"/>
+          <w:sz w:val="22"/>
+        </w:rPr>
         <w:t xml:space="preserve">Comunicado n° 45.529, 9/7/2026   </w:t>
       </w:r>
       <w:r>
@@ -1400,7 +1575,7 @@
         </w:rPr>
         <w:t xml:space="preserve">2026-07-09T10:21   </w:t>
       </w:r>
-      <w:hyperlink r:id="rId23">
+      <w:hyperlink r:id="rId22">
         <w:r>
           <w:rPr>
             <w:color w:val="1A4D2E"/>
@@ -1421,7 +1596,7 @@
           <w:color w:val="888888"/>
           <w:sz w:val="16"/>
         </w:rPr>
-        <w:t>Divulgação de interesse em controle de instituição de pagamento, relevante para o setor financeiro.</w:t>
+        <w:t>Divulgação de nome de interessado em controle de Instituição de Pagamento, relevante para o mercado financeiro.</w:t>
       </w:r>
     </w:p>
     <w:p>
@@ -1476,7 +1651,7 @@
         </w:rPr>
         <w:t xml:space="preserve">2026-07-09T09:36   </w:t>
       </w:r>
-      <w:hyperlink r:id="rId24">
+      <w:hyperlink r:id="rId23">
         <w:r>
           <w:rPr>
             <w:color w:val="1A4D2E"/>
@@ -1497,919 +1672,7 @@
           <w:color w:val="888888"/>
           <w:sz w:val="16"/>
         </w:rPr>
-        <w:t>Divulgação de nomes para cargos de administração em instituições financeiras, importante para governança corporativa.</w:t>
-      </w:r>
-    </w:p>
-    <w:p>
-      <w:pPr>
-        <w:spacing w:before="160" w:after="40"/>
-      </w:pPr>
-      <w:r>
-        <w:rPr>
-          <w:b/>
-          <w:color w:val="1A1A1A"/>
-          <w:sz w:val="22"/>
-        </w:rPr>
-        <w:t xml:space="preserve">Comunicado n° 45.527, 9/7/2026   </w:t>
-      </w:r>
-      <w:r>
-        <w:rPr>
-          <w:b/>
-          <w:color w:val="D68910"/>
-          <w:sz w:val="16"/>
-        </w:rPr>
-        <w:t>[MÉDIA]</w:t>
-      </w:r>
-    </w:p>
-    <w:p>
-      <w:pPr>
-        <w:spacing w:after="40"/>
-      </w:pPr>
-      <w:r>
-        <w:rPr>
-          <w:color w:val="4A4A4A"/>
-          <w:sz w:val="20"/>
-        </w:rPr>
-        <w:t>Divulga nome aprovado de pessoas eleitas/nomeadas para cargos de órgãos estatutários ou contratuais de sociedades autorizadas a funcionar pelo Banco Central do Brasil.</w:t>
-      </w:r>
-    </w:p>
-    <w:p>
-      <w:pPr>
-        <w:spacing w:after="40"/>
-      </w:pPr>
-      <w:r>
-        <w:rPr>
-          <w:b/>
-          <w:color w:val="888888"/>
-          <w:sz w:val="18"/>
-        </w:rPr>
-        <w:t xml:space="preserve">Publicado: </w:t>
-      </w:r>
-      <w:r>
-        <w:rPr>
-          <w:color w:val="888888"/>
-          <w:sz w:val="18"/>
-        </w:rPr>
-        <w:t xml:space="preserve">2026-07-09T09:35   </w:t>
-      </w:r>
-      <w:hyperlink r:id="rId25">
-        <w:r>
-          <w:rPr>
-            <w:color w:val="1A4D2E"/>
-            <w:u w:val="single"/>
-            <w:b/>
-          </w:rPr>
-          <w:t>Acessar materia</w:t>
-        </w:r>
-      </w:hyperlink>
-    </w:p>
-    <w:p>
-      <w:pPr>
-        <w:spacing w:after="120"/>
-      </w:pPr>
-      <w:r>
-        <w:rPr>
-          <w:i/>
-          <w:color w:val="888888"/>
-          <w:sz w:val="16"/>
-        </w:rPr>
-        <w:t>Divulgação de nomes aprovados para cargos em instituições financeiras, importante para governança corporativa.</w:t>
-      </w:r>
-    </w:p>
-    <w:p>
-      <w:pPr>
-        <w:spacing w:before="160" w:after="40"/>
-      </w:pPr>
-      <w:r>
-        <w:rPr>
-          <w:b/>
-          <w:color w:val="1A1A1A"/>
-          <w:sz w:val="22"/>
-        </w:rPr>
-        <w:t xml:space="preserve">Comunicado n° 45.526, 9/7/2026   </w:t>
-      </w:r>
-      <w:r>
-        <w:rPr>
-          <w:b/>
-          <w:color w:val="C0392B"/>
-          <w:sz w:val="16"/>
-        </w:rPr>
-        <w:t>[ALTA]</w:t>
-      </w:r>
-    </w:p>
-    <w:p>
-      <w:pPr>
-        <w:spacing w:after="40"/>
-      </w:pPr>
-      <w:r>
-        <w:rPr>
-          <w:color w:val="4A4A4A"/>
-          <w:sz w:val="20"/>
-        </w:rPr>
-        <w:t>Divulga a Taxa Básica Financeira (TBF), o Redutor 'R' e a Taxa Referencial (TR) relativos a 8 de julho de 2026.</w:t>
-      </w:r>
-    </w:p>
-    <w:p>
-      <w:pPr>
-        <w:spacing w:after="40"/>
-      </w:pPr>
-      <w:r>
-        <w:rPr>
-          <w:b/>
-          <w:color w:val="888888"/>
-          <w:sz w:val="18"/>
-        </w:rPr>
-        <w:t xml:space="preserve">Publicado: </w:t>
-      </w:r>
-      <w:r>
-        <w:rPr>
-          <w:color w:val="888888"/>
-          <w:sz w:val="18"/>
-        </w:rPr>
-        <w:t xml:space="preserve">2026-07-09T09:02   </w:t>
-      </w:r>
-      <w:hyperlink r:id="rId9">
-        <w:r>
-          <w:rPr>
-            <w:color w:val="1A4D2E"/>
-            <w:u w:val="single"/>
-            <w:b/>
-          </w:rPr>
-          <w:t>Acessar materia</w:t>
-        </w:r>
-      </w:hyperlink>
-    </w:p>
-    <w:p>
-      <w:pPr>
-        <w:spacing w:after="120"/>
-      </w:pPr>
-      <w:r>
-        <w:rPr>
-          <w:i/>
-          <w:color w:val="888888"/>
-          <w:sz w:val="16"/>
-        </w:rPr>
-        <w:t>Divulgação de taxas financeiras de referência, com impacto direto no mercado e operações financeiras.</w:t>
-      </w:r>
-    </w:p>
-    <w:p>
-      <w:pPr>
-        <w:spacing w:before="160" w:after="40"/>
-      </w:pPr>
-      <w:r>
-        <w:rPr>
-          <w:b/>
-          <w:color w:val="1A1A1A"/>
-          <w:sz w:val="22"/>
-        </w:rPr>
-        <w:t xml:space="preserve">Comunicado n° 45.525, 8/7/2026   </w:t>
-      </w:r>
-      <w:r>
-        <w:rPr>
-          <w:b/>
-          <w:color w:val="C0392B"/>
-          <w:sz w:val="16"/>
-        </w:rPr>
-        <w:t>[ALTA]</w:t>
-      </w:r>
-    </w:p>
-    <w:p>
-      <w:pPr>
-        <w:spacing w:after="40"/>
-      </w:pPr>
-      <w:r>
-        <w:rPr>
-          <w:color w:val="4A4A4A"/>
-          <w:sz w:val="20"/>
-        </w:rPr>
-        <w:t>Divulga as condições de oferta pública para a realização de operações de swap para fins de rolagem do vencimento de 03/08/2026.</w:t>
-      </w:r>
-    </w:p>
-    <w:p>
-      <w:pPr>
-        <w:spacing w:after="40"/>
-      </w:pPr>
-      <w:r>
-        <w:rPr>
-          <w:b/>
-          <w:color w:val="888888"/>
-          <w:sz w:val="18"/>
-        </w:rPr>
-        <w:t xml:space="preserve">Publicado: </w:t>
-      </w:r>
-      <w:r>
-        <w:rPr>
-          <w:color w:val="888888"/>
-          <w:sz w:val="18"/>
-        </w:rPr>
-        <w:t xml:space="preserve">2026-07-08T18:31   </w:t>
-      </w:r>
-      <w:hyperlink r:id="rId10">
-        <w:r>
-          <w:rPr>
-            <w:color w:val="1A4D2E"/>
-            <w:u w:val="single"/>
-            <w:b/>
-          </w:rPr>
-          <w:t>Acessar materia</w:t>
-        </w:r>
-      </w:hyperlink>
-    </w:p>
-    <w:p>
-      <w:pPr>
-        <w:spacing w:after="120"/>
-      </w:pPr>
-      <w:r>
-        <w:rPr>
-          <w:i/>
-          <w:color w:val="888888"/>
-          <w:sz w:val="16"/>
-        </w:rPr>
-        <w:t>Condições de oferta pública para operações de swap, relevante para o mercado financeiro e gestão de dívida.</w:t>
-      </w:r>
-    </w:p>
-    <w:p>
-      <w:pPr>
-        <w:spacing w:before="160" w:after="40"/>
-      </w:pPr>
-      <w:r>
-        <w:rPr>
-          <w:b/>
-          <w:color w:val="1A1A1A"/>
-          <w:sz w:val="22"/>
-        </w:rPr>
-        <w:t xml:space="preserve">Comunicado n° 45.524, 8/7/2026   </w:t>
-      </w:r>
-      <w:r>
-        <w:rPr>
-          <w:b/>
-          <w:color w:val="C0392B"/>
-          <w:sz w:val="16"/>
-        </w:rPr>
-        <w:t>[ALTA]</w:t>
-      </w:r>
-    </w:p>
-    <w:p>
-      <w:pPr>
-        <w:spacing w:after="40"/>
-      </w:pPr>
-      <w:r>
-        <w:rPr>
-          <w:color w:val="4A4A4A"/>
-          <w:sz w:val="20"/>
-        </w:rPr>
-        <w:t>Divulga condições para a realização de operações compromissadas com instituições financeiras participantes do módulo Oferta Pública (Ofpub).</w:t>
-      </w:r>
-    </w:p>
-    <w:p>
-      <w:pPr>
-        <w:spacing w:after="40"/>
-      </w:pPr>
-      <w:r>
-        <w:rPr>
-          <w:b/>
-          <w:color w:val="888888"/>
-          <w:sz w:val="18"/>
-        </w:rPr>
-        <w:t xml:space="preserve">Publicado: </w:t>
-      </w:r>
-      <w:r>
-        <w:rPr>
-          <w:color w:val="888888"/>
-          <w:sz w:val="18"/>
-        </w:rPr>
-        <w:t xml:space="preserve">2026-07-08T18:30   </w:t>
-      </w:r>
-      <w:hyperlink r:id="rId11">
-        <w:r>
-          <w:rPr>
-            <w:color w:val="1A4D2E"/>
-            <w:u w:val="single"/>
-            <w:b/>
-          </w:rPr>
-          <w:t>Acessar materia</w:t>
-        </w:r>
-      </w:hyperlink>
-    </w:p>
-    <w:p>
-      <w:pPr>
-        <w:spacing w:after="120"/>
-      </w:pPr>
-      <w:r>
-        <w:rPr>
-          <w:i/>
-          <w:color w:val="888888"/>
-          <w:sz w:val="16"/>
-        </w:rPr>
-        <w:t>Condições para operações compromissadas, com impacto direto nas instituições financeiras e no mercado.</w:t>
-      </w:r>
-    </w:p>
-    <w:p>
-      <w:pPr>
-        <w:spacing w:before="160" w:after="40"/>
-      </w:pPr>
-      <w:r>
-        <w:rPr>
-          <w:b/>
-          <w:color w:val="1A1A1A"/>
-          <w:sz w:val="22"/>
-        </w:rPr>
-        <w:t xml:space="preserve">Comunicado n° 45.523, 8/7/2026   </w:t>
-      </w:r>
-      <w:r>
-        <w:rPr>
-          <w:b/>
-          <w:color w:val="D68910"/>
-          <w:sz w:val="16"/>
-        </w:rPr>
-        <w:t>[MÉDIA]</w:t>
-      </w:r>
-    </w:p>
-    <w:p>
-      <w:pPr>
-        <w:spacing w:after="40"/>
-      </w:pPr>
-      <w:r>
-        <w:rPr>
-          <w:color w:val="4A4A4A"/>
-          <w:sz w:val="20"/>
-        </w:rPr>
-        <w:t>Divulga nome de pessoas com interesse em exercer o controle de Instituição de Pagamento.</w:t>
-      </w:r>
-    </w:p>
-    <w:p>
-      <w:pPr>
-        <w:spacing w:after="40"/>
-      </w:pPr>
-      <w:r>
-        <w:rPr>
-          <w:b/>
-          <w:color w:val="888888"/>
-          <w:sz w:val="18"/>
-        </w:rPr>
-        <w:t xml:space="preserve">Publicado: </w:t>
-      </w:r>
-      <w:r>
-        <w:rPr>
-          <w:color w:val="888888"/>
-          <w:sz w:val="18"/>
-        </w:rPr>
-        <w:t xml:space="preserve">2026-07-08T17:40   </w:t>
-      </w:r>
-      <w:hyperlink r:id="rId26">
-        <w:r>
-          <w:rPr>
-            <w:color w:val="1A4D2E"/>
-            <w:u w:val="single"/>
-            <w:b/>
-          </w:rPr>
-          <w:t>Acessar materia</w:t>
-        </w:r>
-      </w:hyperlink>
-    </w:p>
-    <w:p>
-      <w:pPr>
-        <w:spacing w:after="120"/>
-      </w:pPr>
-      <w:r>
-        <w:rPr>
-          <w:i/>
-          <w:color w:val="888888"/>
-          <w:sz w:val="16"/>
-        </w:rPr>
-        <w:t>Divulgação de interesse em controle de instituição de pagamento, relevante para o setor financeiro.</w:t>
-      </w:r>
-    </w:p>
-    <w:p>
-      <w:pPr>
-        <w:spacing w:before="160" w:after="40"/>
-      </w:pPr>
-      <w:r>
-        <w:rPr>
-          <w:b/>
-          <w:color w:val="1A1A1A"/>
-          <w:sz w:val="22"/>
-        </w:rPr>
-        <w:t xml:space="preserve">Instrução Normativa BCB n° 758, 8/7/2026   </w:t>
-      </w:r>
-      <w:r>
-        <w:rPr>
-          <w:b/>
-          <w:color w:val="C0392B"/>
-          <w:sz w:val="16"/>
-        </w:rPr>
-        <w:t>[ALTA]</w:t>
-      </w:r>
-    </w:p>
-    <w:p>
-      <w:pPr>
-        <w:spacing w:after="40"/>
-      </w:pPr>
-      <w:r>
-        <w:rPr>
-          <w:color w:val="4A4A4A"/>
-          <w:sz w:val="20"/>
-        </w:rPr>
-        <w:t>Altera o Manual de Crédito Rural (MCR) para ajustar prazos e orientar instituições financeiras sobre procedimentos de reversão de desclassificação no Sicor.</w:t>
-      </w:r>
-    </w:p>
-    <w:p>
-      <w:pPr>
-        <w:spacing w:after="40"/>
-      </w:pPr>
-      <w:r>
-        <w:rPr>
-          <w:b/>
-          <w:color w:val="888888"/>
-          <w:sz w:val="18"/>
-        </w:rPr>
-        <w:t xml:space="preserve">Publicado: </w:t>
-      </w:r>
-      <w:r>
-        <w:rPr>
-          <w:color w:val="888888"/>
-          <w:sz w:val="18"/>
-        </w:rPr>
-        <w:t xml:space="preserve">2026-07-08T16:43   </w:t>
-      </w:r>
-      <w:hyperlink r:id="rId12">
-        <w:r>
-          <w:rPr>
-            <w:color w:val="1A4D2E"/>
-            <w:u w:val="single"/>
-            <w:b/>
-          </w:rPr>
-          <w:t>Acessar materia</w:t>
-        </w:r>
-      </w:hyperlink>
-    </w:p>
-    <w:p>
-      <w:pPr>
-        <w:spacing w:after="120"/>
-      </w:pPr>
-      <w:r>
-        <w:rPr>
-          <w:i/>
-          <w:color w:val="888888"/>
-          <w:sz w:val="16"/>
-        </w:rPr>
-        <w:t>Alteração de norma que afeta o crédito rural, com impacto direto em instituições financeiras e produtores.</w:t>
-      </w:r>
-    </w:p>
-    <w:p>
-      <w:pPr>
-        <w:spacing w:before="160" w:after="40"/>
-      </w:pPr>
-      <w:r>
-        <w:rPr>
-          <w:b/>
-          <w:color w:val="1A1A1A"/>
-          <w:sz w:val="22"/>
-        </w:rPr>
-        <w:t xml:space="preserve">Comunicado n° 45.522, 8/7/2026   </w:t>
-      </w:r>
-      <w:r>
-        <w:rPr>
-          <w:b/>
-          <w:color w:val="D68910"/>
-          <w:sz w:val="16"/>
-        </w:rPr>
-        <w:t>[MÉDIA]</w:t>
-      </w:r>
-    </w:p>
-    <w:p>
-      <w:pPr>
-        <w:spacing w:after="40"/>
-      </w:pPr>
-      <w:r>
-        <w:rPr>
-          <w:color w:val="4A4A4A"/>
-          <w:sz w:val="20"/>
-        </w:rPr>
-        <w:t>Divulga o resultado de leilões de swap.</w:t>
-      </w:r>
-    </w:p>
-    <w:p>
-      <w:pPr>
-        <w:spacing w:after="40"/>
-      </w:pPr>
-      <w:r>
-        <w:rPr>
-          <w:b/>
-          <w:color w:val="888888"/>
-          <w:sz w:val="18"/>
-        </w:rPr>
-        <w:t xml:space="preserve">Publicado: </w:t>
-      </w:r>
-      <w:r>
-        <w:rPr>
-          <w:color w:val="888888"/>
-          <w:sz w:val="18"/>
-        </w:rPr>
-        <w:t xml:space="preserve">2026-07-08T11:46   </w:t>
-      </w:r>
-      <w:hyperlink r:id="rId27">
-        <w:r>
-          <w:rPr>
-            <w:color w:val="1A4D2E"/>
-            <w:u w:val="single"/>
-            <w:b/>
-          </w:rPr>
-          <w:t>Acessar materia</w:t>
-        </w:r>
-      </w:hyperlink>
-    </w:p>
-    <w:p>
-      <w:pPr>
-        <w:spacing w:after="120"/>
-      </w:pPr>
-      <w:r>
-        <w:rPr>
-          <w:i/>
-          <w:color w:val="888888"/>
-          <w:sz w:val="16"/>
-        </w:rPr>
-        <w:t>Divulgação de resultados de leilões de swap, com relevância para o mercado financeiro.</w:t>
-      </w:r>
-    </w:p>
-    <w:p>
-      <w:pPr>
-        <w:spacing w:before="160" w:after="40"/>
-      </w:pPr>
-      <w:r>
-        <w:rPr>
-          <w:b/>
-          <w:color w:val="1A1A1A"/>
-          <w:sz w:val="22"/>
-        </w:rPr>
-        <w:t xml:space="preserve">Comunicado n° 45.521, 8/7/2026   </w:t>
-      </w:r>
-      <w:r>
-        <w:rPr>
-          <w:b/>
-          <w:color w:val="D68910"/>
-          <w:sz w:val="16"/>
-        </w:rPr>
-        <w:t>[MÉDIA]</w:t>
-      </w:r>
-    </w:p>
-    <w:p>
-      <w:pPr>
-        <w:spacing w:after="40"/>
-      </w:pPr>
-      <w:r>
-        <w:rPr>
-          <w:color w:val="4A4A4A"/>
-          <w:sz w:val="20"/>
-        </w:rPr>
-        <w:t>Divulga a realização de leilão de Swap Cambial Tradicional para fins de rolagem.</w:t>
-      </w:r>
-    </w:p>
-    <w:p>
-      <w:pPr>
-        <w:spacing w:after="40"/>
-      </w:pPr>
-      <w:r>
-        <w:rPr>
-          <w:b/>
-          <w:color w:val="888888"/>
-          <w:sz w:val="18"/>
-        </w:rPr>
-        <w:t xml:space="preserve">Publicado: </w:t>
-      </w:r>
-      <w:r>
-        <w:rPr>
-          <w:color w:val="888888"/>
-          <w:sz w:val="18"/>
-        </w:rPr>
-        <w:t xml:space="preserve">2026-07-08T11:30   </w:t>
-      </w:r>
-      <w:hyperlink r:id="rId28">
-        <w:r>
-          <w:rPr>
-            <w:color w:val="1A4D2E"/>
-            <w:u w:val="single"/>
-            <w:b/>
-          </w:rPr>
-          <w:t>Acessar materia</w:t>
-        </w:r>
-      </w:hyperlink>
-    </w:p>
-    <w:p>
-      <w:pPr>
-        <w:spacing w:after="120"/>
-      </w:pPr>
-      <w:r>
-        <w:rPr>
-          <w:i/>
-          <w:color w:val="888888"/>
-          <w:sz w:val="16"/>
-        </w:rPr>
-        <w:t>Divulgação de leilão de swap cambial, com impacto no mercado de câmbio.</w:t>
-      </w:r>
-    </w:p>
-    <w:p>
-      <w:pPr>
-        <w:spacing w:before="160" w:after="40"/>
-      </w:pPr>
-      <w:r>
-        <w:rPr>
-          <w:b/>
-          <w:color w:val="1A1A1A"/>
-          <w:sz w:val="22"/>
-        </w:rPr>
-        <w:t xml:space="preserve">Comunicado n° 45.520, 8/7/2026   </w:t>
-      </w:r>
-      <w:r>
-        <w:rPr>
-          <w:b/>
-          <w:color w:val="D68910"/>
-          <w:sz w:val="16"/>
-        </w:rPr>
-        <w:t>[MÉDIA]</w:t>
-      </w:r>
-    </w:p>
-    <w:p>
-      <w:pPr>
-        <w:spacing w:after="40"/>
-      </w:pPr>
-      <w:r>
-        <w:rPr>
-          <w:color w:val="4A4A4A"/>
-          <w:sz w:val="20"/>
-        </w:rPr>
-        <w:t>Divulga a realização de leilão de Swap Cambial Tradicional para fins de rolagem.</w:t>
-      </w:r>
-    </w:p>
-    <w:p>
-      <w:pPr>
-        <w:spacing w:after="40"/>
-      </w:pPr>
-      <w:r>
-        <w:rPr>
-          <w:b/>
-          <w:color w:val="888888"/>
-          <w:sz w:val="18"/>
-        </w:rPr>
-        <w:t xml:space="preserve">Publicado: </w:t>
-      </w:r>
-      <w:r>
-        <w:rPr>
-          <w:color w:val="888888"/>
-          <w:sz w:val="18"/>
-        </w:rPr>
-        <w:t xml:space="preserve">2026-07-08T11:30   </w:t>
-      </w:r>
-      <w:hyperlink r:id="rId29">
-        <w:r>
-          <w:rPr>
-            <w:color w:val="1A4D2E"/>
-            <w:u w:val="single"/>
-            <w:b/>
-          </w:rPr>
-          <w:t>Acessar materia</w:t>
-        </w:r>
-      </w:hyperlink>
-    </w:p>
-    <w:p>
-      <w:pPr>
-        <w:spacing w:after="120"/>
-      </w:pPr>
-      <w:r>
-        <w:rPr>
-          <w:i/>
-          <w:color w:val="888888"/>
-          <w:sz w:val="16"/>
-        </w:rPr>
-        <w:t>Divulgação de leilão de swap cambial, com impacto no mercado de câmbio.</w:t>
-      </w:r>
-    </w:p>
-    <w:p>
-      <w:pPr>
-        <w:spacing w:before="160" w:after="40"/>
-      </w:pPr>
-      <w:r>
-        <w:rPr>
-          <w:b/>
-          <w:color w:val="1A1A1A"/>
-          <w:sz w:val="22"/>
-        </w:rPr>
-        <w:t xml:space="preserve">Instrução Normativa BCB n° 757, 8/7/2026   </w:t>
-      </w:r>
-      <w:r>
-        <w:rPr>
-          <w:b/>
-          <w:color w:val="C0392B"/>
-          <w:sz w:val="16"/>
-        </w:rPr>
-        <w:t>[ALTA]</w:t>
-      </w:r>
-    </w:p>
-    <w:p>
-      <w:pPr>
-        <w:spacing w:after="40"/>
-      </w:pPr>
-      <w:r>
-        <w:rPr>
-          <w:color w:val="4A4A4A"/>
-          <w:sz w:val="20"/>
-        </w:rPr>
-        <w:t>Estabelece procedimentos para a prestação de informações ao Banco Central do Brasil relativas a contas de depósito em moeda estrangeira.</w:t>
-      </w:r>
-    </w:p>
-    <w:p>
-      <w:pPr>
-        <w:spacing w:after="40"/>
-      </w:pPr>
-      <w:r>
-        <w:rPr>
-          <w:b/>
-          <w:color w:val="888888"/>
-          <w:sz w:val="18"/>
-        </w:rPr>
-        <w:t xml:space="preserve">Publicado: </w:t>
-      </w:r>
-      <w:r>
-        <w:rPr>
-          <w:color w:val="888888"/>
-          <w:sz w:val="18"/>
-        </w:rPr>
-        <w:t xml:space="preserve">2026-07-08T10:39   </w:t>
-      </w:r>
-      <w:hyperlink r:id="rId13">
-        <w:r>
-          <w:rPr>
-            <w:color w:val="1A4D2E"/>
-            <w:u w:val="single"/>
-            <w:b/>
-          </w:rPr>
-          <w:t>Acessar materia</w:t>
-        </w:r>
-      </w:hyperlink>
-    </w:p>
-    <w:p>
-      <w:pPr>
-        <w:spacing w:after="120"/>
-      </w:pPr>
-      <w:r>
-        <w:rPr>
-          <w:i/>
-          <w:color w:val="888888"/>
-          <w:sz w:val="16"/>
-        </w:rPr>
-        <w:t>Norma que estabelece procedimentos para informações sobre contas em moeda estrangeira, com impacto em instituições financeiras e compliance.</w:t>
-      </w:r>
-    </w:p>
-    <w:p>
-      <w:pPr>
-        <w:spacing w:before="160" w:after="40"/>
-      </w:pPr>
-      <w:r>
-        <w:rPr>
-          <w:b/>
-          <w:color w:val="1A1A1A"/>
-          <w:sz w:val="22"/>
-        </w:rPr>
-        <w:t xml:space="preserve">Comunicado n° 45.519, 8/7/2026   </w:t>
-      </w:r>
-      <w:r>
-        <w:rPr>
-          <w:b/>
-          <w:color w:val="D68910"/>
-          <w:sz w:val="16"/>
-        </w:rPr>
-        <w:t>[MÉDIA]</w:t>
-      </w:r>
-    </w:p>
-    <w:p>
-      <w:pPr>
-        <w:spacing w:after="40"/>
-      </w:pPr>
-      <w:r>
-        <w:rPr>
-          <w:color w:val="4A4A4A"/>
-          <w:sz w:val="20"/>
-        </w:rPr>
-        <w:t>Divulga, para fins de recebimento de eventuais objeções, nomes de pessoas eleitas ou nomeadas para ocupar cargos de administração em instituições autorizadas a funcionar.</w:t>
-      </w:r>
-    </w:p>
-    <w:p>
-      <w:pPr>
-        <w:spacing w:after="40"/>
-      </w:pPr>
-      <w:r>
-        <w:rPr>
-          <w:b/>
-          <w:color w:val="888888"/>
-          <w:sz w:val="18"/>
-        </w:rPr>
-        <w:t xml:space="preserve">Publicado: </w:t>
-      </w:r>
-      <w:r>
-        <w:rPr>
-          <w:color w:val="888888"/>
-          <w:sz w:val="18"/>
-        </w:rPr>
-        <w:t xml:space="preserve">2026-07-08T09:53   </w:t>
-      </w:r>
-      <w:hyperlink r:id="rId30">
-        <w:r>
-          <w:rPr>
-            <w:color w:val="1A4D2E"/>
-            <w:u w:val="single"/>
-            <w:b/>
-          </w:rPr>
-          <w:t>Acessar materia</w:t>
-        </w:r>
-      </w:hyperlink>
-    </w:p>
-    <w:p>
-      <w:pPr>
-        <w:spacing w:after="120"/>
-      </w:pPr>
-      <w:r>
-        <w:rPr>
-          <w:i/>
-          <w:color w:val="888888"/>
-          <w:sz w:val="16"/>
-        </w:rPr>
-        <w:t>Divulgação de nomes para cargos de administração em instituições financeiras, importante para governança corporativa.</w:t>
-      </w:r>
-    </w:p>
-    <w:p>
-      <w:pPr>
-        <w:spacing w:before="160" w:after="40"/>
-      </w:pPr>
-      <w:r>
-        <w:rPr>
-          <w:b/>
-          <w:color w:val="1A1A1A"/>
-          <w:sz w:val="22"/>
-        </w:rPr>
-        <w:t xml:space="preserve">Comunicado n° 45.518, 8/7/2026   </w:t>
-      </w:r>
-      <w:r>
-        <w:rPr>
-          <w:b/>
-          <w:color w:val="D68910"/>
-          <w:sz w:val="16"/>
-        </w:rPr>
-        <w:t>[MÉDIA]</w:t>
-      </w:r>
-    </w:p>
-    <w:p>
-      <w:pPr>
-        <w:spacing w:after="40"/>
-      </w:pPr>
-      <w:r>
-        <w:rPr>
-          <w:color w:val="4A4A4A"/>
-          <w:sz w:val="20"/>
-        </w:rPr>
-        <w:t>Divulga nome aprovado de pessoas eleitas/nomeadas para cargos de órgãos estatutários ou contratuais de sociedades autorizadas a funcionar pelo Banco Central do Brasil.</w:t>
-      </w:r>
-    </w:p>
-    <w:p>
-      <w:pPr>
-        <w:spacing w:after="40"/>
-      </w:pPr>
-      <w:r>
-        <w:rPr>
-          <w:b/>
-          <w:color w:val="888888"/>
-          <w:sz w:val="18"/>
-        </w:rPr>
-        <w:t xml:space="preserve">Publicado: </w:t>
-      </w:r>
-      <w:r>
-        <w:rPr>
-          <w:color w:val="888888"/>
-          <w:sz w:val="18"/>
-        </w:rPr>
-        <w:t xml:space="preserve">2026-07-08T09:46   </w:t>
-      </w:r>
-      <w:hyperlink r:id="rId31">
-        <w:r>
-          <w:rPr>
-            <w:color w:val="1A4D2E"/>
-            <w:u w:val="single"/>
-            <w:b/>
-          </w:rPr>
-          <w:t>Acessar materia</w:t>
-        </w:r>
-      </w:hyperlink>
-    </w:p>
-    <w:p>
-      <w:pPr>
-        <w:spacing w:after="120"/>
-      </w:pPr>
-      <w:r>
-        <w:rPr>
-          <w:i/>
-          <w:color w:val="888888"/>
-          <w:sz w:val="16"/>
-        </w:rPr>
-        <w:t>Divulgação de nomes aprovados para cargos em instituições financeiras, importante para governança corporativa.</w:t>
+        <w:t>Divulgação de nomes para cargos de administração em instituições financeiras, relevante para o setor regulado.</w:t>
       </w:r>
     </w:p>
     <w:p/>
@@ -2438,7 +1701,7 @@
                 <w:color w:val="FFFFFF"/>
                 <w:sz w:val="32"/>
               </w:rPr>
-              <w:t>Legislação Federal</w:t>
+              <w:t>Energia e Recursos</w:t>
             </w:r>
           </w:p>
         </w:tc>
@@ -2454,7 +1717,7 @@
           <w:color w:val="1A4D2E"/>
           <w:sz w:val="20"/>
         </w:rPr>
-        <w:t>DESTAQUES DO D.O.U.</w:t>
+        <w:t>ANP | NOTÍCIAS</w:t>
       </w:r>
     </w:p>
     <w:p>
@@ -2475,7 +1738,7 @@
           <w:color w:val="1A1A1A"/>
           <w:sz w:val="22"/>
         </w:rPr>
-        <w:t xml:space="preserve">RETIFICAÇÃO   </w:t>
+        <w:t xml:space="preserve">Inscrições para Jornada Empreendedora PRH-ANP 2026 podem ser feitas até 17 de julho   </w:t>
       </w:r>
       <w:r>
         <w:rPr>
@@ -2495,7 +1758,7 @@
           <w:color w:val="4A4A4A"/>
           <w:sz w:val="20"/>
         </w:rPr>
-        <w:t>Retificação no Decreto nº 13.015, de 10 de junho de 2026, referente às assinaturas.</w:t>
+        <w:t>Inscrições abertas para a Jornada Empreendedora do PRH-ANP 2026, com prazo até 17 de julho.</w:t>
       </w:r>
     </w:p>
     <w:p>
@@ -2517,7 +1780,7 @@
         </w:rPr>
         <w:t xml:space="preserve">2026-07-09   </w:t>
       </w:r>
-      <w:hyperlink r:id="rId32">
+      <w:hyperlink r:id="rId24">
         <w:r>
           <w:rPr>
             <w:color w:val="1A4D2E"/>
@@ -2538,7 +1801,7 @@
           <w:color w:val="888888"/>
           <w:sz w:val="16"/>
         </w:rPr>
-        <w:t>Retificação de decreto anterior, de natureza administrativa.</w:t>
+        <w:t>Notícia sobre evento de capacitação, de interesse geral mas com baixo impacto regulatório direto.</w:t>
       </w:r>
     </w:p>
     <w:p>
@@ -2551,7 +1814,7 @@
           <w:color w:val="1A1A1A"/>
           <w:sz w:val="22"/>
         </w:rPr>
-        <w:t xml:space="preserve">DESPACHOS DO PRESIDENTE DA REPÚBLICA   </w:t>
+        <w:t xml:space="preserve">ANP estará presente na Rio Innovation Week   </w:t>
       </w:r>
       <w:r>
         <w:rPr>
@@ -2571,7 +1834,7 @@
           <w:color w:val="4A4A4A"/>
           <w:sz w:val="20"/>
         </w:rPr>
-        <w:t>Despachos presidenciais referentes à restituição de autógrafos de Projetos de Lei ao Congresso Nacional, que se transformam nas Leis nº 15.462 e nº 15.463, de 8 de julho de 2026.</w:t>
+        <w:t>A Agência Nacional do Petróleo, Gás Natural e Biocombustíveis (ANP) participará da Rio Innovation Week, realizando dois seminários.</w:t>
       </w:r>
     </w:p>
     <w:p>
@@ -2593,7 +1856,7 @@
         </w:rPr>
         <w:t xml:space="preserve">2026-07-09   </w:t>
       </w:r>
-      <w:hyperlink r:id="rId33">
+      <w:hyperlink r:id="rId25">
         <w:r>
           <w:rPr>
             <w:color w:val="1A4D2E"/>
@@ -2614,7 +1877,256 @@
           <w:color w:val="888888"/>
           <w:sz w:val="16"/>
         </w:rPr>
-        <w:t>Despachos administrativos sobre o processo legislativo, sem impacto direto a clientes corporativos.</w:t>
+        <w:t>Notícia sobre participação em evento, de caráter institucional.</w:t>
+      </w:r>
+    </w:p>
+    <w:p>
+      <w:pPr>
+        <w:spacing w:before="160" w:after="40"/>
+      </w:pPr>
+      <w:r>
+        <w:rPr>
+          <w:b/>
+          <w:color w:val="1A1A1A"/>
+          <w:sz w:val="22"/>
+        </w:rPr>
+        <w:t xml:space="preserve">ANP publica cartilha com orientações para postos de combustíveis   </w:t>
+      </w:r>
+      <w:r>
+        <w:rPr>
+          <w:b/>
+          <w:color w:val="D68910"/>
+          <w:sz w:val="16"/>
+        </w:rPr>
+        <w:t>[MÉDIA]</w:t>
+      </w:r>
+    </w:p>
+    <w:p>
+      <w:pPr>
+        <w:spacing w:after="40"/>
+      </w:pPr>
+      <w:r>
+        <w:rPr>
+          <w:color w:val="4A4A4A"/>
+          <w:sz w:val="20"/>
+        </w:rPr>
+        <w:t>A ANP atualizou e publicou uma cartilha com orientações para postos de combustíveis, detalhando procedimentos da legislação vigente.</w:t>
+      </w:r>
+    </w:p>
+    <w:p>
+      <w:pPr>
+        <w:spacing w:after="40"/>
+      </w:pPr>
+      <w:r>
+        <w:rPr>
+          <w:b/>
+          <w:color w:val="888888"/>
+          <w:sz w:val="18"/>
+        </w:rPr>
+        <w:t xml:space="preserve">Publicado: </w:t>
+      </w:r>
+      <w:r>
+        <w:rPr>
+          <w:color w:val="888888"/>
+          <w:sz w:val="18"/>
+        </w:rPr>
+        <w:t xml:space="preserve">2026-07-09   </w:t>
+      </w:r>
+      <w:hyperlink r:id="rId26">
+        <w:r>
+          <w:rPr>
+            <w:color w:val="1A4D2E"/>
+            <w:u w:val="single"/>
+            <w:b/>
+          </w:rPr>
+          <w:t>Acessar materia</w:t>
+        </w:r>
+      </w:hyperlink>
+    </w:p>
+    <w:p>
+      <w:pPr>
+        <w:spacing w:after="120"/>
+      </w:pPr>
+      <w:r>
+        <w:rPr>
+          <w:i/>
+          <w:color w:val="888888"/>
+          <w:sz w:val="16"/>
+        </w:rPr>
+        <w:t>Publicação de orientações regulatórias para o setor de combustíveis, impactando operadores.</w:t>
+      </w:r>
+    </w:p>
+    <w:p>
+      <w:pPr>
+        <w:spacing w:before="160" w:after="40"/>
+      </w:pPr>
+      <w:r>
+        <w:rPr>
+          <w:b/>
+          <w:color w:val="1A1A1A"/>
+          <w:sz w:val="22"/>
+        </w:rPr>
+        <w:t xml:space="preserve">ANP realiza 2ª edição do workshop Net Zero ANP, sobre hidrogênio de bai   </w:t>
+      </w:r>
+      <w:r>
+        <w:rPr>
+          <w:b/>
+          <w:color w:val="D68910"/>
+          <w:sz w:val="16"/>
+        </w:rPr>
+        <w:t>[MÉDIA]</w:t>
+      </w:r>
+    </w:p>
+    <w:p>
+      <w:pPr>
+        <w:spacing w:after="40"/>
+      </w:pPr>
+      <w:r>
+        <w:rPr>
+          <w:color w:val="4A4A4A"/>
+          <w:sz w:val="20"/>
+        </w:rPr>
+        <w:t>A ANP realiza a segunda edição do workshop Net Zero ANP, focado em hidrogênio de baixo carbono.</w:t>
+      </w:r>
+    </w:p>
+    <w:p>
+      <w:pPr>
+        <w:spacing w:after="40"/>
+      </w:pPr>
+      <w:r>
+        <w:rPr>
+          <w:b/>
+          <w:color w:val="888888"/>
+          <w:sz w:val="18"/>
+        </w:rPr>
+        <w:t xml:space="preserve">Publicado: </w:t>
+      </w:r>
+      <w:r>
+        <w:rPr>
+          <w:color w:val="888888"/>
+          <w:sz w:val="18"/>
+        </w:rPr>
+        <w:t xml:space="preserve">data nao identificada   </w:t>
+      </w:r>
+      <w:hyperlink r:id="rId27">
+        <w:r>
+          <w:rPr>
+            <w:color w:val="1A4D2E"/>
+            <w:u w:val="single"/>
+            <w:b/>
+          </w:rPr>
+          <w:t>Acessar materia</w:t>
+        </w:r>
+      </w:hyperlink>
+    </w:p>
+    <w:p>
+      <w:pPr>
+        <w:spacing w:after="120"/>
+      </w:pPr>
+      <w:r>
+        <w:rPr>
+          <w:i/>
+          <w:color w:val="888888"/>
+          <w:sz w:val="16"/>
+        </w:rPr>
+        <w:t>Workshop sobre tema estratégico (hidrogênio de baixo carbono) para o setor de energia. Data não clara, incluído por padrão.</w:t>
+      </w:r>
+    </w:p>
+    <w:p>
+      <w:pPr>
+        <w:spacing w:before="240" w:after="80"/>
+      </w:pPr>
+      <w:r>
+        <w:rPr>
+          <w:b/>
+          <w:color w:val="1A4D2E"/>
+          <w:sz w:val="20"/>
+        </w:rPr>
+        <w:t>ANM | NOTÍCIAS</w:t>
+      </w:r>
+    </w:p>
+    <w:p>
+      <w:pPr>
+        <w:spacing w:before="0" w:after="40"/>
+        <w:pBdr>
+          <w:bottom w:val="single" w:sz="8" w:space="1" w:color="1A4D2E"/>
+        </w:pBdr>
+      </w:pPr>
+    </w:p>
+    <w:p>
+      <w:pPr>
+        <w:spacing w:before="160" w:after="40"/>
+      </w:pPr>
+      <w:r>
+        <w:rPr>
+          <w:b/>
+          <w:color w:val="1A1A1A"/>
+          <w:sz w:val="22"/>
+        </w:rPr>
+        <w:t xml:space="preserve">Royalties da mineração injetam mais de R$ 477 milhões em estados e municípios produtores   </w:t>
+      </w:r>
+      <w:r>
+        <w:rPr>
+          <w:b/>
+          <w:color w:val="D68910"/>
+          <w:sz w:val="16"/>
+        </w:rPr>
+        <w:t>[MÉDIA]</w:t>
+      </w:r>
+    </w:p>
+    <w:p>
+      <w:pPr>
+        <w:spacing w:after="40"/>
+      </w:pPr>
+      <w:r>
+        <w:rPr>
+          <w:color w:val="4A4A4A"/>
+          <w:sz w:val="20"/>
+        </w:rPr>
+        <w:t>Royalties da mineração injetaram mais de R$ 477 milhões em estados e municípios produtores.</w:t>
+      </w:r>
+    </w:p>
+    <w:p>
+      <w:pPr>
+        <w:spacing w:after="40"/>
+      </w:pPr>
+      <w:r>
+        <w:rPr>
+          <w:b/>
+          <w:color w:val="888888"/>
+          <w:sz w:val="18"/>
+        </w:rPr>
+        <w:t xml:space="preserve">Publicado: </w:t>
+      </w:r>
+      <w:r>
+        <w:rPr>
+          <w:color w:val="888888"/>
+          <w:sz w:val="18"/>
+        </w:rPr>
+        <w:t xml:space="preserve">data nao identificada   </w:t>
+      </w:r>
+      <w:hyperlink r:id="rId28">
+        <w:r>
+          <w:rPr>
+            <w:color w:val="1A4D2E"/>
+            <w:u w:val="single"/>
+            <w:b/>
+          </w:rPr>
+          <w:t>Acessar materia</w:t>
+        </w:r>
+      </w:hyperlink>
+    </w:p>
+    <w:p>
+      <w:pPr>
+        <w:spacing w:after="120"/>
+      </w:pPr>
+      <w:r>
+        <w:rPr>
+          <w:i/>
+          <w:color w:val="888888"/>
+          <w:sz w:val="16"/>
+        </w:rPr>
+        <w:t>Notícia sobre o impacto financeiro dos royalties da mineração, relevante para o setor e entes federativos. Data não clara, incluído por padrão.</w:t>
       </w:r>
     </w:p>
     <w:p/>
@@ -2680,7 +2192,7 @@
           <w:color w:val="1A1A1A"/>
           <w:sz w:val="22"/>
         </w:rPr>
-        <w:t xml:space="preserve">Confira os destaques da 12ª Reunião Ordinária Pública da Diretoria da Anvisa   </w:t>
+        <w:t xml:space="preserve">Anvisa determina apreensão de lotes falsificados de Mounjaro   </w:t>
       </w:r>
       <w:r>
         <w:rPr>
@@ -2700,7 +2212,7 @@
           <w:color w:val="4A4A4A"/>
           <w:sz w:val="20"/>
         </w:rPr>
-        <w:t>A atualização da composição das vacinas contra a Covid-19 em uso no Brasil foi um dos itens aprovados na 12ª Reunião Ordinária Pública da Diretoria da Anvisa.</w:t>
+        <w:t>A Anvisa determinou a apreensão de lotes falsificados do medicamento Mounjaro e proibiu a comercialização de produtos sem registro.</w:t>
       </w:r>
     </w:p>
     <w:p>
@@ -2720,9 +2232,9 @@
           <w:color w:val="888888"/>
           <w:sz w:val="18"/>
         </w:rPr>
-        <w:t xml:space="preserve">2026-07-08   </w:t>
+        <w:t xml:space="preserve">2026-07-10   </w:t>
       </w:r>
-      <w:hyperlink r:id="rId34">
+      <w:hyperlink r:id="rId13">
         <w:r>
           <w:rPr>
             <w:color w:val="1A4D2E"/>
@@ -2743,7 +2255,7 @@
           <w:color w:val="888888"/>
           <w:sz w:val="16"/>
         </w:rPr>
-        <w:t>Destaques de reunião da diretoria com aprovação de atualização de vacinas, com impacto na saúde pública e setor farmacêutico.</w:t>
+        <w:t>Medida de fiscalização com impacto direto na saúde pública e no mercado farmacêutico.</w:t>
       </w:r>
     </w:p>
     <w:p>
@@ -2756,15 +2268,15 @@
           <w:color w:val="1A1A1A"/>
           <w:sz w:val="22"/>
         </w:rPr>
-        <w:t xml:space="preserve">Anvisa aprova medicamento para tratar doença de Chagas em pacientes pediátricos   </w:t>
+        <w:t xml:space="preserve">Anvisa convida Visas a participarem de pesquisas estratégicas   </w:t>
       </w:r>
       <w:r>
         <w:rPr>
           <w:b/>
-          <w:color w:val="C0392B"/>
+          <w:color w:val="D68910"/>
           <w:sz w:val="16"/>
         </w:rPr>
-        <w:t>[ALTA]</w:t>
+        <w:t>[MÉDIA]</w:t>
       </w:r>
     </w:p>
     <w:p>
@@ -2776,7 +2288,7 @@
           <w:color w:val="4A4A4A"/>
           <w:sz w:val="20"/>
         </w:rPr>
-        <w:t>A Anvisa aprovou um novo medicamento indicado para o tratamento da doença de Chagas em pacientes pediátricos, na faixa etária de 0 a 17 anos.</w:t>
+        <w:t>A Anvisa lançou duas pesquisas para aprimorar os instrumentos de inspeção em serviços de saúde e de interesse para a saúde.</w:t>
       </w:r>
     </w:p>
     <w:p>
@@ -2796,9 +2308,9 @@
           <w:color w:val="888888"/>
           <w:sz w:val="18"/>
         </w:rPr>
-        <w:t xml:space="preserve">2026-07-08   </w:t>
+        <w:t xml:space="preserve">2026-07-09   </w:t>
       </w:r>
-      <w:hyperlink r:id="rId35">
+      <w:hyperlink r:id="rId29">
         <w:r>
           <w:rPr>
             <w:color w:val="1A4D2E"/>
@@ -2819,7 +2331,159 @@
           <w:color w:val="888888"/>
           <w:sz w:val="16"/>
         </w:rPr>
-        <w:t>Aprovação de novo medicamento para doença de Chagas em pediatria, com impacto na saúde pública e setor farmacêutico.</w:t>
+        <w:t>Lançamento de pesquisas para aprimorar a fiscalização sanitária, relevante para o setor de saúde.</w:t>
+      </w:r>
+    </w:p>
+    <w:p>
+      <w:pPr>
+        <w:spacing w:before="160" w:after="40"/>
+      </w:pPr>
+      <w:r>
+        <w:rPr>
+          <w:b/>
+          <w:color w:val="1A1A1A"/>
+          <w:sz w:val="22"/>
+        </w:rPr>
+        <w:t xml:space="preserve">Anvisa determina recolhimento de suplementos alimentares irregulares   </w:t>
+      </w:r>
+      <w:r>
+        <w:rPr>
+          <w:b/>
+          <w:color w:val="C0392B"/>
+          <w:sz w:val="16"/>
+        </w:rPr>
+        <w:t>[ALTA]</w:t>
+      </w:r>
+    </w:p>
+    <w:p>
+      <w:pPr>
+        <w:spacing w:after="40"/>
+      </w:pPr>
+      <w:r>
+        <w:rPr>
+          <w:color w:val="4A4A4A"/>
+          <w:sz w:val="20"/>
+        </w:rPr>
+        <w:t>A Anvisa determinou o recolhimento de suplementos alimentares da marca Alivemed por indícios de composição em desacordo com a regulamentação.</w:t>
+      </w:r>
+    </w:p>
+    <w:p>
+      <w:pPr>
+        <w:spacing w:after="40"/>
+      </w:pPr>
+      <w:r>
+        <w:rPr>
+          <w:b/>
+          <w:color w:val="888888"/>
+          <w:sz w:val="18"/>
+        </w:rPr>
+        <w:t xml:space="preserve">Publicado: </w:t>
+      </w:r>
+      <w:r>
+        <w:rPr>
+          <w:color w:val="888888"/>
+          <w:sz w:val="18"/>
+        </w:rPr>
+        <w:t xml:space="preserve">2026-07-09   </w:t>
+      </w:r>
+      <w:hyperlink r:id="rId30">
+        <w:r>
+          <w:rPr>
+            <w:color w:val="1A4D2E"/>
+            <w:u w:val="single"/>
+            <w:b/>
+          </w:rPr>
+          <w:t>Acessar materia</w:t>
+        </w:r>
+      </w:hyperlink>
+    </w:p>
+    <w:p>
+      <w:pPr>
+        <w:spacing w:after="120"/>
+      </w:pPr>
+      <w:r>
+        <w:rPr>
+          <w:i/>
+          <w:color w:val="888888"/>
+          <w:sz w:val="16"/>
+        </w:rPr>
+        <w:t>Medida de fiscalização com impacto direto na comercialização de suplementos alimentares.</w:t>
+      </w:r>
+    </w:p>
+    <w:p>
+      <w:pPr>
+        <w:spacing w:before="160" w:after="40"/>
+      </w:pPr>
+      <w:r>
+        <w:rPr>
+          <w:b/>
+          <w:color w:val="1A1A1A"/>
+          <w:sz w:val="22"/>
+        </w:rPr>
+        <w:t xml:space="preserve">Venda, distribuição, propaganda e uso de suplementos da Bioghen fabricados até 9/4 seguem proibidos   </w:t>
+      </w:r>
+      <w:r>
+        <w:rPr>
+          <w:b/>
+          <w:color w:val="C0392B"/>
+          <w:sz w:val="16"/>
+        </w:rPr>
+        <w:t>[ALTA]</w:t>
+      </w:r>
+    </w:p>
+    <w:p>
+      <w:pPr>
+        <w:spacing w:after="40"/>
+      </w:pPr>
+      <w:r>
+        <w:rPr>
+          <w:color w:val="4A4A4A"/>
+          <w:sz w:val="20"/>
+        </w:rPr>
+        <w:t>A Anvisa manteve a proibição de venda, distribuição, propaganda e uso de suplementos da Bioghen fabricados até 9/4, após avaliar pedido de revisão.</w:t>
+      </w:r>
+    </w:p>
+    <w:p>
+      <w:pPr>
+        <w:spacing w:after="40"/>
+      </w:pPr>
+      <w:r>
+        <w:rPr>
+          <w:b/>
+          <w:color w:val="888888"/>
+          <w:sz w:val="18"/>
+        </w:rPr>
+        <w:t xml:space="preserve">Publicado: </w:t>
+      </w:r>
+      <w:r>
+        <w:rPr>
+          <w:color w:val="888888"/>
+          <w:sz w:val="18"/>
+        </w:rPr>
+        <w:t xml:space="preserve">2026-07-09   </w:t>
+      </w:r>
+      <w:hyperlink r:id="rId31">
+        <w:r>
+          <w:rPr>
+            <w:color w:val="1A4D2E"/>
+            <w:u w:val="single"/>
+            <w:b/>
+          </w:rPr>
+          <w:t>Acessar materia</w:t>
+        </w:r>
+      </w:hyperlink>
+    </w:p>
+    <w:p>
+      <w:pPr>
+        <w:spacing w:after="120"/>
+      </w:pPr>
+      <w:r>
+        <w:rPr>
+          <w:i/>
+          <w:color w:val="888888"/>
+          <w:sz w:val="16"/>
+        </w:rPr>
+        <w:t>Manutenção de proibição de produtos, com impacto direto na empresa e no mercado de suplementos.</w:t>
       </w:r>
     </w:p>
     <w:p/>
@@ -2872,7 +2536,7 @@
           <w:color w:val="4A4A4A"/>
           <w:sz w:val="18"/>
         </w:rPr>
-        <w:t>B3 | Ofícios e Comunicados - Nenhuma publicação encontrada na janela temporal.</w:t>
+        <w:t>CCEE | Noticias - Nenhum resultado encontrado na janela temporal.</w:t>
       </w:r>
     </w:p>
     <w:p>
@@ -2884,7 +2548,7 @@
           <w:color w:val="4A4A4A"/>
           <w:sz w:val="18"/>
         </w:rPr>
-        <w:t>ANP | Notícias - Nenhuma publicação encontrada na janela temporal.</w:t>
+        <w:t>Ministério da Fazenda | Notícias - Nenhum resultado encontrado na janela temporal.</w:t>
       </w:r>
     </w:p>
     <w:p>
@@ -2896,7 +2560,7 @@
           <w:color w:val="4A4A4A"/>
           <w:sz w:val="18"/>
         </w:rPr>
-        <w:t>ONS | Notícias - Nenhuma publicação encontrada na janela temporal.</w:t>
+        <w:t>ANPD | Notícias - Nenhum resultado encontrado na janela temporal.</w:t>
       </w:r>
     </w:p>
     <w:p>
@@ -2908,7 +2572,7 @@
           <w:color w:val="4A4A4A"/>
           <w:sz w:val="18"/>
         </w:rPr>
-        <w:t>ANEEL | Últimas Notícias - Nenhuma publicação encontrada na janela temporal.</w:t>
+        <w:t>CVM | Notícias - Nenhum resultado encontrado na janela temporal.</w:t>
       </w:r>
     </w:p>
     <w:p>
@@ -2920,7 +2584,7 @@
           <w:color w:val="4A4A4A"/>
           <w:sz w:val="18"/>
         </w:rPr>
-        <w:t>Secretaria de Prêmios e Apostas | Notícias - A fonte explicitamente indica 'Nenhum resultado foi encontrado'.</w:t>
+        <w:t>B3 | Ofícios e Comunicados - Nenhum resultado encontrado na janela temporal.</w:t>
       </w:r>
     </w:p>
     <w:p>
@@ -2932,7 +2596,7 @@
           <w:color w:val="4A4A4A"/>
           <w:sz w:val="18"/>
         </w:rPr>
-        <w:t>COAF | Notícias - Nenhuma publicação encontrada na janela temporal.</w:t>
+        <w:t>ONS | Notícias - Nenhum item encontrado na fonte.</w:t>
       </w:r>
     </w:p>
     <w:p>
@@ -2944,7 +2608,7 @@
           <w:color w:val="4A4A4A"/>
           <w:sz w:val="18"/>
         </w:rPr>
-        <w:t>INPI | Notícias - A única publicação recente está fora da janela temporal (após 2026-07-09T10:51).</w:t>
+        <w:t>ANEEL | Últimas Notícias - Nenhum resultado encontrado na janela temporal.</w:t>
       </w:r>
     </w:p>
     <w:p>
@@ -2956,7 +2620,31 @@
           <w:color w:val="4A4A4A"/>
           <w:sz w:val="18"/>
         </w:rPr>
-        <w:t>ANM | Notícias - A única publicação recente está fora da janela temporal (após 2026-07-09T10:51).</w:t>
+        <w:t>Secretaria de Prêmios e Apostas | Notícias - Nenhum resultado encontrado na fonte.</w:t>
+      </w:r>
+    </w:p>
+    <w:p>
+      <w:pPr>
+        <w:pStyle w:val="ListBullet"/>
+      </w:pPr>
+      <w:r>
+        <w:rPr>
+          <w:color w:val="4A4A4A"/>
+          <w:sz w:val="18"/>
+        </w:rPr>
+        <w:t>INPI | Notícias - Nenhum resultado encontrado na janela temporal.</w:t>
+      </w:r>
+    </w:p>
+    <w:p>
+      <w:pPr>
+        <w:pStyle w:val="ListBullet"/>
+      </w:pPr>
+      <w:r>
+        <w:rPr>
+          <w:color w:val="4A4A4A"/>
+          <w:sz w:val="18"/>
+        </w:rPr>
+        <w:t>Ministério da Agricultura | Notícias - Nenhum resultado encontrado na janela temporal.</w:t>
       </w:r>
     </w:p>
     <w:p>
@@ -2978,7 +2666,67 @@
           <w:color w:val="4A4A4A"/>
           <w:sz w:val="18"/>
         </w:rPr>
-        <w:t>Receita Federal | Normas - A fonte é uma interface de busca e não apresenta conteúdo recente diretamente extraível.</w:t>
+        <w:t>Destaques do D.O.U. - Página de busca, não lista publicações diretamente.</w:t>
+      </w:r>
+    </w:p>
+    <w:p>
+      <w:pPr>
+        <w:pStyle w:val="ListBullet"/>
+      </w:pPr>
+      <w:r>
+        <w:rPr>
+          <w:color w:val="4A4A4A"/>
+          <w:sz w:val="18"/>
+        </w:rPr>
+        <w:t>Receita Federal | Normas - Página de busca, não lista publicações diretamente.</w:t>
+      </w:r>
+    </w:p>
+    <w:p>
+      <w:pPr>
+        <w:pStyle w:val="ListBullet"/>
+      </w:pPr>
+      <w:r>
+        <w:rPr>
+          <w:color w:val="4A4A4A"/>
+          <w:sz w:val="18"/>
+        </w:rPr>
+        <w:t>CGU | Notícias - Conteúdo restrito, requer autenticação.</w:t>
+      </w:r>
+    </w:p>
+    <w:p>
+      <w:pPr>
+        <w:pStyle w:val="ListBullet"/>
+      </w:pPr>
+      <w:r>
+        <w:rPr>
+          <w:color w:val="4A4A4A"/>
+          <w:sz w:val="18"/>
+        </w:rPr>
+        <w:t>COAF | Notícias - Conteúdo não carregado ('Carregando') ou não disponível.</w:t>
+      </w:r>
+    </w:p>
+    <w:p>
+      <w:pPr>
+        <w:pStyle w:val="ListBullet"/>
+      </w:pPr>
+      <w:r>
+        <w:rPr>
+          <w:color w:val="4A4A4A"/>
+          <w:sz w:val="18"/>
+        </w:rPr>
+        <w:t>Ministério do Meio Ambiente | Notícias - Conteúdo restrito, requer autenticação.</w:t>
+      </w:r>
+    </w:p>
+    <w:p>
+      <w:pPr>
+        <w:pStyle w:val="ListBullet"/>
+      </w:pPr>
+      <w:r>
+        <w:rPr>
+          <w:color w:val="4A4A4A"/>
+          <w:sz w:val="18"/>
+        </w:rPr>
+        <w:t>SENACON | Notícias - Conteúdo restrito, requer autenticação.</w:t>
       </w:r>
     </w:p>
     <w:p>
@@ -3000,19 +2748,7 @@
           <w:color w:val="4A4A4A"/>
           <w:sz w:val="18"/>
         </w:rPr>
-        <w:t>CGU | Notícias - Conteúdo restrito, requer autenticação.</w:t>
-      </w:r>
-    </w:p>
-    <w:p>
-      <w:pPr>
-        <w:pStyle w:val="ListBullet"/>
-      </w:pPr>
-      <w:r>
-        <w:rPr>
-          <w:color w:val="4A4A4A"/>
-          <w:sz w:val="18"/>
-        </w:rPr>
-        <w:t>Ministério do Meio Ambiente | Notícias - Conteúdo restrito, requer autenticação.</w:t>
+        <w:t>Planalto | Resenha Diaria - Internal Server Error: Failed to scrape. All scraping engines failed to retrieve content from this URL. Engines tried: [index, fire-engine;chrome-cdp, fire-engine(retry);chrome-cdp, fire-engine;tlscli</w:t>
       </w:r>
     </w:p>
     <w:p/>
@@ -3060,7 +2796,7 @@
           <w:color w:val="888888"/>
           <w:sz w:val="16"/>
         </w:rPr>
-        <w:t>Janela analisada: 2026-07-08T00:00 ate 2026-07-09T10:51</w:t>
+        <w:t>Janela analisada: 2026-07-09T00:00 ate 2026-07-10T10:13</w:t>
       </w:r>
     </w:p>
     <w:sectPr>

--- a/output/boletim_regulatorio.docx
+++ b/output/boletim_regulatorio.docx
@@ -52,7 +52,7 @@
                 <w:color w:val="FFFFFF"/>
                 <w:sz w:val="28"/>
               </w:rPr>
-              <w:t>10 de julho de 2026</w:t>
+              <w:t>13 de julho de 2026</w:t>
             </w:r>
           </w:p>
         </w:tc>
@@ -87,7 +87,7 @@
                 <w:color w:val="1A4D2E"/>
                 <w:sz w:val="56"/>
               </w:rPr>
-              <w:t>23</w:t>
+              <w:t>0</w:t>
             </w:r>
           </w:p>
         </w:tc>
@@ -106,7 +106,7 @@
                 <w:color w:val="C0392B"/>
                 <w:sz w:val="56"/>
               </w:rPr>
-              <w:t>7</w:t>
+              <w:t>0</w:t>
             </w:r>
           </w:p>
         </w:tc>
@@ -125,7 +125,7 @@
                 <w:color w:val="D68910"/>
                 <w:sz w:val="56"/>
               </w:rPr>
-              <w:t>14</w:t>
+              <w:t>0</w:t>
             </w:r>
           </w:p>
         </w:tc>
@@ -144,7 +144,7 @@
                 <w:color w:val="7F8C8D"/>
                 <w:sz w:val="56"/>
               </w:rPr>
-              <w:t>2</w:t>
+              <w:t>0</w:t>
             </w:r>
           </w:p>
         </w:tc>
@@ -225,2530 +225,29 @@
       </w:tr>
     </w:tbl>
     <w:p/>
-    <w:tbl>
-      <w:tblPr>
-        <w:tblW w:type="auto" w:w="0"/>
-        <w:tblLayout w:type="fixed"/>
-        <w:tblLook w:firstColumn="1" w:firstRow="1" w:lastColumn="0" w:lastRow="0" w:noHBand="0" w:noVBand="1" w:val="04A0"/>
-      </w:tblPr>
-      <w:tblGrid>
-        <w:gridCol w:w="9638"/>
-      </w:tblGrid>
-      <w:tr>
-        <w:tc>
-          <w:tcPr>
-            <w:tcW w:type="dxa" w:w="9638"/>
-            <w:shd w:val="clear" w:color="auto" w:fill="1A4D2E"/>
-          </w:tcPr>
-          <w:p>
-            <w:pPr>
-              <w:spacing w:before="120" w:after="40"/>
-            </w:pPr>
-            <w:r>
-              <w:rPr>
-                <w:b w:val="0"/>
-                <w:color w:val="FFFFFF"/>
-                <w:sz w:val="32"/>
-              </w:rPr>
-              <w:t>Destaques do dia</w:t>
-            </w:r>
-          </w:p>
-          <w:p>
-            <w:pPr>
-              <w:spacing w:after="120"/>
-            </w:pPr>
-            <w:r>
-              <w:rPr>
-                <w:color w:val="A8D8B9"/>
-                <w:sz w:val="18"/>
-              </w:rPr>
-              <w:t>Selecionados por alta relevancia</w:t>
-            </w:r>
-          </w:p>
-        </w:tc>
-      </w:tr>
-    </w:tbl>
-    <w:tbl>
-      <w:tblPr>
-        <w:tblW w:type="auto" w:w="0"/>
-        <w:tblLayout w:type="fixed"/>
-        <w:tblLook w:firstColumn="1" w:firstRow="1" w:lastColumn="0" w:lastRow="0" w:noHBand="0" w:noVBand="1" w:val="04A0"/>
-      </w:tblPr>
-      <w:tblGrid>
-        <w:gridCol w:w="9638"/>
-      </w:tblGrid>
-      <w:tr>
-        <w:tc>
-          <w:tcPr>
-            <w:tcW w:type="dxa" w:w="9638"/>
-            <w:shd w:val="clear" w:color="auto" w:fill="F0F7F2"/>
-          </w:tcPr>
-          <w:p>
-            <w:pPr>
-              <w:spacing w:before="120" w:after="40"/>
-            </w:pPr>
-            <w:r>
-              <w:rPr>
-                <w:b/>
-                <w:color w:val="1A4D2E"/>
-                <w:sz w:val="16"/>
-              </w:rPr>
-              <w:t>BANCO CENTRAL | NORMAS</w:t>
-            </w:r>
-          </w:p>
-          <w:p>
-            <w:pPr>
-              <w:spacing w:after="40"/>
-            </w:pPr>
-            <w:hyperlink r:id="rId9">
-              <w:r>
-                <w:rPr>
-                  <w:color w:val="1A1A1A"/>
-                  <w:u w:val="single"/>
-                  <w:b/>
-                </w:rPr>
-                <w:t>Comunicado n° 45.535, 10/7/2026</w:t>
-              </w:r>
-            </w:hyperlink>
-          </w:p>
-          <w:p>
-            <w:pPr>
-              <w:spacing w:after="120"/>
-            </w:pPr>
-            <w:r>
-              <w:rPr>
-                <w:color w:val="4A4A4A"/>
-                <w:sz w:val="18"/>
-              </w:rPr>
-              <w:t>Divulga a Taxa Básica Financeira (TBF), o Redutor "R" e a Taxa Referencial (TR) relativos a 9 de julho de 2026.</w:t>
-            </w:r>
-          </w:p>
-        </w:tc>
-      </w:tr>
-    </w:tbl>
-    <w:tbl>
-      <w:tblPr>
-        <w:tblW w:type="auto" w:w="0"/>
-        <w:tblLayout w:type="fixed"/>
-        <w:tblLook w:firstColumn="1" w:firstRow="1" w:lastColumn="0" w:lastRow="0" w:noHBand="0" w:noVBand="1" w:val="04A0"/>
-      </w:tblPr>
-      <w:tblGrid>
-        <w:gridCol w:w="9638"/>
-      </w:tblGrid>
-      <w:tr>
-        <w:tc>
-          <w:tcPr>
-            <w:tcW w:type="dxa" w:w="9638"/>
-            <w:shd w:val="clear" w:color="auto" w:fill="F0F7F2"/>
-          </w:tcPr>
-          <w:p>
-            <w:pPr>
-              <w:spacing w:before="120" w:after="40"/>
-            </w:pPr>
-            <w:r>
-              <w:rPr>
-                <w:b/>
-                <w:color w:val="1A4D2E"/>
-                <w:sz w:val="16"/>
-              </w:rPr>
-              <w:t>BANCO CENTRAL | NORMAS</w:t>
-            </w:r>
-          </w:p>
-          <w:p>
-            <w:pPr>
-              <w:spacing w:after="40"/>
-            </w:pPr>
-            <w:hyperlink r:id="rId10">
-              <w:r>
-                <w:rPr>
-                  <w:color w:val="1A1A1A"/>
-                  <w:u w:val="single"/>
-                  <w:b/>
-                </w:rPr>
-                <w:t>Comunicado n° 45.534, 9/7/2026</w:t>
-              </w:r>
-            </w:hyperlink>
-          </w:p>
-          <w:p>
-            <w:pPr>
-              <w:spacing w:after="120"/>
-            </w:pPr>
-            <w:r>
-              <w:rPr>
-                <w:color w:val="4A4A4A"/>
-                <w:sz w:val="18"/>
-              </w:rPr>
-              <w:t>Divulga condições para a realização de operações compromissadas com instituições financeiras participantes do módulo Oferta Pública (Ofpub).</w:t>
-            </w:r>
-          </w:p>
-        </w:tc>
-      </w:tr>
-    </w:tbl>
-    <w:tbl>
-      <w:tblPr>
-        <w:tblW w:type="auto" w:w="0"/>
-        <w:tblLayout w:type="fixed"/>
-        <w:tblLook w:firstColumn="1" w:firstRow="1" w:lastColumn="0" w:lastRow="0" w:noHBand="0" w:noVBand="1" w:val="04A0"/>
-      </w:tblPr>
-      <w:tblGrid>
-        <w:gridCol w:w="9638"/>
-      </w:tblGrid>
-      <w:tr>
-        <w:tc>
-          <w:tcPr>
-            <w:tcW w:type="dxa" w:w="9638"/>
-            <w:shd w:val="clear" w:color="auto" w:fill="F0F7F2"/>
-          </w:tcPr>
-          <w:p>
-            <w:pPr>
-              <w:spacing w:before="120" w:after="40"/>
-            </w:pPr>
-            <w:r>
-              <w:rPr>
-                <w:b/>
-                <w:color w:val="1A4D2E"/>
-                <w:sz w:val="16"/>
-              </w:rPr>
-              <w:t>BANCO CENTRAL | NORMAS</w:t>
-            </w:r>
-          </w:p>
-          <w:p>
-            <w:pPr>
-              <w:spacing w:after="40"/>
-            </w:pPr>
-            <w:hyperlink r:id="rId11">
-              <w:r>
-                <w:rPr>
-                  <w:color w:val="1A1A1A"/>
-                  <w:u w:val="single"/>
-                  <w:b/>
-                </w:rPr>
-                <w:t>Comunicado n° 45.533, 9/7/2026</w:t>
-              </w:r>
-            </w:hyperlink>
-          </w:p>
-          <w:p>
-            <w:pPr>
-              <w:spacing w:after="120"/>
-            </w:pPr>
-            <w:r>
-              <w:rPr>
-                <w:color w:val="4A4A4A"/>
-                <w:sz w:val="18"/>
-              </w:rPr>
-              <w:t>Divulga as condições de oferta pública para a realização de operações de swap para fins de rolagem do vencimento de 03/08/2026.</w:t>
-            </w:r>
-          </w:p>
-        </w:tc>
-      </w:tr>
-    </w:tbl>
-    <w:tbl>
-      <w:tblPr>
-        <w:tblW w:type="auto" w:w="0"/>
-        <w:tblLayout w:type="fixed"/>
-        <w:tblLook w:firstColumn="1" w:firstRow="1" w:lastColumn="0" w:lastRow="0" w:noHBand="0" w:noVBand="1" w:val="04A0"/>
-      </w:tblPr>
-      <w:tblGrid>
-        <w:gridCol w:w="9638"/>
-      </w:tblGrid>
-      <w:tr>
-        <w:tc>
-          <w:tcPr>
-            <w:tcW w:type="dxa" w:w="9638"/>
-            <w:shd w:val="clear" w:color="auto" w:fill="F0F7F2"/>
-          </w:tcPr>
-          <w:p>
-            <w:pPr>
-              <w:spacing w:before="120" w:after="40"/>
-            </w:pPr>
-            <w:r>
-              <w:rPr>
-                <w:b/>
-                <w:color w:val="1A4D2E"/>
-                <w:sz w:val="16"/>
-              </w:rPr>
-              <w:t>BANCO CENTRAL | NORMAS</w:t>
-            </w:r>
-          </w:p>
-          <w:p>
-            <w:pPr>
-              <w:spacing w:after="40"/>
-            </w:pPr>
-            <w:hyperlink r:id="rId12">
-              <w:r>
-                <w:rPr>
-                  <w:color w:val="1A1A1A"/>
-                  <w:u w:val="single"/>
-                  <w:b/>
-                </w:rPr>
-                <w:t>Instrução Normativa BCB n° 761, 9/7/2026</w:t>
-              </w:r>
-            </w:hyperlink>
-          </w:p>
-          <w:p>
-            <w:pPr>
-              <w:spacing w:after="120"/>
-            </w:pPr>
-            <w:r>
-              <w:rPr>
-                <w:color w:val="4A4A4A"/>
-                <w:sz w:val="18"/>
-              </w:rPr>
-              <w:t>Divulga orientações sobre medidas reforçadas para instituições financeiras em operações com países com deficiências nas recomendações do Gafi.</w:t>
-            </w:r>
-          </w:p>
-        </w:tc>
-      </w:tr>
-    </w:tbl>
-    <w:tbl>
-      <w:tblPr>
-        <w:tblW w:type="auto" w:w="0"/>
-        <w:tblLayout w:type="fixed"/>
-        <w:tblLook w:firstColumn="1" w:firstRow="1" w:lastColumn="0" w:lastRow="0" w:noHBand="0" w:noVBand="1" w:val="04A0"/>
-      </w:tblPr>
-      <w:tblGrid>
-        <w:gridCol w:w="9638"/>
-      </w:tblGrid>
-      <w:tr>
-        <w:tc>
-          <w:tcPr>
-            <w:tcW w:type="dxa" w:w="9638"/>
-            <w:shd w:val="clear" w:color="auto" w:fill="F0F7F2"/>
-          </w:tcPr>
-          <w:p>
-            <w:pPr>
-              <w:spacing w:before="120" w:after="40"/>
-            </w:pPr>
-            <w:r>
-              <w:rPr>
-                <w:b/>
-                <w:color w:val="1A4D2E"/>
-                <w:sz w:val="16"/>
-              </w:rPr>
-              <w:t>ANVISA | NOTÍCIAS</w:t>
-            </w:r>
-          </w:p>
-          <w:p>
-            <w:pPr>
-              <w:spacing w:after="40"/>
-            </w:pPr>
-            <w:hyperlink r:id="rId13">
-              <w:r>
-                <w:rPr>
-                  <w:color w:val="1A1A1A"/>
-                  <w:u w:val="single"/>
-                  <w:b/>
-                </w:rPr>
-                <w:t>Anvisa determina apreensão de lotes falsificados de Mounjaro</w:t>
-              </w:r>
-            </w:hyperlink>
-          </w:p>
-          <w:p>
-            <w:pPr>
-              <w:spacing w:after="120"/>
-            </w:pPr>
-            <w:r>
-              <w:rPr>
-                <w:color w:val="4A4A4A"/>
-                <w:sz w:val="18"/>
-              </w:rPr>
-              <w:t>A Anvisa determinou a apreensão de lotes falsificados do medicamento Mounjaro e proibiu a comercialização de produtos sem registro.</w:t>
-            </w:r>
-          </w:p>
-        </w:tc>
-      </w:tr>
-    </w:tbl>
-    <w:p/>
-    <w:tbl>
-      <w:tblPr>
-        <w:tblW w:type="auto" w:w="0"/>
-        <w:tblLayout w:type="fixed"/>
-        <w:tblLook w:firstColumn="1" w:firstRow="1" w:lastColumn="0" w:lastRow="0" w:noHBand="0" w:noVBand="1" w:val="04A0"/>
-      </w:tblPr>
-      <w:tblGrid>
-        <w:gridCol w:w="9638"/>
-      </w:tblGrid>
-      <w:tr>
-        <w:tc>
-          <w:tcPr>
-            <w:tcW w:type="dxa" w:w="9638"/>
-            <w:shd w:val="clear" w:color="auto" w:fill="1A4D2E"/>
-          </w:tcPr>
-          <w:p>
-            <w:pPr>
-              <w:spacing w:before="120" w:after="40"/>
-            </w:pPr>
-            <w:r>
-              <w:rPr>
-                <w:b w:val="0"/>
-                <w:color w:val="FFFFFF"/>
-                <w:sz w:val="32"/>
-              </w:rPr>
-              <w:t>Financeiro e Mercado de Capitais</w:t>
-            </w:r>
-          </w:p>
-        </w:tc>
-      </w:tr>
-    </w:tbl>
     <w:p>
       <w:pPr>
-        <w:spacing w:before="240" w:after="80"/>
+        <w:jc w:val="center"/>
       </w:pPr>
       <w:r>
         <w:rPr>
-          <w:b/>
-          <w:color w:val="1A4D2E"/>
-          <w:sz w:val="20"/>
+          <w:color w:val="888888"/>
+          <w:sz w:val="24"/>
         </w:rPr>
-        <w:t>BANCO CENTRAL | NORMAS</w:t>
+        <w:t>Nao ha itens para este boletim na janela temporal atual.</w:t>
       </w:r>
     </w:p>
     <w:p>
       <w:pPr>
-        <w:spacing w:before="0" w:after="40"/>
-        <w:pBdr>
-          <w:bottom w:val="single" w:sz="8" w:space="1" w:color="1A4D2E"/>
-        </w:pBdr>
-      </w:pPr>
-    </w:p>
-    <w:p>
-      <w:pPr>
-        <w:spacing w:before="160" w:after="40"/>
-      </w:pPr>
-      <w:r>
-        <w:rPr>
-          <w:b/>
-          <w:color w:val="1A1A1A"/>
-          <w:sz w:val="22"/>
-        </w:rPr>
-        <w:t xml:space="preserve">Comunicado n° 45.538, 10/7/2026   </w:t>
-      </w:r>
-      <w:r>
-        <w:rPr>
-          <w:b/>
-          <w:color w:val="D68910"/>
-          <w:sz w:val="16"/>
-        </w:rPr>
-        <w:t>[MÉDIA]</w:t>
-      </w:r>
-    </w:p>
-    <w:p>
-      <w:pPr>
-        <w:spacing w:after="40"/>
-      </w:pPr>
-      <w:r>
-        <w:rPr>
-          <w:color w:val="4A4A4A"/>
-          <w:sz w:val="20"/>
-        </w:rPr>
-        <w:t>Divulga nome de pessoas com interesse em exercer o controle de Instituição de Pagamento.</w:t>
-      </w:r>
-    </w:p>
-    <w:p>
-      <w:pPr>
-        <w:spacing w:after="40"/>
-      </w:pPr>
-      <w:r>
-        <w:rPr>
-          <w:b/>
-          <w:color w:val="888888"/>
-          <w:sz w:val="18"/>
-        </w:rPr>
-        <w:t xml:space="preserve">Publicado: </w:t>
-      </w:r>
-      <w:r>
-        <w:rPr>
-          <w:color w:val="888888"/>
-          <w:sz w:val="18"/>
-        </w:rPr>
-        <w:t xml:space="preserve">2026-07-10T09:42   </w:t>
-      </w:r>
-      <w:hyperlink r:id="rId14">
-        <w:r>
-          <w:rPr>
-            <w:color w:val="1A4D2E"/>
-            <w:u w:val="single"/>
-            <w:b/>
-          </w:rPr>
-          <w:t>Acessar materia</w:t>
-        </w:r>
-      </w:hyperlink>
-    </w:p>
-    <w:p>
-      <w:pPr>
-        <w:spacing w:after="120"/>
+        <w:jc w:val="center"/>
       </w:pPr>
       <w:r>
         <w:rPr>
           <w:i/>
           <w:color w:val="888888"/>
-          <w:sz w:val="16"/>
-        </w:rPr>
-        <w:t>Divulgação de nomes de interessados em controle de Instituição de Pagamento, relevante para o mercado financeiro.</w:t>
-      </w:r>
-    </w:p>
-    <w:p>
-      <w:pPr>
-        <w:spacing w:before="160" w:after="40"/>
-      </w:pPr>
-      <w:r>
-        <w:rPr>
-          <w:b/>
-          <w:color w:val="1A1A1A"/>
-          <w:sz w:val="22"/>
-        </w:rPr>
-        <w:t xml:space="preserve">Comunicado n° 45.537, 10/7/2026   </w:t>
-      </w:r>
-      <w:r>
-        <w:rPr>
-          <w:b/>
-          <w:color w:val="D68910"/>
-          <w:sz w:val="16"/>
-        </w:rPr>
-        <w:t>[MÉDIA]</w:t>
-      </w:r>
-    </w:p>
-    <w:p>
-      <w:pPr>
-        <w:spacing w:after="40"/>
-      </w:pPr>
-      <w:r>
-        <w:rPr>
-          <w:color w:val="4A4A4A"/>
           <w:sz w:val="20"/>
         </w:rPr>
-        <w:t>Divulga nome de pessoas com interesse em exercer o controle de Instituição de Pagamento.</w:t>
-      </w:r>
-    </w:p>
-    <w:p>
-      <w:pPr>
-        <w:spacing w:after="40"/>
-      </w:pPr>
-      <w:r>
-        <w:rPr>
-          <w:b/>
-          <w:color w:val="888888"/>
-          <w:sz w:val="18"/>
-        </w:rPr>
-        <w:t xml:space="preserve">Publicado: </w:t>
-      </w:r>
-      <w:r>
-        <w:rPr>
-          <w:color w:val="888888"/>
-          <w:sz w:val="18"/>
-        </w:rPr>
-        <w:t xml:space="preserve">2026-07-10T09:39   </w:t>
-      </w:r>
-      <w:hyperlink r:id="rId15">
-        <w:r>
-          <w:rPr>
-            <w:color w:val="1A4D2E"/>
-            <w:u w:val="single"/>
-            <w:b/>
-          </w:rPr>
-          <w:t>Acessar materia</w:t>
-        </w:r>
-      </w:hyperlink>
-    </w:p>
-    <w:p>
-      <w:pPr>
-        <w:spacing w:after="120"/>
-      </w:pPr>
-      <w:r>
-        <w:rPr>
-          <w:i/>
-          <w:color w:val="888888"/>
-          <w:sz w:val="16"/>
-        </w:rPr>
-        <w:t>Divulgação de nomes de interessados em controle de Instituição de Pagamento, relevante para o mercado financeiro.</w:t>
-      </w:r>
-    </w:p>
-    <w:p>
-      <w:pPr>
-        <w:spacing w:before="160" w:after="40"/>
-      </w:pPr>
-      <w:r>
-        <w:rPr>
-          <w:b/>
-          <w:color w:val="1A1A1A"/>
-          <w:sz w:val="22"/>
-        </w:rPr>
-        <w:t xml:space="preserve">Comunicado n° 45.536, 10/7/2026   </w:t>
-      </w:r>
-      <w:r>
-        <w:rPr>
-          <w:b/>
-          <w:color w:val="D68910"/>
-          <w:sz w:val="16"/>
-        </w:rPr>
-        <w:t>[MÉDIA]</w:t>
-      </w:r>
-    </w:p>
-    <w:p>
-      <w:pPr>
-        <w:spacing w:after="40"/>
-      </w:pPr>
-      <w:r>
-        <w:rPr>
-          <w:color w:val="4A4A4A"/>
-          <w:sz w:val="20"/>
-        </w:rPr>
-        <w:t>Divulga nomes de pessoas eleitas ou nomeadas para cargos de administração em instituições autorizadas a funcionar, para fins de objeções.</w:t>
-      </w:r>
-    </w:p>
-    <w:p>
-      <w:pPr>
-        <w:spacing w:after="40"/>
-      </w:pPr>
-      <w:r>
-        <w:rPr>
-          <w:b/>
-          <w:color w:val="888888"/>
-          <w:sz w:val="18"/>
-        </w:rPr>
-        <w:t xml:space="preserve">Publicado: </w:t>
-      </w:r>
-      <w:r>
-        <w:rPr>
-          <w:color w:val="888888"/>
-          <w:sz w:val="18"/>
-        </w:rPr>
-        <w:t xml:space="preserve">2026-07-10T09:34   </w:t>
-      </w:r>
-      <w:hyperlink r:id="rId16">
-        <w:r>
-          <w:rPr>
-            <w:color w:val="1A4D2E"/>
-            <w:u w:val="single"/>
-            <w:b/>
-          </w:rPr>
-          <w:t>Acessar materia</w:t>
-        </w:r>
-      </w:hyperlink>
-    </w:p>
-    <w:p>
-      <w:pPr>
-        <w:spacing w:after="120"/>
-      </w:pPr>
-      <w:r>
-        <w:rPr>
-          <w:i/>
-          <w:color w:val="888888"/>
-          <w:sz w:val="16"/>
-        </w:rPr>
-        <w:t>Divulgação de nomes para cargos de administração em instituições financeiras, relevante para o setor regulado.</w:t>
-      </w:r>
-    </w:p>
-    <w:p>
-      <w:pPr>
-        <w:spacing w:before="160" w:after="40"/>
-      </w:pPr>
-      <w:r>
-        <w:rPr>
-          <w:b/>
-          <w:color w:val="1A1A1A"/>
-          <w:sz w:val="22"/>
-        </w:rPr>
-        <w:t xml:space="preserve">Comunicado n° 45.535, 10/7/2026   </w:t>
-      </w:r>
-      <w:r>
-        <w:rPr>
-          <w:b/>
-          <w:color w:val="C0392B"/>
-          <w:sz w:val="16"/>
-        </w:rPr>
-        <w:t>[ALTA]</w:t>
-      </w:r>
-    </w:p>
-    <w:p>
-      <w:pPr>
-        <w:spacing w:after="40"/>
-      </w:pPr>
-      <w:r>
-        <w:rPr>
-          <w:color w:val="4A4A4A"/>
-          <w:sz w:val="20"/>
-        </w:rPr>
-        <w:t>Divulga a Taxa Básica Financeira (TBF), o Redutor "R" e a Taxa Referencial (TR) relativos a 9 de julho de 2026.</w:t>
-      </w:r>
-    </w:p>
-    <w:p>
-      <w:pPr>
-        <w:spacing w:after="40"/>
-      </w:pPr>
-      <w:r>
-        <w:rPr>
-          <w:b/>
-          <w:color w:val="888888"/>
-          <w:sz w:val="18"/>
-        </w:rPr>
-        <w:t xml:space="preserve">Publicado: </w:t>
-      </w:r>
-      <w:r>
-        <w:rPr>
-          <w:color w:val="888888"/>
-          <w:sz w:val="18"/>
-        </w:rPr>
-        <w:t xml:space="preserve">2026-07-10T09:06   </w:t>
-      </w:r>
-      <w:hyperlink r:id="rId9">
-        <w:r>
-          <w:rPr>
-            <w:color w:val="1A4D2E"/>
-            <w:u w:val="single"/>
-            <w:b/>
-          </w:rPr>
-          <w:t>Acessar materia</w:t>
-        </w:r>
-      </w:hyperlink>
-    </w:p>
-    <w:p>
-      <w:pPr>
-        <w:spacing w:after="120"/>
-      </w:pPr>
-      <w:r>
-        <w:rPr>
-          <w:i/>
-          <w:color w:val="888888"/>
-          <w:sz w:val="16"/>
-        </w:rPr>
-        <w:t>Divulgação de taxas de referência importantes para o mercado financeiro.</w:t>
-      </w:r>
-    </w:p>
-    <w:p>
-      <w:pPr>
-        <w:spacing w:before="160" w:after="40"/>
-      </w:pPr>
-      <w:r>
-        <w:rPr>
-          <w:b/>
-          <w:color w:val="1A1A1A"/>
-          <w:sz w:val="22"/>
-        </w:rPr>
-        <w:t xml:space="preserve">Comunicado n° 45.534, 9/7/2026   </w:t>
-      </w:r>
-      <w:r>
-        <w:rPr>
-          <w:b/>
-          <w:color w:val="C0392B"/>
-          <w:sz w:val="16"/>
-        </w:rPr>
-        <w:t>[ALTA]</w:t>
-      </w:r>
-    </w:p>
-    <w:p>
-      <w:pPr>
-        <w:spacing w:after="40"/>
-      </w:pPr>
-      <w:r>
-        <w:rPr>
-          <w:color w:val="4A4A4A"/>
-          <w:sz w:val="20"/>
-        </w:rPr>
-        <w:t>Divulga condições para a realização de operações compromissadas com instituições financeiras participantes do módulo Oferta Pública (Ofpub).</w:t>
-      </w:r>
-    </w:p>
-    <w:p>
-      <w:pPr>
-        <w:spacing w:after="40"/>
-      </w:pPr>
-      <w:r>
-        <w:rPr>
-          <w:b/>
-          <w:color w:val="888888"/>
-          <w:sz w:val="18"/>
-        </w:rPr>
-        <w:t xml:space="preserve">Publicado: </w:t>
-      </w:r>
-      <w:r>
-        <w:rPr>
-          <w:color w:val="888888"/>
-          <w:sz w:val="18"/>
-        </w:rPr>
-        <w:t xml:space="preserve">2026-07-09T18:31   </w:t>
-      </w:r>
-      <w:hyperlink r:id="rId10">
-        <w:r>
-          <w:rPr>
-            <w:color w:val="1A4D2E"/>
-            <w:u w:val="single"/>
-            <w:b/>
-          </w:rPr>
-          <w:t>Acessar materia</w:t>
-        </w:r>
-      </w:hyperlink>
-    </w:p>
-    <w:p>
-      <w:pPr>
-        <w:spacing w:after="120"/>
-      </w:pPr>
-      <w:r>
-        <w:rPr>
-          <w:i/>
-          <w:color w:val="888888"/>
-          <w:sz w:val="16"/>
-        </w:rPr>
-        <w:t>Estabelece condições para operações financeiras, com impacto direto em instituições do mercado.</w:t>
-      </w:r>
-    </w:p>
-    <w:p>
-      <w:pPr>
-        <w:spacing w:before="160" w:after="40"/>
-      </w:pPr>
-      <w:r>
-        <w:rPr>
-          <w:b/>
-          <w:color w:val="1A1A1A"/>
-          <w:sz w:val="22"/>
-        </w:rPr>
-        <w:t xml:space="preserve">Comunicado n° 45.533, 9/7/2026   </w:t>
-      </w:r>
-      <w:r>
-        <w:rPr>
-          <w:b/>
-          <w:color w:val="C0392B"/>
-          <w:sz w:val="16"/>
-        </w:rPr>
-        <w:t>[ALTA]</w:t>
-      </w:r>
-    </w:p>
-    <w:p>
-      <w:pPr>
-        <w:spacing w:after="40"/>
-      </w:pPr>
-      <w:r>
-        <w:rPr>
-          <w:color w:val="4A4A4A"/>
-          <w:sz w:val="20"/>
-        </w:rPr>
-        <w:t>Divulga as condições de oferta pública para a realização de operações de swap para fins de rolagem do vencimento de 03/08/2026.</w:t>
-      </w:r>
-    </w:p>
-    <w:p>
-      <w:pPr>
-        <w:spacing w:after="40"/>
-      </w:pPr>
-      <w:r>
-        <w:rPr>
-          <w:b/>
-          <w:color w:val="888888"/>
-          <w:sz w:val="18"/>
-        </w:rPr>
-        <w:t xml:space="preserve">Publicado: </w:t>
-      </w:r>
-      <w:r>
-        <w:rPr>
-          <w:color w:val="888888"/>
-          <w:sz w:val="18"/>
-        </w:rPr>
-        <w:t xml:space="preserve">2026-07-09T18:30   </w:t>
-      </w:r>
-      <w:hyperlink r:id="rId11">
-        <w:r>
-          <w:rPr>
-            <w:color w:val="1A4D2E"/>
-            <w:u w:val="single"/>
-            <w:b/>
-          </w:rPr>
-          <w:t>Acessar materia</w:t>
-        </w:r>
-      </w:hyperlink>
-    </w:p>
-    <w:p>
-      <w:pPr>
-        <w:spacing w:after="120"/>
-      </w:pPr>
-      <w:r>
-        <w:rPr>
-          <w:i/>
-          <w:color w:val="888888"/>
-          <w:sz w:val="16"/>
-        </w:rPr>
-        <w:t>Define condições para operações de swap, impactando o mercado de câmbio e derivativos.</w:t>
-      </w:r>
-    </w:p>
-    <w:p>
-      <w:pPr>
-        <w:spacing w:before="160" w:after="40"/>
-      </w:pPr>
-      <w:r>
-        <w:rPr>
-          <w:b/>
-          <w:color w:val="1A1A1A"/>
-          <w:sz w:val="22"/>
-        </w:rPr>
-        <w:t xml:space="preserve">Instrução Normativa BCB n° 761, 9/7/2026   </w:t>
-      </w:r>
-      <w:r>
-        <w:rPr>
-          <w:b/>
-          <w:color w:val="C0392B"/>
-          <w:sz w:val="16"/>
-        </w:rPr>
-        <w:t>[ALTA]</w:t>
-      </w:r>
-    </w:p>
-    <w:p>
-      <w:pPr>
-        <w:spacing w:after="40"/>
-      </w:pPr>
-      <w:r>
-        <w:rPr>
-          <w:color w:val="4A4A4A"/>
-          <w:sz w:val="20"/>
-        </w:rPr>
-        <w:t>Divulga orientações sobre medidas reforçadas para instituições financeiras em operações com países com deficiências nas recomendações do Gafi.</w:t>
-      </w:r>
-    </w:p>
-    <w:p>
-      <w:pPr>
-        <w:spacing w:after="40"/>
-      </w:pPr>
-      <w:r>
-        <w:rPr>
-          <w:b/>
-          <w:color w:val="888888"/>
-          <w:sz w:val="18"/>
-        </w:rPr>
-        <w:t xml:space="preserve">Publicado: </w:t>
-      </w:r>
-      <w:r>
-        <w:rPr>
-          <w:color w:val="888888"/>
-          <w:sz w:val="18"/>
-        </w:rPr>
-        <w:t xml:space="preserve">2026-07-09T16:33   </w:t>
-      </w:r>
-      <w:hyperlink r:id="rId12">
-        <w:r>
-          <w:rPr>
-            <w:color w:val="1A4D2E"/>
-            <w:u w:val="single"/>
-            <w:b/>
-          </w:rPr>
-          <w:t>Acessar materia</w:t>
-        </w:r>
-      </w:hyperlink>
-    </w:p>
-    <w:p>
-      <w:pPr>
-        <w:spacing w:after="120"/>
-      </w:pPr>
-      <w:r>
-        <w:rPr>
-          <w:i/>
-          <w:color w:val="888888"/>
-          <w:sz w:val="16"/>
-        </w:rPr>
-        <w:t>Instrução normativa com impacto regulatório direto sobre compliance e prevenção à lavagem de dinheiro para instituições financeiras.</w:t>
-      </w:r>
-    </w:p>
-    <w:p>
-      <w:pPr>
-        <w:spacing w:before="160" w:after="40"/>
-      </w:pPr>
-      <w:r>
-        <w:rPr>
-          <w:b/>
-          <w:color w:val="1A1A1A"/>
-          <w:sz w:val="22"/>
-        </w:rPr>
-        <w:t xml:space="preserve">Instrução Normativa BCB n° 760, 9/7/2026   </w:t>
-      </w:r>
-      <w:r>
-        <w:rPr>
-          <w:b/>
-          <w:color w:val="D68910"/>
-          <w:sz w:val="16"/>
-        </w:rPr>
-        <w:t>[MÉDIA]</w:t>
-      </w:r>
-    </w:p>
-    <w:p>
-      <w:pPr>
-        <w:spacing w:after="40"/>
-      </w:pPr>
-      <w:r>
-        <w:rPr>
-          <w:color w:val="4A4A4A"/>
-          <w:sz w:val="20"/>
-        </w:rPr>
-        <w:t>Divulga a versão 9.0 do Manual de Experiência do Cliente no Open Finance.</w:t>
-      </w:r>
-    </w:p>
-    <w:p>
-      <w:pPr>
-        <w:spacing w:after="40"/>
-      </w:pPr>
-      <w:r>
-        <w:rPr>
-          <w:b/>
-          <w:color w:val="888888"/>
-          <w:sz w:val="18"/>
-        </w:rPr>
-        <w:t xml:space="preserve">Publicado: </w:t>
-      </w:r>
-      <w:r>
-        <w:rPr>
-          <w:color w:val="888888"/>
-          <w:sz w:val="18"/>
-        </w:rPr>
-        <w:t xml:space="preserve">2026-07-09T13:46   </w:t>
-      </w:r>
-      <w:hyperlink r:id="rId17">
-        <w:r>
-          <w:rPr>
-            <w:color w:val="1A4D2E"/>
-            <w:u w:val="single"/>
-            <w:b/>
-          </w:rPr>
-          <w:t>Acessar materia</w:t>
-        </w:r>
-      </w:hyperlink>
-    </w:p>
-    <w:p>
-      <w:pPr>
-        <w:spacing w:after="120"/>
-      </w:pPr>
-      <w:r>
-        <w:rPr>
-          <w:i/>
-          <w:color w:val="888888"/>
-          <w:sz w:val="16"/>
-        </w:rPr>
-        <w:t>Atualização de manual técnico do Open Finance, com impacto operacional para as instituições.</w:t>
-      </w:r>
-    </w:p>
-    <w:p>
-      <w:pPr>
-        <w:spacing w:before="160" w:after="40"/>
-      </w:pPr>
-      <w:r>
-        <w:rPr>
-          <w:b/>
-          <w:color w:val="1A1A1A"/>
-          <w:sz w:val="22"/>
-        </w:rPr>
-        <w:t xml:space="preserve">Instrução Normativa BCB n° 759, 9/7/2026   </w:t>
-      </w:r>
-      <w:r>
-        <w:rPr>
-          <w:b/>
-          <w:color w:val="D68910"/>
-          <w:sz w:val="16"/>
-        </w:rPr>
-        <w:t>[MÉDIA]</w:t>
-      </w:r>
-    </w:p>
-    <w:p>
-      <w:pPr>
-        <w:spacing w:after="40"/>
-      </w:pPr>
-      <w:r>
-        <w:rPr>
-          <w:color w:val="4A4A4A"/>
-          <w:sz w:val="20"/>
-        </w:rPr>
-        <w:t>Divulga a versão 8.0 do Manual de Escopo de Dados e Serviços do Open Finance.</w:t>
-      </w:r>
-    </w:p>
-    <w:p>
-      <w:pPr>
-        <w:spacing w:after="40"/>
-      </w:pPr>
-      <w:r>
-        <w:rPr>
-          <w:b/>
-          <w:color w:val="888888"/>
-          <w:sz w:val="18"/>
-        </w:rPr>
-        <w:t xml:space="preserve">Publicado: </w:t>
-      </w:r>
-      <w:r>
-        <w:rPr>
-          <w:color w:val="888888"/>
-          <w:sz w:val="18"/>
-        </w:rPr>
-        <w:t xml:space="preserve">2026-07-09T13:26   </w:t>
-      </w:r>
-      <w:hyperlink r:id="rId18">
-        <w:r>
-          <w:rPr>
-            <w:color w:val="1A4D2E"/>
-            <w:u w:val="single"/>
-            <w:b/>
-          </w:rPr>
-          <w:t>Acessar materia</w:t>
-        </w:r>
-      </w:hyperlink>
-    </w:p>
-    <w:p>
-      <w:pPr>
-        <w:spacing w:after="120"/>
-      </w:pPr>
-      <w:r>
-        <w:rPr>
-          <w:i/>
-          <w:color w:val="888888"/>
-          <w:sz w:val="16"/>
-        </w:rPr>
-        <w:t>Atualização de manual técnico do Open Finance, com impacto operacional para as instituições.</w:t>
-      </w:r>
-    </w:p>
-    <w:p>
-      <w:pPr>
-        <w:spacing w:before="160" w:after="40"/>
-      </w:pPr>
-      <w:r>
-        <w:rPr>
-          <w:b/>
-          <w:color w:val="1A1A1A"/>
-          <w:sz w:val="22"/>
-        </w:rPr>
-        <w:t xml:space="preserve">Comunicado n° 45.532, 9/7/2026   </w:t>
-      </w:r>
-      <w:r>
-        <w:rPr>
-          <w:b/>
-          <w:color w:val="D68910"/>
-          <w:sz w:val="16"/>
-        </w:rPr>
-        <w:t>[MÉDIA]</w:t>
-      </w:r>
-    </w:p>
-    <w:p>
-      <w:pPr>
-        <w:spacing w:after="40"/>
-      </w:pPr>
-      <w:r>
-        <w:rPr>
-          <w:color w:val="4A4A4A"/>
-          <w:sz w:val="20"/>
-        </w:rPr>
-        <w:t>Divulga o resultado de leilões de swap.</w:t>
-      </w:r>
-    </w:p>
-    <w:p>
-      <w:pPr>
-        <w:spacing w:after="40"/>
-      </w:pPr>
-      <w:r>
-        <w:rPr>
-          <w:b/>
-          <w:color w:val="888888"/>
-          <w:sz w:val="18"/>
-        </w:rPr>
-        <w:t xml:space="preserve">Publicado: </w:t>
-      </w:r>
-      <w:r>
-        <w:rPr>
-          <w:color w:val="888888"/>
-          <w:sz w:val="18"/>
-        </w:rPr>
-        <w:t xml:space="preserve">2026-07-09T11:44   </w:t>
-      </w:r>
-      <w:hyperlink r:id="rId19">
-        <w:r>
-          <w:rPr>
-            <w:color w:val="1A4D2E"/>
-            <w:u w:val="single"/>
-            <w:b/>
-          </w:rPr>
-          <w:t>Acessar materia</w:t>
-        </w:r>
-      </w:hyperlink>
-    </w:p>
-    <w:p>
-      <w:pPr>
-        <w:spacing w:after="120"/>
-      </w:pPr>
-      <w:r>
-        <w:rPr>
-          <w:i/>
-          <w:color w:val="888888"/>
-          <w:sz w:val="16"/>
-        </w:rPr>
-        <w:t>Informação sobre o resultado de leilões de swap, relevante para o mercado financeiro.</w:t>
-      </w:r>
-    </w:p>
-    <w:p>
-      <w:pPr>
-        <w:spacing w:before="160" w:after="40"/>
-      </w:pPr>
-      <w:r>
-        <w:rPr>
-          <w:b/>
-          <w:color w:val="1A1A1A"/>
-          <w:sz w:val="22"/>
-        </w:rPr>
-        <w:t xml:space="preserve">Comunicado n° 45.531, 9/7/2026   </w:t>
-      </w:r>
-      <w:r>
-        <w:rPr>
-          <w:b/>
-          <w:color w:val="D68910"/>
-          <w:sz w:val="16"/>
-        </w:rPr>
-        <w:t>[MÉDIA]</w:t>
-      </w:r>
-    </w:p>
-    <w:p>
-      <w:pPr>
-        <w:spacing w:after="40"/>
-      </w:pPr>
-      <w:r>
-        <w:rPr>
-          <w:color w:val="4A4A4A"/>
-          <w:sz w:val="20"/>
-        </w:rPr>
-        <w:t>Divulga a realização de leilão de Swap Cambial Tradicional para fins de rolagem.</w:t>
-      </w:r>
-    </w:p>
-    <w:p>
-      <w:pPr>
-        <w:spacing w:after="40"/>
-      </w:pPr>
-      <w:r>
-        <w:rPr>
-          <w:b/>
-          <w:color w:val="888888"/>
-          <w:sz w:val="18"/>
-        </w:rPr>
-        <w:t xml:space="preserve">Publicado: </w:t>
-      </w:r>
-      <w:r>
-        <w:rPr>
-          <w:color w:val="888888"/>
-          <w:sz w:val="18"/>
-        </w:rPr>
-        <w:t xml:space="preserve">2026-07-09T11:30   </w:t>
-      </w:r>
-      <w:hyperlink r:id="rId20">
-        <w:r>
-          <w:rPr>
-            <w:color w:val="1A4D2E"/>
-            <w:u w:val="single"/>
-            <w:b/>
-          </w:rPr>
-          <w:t>Acessar materia</w:t>
-        </w:r>
-      </w:hyperlink>
-    </w:p>
-    <w:p>
-      <w:pPr>
-        <w:spacing w:after="120"/>
-      </w:pPr>
-      <w:r>
-        <w:rPr>
-          <w:i/>
-          <w:color w:val="888888"/>
-          <w:sz w:val="16"/>
-        </w:rPr>
-        <w:t>Anúncio de leilão de swap cambial, relevante para o mercado financeiro.</w:t>
-      </w:r>
-    </w:p>
-    <w:p>
-      <w:pPr>
-        <w:spacing w:before="160" w:after="40"/>
-      </w:pPr>
-      <w:r>
-        <w:rPr>
-          <w:b/>
-          <w:color w:val="1A1A1A"/>
-          <w:sz w:val="22"/>
-        </w:rPr>
-        <w:t xml:space="preserve">Comunicado n° 45.530, 9/7/2026   </w:t>
-      </w:r>
-      <w:r>
-        <w:rPr>
-          <w:b/>
-          <w:color w:val="D68910"/>
-          <w:sz w:val="16"/>
-        </w:rPr>
-        <w:t>[MÉDIA]</w:t>
-      </w:r>
-    </w:p>
-    <w:p>
-      <w:pPr>
-        <w:spacing w:after="40"/>
-      </w:pPr>
-      <w:r>
-        <w:rPr>
-          <w:color w:val="4A4A4A"/>
-          <w:sz w:val="20"/>
-        </w:rPr>
-        <w:t>Divulga a realização de leilão de Swap Cambial Tradicional para fins de rolagem.</w:t>
-      </w:r>
-    </w:p>
-    <w:p>
-      <w:pPr>
-        <w:spacing w:after="40"/>
-      </w:pPr>
-      <w:r>
-        <w:rPr>
-          <w:b/>
-          <w:color w:val="888888"/>
-          <w:sz w:val="18"/>
-        </w:rPr>
-        <w:t xml:space="preserve">Publicado: </w:t>
-      </w:r>
-      <w:r>
-        <w:rPr>
-          <w:color w:val="888888"/>
-          <w:sz w:val="18"/>
-        </w:rPr>
-        <w:t xml:space="preserve">2026-07-09T11:30   </w:t>
-      </w:r>
-      <w:hyperlink r:id="rId21">
-        <w:r>
-          <w:rPr>
-            <w:color w:val="1A4D2E"/>
-            <w:u w:val="single"/>
-            <w:b/>
-          </w:rPr>
-          <w:t>Acessar materia</w:t>
-        </w:r>
-      </w:hyperlink>
-    </w:p>
-    <w:p>
-      <w:pPr>
-        <w:spacing w:after="120"/>
-      </w:pPr>
-      <w:r>
-        <w:rPr>
-          <w:i/>
-          <w:color w:val="888888"/>
-          <w:sz w:val="16"/>
-        </w:rPr>
-        <w:t>Anúncio de leilão de swap cambial, relevante para o mercado financeiro.</w:t>
-      </w:r>
-    </w:p>
-    <w:p>
-      <w:pPr>
-        <w:spacing w:before="160" w:after="40"/>
-      </w:pPr>
-      <w:r>
-        <w:rPr>
-          <w:b/>
-          <w:color w:val="1A1A1A"/>
-          <w:sz w:val="22"/>
-        </w:rPr>
-        <w:t xml:space="preserve">Comunicado n° 45.529, 9/7/2026   </w:t>
-      </w:r>
-      <w:r>
-        <w:rPr>
-          <w:b/>
-          <w:color w:val="D68910"/>
-          <w:sz w:val="16"/>
-        </w:rPr>
-        <w:t>[MÉDIA]</w:t>
-      </w:r>
-    </w:p>
-    <w:p>
-      <w:pPr>
-        <w:spacing w:after="40"/>
-      </w:pPr>
-      <w:r>
-        <w:rPr>
-          <w:color w:val="4A4A4A"/>
-          <w:sz w:val="20"/>
-        </w:rPr>
-        <w:t>Divulga nome de pessoa com interesse em participar do controle de Instituição de Pagamento.</w:t>
-      </w:r>
-    </w:p>
-    <w:p>
-      <w:pPr>
-        <w:spacing w:after="40"/>
-      </w:pPr>
-      <w:r>
-        <w:rPr>
-          <w:b/>
-          <w:color w:val="888888"/>
-          <w:sz w:val="18"/>
-        </w:rPr>
-        <w:t xml:space="preserve">Publicado: </w:t>
-      </w:r>
-      <w:r>
-        <w:rPr>
-          <w:color w:val="888888"/>
-          <w:sz w:val="18"/>
-        </w:rPr>
-        <w:t xml:space="preserve">2026-07-09T10:21   </w:t>
-      </w:r>
-      <w:hyperlink r:id="rId22">
-        <w:r>
-          <w:rPr>
-            <w:color w:val="1A4D2E"/>
-            <w:u w:val="single"/>
-            <w:b/>
-          </w:rPr>
-          <w:t>Acessar materia</w:t>
-        </w:r>
-      </w:hyperlink>
-    </w:p>
-    <w:p>
-      <w:pPr>
-        <w:spacing w:after="120"/>
-      </w:pPr>
-      <w:r>
-        <w:rPr>
-          <w:i/>
-          <w:color w:val="888888"/>
-          <w:sz w:val="16"/>
-        </w:rPr>
-        <w:t>Divulgação de nome de interessado em controle de Instituição de Pagamento, relevante para o mercado financeiro.</w:t>
-      </w:r>
-    </w:p>
-    <w:p>
-      <w:pPr>
-        <w:spacing w:before="160" w:after="40"/>
-      </w:pPr>
-      <w:r>
-        <w:rPr>
-          <w:b/>
-          <w:color w:val="1A1A1A"/>
-          <w:sz w:val="22"/>
-        </w:rPr>
-        <w:t xml:space="preserve">Comunicado n° 45.528, 9/7/2026   </w:t>
-      </w:r>
-      <w:r>
-        <w:rPr>
-          <w:b/>
-          <w:color w:val="D68910"/>
-          <w:sz w:val="16"/>
-        </w:rPr>
-        <w:t>[MÉDIA]</w:t>
-      </w:r>
-    </w:p>
-    <w:p>
-      <w:pPr>
-        <w:spacing w:after="40"/>
-      </w:pPr>
-      <w:r>
-        <w:rPr>
-          <w:color w:val="4A4A4A"/>
-          <w:sz w:val="20"/>
-        </w:rPr>
-        <w:t>Divulga, para fins de recebimento de eventuais objeções, nomes de pessoas eleitas ou nomeadas para ocupar cargos de administração em instituições autorizadas a funcionar.</w:t>
-      </w:r>
-    </w:p>
-    <w:p>
-      <w:pPr>
-        <w:spacing w:after="40"/>
-      </w:pPr>
-      <w:r>
-        <w:rPr>
-          <w:b/>
-          <w:color w:val="888888"/>
-          <w:sz w:val="18"/>
-        </w:rPr>
-        <w:t xml:space="preserve">Publicado: </w:t>
-      </w:r>
-      <w:r>
-        <w:rPr>
-          <w:color w:val="888888"/>
-          <w:sz w:val="18"/>
-        </w:rPr>
-        <w:t xml:space="preserve">2026-07-09T09:36   </w:t>
-      </w:r>
-      <w:hyperlink r:id="rId23">
-        <w:r>
-          <w:rPr>
-            <w:color w:val="1A4D2E"/>
-            <w:u w:val="single"/>
-            <w:b/>
-          </w:rPr>
-          <w:t>Acessar materia</w:t>
-        </w:r>
-      </w:hyperlink>
-    </w:p>
-    <w:p>
-      <w:pPr>
-        <w:spacing w:after="120"/>
-      </w:pPr>
-      <w:r>
-        <w:rPr>
-          <w:i/>
-          <w:color w:val="888888"/>
-          <w:sz w:val="16"/>
-        </w:rPr>
-        <w:t>Divulgação de nomes para cargos de administração em instituições financeiras, relevante para o setor regulado.</w:t>
-      </w:r>
-    </w:p>
-    <w:p/>
-    <w:tbl>
-      <w:tblPr>
-        <w:tblW w:type="auto" w:w="0"/>
-        <w:tblLayout w:type="fixed"/>
-        <w:tblLook w:firstColumn="1" w:firstRow="1" w:lastColumn="0" w:lastRow="0" w:noHBand="0" w:noVBand="1" w:val="04A0"/>
-      </w:tblPr>
-      <w:tblGrid>
-        <w:gridCol w:w="9638"/>
-      </w:tblGrid>
-      <w:tr>
-        <w:tc>
-          <w:tcPr>
-            <w:tcW w:type="dxa" w:w="9638"/>
-            <w:shd w:val="clear" w:color="auto" w:fill="1A4D2E"/>
-          </w:tcPr>
-          <w:p>
-            <w:pPr>
-              <w:spacing w:before="120" w:after="40"/>
-            </w:pPr>
-            <w:r>
-              <w:rPr>
-                <w:b w:val="0"/>
-                <w:color w:val="FFFFFF"/>
-                <w:sz w:val="32"/>
-              </w:rPr>
-              <w:t>Energia e Recursos</w:t>
-            </w:r>
-          </w:p>
-        </w:tc>
-      </w:tr>
-    </w:tbl>
-    <w:p>
-      <w:pPr>
-        <w:spacing w:before="240" w:after="80"/>
-      </w:pPr>
-      <w:r>
-        <w:rPr>
-          <w:b/>
-          <w:color w:val="1A4D2E"/>
-          <w:sz w:val="20"/>
-        </w:rPr>
-        <w:t>ANP | NOTÍCIAS</w:t>
-      </w:r>
-    </w:p>
-    <w:p>
-      <w:pPr>
-        <w:spacing w:before="0" w:after="40"/>
-        <w:pBdr>
-          <w:bottom w:val="single" w:sz="8" w:space="1" w:color="1A4D2E"/>
-        </w:pBdr>
-      </w:pPr>
-    </w:p>
-    <w:p>
-      <w:pPr>
-        <w:spacing w:before="160" w:after="40"/>
-      </w:pPr>
-      <w:r>
-        <w:rPr>
-          <w:b/>
-          <w:color w:val="1A1A1A"/>
-          <w:sz w:val="22"/>
-        </w:rPr>
-        <w:t xml:space="preserve">Inscrições para Jornada Empreendedora PRH-ANP 2026 podem ser feitas até 17 de julho   </w:t>
-      </w:r>
-      <w:r>
-        <w:rPr>
-          <w:b/>
-          <w:color w:val="7F8C8D"/>
-          <w:sz w:val="16"/>
-        </w:rPr>
-        <w:t>[BAIXA]</w:t>
-      </w:r>
-    </w:p>
-    <w:p>
-      <w:pPr>
-        <w:spacing w:after="40"/>
-      </w:pPr>
-      <w:r>
-        <w:rPr>
-          <w:color w:val="4A4A4A"/>
-          <w:sz w:val="20"/>
-        </w:rPr>
-        <w:t>Inscrições abertas para a Jornada Empreendedora do PRH-ANP 2026, com prazo até 17 de julho.</w:t>
-      </w:r>
-    </w:p>
-    <w:p>
-      <w:pPr>
-        <w:spacing w:after="40"/>
-      </w:pPr>
-      <w:r>
-        <w:rPr>
-          <w:b/>
-          <w:color w:val="888888"/>
-          <w:sz w:val="18"/>
-        </w:rPr>
-        <w:t xml:space="preserve">Publicado: </w:t>
-      </w:r>
-      <w:r>
-        <w:rPr>
-          <w:color w:val="888888"/>
-          <w:sz w:val="18"/>
-        </w:rPr>
-        <w:t xml:space="preserve">2026-07-09   </w:t>
-      </w:r>
-      <w:hyperlink r:id="rId24">
-        <w:r>
-          <w:rPr>
-            <w:color w:val="1A4D2E"/>
-            <w:u w:val="single"/>
-            <w:b/>
-          </w:rPr>
-          <w:t>Acessar materia</w:t>
-        </w:r>
-      </w:hyperlink>
-    </w:p>
-    <w:p>
-      <w:pPr>
-        <w:spacing w:after="120"/>
-      </w:pPr>
-      <w:r>
-        <w:rPr>
-          <w:i/>
-          <w:color w:val="888888"/>
-          <w:sz w:val="16"/>
-        </w:rPr>
-        <w:t>Notícia sobre evento de capacitação, de interesse geral mas com baixo impacto regulatório direto.</w:t>
-      </w:r>
-    </w:p>
-    <w:p>
-      <w:pPr>
-        <w:spacing w:before="160" w:after="40"/>
-      </w:pPr>
-      <w:r>
-        <w:rPr>
-          <w:b/>
-          <w:color w:val="1A1A1A"/>
-          <w:sz w:val="22"/>
-        </w:rPr>
-        <w:t xml:space="preserve">ANP estará presente na Rio Innovation Week   </w:t>
-      </w:r>
-      <w:r>
-        <w:rPr>
-          <w:b/>
-          <w:color w:val="7F8C8D"/>
-          <w:sz w:val="16"/>
-        </w:rPr>
-        <w:t>[BAIXA]</w:t>
-      </w:r>
-    </w:p>
-    <w:p>
-      <w:pPr>
-        <w:spacing w:after="40"/>
-      </w:pPr>
-      <w:r>
-        <w:rPr>
-          <w:color w:val="4A4A4A"/>
-          <w:sz w:val="20"/>
-        </w:rPr>
-        <w:t>A Agência Nacional do Petróleo, Gás Natural e Biocombustíveis (ANP) participará da Rio Innovation Week, realizando dois seminários.</w:t>
-      </w:r>
-    </w:p>
-    <w:p>
-      <w:pPr>
-        <w:spacing w:after="40"/>
-      </w:pPr>
-      <w:r>
-        <w:rPr>
-          <w:b/>
-          <w:color w:val="888888"/>
-          <w:sz w:val="18"/>
-        </w:rPr>
-        <w:t xml:space="preserve">Publicado: </w:t>
-      </w:r>
-      <w:r>
-        <w:rPr>
-          <w:color w:val="888888"/>
-          <w:sz w:val="18"/>
-        </w:rPr>
-        <w:t xml:space="preserve">2026-07-09   </w:t>
-      </w:r>
-      <w:hyperlink r:id="rId25">
-        <w:r>
-          <w:rPr>
-            <w:color w:val="1A4D2E"/>
-            <w:u w:val="single"/>
-            <w:b/>
-          </w:rPr>
-          <w:t>Acessar materia</w:t>
-        </w:r>
-      </w:hyperlink>
-    </w:p>
-    <w:p>
-      <w:pPr>
-        <w:spacing w:after="120"/>
-      </w:pPr>
-      <w:r>
-        <w:rPr>
-          <w:i/>
-          <w:color w:val="888888"/>
-          <w:sz w:val="16"/>
-        </w:rPr>
-        <w:t>Notícia sobre participação em evento, de caráter institucional.</w:t>
-      </w:r>
-    </w:p>
-    <w:p>
-      <w:pPr>
-        <w:spacing w:before="160" w:after="40"/>
-      </w:pPr>
-      <w:r>
-        <w:rPr>
-          <w:b/>
-          <w:color w:val="1A1A1A"/>
-          <w:sz w:val="22"/>
-        </w:rPr>
-        <w:t xml:space="preserve">ANP publica cartilha com orientações para postos de combustíveis   </w:t>
-      </w:r>
-      <w:r>
-        <w:rPr>
-          <w:b/>
-          <w:color w:val="D68910"/>
-          <w:sz w:val="16"/>
-        </w:rPr>
-        <w:t>[MÉDIA]</w:t>
-      </w:r>
-    </w:p>
-    <w:p>
-      <w:pPr>
-        <w:spacing w:after="40"/>
-      </w:pPr>
-      <w:r>
-        <w:rPr>
-          <w:color w:val="4A4A4A"/>
-          <w:sz w:val="20"/>
-        </w:rPr>
-        <w:t>A ANP atualizou e publicou uma cartilha com orientações para postos de combustíveis, detalhando procedimentos da legislação vigente.</w:t>
-      </w:r>
-    </w:p>
-    <w:p>
-      <w:pPr>
-        <w:spacing w:after="40"/>
-      </w:pPr>
-      <w:r>
-        <w:rPr>
-          <w:b/>
-          <w:color w:val="888888"/>
-          <w:sz w:val="18"/>
-        </w:rPr>
-        <w:t xml:space="preserve">Publicado: </w:t>
-      </w:r>
-      <w:r>
-        <w:rPr>
-          <w:color w:val="888888"/>
-          <w:sz w:val="18"/>
-        </w:rPr>
-        <w:t xml:space="preserve">2026-07-09   </w:t>
-      </w:r>
-      <w:hyperlink r:id="rId26">
-        <w:r>
-          <w:rPr>
-            <w:color w:val="1A4D2E"/>
-            <w:u w:val="single"/>
-            <w:b/>
-          </w:rPr>
-          <w:t>Acessar materia</w:t>
-        </w:r>
-      </w:hyperlink>
-    </w:p>
-    <w:p>
-      <w:pPr>
-        <w:spacing w:after="120"/>
-      </w:pPr>
-      <w:r>
-        <w:rPr>
-          <w:i/>
-          <w:color w:val="888888"/>
-          <w:sz w:val="16"/>
-        </w:rPr>
-        <w:t>Publicação de orientações regulatórias para o setor de combustíveis, impactando operadores.</w:t>
-      </w:r>
-    </w:p>
-    <w:p>
-      <w:pPr>
-        <w:spacing w:before="160" w:after="40"/>
-      </w:pPr>
-      <w:r>
-        <w:rPr>
-          <w:b/>
-          <w:color w:val="1A1A1A"/>
-          <w:sz w:val="22"/>
-        </w:rPr>
-        <w:t xml:space="preserve">ANP realiza 2ª edição do workshop Net Zero ANP, sobre hidrogênio de bai   </w:t>
-      </w:r>
-      <w:r>
-        <w:rPr>
-          <w:b/>
-          <w:color w:val="D68910"/>
-          <w:sz w:val="16"/>
-        </w:rPr>
-        <w:t>[MÉDIA]</w:t>
-      </w:r>
-    </w:p>
-    <w:p>
-      <w:pPr>
-        <w:spacing w:after="40"/>
-      </w:pPr>
-      <w:r>
-        <w:rPr>
-          <w:color w:val="4A4A4A"/>
-          <w:sz w:val="20"/>
-        </w:rPr>
-        <w:t>A ANP realiza a segunda edição do workshop Net Zero ANP, focado em hidrogênio de baixo carbono.</w:t>
-      </w:r>
-    </w:p>
-    <w:p>
-      <w:pPr>
-        <w:spacing w:after="40"/>
-      </w:pPr>
-      <w:r>
-        <w:rPr>
-          <w:b/>
-          <w:color w:val="888888"/>
-          <w:sz w:val="18"/>
-        </w:rPr>
-        <w:t xml:space="preserve">Publicado: </w:t>
-      </w:r>
-      <w:r>
-        <w:rPr>
-          <w:color w:val="888888"/>
-          <w:sz w:val="18"/>
-        </w:rPr>
-        <w:t xml:space="preserve">data nao identificada   </w:t>
-      </w:r>
-      <w:hyperlink r:id="rId27">
-        <w:r>
-          <w:rPr>
-            <w:color w:val="1A4D2E"/>
-            <w:u w:val="single"/>
-            <w:b/>
-          </w:rPr>
-          <w:t>Acessar materia</w:t>
-        </w:r>
-      </w:hyperlink>
-    </w:p>
-    <w:p>
-      <w:pPr>
-        <w:spacing w:after="120"/>
-      </w:pPr>
-      <w:r>
-        <w:rPr>
-          <w:i/>
-          <w:color w:val="888888"/>
-          <w:sz w:val="16"/>
-        </w:rPr>
-        <w:t>Workshop sobre tema estratégico (hidrogênio de baixo carbono) para o setor de energia. Data não clara, incluído por padrão.</w:t>
-      </w:r>
-    </w:p>
-    <w:p>
-      <w:pPr>
-        <w:spacing w:before="240" w:after="80"/>
-      </w:pPr>
-      <w:r>
-        <w:rPr>
-          <w:b/>
-          <w:color w:val="1A4D2E"/>
-          <w:sz w:val="20"/>
-        </w:rPr>
-        <w:t>ANM | NOTÍCIAS</w:t>
-      </w:r>
-    </w:p>
-    <w:p>
-      <w:pPr>
-        <w:spacing w:before="0" w:after="40"/>
-        <w:pBdr>
-          <w:bottom w:val="single" w:sz="8" w:space="1" w:color="1A4D2E"/>
-        </w:pBdr>
-      </w:pPr>
-    </w:p>
-    <w:p>
-      <w:pPr>
-        <w:spacing w:before="160" w:after="40"/>
-      </w:pPr>
-      <w:r>
-        <w:rPr>
-          <w:b/>
-          <w:color w:val="1A1A1A"/>
-          <w:sz w:val="22"/>
-        </w:rPr>
-        <w:t xml:space="preserve">Royalties da mineração injetam mais de R$ 477 milhões em estados e municípios produtores   </w:t>
-      </w:r>
-      <w:r>
-        <w:rPr>
-          <w:b/>
-          <w:color w:val="D68910"/>
-          <w:sz w:val="16"/>
-        </w:rPr>
-        <w:t>[MÉDIA]</w:t>
-      </w:r>
-    </w:p>
-    <w:p>
-      <w:pPr>
-        <w:spacing w:after="40"/>
-      </w:pPr>
-      <w:r>
-        <w:rPr>
-          <w:color w:val="4A4A4A"/>
-          <w:sz w:val="20"/>
-        </w:rPr>
-        <w:t>Royalties da mineração injetaram mais de R$ 477 milhões em estados e municípios produtores.</w:t>
-      </w:r>
-    </w:p>
-    <w:p>
-      <w:pPr>
-        <w:spacing w:after="40"/>
-      </w:pPr>
-      <w:r>
-        <w:rPr>
-          <w:b/>
-          <w:color w:val="888888"/>
-          <w:sz w:val="18"/>
-        </w:rPr>
-        <w:t xml:space="preserve">Publicado: </w:t>
-      </w:r>
-      <w:r>
-        <w:rPr>
-          <w:color w:val="888888"/>
-          <w:sz w:val="18"/>
-        </w:rPr>
-        <w:t xml:space="preserve">data nao identificada   </w:t>
-      </w:r>
-      <w:hyperlink r:id="rId28">
-        <w:r>
-          <w:rPr>
-            <w:color w:val="1A4D2E"/>
-            <w:u w:val="single"/>
-            <w:b/>
-          </w:rPr>
-          <w:t>Acessar materia</w:t>
-        </w:r>
-      </w:hyperlink>
-    </w:p>
-    <w:p>
-      <w:pPr>
-        <w:spacing w:after="120"/>
-      </w:pPr>
-      <w:r>
-        <w:rPr>
-          <w:i/>
-          <w:color w:val="888888"/>
-          <w:sz w:val="16"/>
-        </w:rPr>
-        <w:t>Notícia sobre o impacto financeiro dos royalties da mineração, relevante para o setor e entes federativos. Data não clara, incluído por padrão.</w:t>
-      </w:r>
-    </w:p>
-    <w:p/>
-    <w:tbl>
-      <w:tblPr>
-        <w:tblW w:type="auto" w:w="0"/>
-        <w:tblLayout w:type="fixed"/>
-        <w:tblLook w:firstColumn="1" w:firstRow="1" w:lastColumn="0" w:lastRow="0" w:noHBand="0" w:noVBand="1" w:val="04A0"/>
-      </w:tblPr>
-      <w:tblGrid>
-        <w:gridCol w:w="9638"/>
-      </w:tblGrid>
-      <w:tr>
-        <w:tc>
-          <w:tcPr>
-            <w:tcW w:type="dxa" w:w="9638"/>
-            <w:shd w:val="clear" w:color="auto" w:fill="1A4D2E"/>
-          </w:tcPr>
-          <w:p>
-            <w:pPr>
-              <w:spacing w:before="120" w:after="40"/>
-            </w:pPr>
-            <w:r>
-              <w:rPr>
-                <w:b w:val="0"/>
-                <w:color w:val="FFFFFF"/>
-                <w:sz w:val="32"/>
-              </w:rPr>
-              <w:t>Regulatório e Setorial</w:t>
-            </w:r>
-          </w:p>
-        </w:tc>
-      </w:tr>
-    </w:tbl>
-    <w:p>
-      <w:pPr>
-        <w:spacing w:before="240" w:after="80"/>
-      </w:pPr>
-      <w:r>
-        <w:rPr>
-          <w:b/>
-          <w:color w:val="1A4D2E"/>
-          <w:sz w:val="20"/>
-        </w:rPr>
-        <w:t>ANVISA | NOTÍCIAS</w:t>
-      </w:r>
-    </w:p>
-    <w:p>
-      <w:pPr>
-        <w:spacing w:before="0" w:after="40"/>
-        <w:pBdr>
-          <w:bottom w:val="single" w:sz="8" w:space="1" w:color="1A4D2E"/>
-        </w:pBdr>
-      </w:pPr>
-    </w:p>
-    <w:p>
-      <w:pPr>
-        <w:spacing w:before="160" w:after="40"/>
-      </w:pPr>
-      <w:r>
-        <w:rPr>
-          <w:b/>
-          <w:color w:val="1A1A1A"/>
-          <w:sz w:val="22"/>
-        </w:rPr>
-        <w:t xml:space="preserve">Anvisa determina apreensão de lotes falsificados de Mounjaro   </w:t>
-      </w:r>
-      <w:r>
-        <w:rPr>
-          <w:b/>
-          <w:color w:val="C0392B"/>
-          <w:sz w:val="16"/>
-        </w:rPr>
-        <w:t>[ALTA]</w:t>
-      </w:r>
-    </w:p>
-    <w:p>
-      <w:pPr>
-        <w:spacing w:after="40"/>
-      </w:pPr>
-      <w:r>
-        <w:rPr>
-          <w:color w:val="4A4A4A"/>
-          <w:sz w:val="20"/>
-        </w:rPr>
-        <w:t>A Anvisa determinou a apreensão de lotes falsificados do medicamento Mounjaro e proibiu a comercialização de produtos sem registro.</w:t>
-      </w:r>
-    </w:p>
-    <w:p>
-      <w:pPr>
-        <w:spacing w:after="40"/>
-      </w:pPr>
-      <w:r>
-        <w:rPr>
-          <w:b/>
-          <w:color w:val="888888"/>
-          <w:sz w:val="18"/>
-        </w:rPr>
-        <w:t xml:space="preserve">Publicado: </w:t>
-      </w:r>
-      <w:r>
-        <w:rPr>
-          <w:color w:val="888888"/>
-          <w:sz w:val="18"/>
-        </w:rPr>
-        <w:t xml:space="preserve">2026-07-10   </w:t>
-      </w:r>
-      <w:hyperlink r:id="rId13">
-        <w:r>
-          <w:rPr>
-            <w:color w:val="1A4D2E"/>
-            <w:u w:val="single"/>
-            <w:b/>
-          </w:rPr>
-          <w:t>Acessar materia</w:t>
-        </w:r>
-      </w:hyperlink>
-    </w:p>
-    <w:p>
-      <w:pPr>
-        <w:spacing w:after="120"/>
-      </w:pPr>
-      <w:r>
-        <w:rPr>
-          <w:i/>
-          <w:color w:val="888888"/>
-          <w:sz w:val="16"/>
-        </w:rPr>
-        <w:t>Medida de fiscalização com impacto direto na saúde pública e no mercado farmacêutico.</w:t>
-      </w:r>
-    </w:p>
-    <w:p>
-      <w:pPr>
-        <w:spacing w:before="160" w:after="40"/>
-      </w:pPr>
-      <w:r>
-        <w:rPr>
-          <w:b/>
-          <w:color w:val="1A1A1A"/>
-          <w:sz w:val="22"/>
-        </w:rPr>
-        <w:t xml:space="preserve">Anvisa convida Visas a participarem de pesquisas estratégicas   </w:t>
-      </w:r>
-      <w:r>
-        <w:rPr>
-          <w:b/>
-          <w:color w:val="D68910"/>
-          <w:sz w:val="16"/>
-        </w:rPr>
-        <w:t>[MÉDIA]</w:t>
-      </w:r>
-    </w:p>
-    <w:p>
-      <w:pPr>
-        <w:spacing w:after="40"/>
-      </w:pPr>
-      <w:r>
-        <w:rPr>
-          <w:color w:val="4A4A4A"/>
-          <w:sz w:val="20"/>
-        </w:rPr>
-        <w:t>A Anvisa lançou duas pesquisas para aprimorar os instrumentos de inspeção em serviços de saúde e de interesse para a saúde.</w:t>
-      </w:r>
-    </w:p>
-    <w:p>
-      <w:pPr>
-        <w:spacing w:after="40"/>
-      </w:pPr>
-      <w:r>
-        <w:rPr>
-          <w:b/>
-          <w:color w:val="888888"/>
-          <w:sz w:val="18"/>
-        </w:rPr>
-        <w:t xml:space="preserve">Publicado: </w:t>
-      </w:r>
-      <w:r>
-        <w:rPr>
-          <w:color w:val="888888"/>
-          <w:sz w:val="18"/>
-        </w:rPr>
-        <w:t xml:space="preserve">2026-07-09   </w:t>
-      </w:r>
-      <w:hyperlink r:id="rId29">
-        <w:r>
-          <w:rPr>
-            <w:color w:val="1A4D2E"/>
-            <w:u w:val="single"/>
-            <w:b/>
-          </w:rPr>
-          <w:t>Acessar materia</w:t>
-        </w:r>
-      </w:hyperlink>
-    </w:p>
-    <w:p>
-      <w:pPr>
-        <w:spacing w:after="120"/>
-      </w:pPr>
-      <w:r>
-        <w:rPr>
-          <w:i/>
-          <w:color w:val="888888"/>
-          <w:sz w:val="16"/>
-        </w:rPr>
-        <w:t>Lançamento de pesquisas para aprimorar a fiscalização sanitária, relevante para o setor de saúde.</w:t>
-      </w:r>
-    </w:p>
-    <w:p>
-      <w:pPr>
-        <w:spacing w:before="160" w:after="40"/>
-      </w:pPr>
-      <w:r>
-        <w:rPr>
-          <w:b/>
-          <w:color w:val="1A1A1A"/>
-          <w:sz w:val="22"/>
-        </w:rPr>
-        <w:t xml:space="preserve">Anvisa determina recolhimento de suplementos alimentares irregulares   </w:t>
-      </w:r>
-      <w:r>
-        <w:rPr>
-          <w:b/>
-          <w:color w:val="C0392B"/>
-          <w:sz w:val="16"/>
-        </w:rPr>
-        <w:t>[ALTA]</w:t>
-      </w:r>
-    </w:p>
-    <w:p>
-      <w:pPr>
-        <w:spacing w:after="40"/>
-      </w:pPr>
-      <w:r>
-        <w:rPr>
-          <w:color w:val="4A4A4A"/>
-          <w:sz w:val="20"/>
-        </w:rPr>
-        <w:t>A Anvisa determinou o recolhimento de suplementos alimentares da marca Alivemed por indícios de composição em desacordo com a regulamentação.</w:t>
-      </w:r>
-    </w:p>
-    <w:p>
-      <w:pPr>
-        <w:spacing w:after="40"/>
-      </w:pPr>
-      <w:r>
-        <w:rPr>
-          <w:b/>
-          <w:color w:val="888888"/>
-          <w:sz w:val="18"/>
-        </w:rPr>
-        <w:t xml:space="preserve">Publicado: </w:t>
-      </w:r>
-      <w:r>
-        <w:rPr>
-          <w:color w:val="888888"/>
-          <w:sz w:val="18"/>
-        </w:rPr>
-        <w:t xml:space="preserve">2026-07-09   </w:t>
-      </w:r>
-      <w:hyperlink r:id="rId30">
-        <w:r>
-          <w:rPr>
-            <w:color w:val="1A4D2E"/>
-            <w:u w:val="single"/>
-            <w:b/>
-          </w:rPr>
-          <w:t>Acessar materia</w:t>
-        </w:r>
-      </w:hyperlink>
-    </w:p>
-    <w:p>
-      <w:pPr>
-        <w:spacing w:after="120"/>
-      </w:pPr>
-      <w:r>
-        <w:rPr>
-          <w:i/>
-          <w:color w:val="888888"/>
-          <w:sz w:val="16"/>
-        </w:rPr>
-        <w:t>Medida de fiscalização com impacto direto na comercialização de suplementos alimentares.</w:t>
-      </w:r>
-    </w:p>
-    <w:p>
-      <w:pPr>
-        <w:spacing w:before="160" w:after="40"/>
-      </w:pPr>
-      <w:r>
-        <w:rPr>
-          <w:b/>
-          <w:color w:val="1A1A1A"/>
-          <w:sz w:val="22"/>
-        </w:rPr>
-        <w:t xml:space="preserve">Venda, distribuição, propaganda e uso de suplementos da Bioghen fabricados até 9/4 seguem proibidos   </w:t>
-      </w:r>
-      <w:r>
-        <w:rPr>
-          <w:b/>
-          <w:color w:val="C0392B"/>
-          <w:sz w:val="16"/>
-        </w:rPr>
-        <w:t>[ALTA]</w:t>
-      </w:r>
-    </w:p>
-    <w:p>
-      <w:pPr>
-        <w:spacing w:after="40"/>
-      </w:pPr>
-      <w:r>
-        <w:rPr>
-          <w:color w:val="4A4A4A"/>
-          <w:sz w:val="20"/>
-        </w:rPr>
-        <w:t>A Anvisa manteve a proibição de venda, distribuição, propaganda e uso de suplementos da Bioghen fabricados até 9/4, após avaliar pedido de revisão.</w:t>
-      </w:r>
-    </w:p>
-    <w:p>
-      <w:pPr>
-        <w:spacing w:after="40"/>
-      </w:pPr>
-      <w:r>
-        <w:rPr>
-          <w:b/>
-          <w:color w:val="888888"/>
-          <w:sz w:val="18"/>
-        </w:rPr>
-        <w:t xml:space="preserve">Publicado: </w:t>
-      </w:r>
-      <w:r>
-        <w:rPr>
-          <w:color w:val="888888"/>
-          <w:sz w:val="18"/>
-        </w:rPr>
-        <w:t xml:space="preserve">2026-07-09   </w:t>
-      </w:r>
-      <w:hyperlink r:id="rId31">
-        <w:r>
-          <w:rPr>
-            <w:color w:val="1A4D2E"/>
-            <w:u w:val="single"/>
-            <w:b/>
-          </w:rPr>
-          <w:t>Acessar materia</w:t>
-        </w:r>
-      </w:hyperlink>
-    </w:p>
-    <w:p>
-      <w:pPr>
-        <w:spacing w:after="120"/>
-      </w:pPr>
-      <w:r>
-        <w:rPr>
-          <w:i/>
-          <w:color w:val="888888"/>
-          <w:sz w:val="16"/>
-        </w:rPr>
-        <w:t>Manutenção de proibição de produtos, com impacto direto na empresa e no mercado de suplementos.</w:t>
-      </w:r>
-    </w:p>
-    <w:p/>
-    <w:tbl>
-      <w:tblPr>
-        <w:tblW w:type="auto" w:w="0"/>
-        <w:tblLayout w:type="fixed"/>
-        <w:tblLook w:firstColumn="1" w:firstRow="1" w:lastColumn="0" w:lastRow="0" w:noHBand="0" w:noVBand="1" w:val="04A0"/>
-      </w:tblPr>
-      <w:tblGrid>
-        <w:gridCol w:w="9638"/>
-      </w:tblGrid>
-      <w:tr>
-        <w:tc>
-          <w:tcPr>
-            <w:tcW w:type="dxa" w:w="9638"/>
-          </w:tcPr>
-          <w:p>
-            <w:pPr>
-              <w:spacing w:before="120" w:after="40"/>
-            </w:pPr>
-            <w:r>
-              <w:rPr>
-                <w:b w:val="0"/>
-                <w:color w:val="1A4D2E"/>
-                <w:sz w:val="32"/>
-              </w:rPr>
-              <w:t>Transparencia da coleta</w:t>
-            </w:r>
-          </w:p>
-        </w:tc>
-      </w:tr>
-    </w:tbl>
-    <w:p>
-      <w:r>
-        <w:rPr>
-          <w:b/>
-          <w:color w:val="1A4D2E"/>
-          <w:sz w:val="20"/>
-        </w:rPr>
-        <w:t>Fontes sem publicacao na janela:</w:t>
-      </w:r>
-    </w:p>
-    <w:p>
-      <w:pPr>
-        <w:pStyle w:val="ListBullet"/>
-      </w:pPr>
-      <w:r>
-        <w:rPr>
-          <w:color w:val="4A4A4A"/>
-          <w:sz w:val="18"/>
-        </w:rPr>
-        <w:t>CCEE | Noticias - Nenhum resultado encontrado na janela temporal.</w:t>
-      </w:r>
-    </w:p>
-    <w:p>
-      <w:pPr>
-        <w:pStyle w:val="ListBullet"/>
-      </w:pPr>
-      <w:r>
-        <w:rPr>
-          <w:color w:val="4A4A4A"/>
-          <w:sz w:val="18"/>
-        </w:rPr>
-        <w:t>Ministério da Fazenda | Notícias - Nenhum resultado encontrado na janela temporal.</w:t>
-      </w:r>
-    </w:p>
-    <w:p>
-      <w:pPr>
-        <w:pStyle w:val="ListBullet"/>
-      </w:pPr>
-      <w:r>
-        <w:rPr>
-          <w:color w:val="4A4A4A"/>
-          <w:sz w:val="18"/>
-        </w:rPr>
-        <w:t>ANPD | Notícias - Nenhum resultado encontrado na janela temporal.</w:t>
-      </w:r>
-    </w:p>
-    <w:p>
-      <w:pPr>
-        <w:pStyle w:val="ListBullet"/>
-      </w:pPr>
-      <w:r>
-        <w:rPr>
-          <w:color w:val="4A4A4A"/>
-          <w:sz w:val="18"/>
-        </w:rPr>
-        <w:t>CVM | Notícias - Nenhum resultado encontrado na janela temporal.</w:t>
-      </w:r>
-    </w:p>
-    <w:p>
-      <w:pPr>
-        <w:pStyle w:val="ListBullet"/>
-      </w:pPr>
-      <w:r>
-        <w:rPr>
-          <w:color w:val="4A4A4A"/>
-          <w:sz w:val="18"/>
-        </w:rPr>
-        <w:t>B3 | Ofícios e Comunicados - Nenhum resultado encontrado na janela temporal.</w:t>
-      </w:r>
-    </w:p>
-    <w:p>
-      <w:pPr>
-        <w:pStyle w:val="ListBullet"/>
-      </w:pPr>
-      <w:r>
-        <w:rPr>
-          <w:color w:val="4A4A4A"/>
-          <w:sz w:val="18"/>
-        </w:rPr>
-        <w:t>ONS | Notícias - Nenhum item encontrado na fonte.</w:t>
-      </w:r>
-    </w:p>
-    <w:p>
-      <w:pPr>
-        <w:pStyle w:val="ListBullet"/>
-      </w:pPr>
-      <w:r>
-        <w:rPr>
-          <w:color w:val="4A4A4A"/>
-          <w:sz w:val="18"/>
-        </w:rPr>
-        <w:t>ANEEL | Últimas Notícias - Nenhum resultado encontrado na janela temporal.</w:t>
-      </w:r>
-    </w:p>
-    <w:p>
-      <w:pPr>
-        <w:pStyle w:val="ListBullet"/>
-      </w:pPr>
-      <w:r>
-        <w:rPr>
-          <w:color w:val="4A4A4A"/>
-          <w:sz w:val="18"/>
-        </w:rPr>
-        <w:t>Secretaria de Prêmios e Apostas | Notícias - Nenhum resultado encontrado na fonte.</w:t>
-      </w:r>
-    </w:p>
-    <w:p>
-      <w:pPr>
-        <w:pStyle w:val="ListBullet"/>
-      </w:pPr>
-      <w:r>
-        <w:rPr>
-          <w:color w:val="4A4A4A"/>
-          <w:sz w:val="18"/>
-        </w:rPr>
-        <w:t>INPI | Notícias - Nenhum resultado encontrado na janela temporal.</w:t>
-      </w:r>
-    </w:p>
-    <w:p>
-      <w:pPr>
-        <w:pStyle w:val="ListBullet"/>
-      </w:pPr>
-      <w:r>
-        <w:rPr>
-          <w:color w:val="4A4A4A"/>
-          <w:sz w:val="18"/>
-        </w:rPr>
-        <w:t>Ministério da Agricultura | Notícias - Nenhum resultado encontrado na janela temporal.</w:t>
-      </w:r>
-    </w:p>
-    <w:p>
-      <w:r>
-        <w:rPr>
-          <w:b/>
-          <w:color w:val="D68910"/>
-          <w:sz w:val="20"/>
-        </w:rPr>
-        <w:t>Fontes sem resultado relevante:</w:t>
-      </w:r>
-    </w:p>
-    <w:p>
-      <w:pPr>
-        <w:pStyle w:val="ListBullet"/>
-      </w:pPr>
-      <w:r>
-        <w:rPr>
-          <w:color w:val="4A4A4A"/>
-          <w:sz w:val="18"/>
-        </w:rPr>
-        <w:t>Destaques do D.O.U. - Página de busca, não lista publicações diretamente.</w:t>
-      </w:r>
-    </w:p>
-    <w:p>
-      <w:pPr>
-        <w:pStyle w:val="ListBullet"/>
-      </w:pPr>
-      <w:r>
-        <w:rPr>
-          <w:color w:val="4A4A4A"/>
-          <w:sz w:val="18"/>
-        </w:rPr>
-        <w:t>Receita Federal | Normas - Página de busca, não lista publicações diretamente.</w:t>
-      </w:r>
-    </w:p>
-    <w:p>
-      <w:pPr>
-        <w:pStyle w:val="ListBullet"/>
-      </w:pPr>
-      <w:r>
-        <w:rPr>
-          <w:color w:val="4A4A4A"/>
-          <w:sz w:val="18"/>
-        </w:rPr>
-        <w:t>CGU | Notícias - Conteúdo restrito, requer autenticação.</w:t>
-      </w:r>
-    </w:p>
-    <w:p>
-      <w:pPr>
-        <w:pStyle w:val="ListBullet"/>
-      </w:pPr>
-      <w:r>
-        <w:rPr>
-          <w:color w:val="4A4A4A"/>
-          <w:sz w:val="18"/>
-        </w:rPr>
-        <w:t>COAF | Notícias - Conteúdo não carregado ('Carregando') ou não disponível.</w:t>
-      </w:r>
-    </w:p>
-    <w:p>
-      <w:pPr>
-        <w:pStyle w:val="ListBullet"/>
-      </w:pPr>
-      <w:r>
-        <w:rPr>
-          <w:color w:val="4A4A4A"/>
-          <w:sz w:val="18"/>
-        </w:rPr>
-        <w:t>Ministério do Meio Ambiente | Notícias - Conteúdo restrito, requer autenticação.</w:t>
-      </w:r>
-    </w:p>
-    <w:p>
-      <w:pPr>
-        <w:pStyle w:val="ListBullet"/>
-      </w:pPr>
-      <w:r>
-        <w:rPr>
-          <w:color w:val="4A4A4A"/>
-          <w:sz w:val="18"/>
-        </w:rPr>
-        <w:t>SENACON | Notícias - Conteúdo restrito, requer autenticação.</w:t>
-      </w:r>
-    </w:p>
-    <w:p>
-      <w:r>
-        <w:rPr>
-          <w:b/>
-          <w:color w:val="C0392B"/>
-          <w:sz w:val="20"/>
-        </w:rPr>
-        <w:t>Fontes com erro tecnico:</w:t>
-      </w:r>
-    </w:p>
-    <w:p>
-      <w:pPr>
-        <w:pStyle w:val="ListBullet"/>
-      </w:pPr>
-      <w:r>
-        <w:rPr>
-          <w:color w:val="4A4A4A"/>
-          <w:sz w:val="18"/>
-        </w:rPr>
-        <w:t>Planalto | Resenha Diaria - Internal Server Error: Failed to scrape. All scraping engines failed to retrieve content from this URL. Engines tried: [index, fire-engine;chrome-cdp, fire-engine(retry);chrome-cdp, fire-engine;tlscli</w:t>
+        <w:t>Isso pode ocorrer em fins de semana, feriados ou dias sem publicacoes relevantes.</w:t>
       </w:r>
     </w:p>
     <w:p/>
@@ -2796,7 +295,7 @@
           <w:color w:val="888888"/>
           <w:sz w:val="16"/>
         </w:rPr>
-        <w:t>Janela analisada: 2026-07-09T00:00 ate 2026-07-10T10:13</w:t>
+        <w:t>Janela analisada: 2026-07-10T00:00 ate 2026-07-13T10:25</w:t>
       </w:r>
     </w:p>
     <w:sectPr>
